--- a/templates/working/Договор_ЭКС_2_собств.docx
+++ b/templates/working/Договор_ЭКС_2_собств.docx
@@ -25,7 +25,7 @@
           <w:szCs w:val="24"/>
           <w:lang w:eastAsia="ru-RU"/>
         </w:rPr>
-        <w:t xml:space="preserve">ДОГОВОР №{{deal.contractNumber}}</w:t>
+        <w:t>ДОГОВОР №{{deal.contractNumber}}</w:t>
       </w:r>
     </w:p>
     <w:p>
@@ -100,7 +100,7 @@
           <w:szCs w:val="24"/>
           <w:lang w:eastAsia="ru-RU"/>
         </w:rPr>
-        <w:t xml:space="preserve">г.Лида                                                                                                                                        {{deal.date}}г.</w:t>
+        <w:t>г.Лида                                                                                                                                        {{deal.date}}г.</w:t>
       </w:r>
     </w:p>
     <w:p>
@@ -124,30 +124,128 @@
       <w:r>
         <w:rPr>
           <w:rFonts w:ascii="Times New Roman" w:eastAsia="Times New Roman" w:hAnsi="Times New Roman"/>
-          <w:sz w:val="24"/>
-          <w:szCs w:val="24"/>
-          <w:lang w:eastAsia="ru-RU"/>
-        </w:rPr>
-        <w:t xml:space="preserve">{{seller.fullName}}, {{seller.birthDate}} г.р., паспорт {{seller.passport}}, выдан {{seller.passportIssuedBy}} {{seller.passportIssueDate}}, идентификационный номер {{seller.id}}, зарегистрированный(ая) по адресу: {{seller.address}}, {{owner1.fullName}}, {{owner1.birthDate}} г.р., паспорт {{owner1.passport}}, выдан {{owner1.passportIssuedBy}} {{owner1.passportIssueDate}}, идентификационный номер {{owner1.id}}, зарегистрированный(ая) по адресу: {{owner1.address}}, в дальнейшем именуемые "Потребители", и Общество с ограниченной ответственностью «ГермесГарант» на основании лицензии Министерства юстиции Республики Беларусь 02240/543 от 12.06.2026г, договора обязательного страхования ответственности за причинение вреда в связи с осуществлением риэлтерской деятельности с БРУСП «Белгострах» от 26.05.2026г. до 25.05.2027г. (страховой полис серия БР №0005842), в лице директора Турко Ольги Ростиславовны, действующего на основании Устава, в дальнейшем именуемое "Исполнитель", совместно именуемые "Стороны", заключили настоящий договор о нижеследующем:</w:t>
-      </w:r>
-    </w:p>
-    <w:p>
-      <w:pPr>
-        <w:autoSpaceDE w:val="0"/>
-        <w:autoSpaceDN w:val="0"/>
-        <w:adjustRightInd w:val="0"/>
-        <w:spacing w:after="0" w:line="240" w:lineRule="auto"/>
-        <w:jc w:val="both"/>
-        <w:outlineLvl w:val="0"/>
-        <w:rPr>
-          <w:rFonts w:ascii="Times New Roman" w:eastAsia="Times New Roman" w:hAnsi="Times New Roman"/>
-          <w:sz w:val="24"/>
-          <w:szCs w:val="24"/>
-          <w:lang w:eastAsia="ru-RU"/>
-        </w:rPr>
-      </w:pPr>
-    </w:p>
-    <w:bookmarkEnd w:id="0"/>
+          <w:b/>
+          <w:bCs/>
+          <w:sz w:val="24"/>
+          <w:szCs w:val="24"/>
+          <w:lang w:eastAsia="ru-RU"/>
+        </w:rPr>
+        <w:t>{{</w:t>
+      </w:r>
+      <w:proofErr w:type="spellStart"/>
+      <w:r>
+        <w:rPr>
+          <w:rFonts w:ascii="Times New Roman" w:eastAsia="Times New Roman" w:hAnsi="Times New Roman"/>
+          <w:b/>
+          <w:bCs/>
+          <w:sz w:val="24"/>
+          <w:szCs w:val="24"/>
+          <w:lang w:eastAsia="ru-RU"/>
+        </w:rPr>
+        <w:t>seller.fullName</w:t>
+      </w:r>
+      <w:proofErr w:type="spellEnd"/>
+      <w:r>
+        <w:rPr>
+          <w:rFonts w:ascii="Times New Roman" w:eastAsia="Times New Roman" w:hAnsi="Times New Roman"/>
+          <w:b/>
+          <w:bCs/>
+          <w:sz w:val="24"/>
+          <w:szCs w:val="24"/>
+          <w:lang w:eastAsia="ru-RU"/>
+        </w:rPr>
+        <w:t>}}</w:t>
+      </w:r>
+      <w:r>
+        <w:rPr>
+          <w:rFonts w:ascii="Times New Roman" w:eastAsia="Times New Roman" w:hAnsi="Times New Roman"/>
+          <w:sz w:val="24"/>
+          <w:szCs w:val="24"/>
+          <w:lang w:eastAsia="ru-RU"/>
+        </w:rPr>
+        <w:t>, в дальнейшем именуемы</w:t>
+      </w:r>
+      <w:r>
+        <w:rPr>
+          <w:rFonts w:ascii="Times New Roman" w:eastAsia="Times New Roman" w:hAnsi="Times New Roman"/>
+          <w:sz w:val="24"/>
+          <w:szCs w:val="24"/>
+          <w:lang w:eastAsia="ru-RU"/>
+        </w:rPr>
+        <w:t>й</w:t>
+      </w:r>
+      <w:r>
+        <w:rPr>
+          <w:rFonts w:ascii="Times New Roman" w:eastAsia="Times New Roman" w:hAnsi="Times New Roman"/>
+          <w:sz w:val="24"/>
+          <w:szCs w:val="24"/>
+          <w:lang w:eastAsia="ru-RU"/>
+        </w:rPr>
+        <w:t xml:space="preserve"> </w:t>
+      </w:r>
+      <w:r>
+        <w:rPr>
+          <w:rFonts w:ascii="Times New Roman" w:eastAsia="Times New Roman" w:hAnsi="Times New Roman"/>
+          <w:b/>
+          <w:bCs/>
+          <w:sz w:val="24"/>
+          <w:szCs w:val="24"/>
+          <w:lang w:eastAsia="ru-RU"/>
+        </w:rPr>
+        <w:t>"Потребител</w:t>
+      </w:r>
+      <w:r>
+        <w:rPr>
+          <w:rFonts w:ascii="Times New Roman" w:eastAsia="Times New Roman" w:hAnsi="Times New Roman"/>
+          <w:b/>
+          <w:bCs/>
+          <w:sz w:val="24"/>
+          <w:szCs w:val="24"/>
+          <w:lang w:eastAsia="ru-RU"/>
+        </w:rPr>
+        <w:t>ь</w:t>
+      </w:r>
+      <w:r>
+        <w:rPr>
+          <w:rFonts w:ascii="Times New Roman" w:eastAsia="Times New Roman" w:hAnsi="Times New Roman"/>
+          <w:b/>
+          <w:bCs/>
+          <w:sz w:val="24"/>
+          <w:szCs w:val="24"/>
+          <w:lang w:eastAsia="ru-RU"/>
+        </w:rPr>
+        <w:t>"</w:t>
+      </w:r>
+      <w:r>
+        <w:rPr>
+          <w:rFonts w:ascii="Times New Roman" w:eastAsia="Times New Roman" w:hAnsi="Times New Roman"/>
+          <w:sz w:val="24"/>
+          <w:szCs w:val="24"/>
+          <w:lang w:eastAsia="ru-RU"/>
+        </w:rPr>
+        <w:t xml:space="preserve">, и Общество с ограниченной ответственностью «ГермесГарант» на основании лицензии Министерства юстиции Республики Беларусь 02240/543 от 12.06.2026г, договора обязательного страхования ответственности за причинение вреда в связи с осуществлением риэлтерской деятельности с БРУСП «Белгострах» от 26.05.2026г. до 25.05.2027г. (страховой полис серия БР №0005842), в лице директора Турко Ольги Ростиславовны, действующего на основании Устава, в дальнейшем именуемое </w:t>
+      </w:r>
+      <w:r>
+        <w:rPr>
+          <w:rFonts w:ascii="Times New Roman" w:eastAsia="Times New Roman" w:hAnsi="Times New Roman"/>
+          <w:b/>
+          <w:bCs/>
+          <w:sz w:val="24"/>
+          <w:szCs w:val="24"/>
+          <w:lang w:eastAsia="ru-RU"/>
+        </w:rPr>
+        <w:t>"Исполнитель"</w:t>
+      </w:r>
+      <w:r>
+        <w:rPr>
+          <w:rFonts w:ascii="Times New Roman" w:eastAsia="Times New Roman" w:hAnsi="Times New Roman"/>
+          <w:sz w:val="24"/>
+          <w:szCs w:val="24"/>
+          <w:lang w:eastAsia="ru-RU"/>
+        </w:rPr>
+        <w:t>, совместно именуемые "Стороны", заключили настоящий договор о нижеследующем:</w:t>
+      </w:r>
+    </w:p>
     <w:p>
       <w:pPr>
         <w:autoSpaceDE w:val="0"/>
@@ -163,6 +261,22 @@
           <w:lang w:eastAsia="ru-RU"/>
         </w:rPr>
       </w:pPr>
+    </w:p>
+    <w:p>
+      <w:pPr>
+        <w:autoSpaceDE w:val="0"/>
+        <w:autoSpaceDN w:val="0"/>
+        <w:adjustRightInd w:val="0"/>
+        <w:spacing w:after="0" w:line="240" w:lineRule="auto"/>
+        <w:jc w:val="center"/>
+        <w:rPr>
+          <w:rFonts w:ascii="Times New Roman" w:eastAsia="Times New Roman" w:hAnsi="Times New Roman"/>
+          <w:b/>
+          <w:sz w:val="24"/>
+          <w:szCs w:val="24"/>
+          <w:lang w:eastAsia="ru-RU"/>
+        </w:rPr>
+      </w:pPr>
       <w:r>
         <w:rPr>
           <w:rFonts w:ascii="Times New Roman" w:eastAsia="Times New Roman" w:hAnsi="Times New Roman"/>
@@ -195,7 +309,7 @@
           <w:szCs w:val="24"/>
           <w:lang w:eastAsia="ru-RU"/>
         </w:rPr>
-        <w:t xml:space="preserve">1.1.  Предметом настоящего договора является оказание Исполнителем Потребителям риэлтерских услуг по содействию в продаже принадлежащего Потребителям на праве собственности объекта недвижимого имущества (далее – риэлтерские услуги), представляющего собой – "{{property.type}}", расположенный по адресу {{property.address}}.</w:t>
+        <w:t>1.1.  Предметом настоящего договора является оказание Исполнителем Потребителям риэлтерских услуг по содействию в продаже принадлежащего Потребителям на праве собственности объекта недвижимого имущества (далее – риэлтерские услуги), представляющего собой – "{{property.type}}", расположенный по адресу {{property.address}}.</w:t>
       </w:r>
     </w:p>
     <w:p>
@@ -227,45 +341,147 @@
         </w:rPr>
         <w:t>.2. Описание Объекта:</w:t>
       </w:r>
-    </w:p>
-    <w:p>
-      <w:pPr>
-        <w:spacing w:after="0"/>
-        <w:ind w:left="567" w:hanging="141"/>
-        <w:jc w:val="both"/>
-        <w:rPr>
-          <w:rFonts w:ascii="Times New Roman" w:hAnsi="Times New Roman"/>
-          <w:sz w:val="24"/>
-          <w:szCs w:val="24"/>
-        </w:rPr>
-      </w:pPr>
-      <w:r>
-        <w:rPr>
-          <w:rFonts w:ascii="Times New Roman" w:hAnsi="Times New Roman"/>
-          <w:sz w:val="24"/>
-          <w:szCs w:val="24"/>
-        </w:rPr>
-        <w:t xml:space="preserve">кол-во комнат: {{property.rooms}}; общая пл. {{property.areaTotal}} м²; жилая пл. {{property.areaLiving}} м²; этаж/этажность: {{property.floor}}/{{property.floors}}, материал</w:t>
-      </w:r>
-    </w:p>
-    <w:p>
-      <w:pPr>
-        <w:spacing w:after="0"/>
-        <w:ind w:left="567" w:hanging="141"/>
-        <w:jc w:val="both"/>
-        <w:rPr>
-          <w:rFonts w:ascii="Times New Roman" w:hAnsi="Times New Roman"/>
-          <w:sz w:val="24"/>
-          <w:szCs w:val="24"/>
-        </w:rPr>
-      </w:pPr>
-      <w:r>
-        <w:rPr>
-          <w:rFonts w:ascii="Times New Roman" w:hAnsi="Times New Roman"/>
-          <w:sz w:val="24"/>
-          <w:szCs w:val="24"/>
-        </w:rPr>
-        <w:t xml:space="preserve">стен: {{property.wallMaterial}}, г.п. {{property.yearBuilt}}, инвентарный номер – {{property.inventoryNumber}}</w:t>
+      <w:r>
+        <w:rPr>
+          <w:rFonts w:ascii="Times New Roman" w:hAnsi="Times New Roman"/>
+          <w:sz w:val="24"/>
+          <w:szCs w:val="24"/>
+        </w:rPr>
+        <w:t xml:space="preserve"> </w:t>
+      </w:r>
+      <w:r>
+        <w:rPr>
+          <w:rFonts w:ascii="Times New Roman" w:hAnsi="Times New Roman"/>
+          <w:sz w:val="24"/>
+          <w:szCs w:val="24"/>
+        </w:rPr>
+        <w:t>кол-во комнат: {{</w:t>
+      </w:r>
+      <w:proofErr w:type="spellStart"/>
+      <w:proofErr w:type="gramStart"/>
+      <w:r>
+        <w:rPr>
+          <w:rFonts w:ascii="Times New Roman" w:hAnsi="Times New Roman"/>
+          <w:sz w:val="24"/>
+          <w:szCs w:val="24"/>
+        </w:rPr>
+        <w:t>property.rooms</w:t>
+      </w:r>
+      <w:proofErr w:type="spellEnd"/>
+      <w:proofErr w:type="gramEnd"/>
+      <w:r>
+        <w:rPr>
+          <w:rFonts w:ascii="Times New Roman" w:hAnsi="Times New Roman"/>
+          <w:sz w:val="24"/>
+          <w:szCs w:val="24"/>
+        </w:rPr>
+        <w:t>}}; общая пл. {{property.areaTotal}} м²; жилая пл. {{property.areaLiving}} м²; этаж/этажность: {{</w:t>
+      </w:r>
+      <w:proofErr w:type="spellStart"/>
+      <w:r>
+        <w:rPr>
+          <w:rFonts w:ascii="Times New Roman" w:hAnsi="Times New Roman"/>
+          <w:sz w:val="24"/>
+          <w:szCs w:val="24"/>
+        </w:rPr>
+        <w:t>property.floor</w:t>
+      </w:r>
+      <w:proofErr w:type="spellEnd"/>
+      <w:r>
+        <w:rPr>
+          <w:rFonts w:ascii="Times New Roman" w:hAnsi="Times New Roman"/>
+          <w:sz w:val="24"/>
+          <w:szCs w:val="24"/>
+        </w:rPr>
+        <w:t>}}/{{</w:t>
+      </w:r>
+      <w:proofErr w:type="spellStart"/>
+      <w:r>
+        <w:rPr>
+          <w:rFonts w:ascii="Times New Roman" w:hAnsi="Times New Roman"/>
+          <w:sz w:val="24"/>
+          <w:szCs w:val="24"/>
+        </w:rPr>
+        <w:t>property.floors</w:t>
+      </w:r>
+      <w:proofErr w:type="spellEnd"/>
+      <w:r>
+        <w:rPr>
+          <w:rFonts w:ascii="Times New Roman" w:hAnsi="Times New Roman"/>
+          <w:sz w:val="24"/>
+          <w:szCs w:val="24"/>
+        </w:rPr>
+        <w:t>}}, материал</w:t>
+      </w:r>
+      <w:r>
+        <w:rPr>
+          <w:rFonts w:ascii="Times New Roman" w:hAnsi="Times New Roman"/>
+          <w:sz w:val="24"/>
+          <w:szCs w:val="24"/>
+        </w:rPr>
+        <w:t xml:space="preserve"> </w:t>
+      </w:r>
+      <w:r>
+        <w:rPr>
+          <w:rFonts w:ascii="Times New Roman" w:hAnsi="Times New Roman"/>
+          <w:sz w:val="24"/>
+          <w:szCs w:val="24"/>
+        </w:rPr>
+        <w:t>стен: {{</w:t>
+      </w:r>
+      <w:proofErr w:type="spellStart"/>
+      <w:r>
+        <w:rPr>
+          <w:rFonts w:ascii="Times New Roman" w:hAnsi="Times New Roman"/>
+          <w:sz w:val="24"/>
+          <w:szCs w:val="24"/>
+        </w:rPr>
+        <w:t>property.wallMaterial</w:t>
+      </w:r>
+      <w:proofErr w:type="spellEnd"/>
+      <w:r>
+        <w:rPr>
+          <w:rFonts w:ascii="Times New Roman" w:hAnsi="Times New Roman"/>
+          <w:sz w:val="24"/>
+          <w:szCs w:val="24"/>
+        </w:rPr>
+        <w:t xml:space="preserve">}}, </w:t>
+      </w:r>
+      <w:proofErr w:type="spellStart"/>
+      <w:r>
+        <w:rPr>
+          <w:rFonts w:ascii="Times New Roman" w:hAnsi="Times New Roman"/>
+          <w:sz w:val="24"/>
+          <w:szCs w:val="24"/>
+        </w:rPr>
+        <w:t>г.п</w:t>
+      </w:r>
+      <w:proofErr w:type="spellEnd"/>
+      <w:r>
+        <w:rPr>
+          <w:rFonts w:ascii="Times New Roman" w:hAnsi="Times New Roman"/>
+          <w:sz w:val="24"/>
+          <w:szCs w:val="24"/>
+        </w:rPr>
+        <w:t>. {{property.yearBuilt}}, инвентарный номер – {{</w:t>
+      </w:r>
+      <w:proofErr w:type="spellStart"/>
+      <w:r>
+        <w:rPr>
+          <w:rFonts w:ascii="Times New Roman" w:hAnsi="Times New Roman"/>
+          <w:sz w:val="24"/>
+          <w:szCs w:val="24"/>
+        </w:rPr>
+        <w:t>property.inventoryNumber</w:t>
+      </w:r>
+      <w:proofErr w:type="spellEnd"/>
+      <w:r>
+        <w:rPr>
+          <w:rFonts w:ascii="Times New Roman" w:hAnsi="Times New Roman"/>
+          <w:sz w:val="24"/>
+          <w:szCs w:val="24"/>
+        </w:rPr>
+        <w:t>}}</w:t>
       </w:r>
     </w:p>
     <w:p>
@@ -346,32 +562,100 @@
           <w:szCs w:val="24"/>
           <w:lang w:eastAsia="ru-RU"/>
         </w:rPr>
-        <w:t xml:space="preserve">1.4. Ориентировочная стоимость {{property.priceBYN}} ({{property.priceWords}}</w:t>
-      </w:r>
-    </w:p>
-    <w:p>
-      <w:pPr>
-        <w:autoSpaceDE w:val="0"/>
-        <w:autoSpaceDN w:val="0"/>
-        <w:adjustRightInd w:val="0"/>
-        <w:spacing w:after="0" w:line="240" w:lineRule="auto"/>
-        <w:ind w:left="567"/>
-        <w:jc w:val="both"/>
-        <w:rPr>
-          <w:rFonts w:ascii="Times New Roman" w:eastAsia="Times New Roman" w:hAnsi="Times New Roman"/>
-          <w:sz w:val="24"/>
-          <w:szCs w:val="24"/>
-          <w:lang w:eastAsia="ru-RU"/>
-        </w:rPr>
-      </w:pPr>
-      <w:r>
-        <w:rPr>
-          <w:rFonts w:ascii="Times New Roman" w:eastAsia="Times New Roman" w:hAnsi="Times New Roman"/>
-          <w:sz w:val="24"/>
-          <w:szCs w:val="24"/>
-          <w:lang w:eastAsia="ru-RU"/>
-        </w:rPr>
-        <w:t xml:space="preserve">) белорусских рублей.</w:t>
+        <w:t xml:space="preserve">1.4. Ориентировочная стоимость </w:t>
+      </w:r>
+      <w:r>
+        <w:rPr>
+          <w:rFonts w:ascii="Times New Roman" w:eastAsia="Times New Roman" w:hAnsi="Times New Roman"/>
+          <w:b/>
+          <w:bCs/>
+          <w:sz w:val="24"/>
+          <w:szCs w:val="24"/>
+          <w:lang w:eastAsia="ru-RU"/>
+        </w:rPr>
+        <w:t>{{</w:t>
+      </w:r>
+      <w:proofErr w:type="spellStart"/>
+      <w:proofErr w:type="gramStart"/>
+      <w:r>
+        <w:rPr>
+          <w:rFonts w:ascii="Times New Roman" w:eastAsia="Times New Roman" w:hAnsi="Times New Roman"/>
+          <w:b/>
+          <w:bCs/>
+          <w:sz w:val="24"/>
+          <w:szCs w:val="24"/>
+          <w:lang w:eastAsia="ru-RU"/>
+        </w:rPr>
+        <w:t>property.priceBYN</w:t>
+      </w:r>
+      <w:proofErr w:type="spellEnd"/>
+      <w:proofErr w:type="gramEnd"/>
+      <w:r>
+        <w:rPr>
+          <w:rFonts w:ascii="Times New Roman" w:eastAsia="Times New Roman" w:hAnsi="Times New Roman"/>
+          <w:b/>
+          <w:bCs/>
+          <w:sz w:val="24"/>
+          <w:szCs w:val="24"/>
+          <w:lang w:eastAsia="ru-RU"/>
+        </w:rPr>
+        <w:t>}}</w:t>
+      </w:r>
+      <w:r>
+        <w:rPr>
+          <w:rFonts w:ascii="Times New Roman" w:eastAsia="Times New Roman" w:hAnsi="Times New Roman"/>
+          <w:sz w:val="24"/>
+          <w:szCs w:val="24"/>
+          <w:lang w:eastAsia="ru-RU"/>
+        </w:rPr>
+        <w:t xml:space="preserve"> </w:t>
+      </w:r>
+      <w:r>
+        <w:rPr>
+          <w:rFonts w:ascii="Times New Roman" w:eastAsia="Times New Roman" w:hAnsi="Times New Roman"/>
+          <w:sz w:val="24"/>
+          <w:szCs w:val="24"/>
+          <w:lang w:eastAsia="ru-RU"/>
+        </w:rPr>
+        <w:t xml:space="preserve">белорусских рублей </w:t>
+      </w:r>
+      <w:r>
+        <w:rPr>
+          <w:rFonts w:ascii="Times New Roman" w:eastAsia="Times New Roman" w:hAnsi="Times New Roman"/>
+          <w:sz w:val="24"/>
+          <w:szCs w:val="24"/>
+          <w:lang w:eastAsia="ru-RU"/>
+        </w:rPr>
+        <w:t>({{</w:t>
+      </w:r>
+      <w:proofErr w:type="spellStart"/>
+      <w:r>
+        <w:rPr>
+          <w:rFonts w:ascii="Times New Roman" w:eastAsia="Times New Roman" w:hAnsi="Times New Roman"/>
+          <w:sz w:val="24"/>
+          <w:szCs w:val="24"/>
+          <w:lang w:eastAsia="ru-RU"/>
+        </w:rPr>
+        <w:t>property.priceWords</w:t>
+      </w:r>
+      <w:proofErr w:type="spellEnd"/>
+      <w:r>
+        <w:rPr>
+          <w:rFonts w:ascii="Times New Roman" w:eastAsia="Times New Roman" w:hAnsi="Times New Roman"/>
+          <w:sz w:val="24"/>
+          <w:szCs w:val="24"/>
+          <w:lang w:eastAsia="ru-RU"/>
+        </w:rPr>
+        <w:t>}}</w:t>
+      </w:r>
+      <w:r>
+        <w:rPr>
+          <w:rFonts w:ascii="Times New Roman" w:eastAsia="Times New Roman" w:hAnsi="Times New Roman"/>
+          <w:sz w:val="24"/>
+          <w:szCs w:val="24"/>
+          <w:lang w:eastAsia="ru-RU"/>
+        </w:rPr>
+        <w:t>).</w:t>
       </w:r>
     </w:p>
     <w:p>
@@ -465,7 +749,7 @@
         </w:rPr>
         <w:t xml:space="preserve"> </w:t>
       </w:r>
-      <w:bookmarkStart w:id="1" w:name="_Hlk232524639"/>
+      <w:bookmarkStart w:id="0" w:name="_Hlk232524639"/>
       <w:r>
         <w:rPr>
           <w:rFonts w:ascii="Times New Roman" w:eastAsia="Times New Roman" w:hAnsi="Times New Roman"/>
@@ -502,7 +786,7 @@
         </w:rPr>
         <w:t>нистерства Республики Беларусь 02.04.2026 №157)</w:t>
       </w:r>
-      <w:bookmarkEnd w:id="1"/>
+      <w:bookmarkEnd w:id="0"/>
       <w:r>
         <w:rPr>
           <w:rFonts w:ascii="Times New Roman" w:eastAsia="Times New Roman" w:hAnsi="Times New Roman"/>
@@ -584,7 +868,100 @@
           <w:szCs w:val="24"/>
           <w:lang w:eastAsia="ru-RU"/>
         </w:rPr>
-        <w:t xml:space="preserve">2.2. Стоимость риэлтерских услуг составляет {{commission.percent}} % от стоимости объекта недвижимого имущества, а именно {{commission.amountBYN}} ({{commission.amountWords}}) белорусских рублей, с включением в такую оплату затрат по риэлтерским услугам, указанным в абзацах втором — шестом пункта 1 статьи 16 Закона Республики Беларусь от 8 мая 2025 г. № 71-З «О риэлтерской деятельности».</w:t>
+        <w:t xml:space="preserve">2.2. Стоимость риэлтерских услуг составляет </w:t>
+      </w:r>
+      <w:r>
+        <w:rPr>
+          <w:rFonts w:ascii="Times New Roman" w:eastAsia="Times New Roman" w:hAnsi="Times New Roman"/>
+          <w:b/>
+          <w:bCs/>
+          <w:sz w:val="24"/>
+          <w:szCs w:val="24"/>
+          <w:lang w:eastAsia="ru-RU"/>
+        </w:rPr>
+        <w:t>{{commission.percent}}</w:t>
+      </w:r>
+      <w:r>
+        <w:rPr>
+          <w:rFonts w:ascii="Times New Roman" w:eastAsia="Times New Roman" w:hAnsi="Times New Roman"/>
+          <w:sz w:val="24"/>
+          <w:szCs w:val="24"/>
+          <w:lang w:eastAsia="ru-RU"/>
+        </w:rPr>
+        <w:t xml:space="preserve"> % от стоимости объекта недвижимого имущества, а именно </w:t>
+      </w:r>
+      <w:r>
+        <w:rPr>
+          <w:rFonts w:ascii="Times New Roman" w:eastAsia="Times New Roman" w:hAnsi="Times New Roman"/>
+          <w:b/>
+          <w:bCs/>
+          <w:sz w:val="24"/>
+          <w:szCs w:val="24"/>
+          <w:lang w:eastAsia="ru-RU"/>
+        </w:rPr>
+        <w:t>{{</w:t>
+      </w:r>
+      <w:proofErr w:type="spellStart"/>
+      <w:r>
+        <w:rPr>
+          <w:rFonts w:ascii="Times New Roman" w:eastAsia="Times New Roman" w:hAnsi="Times New Roman"/>
+          <w:b/>
+          <w:bCs/>
+          <w:sz w:val="24"/>
+          <w:szCs w:val="24"/>
+          <w:lang w:eastAsia="ru-RU"/>
+        </w:rPr>
+        <w:t>commission.amountBYN</w:t>
+      </w:r>
+      <w:proofErr w:type="spellEnd"/>
+      <w:r>
+        <w:rPr>
+          <w:rFonts w:ascii="Times New Roman" w:eastAsia="Times New Roman" w:hAnsi="Times New Roman"/>
+          <w:b/>
+          <w:bCs/>
+          <w:sz w:val="24"/>
+          <w:szCs w:val="24"/>
+          <w:lang w:eastAsia="ru-RU"/>
+        </w:rPr>
+        <w:t>}}</w:t>
+      </w:r>
+      <w:r>
+        <w:rPr>
+          <w:rFonts w:ascii="Times New Roman" w:eastAsia="Times New Roman" w:hAnsi="Times New Roman"/>
+          <w:sz w:val="24"/>
+          <w:szCs w:val="24"/>
+          <w:lang w:eastAsia="ru-RU"/>
+        </w:rPr>
+        <w:t xml:space="preserve"> белорусских рублей</w:t>
+      </w:r>
+      <w:r>
+        <w:rPr>
+          <w:rFonts w:ascii="Times New Roman" w:eastAsia="Times New Roman" w:hAnsi="Times New Roman"/>
+          <w:sz w:val="24"/>
+          <w:szCs w:val="24"/>
+          <w:lang w:eastAsia="ru-RU"/>
+        </w:rPr>
+        <w:t xml:space="preserve"> ({{</w:t>
+      </w:r>
+      <w:proofErr w:type="spellStart"/>
+      <w:r>
+        <w:rPr>
+          <w:rFonts w:ascii="Times New Roman" w:eastAsia="Times New Roman" w:hAnsi="Times New Roman"/>
+          <w:sz w:val="24"/>
+          <w:szCs w:val="24"/>
+          <w:lang w:eastAsia="ru-RU"/>
+        </w:rPr>
+        <w:t>commission.amountWords</w:t>
+      </w:r>
+      <w:proofErr w:type="spellEnd"/>
+      <w:r>
+        <w:rPr>
+          <w:rFonts w:ascii="Times New Roman" w:eastAsia="Times New Roman" w:hAnsi="Times New Roman"/>
+          <w:sz w:val="24"/>
+          <w:szCs w:val="24"/>
+          <w:lang w:eastAsia="ru-RU"/>
+        </w:rPr>
+        <w:t>}}), с включением в такую оплату затрат по риэлтерским услугам, указанным в абзацах втором — шестом пункта 1 статьи 16 Закона Республики Беларусь от 8 мая 2025 г. № 71-З «О риэлтерской деятельности».</w:t>
       </w:r>
     </w:p>
     <w:p>
@@ -905,16 +1282,24 @@
           <w:sz w:val="24"/>
           <w:szCs w:val="24"/>
         </w:rPr>
+        <w:t xml:space="preserve">         </w:t>
+      </w:r>
+      <w:r>
+        <w:rPr>
+          <w:rFonts w:ascii="Times New Roman" w:hAnsi="Times New Roman"/>
+          <w:sz w:val="24"/>
+          <w:szCs w:val="24"/>
+        </w:rPr>
+        <w:t xml:space="preserve">Согласно пункту 5 Положения о порядке установления и применения тарифов на риэлтерские услуги, утвержденного Постановлением Совета Министров Республики Беларусь от 01.11.2023 № </w:t>
+      </w:r>
+      <w:r>
+        <w:rPr>
+          <w:rFonts w:ascii="Times New Roman" w:hAnsi="Times New Roman"/>
+          <w:sz w:val="24"/>
+          <w:szCs w:val="24"/>
+        </w:rPr>
         <w:lastRenderedPageBreak/>
-        <w:t xml:space="preserve">         </w:t>
-      </w:r>
-      <w:r>
-        <w:rPr>
-          <w:rFonts w:ascii="Times New Roman" w:hAnsi="Times New Roman"/>
-          <w:sz w:val="24"/>
-          <w:szCs w:val="24"/>
-        </w:rPr>
-        <w:t xml:space="preserve">Согласно пункту 5 Положения о порядке установления и применения тарифов на риэлтерские услуги, утвержденного Постановлением Совета Министров Республики Беларусь от 01.11.2023 № 754 «О тарифах на риэлтерские услуги» </w:t>
+        <w:t xml:space="preserve">754 «О тарифах на риэлтерские услуги» </w:t>
       </w:r>
       <w:r>
         <w:rPr>
@@ -1432,16 +1817,7 @@
           <w:szCs w:val="24"/>
           <w:lang w:eastAsia="ru-RU"/>
         </w:rPr>
-        <w:t>беспечивать</w:t>
-      </w:r>
-      <w:r>
-        <w:rPr>
-          <w:rFonts w:ascii="Times New Roman" w:eastAsia="Times New Roman" w:hAnsi="Times New Roman"/>
-          <w:sz w:val="24"/>
-          <w:szCs w:val="24"/>
-          <w:lang w:eastAsia="ru-RU"/>
-        </w:rPr>
-        <w:t xml:space="preserve"> сохранность документов, конфиденциальность информации, полученных для совершения сделки с объектом недвижимого имущества; </w:t>
+        <w:t xml:space="preserve">беспечивать сохранность документов, конфиденциальность информации, полученных для совершения сделки с объектом недвижимого имущества; </w:t>
       </w:r>
     </w:p>
     <w:p>
@@ -1502,16 +1878,7 @@
           <w:szCs w:val="24"/>
           <w:lang w:eastAsia="ru-RU"/>
         </w:rPr>
-        <w:t>редставлять</w:t>
-      </w:r>
-      <w:r>
-        <w:rPr>
-          <w:rFonts w:ascii="Times New Roman" w:eastAsia="Times New Roman" w:hAnsi="Times New Roman"/>
-          <w:sz w:val="24"/>
-          <w:szCs w:val="24"/>
-          <w:lang w:eastAsia="ru-RU"/>
-        </w:rPr>
-        <w:t xml:space="preserve"> Потребителю информацию о ходе исполнения договора оказания риэлтерских услуг, в том числе о наличии (отсутствии) обстоятельств, влияющих на обеспечение соответствия законодательству оформления прав на объекты недвижимого имущества, защиты имущественных интересов граждан и юридических лиц;</w:t>
+        <w:t>редставлять Потребителю информацию о ходе исполнения договора оказания риэлтерских услуг, в том числе о наличии (отсутствии) обстоятельств, влияющих на обеспечение соответствия законодательству оформления прав на объекты недвижимого имущества, защиты имущественных интересов граждан и юридических лиц;</w:t>
       </w:r>
     </w:p>
     <w:p>
@@ -1529,7 +1896,7 @@
           <w:lang w:eastAsia="ru-RU"/>
         </w:rPr>
       </w:pPr>
-      <w:bookmarkStart w:id="3" w:name="_Hlk220314601"/>
+      <w:bookmarkStart w:id="1" w:name="_Hlk220314601"/>
       <w:r>
         <w:rPr>
           <w:rFonts w:ascii="Times New Roman" w:eastAsia="Times New Roman" w:hAnsi="Times New Roman"/>
@@ -1628,7 +1995,7 @@
         </w:rPr>
         <w:t>.</w:t>
       </w:r>
-      <w:bookmarkEnd w:id="3"/>
+      <w:bookmarkEnd w:id="1"/>
       <w:r>
         <w:rPr>
           <w:rFonts w:ascii="Times New Roman" w:eastAsia="Times New Roman" w:hAnsi="Times New Roman"/>
@@ -1852,7 +2219,7 @@
           <w:sz w:val="24"/>
           <w:szCs w:val="24"/>
         </w:rPr>
-        <w:t>3.1.</w:t>
+        <w:t>3.1.1</w:t>
       </w:r>
       <w:r>
         <w:rPr>
@@ -1861,7 +2228,7 @@
           <w:sz w:val="24"/>
           <w:szCs w:val="24"/>
         </w:rPr>
-        <w:t>1</w:t>
+        <w:t>2</w:t>
       </w:r>
       <w:r>
         <w:rPr>
@@ -1870,15 +2237,6 @@
           <w:sz w:val="24"/>
           <w:szCs w:val="24"/>
         </w:rPr>
-        <w:t>2</w:t>
-      </w:r>
-      <w:r>
-        <w:rPr>
-          <w:rFonts w:ascii="Times New Roman" w:hAnsi="Times New Roman"/>
-          <w:bCs/>
-          <w:sz w:val="24"/>
-          <w:szCs w:val="24"/>
-        </w:rPr>
         <w:t>.</w:t>
       </w:r>
       <w:r>
@@ -1897,26 +2255,7 @@
           <w:szCs w:val="24"/>
           <w:lang w:eastAsia="ru-RU"/>
         </w:rPr>
-        <w:t>рганизовать</w:t>
-      </w:r>
-      <w:r>
-        <w:rPr>
-          <w:rFonts w:ascii="Times New Roman" w:eastAsia="Times New Roman" w:hAnsi="Times New Roman"/>
-          <w:sz w:val="24"/>
-          <w:szCs w:val="24"/>
-          <w:lang w:eastAsia="ru-RU"/>
-        </w:rPr>
-        <w:t xml:space="preserve"> сбор документов, необходимых для удостоверения сделки с объектом недвижимого имущества, государственной регистрации недвижимого имущества, прав на него и сделок с ним, обеспечения государственной регистрации, а также нотариального </w:t>
-      </w:r>
-      <w:r>
-        <w:rPr>
-          <w:rFonts w:ascii="Times New Roman" w:eastAsia="Times New Roman" w:hAnsi="Times New Roman"/>
-          <w:sz w:val="24"/>
-          <w:szCs w:val="24"/>
-          <w:lang w:eastAsia="ru-RU"/>
-        </w:rPr>
-        <w:lastRenderedPageBreak/>
-        <w:t>удостоверения сделки либо удостоверения регистратором документа, являющегося основанием для государственной регистрации сделки с недвижимым имуществом;</w:t>
+        <w:t>рганизовать сбор документов, необходимых для удостоверения сделки с объектом недвижимого имущества, государственной регистрации недвижимого имущества, прав на него и сделок с ним, обеспечения государственной регистрации, а также нотариального удостоверения сделки либо удостоверения регистратором документа, являющегося основанием для государственной регистрации сделки с недвижимым имуществом;</w:t>
       </w:r>
     </w:p>
     <w:p>
@@ -1937,16 +2276,8 @@
           <w:sz w:val="24"/>
           <w:szCs w:val="24"/>
         </w:rPr>
-        <w:t>3.1.</w:t>
-      </w:r>
-      <w:r>
-        <w:rPr>
-          <w:rFonts w:ascii="Times New Roman" w:hAnsi="Times New Roman"/>
-          <w:bCs/>
-          <w:sz w:val="24"/>
-          <w:szCs w:val="24"/>
-        </w:rPr>
-        <w:t>12.</w:t>
+        <w:lastRenderedPageBreak/>
+        <w:t>3.1.12.</w:t>
       </w:r>
       <w:r>
         <w:rPr>
@@ -1964,16 +2295,7 @@
           <w:szCs w:val="24"/>
           <w:lang w:eastAsia="ru-RU"/>
         </w:rPr>
-        <w:t>огласовать</w:t>
-      </w:r>
-      <w:r>
-        <w:rPr>
-          <w:rFonts w:ascii="Times New Roman" w:eastAsia="Times New Roman" w:hAnsi="Times New Roman"/>
-          <w:sz w:val="24"/>
-          <w:szCs w:val="24"/>
-          <w:lang w:eastAsia="ru-RU"/>
-        </w:rPr>
-        <w:t xml:space="preserve"> дату нотариального удостоверения сделки либо дату удостоверения регистратором документа</w:t>
+        <w:t>огласовать дату нотариального удостоверения сделки либо дату удостоверения регистратором документа</w:t>
       </w:r>
       <w:r>
         <w:rPr>
@@ -2028,25 +2350,7 @@
           <w:szCs w:val="24"/>
           <w:lang w:eastAsia="ru-RU"/>
         </w:rPr>
-        <w:t>3.2.</w:t>
-      </w:r>
-      <w:r>
-        <w:rPr>
-          <w:rFonts w:ascii="Times New Roman" w:eastAsia="Times New Roman" w:hAnsi="Times New Roman"/>
-          <w:sz w:val="24"/>
-          <w:szCs w:val="24"/>
-          <w:lang w:eastAsia="ru-RU"/>
-        </w:rPr>
-        <w:t>1.Представить</w:t>
-      </w:r>
-      <w:r>
-        <w:rPr>
-          <w:rFonts w:ascii="Times New Roman" w:eastAsia="Times New Roman" w:hAnsi="Times New Roman"/>
-          <w:sz w:val="24"/>
-          <w:szCs w:val="24"/>
-          <w:lang w:eastAsia="ru-RU"/>
-        </w:rPr>
-        <w:t xml:space="preserve"> Исполнителю достоверные документы и сведения об объектах недвижимого имущества, правах на них, в том числе о собственнике (владельце);</w:t>
+        <w:t>3.2.1.Представить Исполнителю достоверные документы и сведения об объектах недвижимого имущества, правах на них, в том числе о собственнике (владельце);</w:t>
       </w:r>
     </w:p>
     <w:p>
@@ -2071,16 +2375,7 @@
           <w:szCs w:val="24"/>
           <w:lang w:eastAsia="ru-RU"/>
         </w:rPr>
-        <w:t>3.2.</w:t>
-      </w:r>
-      <w:r>
-        <w:rPr>
-          <w:rFonts w:ascii="Times New Roman" w:eastAsia="Times New Roman" w:hAnsi="Times New Roman"/>
-          <w:sz w:val="24"/>
-          <w:szCs w:val="24"/>
-          <w:lang w:eastAsia="ru-RU"/>
-        </w:rPr>
-        <w:t>2.</w:t>
+        <w:t>3.2.2.</w:t>
       </w:r>
       <w:r>
         <w:rPr>
@@ -2098,16 +2393,7 @@
           <w:szCs w:val="24"/>
           <w:lang w:eastAsia="ru-RU"/>
         </w:rPr>
-        <w:t>е</w:t>
-      </w:r>
-      <w:r>
-        <w:rPr>
-          <w:rFonts w:ascii="Times New Roman" w:eastAsia="Times New Roman" w:hAnsi="Times New Roman"/>
-          <w:sz w:val="24"/>
-          <w:szCs w:val="24"/>
-          <w:lang w:eastAsia="ru-RU"/>
-        </w:rPr>
-        <w:t xml:space="preserve"> совершать действий, препятствующих исполнению настоящего договора;</w:t>
+        <w:t>е совершать действий, препятствующих исполнению настоящего договора;</w:t>
       </w:r>
     </w:p>
     <w:p>
@@ -2132,16 +2418,7 @@
           <w:szCs w:val="24"/>
           <w:lang w:eastAsia="ru-RU"/>
         </w:rPr>
-        <w:t>3.2.</w:t>
-      </w:r>
-      <w:r>
-        <w:rPr>
-          <w:rFonts w:ascii="Times New Roman" w:eastAsia="Times New Roman" w:hAnsi="Times New Roman"/>
-          <w:sz w:val="24"/>
-          <w:szCs w:val="24"/>
-          <w:lang w:eastAsia="ru-RU"/>
-        </w:rPr>
-        <w:t>3.</w:t>
+        <w:t>3.2.3.</w:t>
       </w:r>
       <w:r>
         <w:rPr>
@@ -2159,16 +2436,7 @@
           <w:szCs w:val="24"/>
           <w:lang w:eastAsia="ru-RU"/>
         </w:rPr>
-        <w:t>рисутствовать</w:t>
-      </w:r>
-      <w:r>
-        <w:rPr>
-          <w:rFonts w:ascii="Times New Roman" w:eastAsia="Times New Roman" w:hAnsi="Times New Roman"/>
-          <w:sz w:val="24"/>
-          <w:szCs w:val="24"/>
-          <w:lang w:eastAsia="ru-RU"/>
-        </w:rPr>
-        <w:t xml:space="preserve"> при совершении действий, требующих его участия;</w:t>
+        <w:t>рисутствовать при совершении действий, требующих его участия;</w:t>
       </w:r>
     </w:p>
     <w:p>
@@ -2204,15 +2472,7 @@
           <w:sz w:val="24"/>
           <w:szCs w:val="24"/>
         </w:rPr>
-        <w:t>2.</w:t>
-      </w:r>
-      <w:r>
-        <w:rPr>
-          <w:rFonts w:ascii="Times New Roman" w:hAnsi="Times New Roman"/>
-          <w:sz w:val="24"/>
-          <w:szCs w:val="24"/>
-        </w:rPr>
-        <w:t>4</w:t>
+        <w:t>2.4</w:t>
       </w:r>
       <w:r>
         <w:rPr>
@@ -2236,15 +2496,7 @@
           <w:sz w:val="24"/>
           <w:szCs w:val="24"/>
         </w:rPr>
-        <w:t>ести</w:t>
-      </w:r>
-      <w:r>
-        <w:rPr>
-          <w:rFonts w:ascii="Times New Roman" w:hAnsi="Times New Roman"/>
-          <w:sz w:val="24"/>
-          <w:szCs w:val="24"/>
-        </w:rPr>
-        <w:t xml:space="preserve"> переговоры с потенциальными покупателями, представленными Исполнителем, только через Исполнителя</w:t>
+        <w:t>ести переговоры с потенциальными покупателями, представленными Исполнителем, только через Исполнителя</w:t>
       </w:r>
       <w:r>
         <w:rPr>
@@ -2522,16 +2774,7 @@
           <w:szCs w:val="24"/>
           <w:lang w:eastAsia="ru-RU"/>
         </w:rPr>
-        <w:t>звестить</w:t>
-      </w:r>
-      <w:r>
-        <w:rPr>
-          <w:rFonts w:ascii="Times New Roman" w:eastAsia="Times New Roman" w:hAnsi="Times New Roman"/>
-          <w:sz w:val="24"/>
-          <w:szCs w:val="24"/>
-          <w:lang w:eastAsia="ru-RU"/>
-        </w:rPr>
-        <w:t xml:space="preserve">   Исполнителя   в   письменной форме о намерении расторгнуть или изменить условия настоящего договора</w:t>
+        <w:t>звестить   Исполнителя   в   письменной форме о намерении расторгнуть или изменить условия настоящего договора</w:t>
       </w:r>
       <w:r>
         <w:rPr>
@@ -2852,7 +3095,7 @@
         </w:rPr>
         <w:t xml:space="preserve">. </w:t>
       </w:r>
-      <w:bookmarkStart w:id="4" w:name="_Hlk233291373"/>
+      <w:bookmarkStart w:id="2" w:name="_Hlk233291373"/>
       <w:r>
         <w:rPr>
           <w:rFonts w:ascii="Times New Roman" w:eastAsia="Times New Roman" w:hAnsi="Times New Roman"/>
@@ -2941,8 +3184,8 @@
           <w:szCs w:val="24"/>
         </w:rPr>
       </w:pPr>
-      <w:bookmarkStart w:id="5" w:name="_Hlk19711933"/>
-      <w:bookmarkEnd w:id="4"/>
+      <w:bookmarkStart w:id="3" w:name="_Hlk19711933"/>
+      <w:bookmarkEnd w:id="2"/>
       <w:r>
         <w:rPr>
           <w:rFonts w:ascii="Times New Roman" w:hAnsi="Times New Roman"/>
@@ -2981,15 +3224,7 @@
           <w:sz w:val="24"/>
           <w:szCs w:val="24"/>
         </w:rPr>
-        <w:t>плата</w:t>
-      </w:r>
-      <w:r>
-        <w:rPr>
-          <w:rFonts w:ascii="Times New Roman" w:hAnsi="Times New Roman"/>
-          <w:sz w:val="24"/>
-          <w:szCs w:val="24"/>
-        </w:rPr>
-        <w:t xml:space="preserve"> госпошлины и платежей, связанных с составлением и удостоверением договора с Объектом, с регистрацией договора и перехода права собственности, с внесением изменений в сведения Единого государственного регистра недвижимого имущества, прав на него и сделок с ним, </w:t>
+        <w:t xml:space="preserve">плата госпошлины и платежей, связанных с составлением и удостоверением договора с Объектом, с регистрацией договора и перехода права собственности, с внесением изменений в сведения Единого государственного регистра недвижимого имущества, прав на него и сделок с ним, </w:t>
       </w:r>
       <w:r>
         <w:rPr>
@@ -3031,7 +3266,7 @@
         </w:rPr>
         <w:t>не входит в стоимость риэлтерских услуг и осуществляется</w:t>
       </w:r>
-      <w:bookmarkEnd w:id="5"/>
+      <w:bookmarkEnd w:id="3"/>
       <w:r>
         <w:rPr>
           <w:rFonts w:ascii="Times New Roman" w:hAnsi="Times New Roman"/>
@@ -3094,34 +3329,351 @@
           <w:sz w:val="24"/>
           <w:szCs w:val="24"/>
         </w:rPr>
-        <w:t>3.3.</w:t>
-      </w:r>
-      <w:r>
-        <w:rPr>
-          <w:rFonts w:ascii="Times New Roman" w:hAnsi="Times New Roman"/>
-          <w:sz w:val="24"/>
-          <w:szCs w:val="24"/>
-        </w:rPr>
-        <w:t>1.</w:t>
-      </w:r>
-      <w:bookmarkStart w:id="6" w:name="_Hlk19713492"/>
-      <w:r>
-        <w:rPr>
-          <w:rFonts w:ascii="Times New Roman" w:hAnsi="Times New Roman"/>
-          <w:sz w:val="24"/>
-          <w:szCs w:val="24"/>
-        </w:rPr>
-        <w:t>Не</w:t>
-      </w:r>
-      <w:r>
-        <w:rPr>
-          <w:rFonts w:ascii="Times New Roman" w:hAnsi="Times New Roman"/>
-          <w:sz w:val="24"/>
-          <w:szCs w:val="24"/>
-        </w:rPr>
-        <w:t xml:space="preserve"> разглашать сведения конфиденциального характера по Договору и сделке с Объектом, кроме случаев, предусмотренных законодательством.</w:t>
-      </w:r>
-      <w:bookmarkEnd w:id="6"/>
+        <w:t>3.3.1.</w:t>
+      </w:r>
+      <w:bookmarkStart w:id="4" w:name="_Hlk19713492"/>
+      <w:r>
+        <w:rPr>
+          <w:rFonts w:ascii="Times New Roman" w:hAnsi="Times New Roman"/>
+          <w:sz w:val="24"/>
+          <w:szCs w:val="24"/>
+        </w:rPr>
+        <w:t>Не разглашать сведения конфиденциального характера по Договору и сделке с Объектом, кроме случаев, предусмотренных законодательством.</w:t>
+      </w:r>
+      <w:bookmarkEnd w:id="4"/>
+    </w:p>
+    <w:p>
+      <w:pPr>
+        <w:autoSpaceDE w:val="0"/>
+        <w:autoSpaceDN w:val="0"/>
+        <w:adjustRightInd w:val="0"/>
+        <w:spacing w:after="0" w:line="240" w:lineRule="auto"/>
+        <w:jc w:val="center"/>
+        <w:rPr>
+          <w:rFonts w:ascii="Times New Roman" w:eastAsia="Times New Roman" w:hAnsi="Times New Roman"/>
+          <w:b/>
+          <w:sz w:val="24"/>
+          <w:szCs w:val="24"/>
+          <w:lang w:eastAsia="ru-RU"/>
+        </w:rPr>
+      </w:pPr>
+    </w:p>
+    <w:p>
+      <w:pPr>
+        <w:autoSpaceDE w:val="0"/>
+        <w:autoSpaceDN w:val="0"/>
+        <w:adjustRightInd w:val="0"/>
+        <w:spacing w:after="0" w:line="240" w:lineRule="auto"/>
+        <w:jc w:val="center"/>
+        <w:rPr>
+          <w:rFonts w:ascii="Times New Roman" w:eastAsia="Times New Roman" w:hAnsi="Times New Roman"/>
+          <w:b/>
+          <w:sz w:val="24"/>
+          <w:szCs w:val="24"/>
+          <w:lang w:eastAsia="ru-RU"/>
+        </w:rPr>
+      </w:pPr>
+      <w:r>
+        <w:rPr>
+          <w:rFonts w:ascii="Times New Roman" w:eastAsia="Times New Roman" w:hAnsi="Times New Roman"/>
+          <w:b/>
+          <w:sz w:val="24"/>
+          <w:szCs w:val="24"/>
+          <w:lang w:eastAsia="ru-RU"/>
+        </w:rPr>
+        <w:t>4. СРОК ДЕЙСТВИЯ ДОГОВОРА.</w:t>
+      </w:r>
+    </w:p>
+    <w:p>
+      <w:pPr>
+        <w:autoSpaceDE w:val="0"/>
+        <w:autoSpaceDN w:val="0"/>
+        <w:adjustRightInd w:val="0"/>
+        <w:spacing w:after="0" w:line="240" w:lineRule="auto"/>
+        <w:jc w:val="center"/>
+        <w:rPr>
+          <w:rFonts w:ascii="Times New Roman" w:eastAsia="Times New Roman" w:hAnsi="Times New Roman"/>
+          <w:sz w:val="24"/>
+          <w:szCs w:val="24"/>
+          <w:lang w:eastAsia="ru-RU"/>
+        </w:rPr>
+      </w:pPr>
+      <w:r>
+        <w:rPr>
+          <w:rFonts w:ascii="Times New Roman" w:eastAsia="Times New Roman" w:hAnsi="Times New Roman"/>
+          <w:b/>
+          <w:sz w:val="24"/>
+          <w:szCs w:val="24"/>
+          <w:lang w:eastAsia="ru-RU"/>
+        </w:rPr>
+        <w:t xml:space="preserve"> ПОРЯДОК И ОСНОВАНИЯ ЕГО ИЗМЕНЕНИЯ И РАСТОРЖЕНИЯ</w:t>
+      </w:r>
+    </w:p>
+    <w:p>
+      <w:pPr>
+        <w:autoSpaceDE w:val="0"/>
+        <w:autoSpaceDN w:val="0"/>
+        <w:adjustRightInd w:val="0"/>
+        <w:spacing w:after="0" w:line="240" w:lineRule="auto"/>
+        <w:ind w:left="567" w:hanging="567"/>
+        <w:jc w:val="both"/>
+        <w:rPr>
+          <w:rFonts w:ascii="Times New Roman" w:eastAsia="Times New Roman" w:hAnsi="Times New Roman"/>
+          <w:sz w:val="24"/>
+          <w:szCs w:val="24"/>
+          <w:lang w:eastAsia="ru-RU"/>
+        </w:rPr>
+      </w:pPr>
+      <w:r>
+        <w:rPr>
+          <w:rFonts w:ascii="Times New Roman" w:eastAsia="Times New Roman" w:hAnsi="Times New Roman"/>
+          <w:sz w:val="24"/>
+          <w:szCs w:val="24"/>
+          <w:lang w:eastAsia="ru-RU"/>
+        </w:rPr>
+        <w:t>4.1. Настоящий договор вступает в силу со дня подписания его Сторонами и действует до</w:t>
+      </w:r>
+      <w:r>
+        <w:rPr>
+          <w:rFonts w:ascii="Times New Roman" w:eastAsia="Times New Roman" w:hAnsi="Times New Roman"/>
+          <w:sz w:val="24"/>
+          <w:szCs w:val="24"/>
+          <w:lang w:eastAsia="ru-RU"/>
+        </w:rPr>
+        <w:t xml:space="preserve"> </w:t>
+      </w:r>
+      <w:r>
+        <w:rPr>
+          <w:rFonts w:ascii="Times New Roman" w:eastAsia="Times New Roman" w:hAnsi="Times New Roman"/>
+          <w:sz w:val="24"/>
+          <w:szCs w:val="24"/>
+          <w:lang w:eastAsia="ru-RU"/>
+        </w:rPr>
+        <w:t>{{</w:t>
+      </w:r>
+      <w:proofErr w:type="gramStart"/>
+      <w:r>
+        <w:rPr>
+          <w:rFonts w:ascii="Times New Roman" w:eastAsia="Times New Roman" w:hAnsi="Times New Roman"/>
+          <w:sz w:val="24"/>
+          <w:szCs w:val="24"/>
+          <w:lang w:val="en-US" w:eastAsia="ru-RU"/>
+        </w:rPr>
+        <w:t>deal</w:t>
+      </w:r>
+      <w:r>
+        <w:rPr>
+          <w:rFonts w:ascii="Times New Roman" w:eastAsia="Times New Roman" w:hAnsi="Times New Roman"/>
+          <w:sz w:val="24"/>
+          <w:szCs w:val="24"/>
+          <w:lang w:eastAsia="ru-RU"/>
+        </w:rPr>
+        <w:t>.</w:t>
+      </w:r>
+      <w:proofErr w:type="spellStart"/>
+      <w:r>
+        <w:rPr>
+          <w:rFonts w:ascii="Times New Roman" w:eastAsia="Times New Roman" w:hAnsi="Times New Roman"/>
+          <w:sz w:val="24"/>
+          <w:szCs w:val="24"/>
+          <w:lang w:val="en-US" w:eastAsia="ru-RU"/>
+        </w:rPr>
+        <w:t>endDateText</w:t>
+      </w:r>
+      <w:proofErr w:type="spellEnd"/>
+      <w:proofErr w:type="gramEnd"/>
+      <w:r>
+        <w:rPr>
+          <w:rFonts w:ascii="Times New Roman" w:eastAsia="Times New Roman" w:hAnsi="Times New Roman"/>
+          <w:sz w:val="24"/>
+          <w:szCs w:val="24"/>
+          <w:lang w:eastAsia="ru-RU"/>
+        </w:rPr>
+        <w:t>}}</w:t>
+      </w:r>
+      <w:r>
+        <w:rPr>
+          <w:rFonts w:ascii="Times New Roman" w:eastAsia="Times New Roman" w:hAnsi="Times New Roman"/>
+          <w:sz w:val="24"/>
+          <w:szCs w:val="24"/>
+          <w:lang w:eastAsia="ru-RU"/>
+        </w:rPr>
+        <w:t>г</w:t>
+      </w:r>
+      <w:r>
+        <w:rPr>
+          <w:rFonts w:ascii="Times New Roman" w:eastAsia="Times New Roman" w:hAnsi="Times New Roman"/>
+          <w:sz w:val="24"/>
+          <w:szCs w:val="24"/>
+          <w:lang w:eastAsia="ru-RU"/>
+        </w:rPr>
+        <w:t>.</w:t>
+      </w:r>
+    </w:p>
+    <w:p>
+      <w:pPr>
+        <w:autoSpaceDE w:val="0"/>
+        <w:autoSpaceDN w:val="0"/>
+        <w:adjustRightInd w:val="0"/>
+        <w:spacing w:after="0" w:line="240" w:lineRule="auto"/>
+        <w:ind w:left="567" w:hanging="567"/>
+        <w:jc w:val="both"/>
+        <w:rPr>
+          <w:rFonts w:ascii="Times New Roman" w:eastAsia="Times New Roman" w:hAnsi="Times New Roman"/>
+          <w:sz w:val="24"/>
+          <w:szCs w:val="24"/>
+          <w:lang w:eastAsia="ru-RU"/>
+        </w:rPr>
+      </w:pPr>
+      <w:r>
+        <w:rPr>
+          <w:rFonts w:ascii="Times New Roman" w:eastAsia="Times New Roman" w:hAnsi="Times New Roman"/>
+          <w:sz w:val="24"/>
+          <w:szCs w:val="24"/>
+          <w:lang w:eastAsia="ru-RU"/>
+        </w:rPr>
+        <w:t>4.2. Настоящий   договор   считается исполненным после полного и надлежащего выполнения Сторонами всех своих обязательств по договору, что оформляется подписанием акта. Акт составляется Исполнителем и предлагается для подписания Потребителю.</w:t>
+      </w:r>
+    </w:p>
+    <w:p>
+      <w:pPr>
+        <w:autoSpaceDE w:val="0"/>
+        <w:autoSpaceDN w:val="0"/>
+        <w:adjustRightInd w:val="0"/>
+        <w:spacing w:after="0" w:line="240" w:lineRule="auto"/>
+        <w:ind w:left="567"/>
+        <w:jc w:val="both"/>
+        <w:rPr>
+          <w:rFonts w:ascii="Times New Roman" w:eastAsia="Times New Roman" w:hAnsi="Times New Roman"/>
+          <w:sz w:val="24"/>
+          <w:szCs w:val="24"/>
+          <w:lang w:eastAsia="ru-RU"/>
+        </w:rPr>
+      </w:pPr>
+      <w:bookmarkStart w:id="5" w:name="_Hlk231834685"/>
+      <w:r>
+        <w:rPr>
+          <w:rFonts w:ascii="Times New Roman" w:eastAsia="Times New Roman" w:hAnsi="Times New Roman"/>
+          <w:sz w:val="24"/>
+          <w:szCs w:val="24"/>
+          <w:lang w:eastAsia="ru-RU"/>
+        </w:rPr>
+        <w:t xml:space="preserve">Потребитель </w:t>
+      </w:r>
+      <w:r>
+        <w:rPr>
+          <w:rFonts w:ascii="Times New Roman" w:eastAsia="Times New Roman" w:hAnsi="Times New Roman"/>
+          <w:sz w:val="24"/>
+          <w:szCs w:val="24"/>
+          <w:lang w:eastAsia="ru-RU"/>
+        </w:rPr>
+        <w:t>в день</w:t>
+      </w:r>
+      <w:r>
+        <w:rPr>
+          <w:rFonts w:ascii="Times New Roman" w:eastAsia="Times New Roman" w:hAnsi="Times New Roman"/>
+          <w:sz w:val="24"/>
+          <w:szCs w:val="24"/>
+          <w:lang w:eastAsia="ru-RU"/>
+        </w:rPr>
+        <w:t xml:space="preserve"> получения акта обязан подписать его или дать письменный отказ от подписания с изложением обоснованных причин отказа</w:t>
+      </w:r>
+      <w:bookmarkEnd w:id="5"/>
+      <w:r>
+        <w:rPr>
+          <w:rFonts w:ascii="Times New Roman" w:eastAsia="Times New Roman" w:hAnsi="Times New Roman"/>
+          <w:sz w:val="24"/>
+          <w:szCs w:val="24"/>
+          <w:lang w:eastAsia="ru-RU"/>
+        </w:rPr>
+        <w:t>. В случае если в течение указанного срока Потребитель не подпишет акт и не предоставит Исполнителю письменного отказа от подписания акта с изложением причин, услуги  по настоящему договору считаются исполненными и подлежащими оплате в полном объеме.</w:t>
+      </w:r>
+    </w:p>
+    <w:p>
+      <w:pPr>
+        <w:autoSpaceDE w:val="0"/>
+        <w:autoSpaceDN w:val="0"/>
+        <w:adjustRightInd w:val="0"/>
+        <w:spacing w:after="0" w:line="240" w:lineRule="auto"/>
+        <w:ind w:left="567" w:hanging="567"/>
+        <w:jc w:val="both"/>
+        <w:rPr>
+          <w:rFonts w:ascii="Times New Roman" w:eastAsia="Times New Roman" w:hAnsi="Times New Roman"/>
+          <w:sz w:val="24"/>
+          <w:szCs w:val="24"/>
+          <w:lang w:eastAsia="ru-RU"/>
+        </w:rPr>
+      </w:pPr>
+      <w:r>
+        <w:rPr>
+          <w:rFonts w:ascii="Times New Roman" w:eastAsia="Times New Roman" w:hAnsi="Times New Roman"/>
+          <w:sz w:val="24"/>
+          <w:szCs w:val="24"/>
+          <w:lang w:eastAsia="ru-RU"/>
+        </w:rPr>
+        <w:lastRenderedPageBreak/>
+        <w:t xml:space="preserve">4.3. Изменение   условий   настоящего   договора осуществляется по согласованию сторон путем оформления дополнительного соглашения. </w:t>
+      </w:r>
+    </w:p>
+    <w:p>
+      <w:pPr>
+        <w:autoSpaceDE w:val="0"/>
+        <w:autoSpaceDN w:val="0"/>
+        <w:adjustRightInd w:val="0"/>
+        <w:spacing w:after="0" w:line="240" w:lineRule="auto"/>
+        <w:ind w:left="567"/>
+        <w:jc w:val="both"/>
+        <w:rPr>
+          <w:rFonts w:ascii="Times New Roman" w:eastAsia="Times New Roman" w:hAnsi="Times New Roman"/>
+          <w:sz w:val="24"/>
+          <w:szCs w:val="24"/>
+          <w:lang w:eastAsia="ru-RU"/>
+        </w:rPr>
+      </w:pPr>
+      <w:r>
+        <w:rPr>
+          <w:rFonts w:ascii="Times New Roman" w:eastAsia="Times New Roman" w:hAnsi="Times New Roman"/>
+          <w:sz w:val="24"/>
+          <w:szCs w:val="24"/>
+          <w:lang w:eastAsia="ru-RU"/>
+        </w:rPr>
+        <w:t>Настоящий договор   может   быть   расторгнут по соглашению Сторон.  Одностороннее расторжение, отказ от выполнения условий договора допускаются лишь в случаях, установленных настоящим договором и законодательством.</w:t>
+      </w:r>
+    </w:p>
+    <w:p>
+      <w:pPr>
+        <w:autoSpaceDE w:val="0"/>
+        <w:autoSpaceDN w:val="0"/>
+        <w:adjustRightInd w:val="0"/>
+        <w:spacing w:after="0" w:line="240" w:lineRule="auto"/>
+        <w:ind w:left="567" w:hanging="567"/>
+        <w:jc w:val="both"/>
+        <w:rPr>
+          <w:rFonts w:ascii="Times New Roman" w:eastAsia="Times New Roman" w:hAnsi="Times New Roman"/>
+          <w:sz w:val="24"/>
+          <w:szCs w:val="24"/>
+          <w:lang w:eastAsia="ru-RU"/>
+        </w:rPr>
+      </w:pPr>
+      <w:r>
+        <w:rPr>
+          <w:rFonts w:ascii="Times New Roman" w:eastAsia="Times New Roman" w:hAnsi="Times New Roman"/>
+          <w:sz w:val="24"/>
+          <w:szCs w:val="24"/>
+          <w:lang w:eastAsia="ru-RU"/>
+        </w:rPr>
+        <w:t xml:space="preserve">4.4. Исполнитель   имеет   право расторгнуть настоящий договор в одностороннем порядке </w:t>
+      </w:r>
+      <w:r>
+        <w:rPr>
+          <w:rFonts w:ascii="Times New Roman" w:eastAsia="Times New Roman" w:hAnsi="Times New Roman"/>
+          <w:sz w:val="24"/>
+          <w:szCs w:val="24"/>
+          <w:lang w:eastAsia="ru-RU"/>
+        </w:rPr>
+        <w:br/>
+        <w:t xml:space="preserve">в случаях:  </w:t>
+      </w:r>
     </w:p>
     <w:p>
       <w:pPr>
@@ -3131,350 +3683,30 @@
         <w:spacing w:after="0" w:line="240" w:lineRule="auto"/>
         <w:ind w:left="1134" w:hanging="567"/>
         <w:jc w:val="both"/>
-        <w:outlineLvl w:val="0"/>
-        <w:rPr>
-          <w:rFonts w:ascii="Times New Roman" w:eastAsia="Times New Roman" w:hAnsi="Times New Roman"/>
-          <w:sz w:val="24"/>
-          <w:szCs w:val="24"/>
-          <w:lang w:eastAsia="ru-RU"/>
-        </w:rPr>
-      </w:pPr>
-    </w:p>
-    <w:p>
-      <w:pPr>
-        <w:autoSpaceDE w:val="0"/>
-        <w:autoSpaceDN w:val="0"/>
-        <w:adjustRightInd w:val="0"/>
-        <w:spacing w:after="0" w:line="240" w:lineRule="auto"/>
-        <w:jc w:val="center"/>
-        <w:rPr>
-          <w:rFonts w:ascii="Times New Roman" w:eastAsia="Times New Roman" w:hAnsi="Times New Roman"/>
-          <w:b/>
-          <w:sz w:val="24"/>
-          <w:szCs w:val="24"/>
-          <w:lang w:eastAsia="ru-RU"/>
-        </w:rPr>
-      </w:pPr>
-    </w:p>
-    <w:p>
-      <w:pPr>
-        <w:autoSpaceDE w:val="0"/>
-        <w:autoSpaceDN w:val="0"/>
-        <w:adjustRightInd w:val="0"/>
-        <w:spacing w:after="0" w:line="240" w:lineRule="auto"/>
-        <w:jc w:val="center"/>
-        <w:rPr>
-          <w:rFonts w:ascii="Times New Roman" w:eastAsia="Times New Roman" w:hAnsi="Times New Roman"/>
-          <w:b/>
-          <w:sz w:val="24"/>
-          <w:szCs w:val="24"/>
-          <w:lang w:eastAsia="ru-RU"/>
-        </w:rPr>
-      </w:pPr>
-      <w:r>
-        <w:rPr>
-          <w:rFonts w:ascii="Times New Roman" w:eastAsia="Times New Roman" w:hAnsi="Times New Roman"/>
-          <w:b/>
-          <w:sz w:val="24"/>
-          <w:szCs w:val="24"/>
-          <w:lang w:eastAsia="ru-RU"/>
-        </w:rPr>
-        <w:t>4. СРОК ДЕЙСТВИЯ ДОГОВОРА.</w:t>
-      </w:r>
-    </w:p>
-    <w:p>
-      <w:pPr>
-        <w:autoSpaceDE w:val="0"/>
-        <w:autoSpaceDN w:val="0"/>
-        <w:adjustRightInd w:val="0"/>
-        <w:spacing w:after="0" w:line="240" w:lineRule="auto"/>
-        <w:jc w:val="center"/>
-        <w:rPr>
-          <w:rFonts w:ascii="Times New Roman" w:eastAsia="Times New Roman" w:hAnsi="Times New Roman"/>
-          <w:sz w:val="24"/>
-          <w:szCs w:val="24"/>
-          <w:lang w:eastAsia="ru-RU"/>
-        </w:rPr>
-      </w:pPr>
-      <w:r>
-        <w:rPr>
-          <w:rFonts w:ascii="Times New Roman" w:eastAsia="Times New Roman" w:hAnsi="Times New Roman"/>
-          <w:b/>
-          <w:sz w:val="24"/>
-          <w:szCs w:val="24"/>
-          <w:lang w:eastAsia="ru-RU"/>
-        </w:rPr>
-        <w:t xml:space="preserve"> ПОРЯДОК И ОСНОВАНИЯ ЕГО ИЗМЕНЕНИЯ И РАСТОРЖЕНИЯ</w:t>
-      </w:r>
-    </w:p>
-    <w:p>
-      <w:pPr>
-        <w:autoSpaceDE w:val="0"/>
-        <w:autoSpaceDN w:val="0"/>
-        <w:adjustRightInd w:val="0"/>
-        <w:spacing w:after="0" w:line="240" w:lineRule="auto"/>
-        <w:ind w:left="567" w:hanging="567"/>
-        <w:jc w:val="both"/>
-        <w:rPr>
-          <w:rFonts w:ascii="Times New Roman" w:eastAsia="Times New Roman" w:hAnsi="Times New Roman"/>
-          <w:sz w:val="24"/>
-          <w:szCs w:val="24"/>
-          <w:lang w:eastAsia="ru-RU"/>
-        </w:rPr>
-      </w:pPr>
-      <w:r>
-        <w:rPr>
-          <w:rFonts w:ascii="Times New Roman" w:eastAsia="Times New Roman" w:hAnsi="Times New Roman"/>
-          <w:sz w:val="24"/>
-          <w:szCs w:val="24"/>
-          <w:lang w:eastAsia="ru-RU"/>
-        </w:rPr>
-        <w:t>4.1. Настоящий договор вступает в силу со дня подписания его Сторонами и действует до</w:t>
-      </w:r>
-      <w:r>
-        <w:rPr>
-          <w:rFonts w:ascii="Times New Roman" w:eastAsia="Times New Roman" w:hAnsi="Times New Roman"/>
-          <w:sz w:val="24"/>
-          <w:szCs w:val="24"/>
-          <w:lang w:eastAsia="ru-RU"/>
-        </w:rPr>
-        <w:t xml:space="preserve"> «___</w:t>
-      </w:r>
-      <w:r>
-        <w:rPr>
-          <w:rFonts w:ascii="Times New Roman" w:eastAsia="Times New Roman" w:hAnsi="Times New Roman"/>
-          <w:sz w:val="24"/>
-          <w:szCs w:val="24"/>
-          <w:lang w:eastAsia="ru-RU"/>
-        </w:rPr>
-        <w:t>_»_</w:t>
-      </w:r>
-      <w:r>
-        <w:rPr>
-          <w:rFonts w:ascii="Times New Roman" w:eastAsia="Times New Roman" w:hAnsi="Times New Roman"/>
-          <w:sz w:val="24"/>
-          <w:szCs w:val="24"/>
-          <w:lang w:eastAsia="ru-RU"/>
-        </w:rPr>
-        <w:t>________________202</w:t>
-      </w:r>
-      <w:r>
-        <w:rPr>
-          <w:rFonts w:ascii="Times New Roman" w:eastAsia="Times New Roman" w:hAnsi="Times New Roman"/>
-          <w:sz w:val="24"/>
-          <w:szCs w:val="24"/>
-          <w:lang w:eastAsia="ru-RU"/>
-        </w:rPr>
-        <w:t>___</w:t>
-      </w:r>
-      <w:r>
-        <w:rPr>
-          <w:rFonts w:ascii="Times New Roman" w:eastAsia="Times New Roman" w:hAnsi="Times New Roman"/>
-          <w:sz w:val="24"/>
-          <w:szCs w:val="24"/>
-          <w:lang w:eastAsia="ru-RU"/>
-        </w:rPr>
-        <w:t xml:space="preserve">  </w:t>
-      </w:r>
-      <w:r>
-        <w:rPr>
-          <w:rFonts w:ascii="Times New Roman" w:eastAsia="Times New Roman" w:hAnsi="Times New Roman"/>
-          <w:sz w:val="24"/>
-          <w:szCs w:val="24"/>
-          <w:lang w:eastAsia="ru-RU"/>
-        </w:rPr>
-        <w:t>_</w:t>
-      </w:r>
-      <w:r>
-        <w:rPr>
-          <w:rFonts w:ascii="Times New Roman" w:eastAsia="Times New Roman" w:hAnsi="Times New Roman"/>
-          <w:sz w:val="24"/>
-          <w:szCs w:val="24"/>
-          <w:lang w:eastAsia="ru-RU"/>
-        </w:rPr>
-        <w:t>г</w:t>
-      </w:r>
-    </w:p>
-    <w:p>
-      <w:pPr>
-        <w:autoSpaceDE w:val="0"/>
-        <w:autoSpaceDN w:val="0"/>
-        <w:adjustRightInd w:val="0"/>
-        <w:spacing w:after="0" w:line="240" w:lineRule="auto"/>
-        <w:ind w:left="567" w:hanging="567"/>
-        <w:jc w:val="both"/>
-        <w:rPr>
-          <w:rFonts w:ascii="Times New Roman" w:eastAsia="Times New Roman" w:hAnsi="Times New Roman"/>
-          <w:sz w:val="24"/>
-          <w:szCs w:val="24"/>
-          <w:lang w:eastAsia="ru-RU"/>
-        </w:rPr>
-      </w:pPr>
-      <w:r>
-        <w:rPr>
-          <w:rFonts w:ascii="Times New Roman" w:eastAsia="Times New Roman" w:hAnsi="Times New Roman"/>
-          <w:sz w:val="24"/>
-          <w:szCs w:val="24"/>
-          <w:lang w:eastAsia="ru-RU"/>
-        </w:rPr>
-        <w:t>4.2. Настоящий   договор   считается исполненным после полного и надлежащего выполнения Сторонами всех своих обязательств по договору, что оформляется подписанием акта. Акт составляется Исполнителем и предлагается для подписания Потребителю.</w:t>
-      </w:r>
-    </w:p>
-    <w:p>
-      <w:pPr>
-        <w:autoSpaceDE w:val="0"/>
-        <w:autoSpaceDN w:val="0"/>
-        <w:adjustRightInd w:val="0"/>
-        <w:spacing w:after="0" w:line="240" w:lineRule="auto"/>
-        <w:ind w:left="567"/>
-        <w:jc w:val="both"/>
-        <w:rPr>
-          <w:rFonts w:ascii="Times New Roman" w:eastAsia="Times New Roman" w:hAnsi="Times New Roman"/>
-          <w:sz w:val="24"/>
-          <w:szCs w:val="24"/>
-          <w:lang w:eastAsia="ru-RU"/>
-        </w:rPr>
-      </w:pPr>
-      <w:bookmarkStart w:id="7" w:name="_Hlk231834685"/>
-      <w:r>
-        <w:rPr>
-          <w:rFonts w:ascii="Times New Roman" w:eastAsia="Times New Roman" w:hAnsi="Times New Roman"/>
-          <w:sz w:val="24"/>
-          <w:szCs w:val="24"/>
-          <w:lang w:eastAsia="ru-RU"/>
-        </w:rPr>
-        <w:t xml:space="preserve">Потребитель </w:t>
-      </w:r>
-      <w:r>
-        <w:rPr>
-          <w:rFonts w:ascii="Times New Roman" w:eastAsia="Times New Roman" w:hAnsi="Times New Roman"/>
-          <w:sz w:val="24"/>
-          <w:szCs w:val="24"/>
-          <w:lang w:eastAsia="ru-RU"/>
-        </w:rPr>
-        <w:t>в день</w:t>
-      </w:r>
-      <w:r>
-        <w:rPr>
-          <w:rFonts w:ascii="Times New Roman" w:eastAsia="Times New Roman" w:hAnsi="Times New Roman"/>
-          <w:sz w:val="24"/>
-          <w:szCs w:val="24"/>
-          <w:lang w:eastAsia="ru-RU"/>
-        </w:rPr>
-        <w:t xml:space="preserve"> получения акта обязан подписать его или дать письменный отказ от подписания с изложением обоснованных причин отказа</w:t>
-      </w:r>
-      <w:bookmarkEnd w:id="7"/>
-      <w:r>
-        <w:rPr>
-          <w:rFonts w:ascii="Times New Roman" w:eastAsia="Times New Roman" w:hAnsi="Times New Roman"/>
-          <w:sz w:val="24"/>
-          <w:szCs w:val="24"/>
-          <w:lang w:eastAsia="ru-RU"/>
-        </w:rPr>
-        <w:t xml:space="preserve">. В случае если в течение указанного срока Потребитель </w:t>
-      </w:r>
-      <w:r>
-        <w:rPr>
-          <w:rFonts w:ascii="Times New Roman" w:eastAsia="Times New Roman" w:hAnsi="Times New Roman"/>
-          <w:sz w:val="24"/>
-          <w:szCs w:val="24"/>
-          <w:lang w:eastAsia="ru-RU"/>
-        </w:rPr>
-        <w:lastRenderedPageBreak/>
-        <w:t xml:space="preserve">не подпишет акт и не предоставит Исполнителю письменного отказа от подписания акта с изложением причин, </w:t>
-      </w:r>
-      <w:r>
-        <w:rPr>
-          <w:rFonts w:ascii="Times New Roman" w:eastAsia="Times New Roman" w:hAnsi="Times New Roman"/>
-          <w:sz w:val="24"/>
-          <w:szCs w:val="24"/>
-          <w:lang w:eastAsia="ru-RU"/>
-        </w:rPr>
-        <w:t>услуги  по</w:t>
-      </w:r>
-      <w:r>
-        <w:rPr>
-          <w:rFonts w:ascii="Times New Roman" w:eastAsia="Times New Roman" w:hAnsi="Times New Roman"/>
-          <w:sz w:val="24"/>
-          <w:szCs w:val="24"/>
-          <w:lang w:eastAsia="ru-RU"/>
-        </w:rPr>
-        <w:t xml:space="preserve"> настоящему договору считаются исполненными и подлежащими оплате в полном объеме.</w:t>
-      </w:r>
-    </w:p>
-    <w:p>
-      <w:pPr>
-        <w:autoSpaceDE w:val="0"/>
-        <w:autoSpaceDN w:val="0"/>
-        <w:adjustRightInd w:val="0"/>
-        <w:spacing w:after="0" w:line="240" w:lineRule="auto"/>
-        <w:ind w:left="567" w:hanging="567"/>
-        <w:jc w:val="both"/>
-        <w:rPr>
-          <w:rFonts w:ascii="Times New Roman" w:eastAsia="Times New Roman" w:hAnsi="Times New Roman"/>
-          <w:sz w:val="24"/>
-          <w:szCs w:val="24"/>
-          <w:lang w:eastAsia="ru-RU"/>
-        </w:rPr>
-      </w:pPr>
-      <w:r>
-        <w:rPr>
-          <w:rFonts w:ascii="Times New Roman" w:eastAsia="Times New Roman" w:hAnsi="Times New Roman"/>
-          <w:sz w:val="24"/>
-          <w:szCs w:val="24"/>
-          <w:lang w:eastAsia="ru-RU"/>
-        </w:rPr>
-        <w:t xml:space="preserve">4.3. Изменение   условий   настоящего   договора осуществляется по согласованию сторон путем оформления дополнительного соглашения. </w:t>
-      </w:r>
-    </w:p>
-    <w:p>
-      <w:pPr>
-        <w:autoSpaceDE w:val="0"/>
-        <w:autoSpaceDN w:val="0"/>
-        <w:adjustRightInd w:val="0"/>
-        <w:spacing w:after="0" w:line="240" w:lineRule="auto"/>
-        <w:ind w:left="567"/>
-        <w:jc w:val="both"/>
-        <w:rPr>
-          <w:rFonts w:ascii="Times New Roman" w:eastAsia="Times New Roman" w:hAnsi="Times New Roman"/>
-          <w:sz w:val="24"/>
-          <w:szCs w:val="24"/>
-          <w:lang w:eastAsia="ru-RU"/>
-        </w:rPr>
-      </w:pPr>
-      <w:r>
-        <w:rPr>
-          <w:rFonts w:ascii="Times New Roman" w:eastAsia="Times New Roman" w:hAnsi="Times New Roman"/>
-          <w:sz w:val="24"/>
-          <w:szCs w:val="24"/>
-          <w:lang w:eastAsia="ru-RU"/>
-        </w:rPr>
-        <w:t>Настоящий договор   может   быть   расторгнут по соглашению Сторон.  Одностороннее расторжение, отказ от выполнения условий договора допускаются лишь в случаях, установленных настоящим договором и законодательством.</w:t>
-      </w:r>
-    </w:p>
-    <w:p>
-      <w:pPr>
-        <w:autoSpaceDE w:val="0"/>
-        <w:autoSpaceDN w:val="0"/>
-        <w:adjustRightInd w:val="0"/>
-        <w:spacing w:after="0" w:line="240" w:lineRule="auto"/>
-        <w:ind w:left="567" w:hanging="567"/>
-        <w:jc w:val="both"/>
-        <w:rPr>
-          <w:rFonts w:ascii="Times New Roman" w:eastAsia="Times New Roman" w:hAnsi="Times New Roman"/>
-          <w:sz w:val="24"/>
-          <w:szCs w:val="24"/>
-          <w:lang w:eastAsia="ru-RU"/>
-        </w:rPr>
-      </w:pPr>
-      <w:r>
-        <w:rPr>
-          <w:rFonts w:ascii="Times New Roman" w:eastAsia="Times New Roman" w:hAnsi="Times New Roman"/>
-          <w:sz w:val="24"/>
-          <w:szCs w:val="24"/>
-          <w:lang w:eastAsia="ru-RU"/>
-        </w:rPr>
-        <w:t xml:space="preserve">4.4. Исполнитель   имеет   право расторгнуть настоящий договор в одностороннем порядке </w:t>
+        <w:rPr>
+          <w:rFonts w:ascii="Times New Roman" w:eastAsia="Times New Roman" w:hAnsi="Times New Roman"/>
+          <w:sz w:val="24"/>
+          <w:szCs w:val="24"/>
+          <w:lang w:eastAsia="ru-RU"/>
+        </w:rPr>
+      </w:pPr>
+      <w:r>
+        <w:rPr>
+          <w:rFonts w:ascii="Times New Roman" w:eastAsia="Times New Roman" w:hAnsi="Times New Roman"/>
+          <w:sz w:val="24"/>
+          <w:szCs w:val="24"/>
+          <w:lang w:eastAsia="ru-RU"/>
+        </w:rPr>
+        <w:t>4.4.1.</w:t>
+      </w:r>
+      <w:r>
+        <w:rPr>
+          <w:rFonts w:ascii="Times New Roman" w:eastAsia="Times New Roman" w:hAnsi="Times New Roman"/>
+          <w:sz w:val="24"/>
+          <w:szCs w:val="24"/>
+          <w:lang w:eastAsia="ru-RU"/>
+        </w:rPr>
+        <w:t xml:space="preserve">неисполнения и (или) ненадлежащего исполнения Потребителем обязательств </w:t>
       </w:r>
       <w:r>
         <w:rPr>
@@ -3484,7 +3716,7 @@
           <w:lang w:eastAsia="ru-RU"/>
         </w:rPr>
         <w:br/>
-        <w:t xml:space="preserve">в случаях:  </w:t>
+        <w:t xml:space="preserve">по настоящему договору; </w:t>
       </w:r>
     </w:p>
     <w:p>
@@ -3509,78 +3741,16 @@
           <w:szCs w:val="24"/>
           <w:lang w:eastAsia="ru-RU"/>
         </w:rPr>
-        <w:t>4.4.1.</w:t>
-      </w:r>
-      <w:r>
-        <w:rPr>
-          <w:rFonts w:ascii="Times New Roman" w:eastAsia="Times New Roman" w:hAnsi="Times New Roman"/>
-          <w:sz w:val="24"/>
-          <w:szCs w:val="24"/>
-          <w:lang w:eastAsia="ru-RU"/>
-        </w:rPr>
-        <w:t xml:space="preserve">неисполнения и (или) ненадлежащего исполнения Потребителем обязательств </w:t>
-      </w:r>
-      <w:r>
-        <w:rPr>
-          <w:rFonts w:ascii="Times New Roman" w:eastAsia="Times New Roman" w:hAnsi="Times New Roman"/>
-          <w:sz w:val="24"/>
-          <w:szCs w:val="24"/>
-          <w:lang w:eastAsia="ru-RU"/>
-        </w:rPr>
-        <w:br/>
-        <w:t xml:space="preserve">по настоящему договору; </w:t>
-      </w:r>
-    </w:p>
-    <w:p>
-      <w:pPr>
-        <w:autoSpaceDE w:val="0"/>
-        <w:autoSpaceDN w:val="0"/>
-        <w:adjustRightInd w:val="0"/>
-        <w:spacing w:after="0" w:line="240" w:lineRule="auto"/>
-        <w:ind w:left="1134" w:hanging="567"/>
-        <w:jc w:val="both"/>
-        <w:rPr>
-          <w:rFonts w:ascii="Times New Roman" w:eastAsia="Times New Roman" w:hAnsi="Times New Roman"/>
-          <w:sz w:val="24"/>
-          <w:szCs w:val="24"/>
-          <w:lang w:eastAsia="ru-RU"/>
-        </w:rPr>
-      </w:pPr>
-      <w:r>
-        <w:rPr>
-          <w:rFonts w:ascii="Times New Roman" w:eastAsia="Times New Roman" w:hAnsi="Times New Roman"/>
-          <w:sz w:val="24"/>
-          <w:szCs w:val="24"/>
-          <w:lang w:eastAsia="ru-RU"/>
-        </w:rPr>
-        <w:t>4.4.</w:t>
-      </w:r>
-      <w:r>
-        <w:rPr>
-          <w:rFonts w:ascii="Times New Roman" w:eastAsia="Times New Roman" w:hAnsi="Times New Roman"/>
-          <w:sz w:val="24"/>
-          <w:szCs w:val="24"/>
-          <w:lang w:eastAsia="ru-RU"/>
-        </w:rPr>
-        <w:t>2.</w:t>
-      </w:r>
-      <w:r>
-        <w:rPr>
-          <w:rFonts w:ascii="Times New Roman" w:eastAsia="Times New Roman" w:hAnsi="Times New Roman"/>
-          <w:sz w:val="24"/>
-          <w:szCs w:val="24"/>
-          <w:lang w:eastAsia="ru-RU"/>
-        </w:rPr>
-        <w:t>выявления</w:t>
-      </w:r>
-      <w:r>
-        <w:rPr>
-          <w:rFonts w:ascii="Times New Roman" w:eastAsia="Times New Roman" w:hAnsi="Times New Roman"/>
-          <w:sz w:val="24"/>
-          <w:szCs w:val="24"/>
-          <w:lang w:eastAsia="ru-RU"/>
-        </w:rPr>
-        <w:t xml:space="preserve"> Исполнителем в процессе исполнения договора обстоятельств, которые могут впоследствии стать предметом судебного спора по законному совершению сделки.</w:t>
+        <w:t>4.4.2.</w:t>
+      </w:r>
+      <w:r>
+        <w:rPr>
+          <w:rFonts w:ascii="Times New Roman" w:eastAsia="Times New Roman" w:hAnsi="Times New Roman"/>
+          <w:sz w:val="24"/>
+          <w:szCs w:val="24"/>
+          <w:lang w:eastAsia="ru-RU"/>
+        </w:rPr>
+        <w:t>выявления Исполнителем в процессе исполнения договора обстоятельств, которые могут впоследствии стать предметом судебного спора по законному совершению сделки.</w:t>
       </w:r>
     </w:p>
     <w:p>
@@ -3667,25 +3837,7 @@
           <w:szCs w:val="24"/>
           <w:lang w:eastAsia="ru-RU"/>
         </w:rPr>
-        <w:t>5.</w:t>
-      </w:r>
-      <w:r>
-        <w:rPr>
-          <w:rFonts w:ascii="Times New Roman" w:eastAsia="Times New Roman" w:hAnsi="Times New Roman"/>
-          <w:sz w:val="24"/>
-          <w:szCs w:val="24"/>
-          <w:lang w:eastAsia="ru-RU"/>
-        </w:rPr>
-        <w:t>1.За</w:t>
-      </w:r>
-      <w:r>
-        <w:rPr>
-          <w:rFonts w:ascii="Times New Roman" w:eastAsia="Times New Roman" w:hAnsi="Times New Roman"/>
-          <w:sz w:val="24"/>
-          <w:szCs w:val="24"/>
-          <w:lang w:eastAsia="ru-RU"/>
-        </w:rPr>
-        <w:t xml:space="preserve"> неисполнение либо ненадлежащее исполнение настоящего договора Стороны несут ответственность в соответствии с законодательством.</w:t>
+        <w:t>5.1.За неисполнение либо ненадлежащее исполнение настоящего договора Стороны несут ответственность в соответствии с законодательством.</w:t>
       </w:r>
     </w:p>
     <w:p>
@@ -3710,25 +3862,7 @@
           <w:szCs w:val="24"/>
           <w:lang w:eastAsia="ru-RU"/>
         </w:rPr>
-        <w:t>5.</w:t>
-      </w:r>
-      <w:r>
-        <w:rPr>
-          <w:rFonts w:ascii="Times New Roman" w:eastAsia="Times New Roman" w:hAnsi="Times New Roman"/>
-          <w:sz w:val="24"/>
-          <w:szCs w:val="24"/>
-          <w:lang w:eastAsia="ru-RU"/>
-        </w:rPr>
-        <w:t>2.Стороны</w:t>
-      </w:r>
-      <w:r>
-        <w:rPr>
-          <w:rFonts w:ascii="Times New Roman" w:eastAsia="Times New Roman" w:hAnsi="Times New Roman"/>
-          <w:sz w:val="24"/>
-          <w:szCs w:val="24"/>
-          <w:lang w:eastAsia="ru-RU"/>
-        </w:rPr>
-        <w:t xml:space="preserve"> освобождаются от ответственности:</w:t>
+        <w:t>5.2.Стороны освобождаются от ответственности:</w:t>
       </w:r>
     </w:p>
     <w:p>
@@ -3882,25 +4016,7 @@
           <w:szCs w:val="24"/>
           <w:lang w:eastAsia="ru-RU"/>
         </w:rPr>
-        <w:t>5.</w:t>
-      </w:r>
-      <w:r>
-        <w:rPr>
-          <w:rFonts w:ascii="Times New Roman" w:eastAsia="Times New Roman" w:hAnsi="Times New Roman"/>
-          <w:sz w:val="24"/>
-          <w:szCs w:val="24"/>
-          <w:lang w:eastAsia="ru-RU"/>
-        </w:rPr>
-        <w:t>4.Стороны</w:t>
-      </w:r>
-      <w:r>
-        <w:rPr>
-          <w:rFonts w:ascii="Times New Roman" w:eastAsia="Times New Roman" w:hAnsi="Times New Roman"/>
-          <w:sz w:val="24"/>
-          <w:szCs w:val="24"/>
-          <w:lang w:eastAsia="ru-RU"/>
-        </w:rPr>
-        <w:t xml:space="preserve"> не несут ответственность за: </w:t>
+        <w:t xml:space="preserve">5.4.Стороны не несут ответственность за: </w:t>
       </w:r>
     </w:p>
     <w:p>
@@ -3925,34 +4041,16 @@
           <w:szCs w:val="24"/>
           <w:lang w:eastAsia="ru-RU"/>
         </w:rPr>
-        <w:t>5.4.</w:t>
-      </w:r>
-      <w:r>
-        <w:rPr>
-          <w:rFonts w:ascii="Times New Roman" w:eastAsia="Times New Roman" w:hAnsi="Times New Roman"/>
-          <w:sz w:val="24"/>
-          <w:szCs w:val="24"/>
-          <w:lang w:eastAsia="ru-RU"/>
-        </w:rPr>
-        <w:t>1.</w:t>
-      </w:r>
-      <w:r>
-        <w:rPr>
-          <w:rFonts w:ascii="Times New Roman" w:eastAsia="Times New Roman" w:hAnsi="Times New Roman"/>
-          <w:sz w:val="24"/>
-          <w:szCs w:val="24"/>
-          <w:lang w:eastAsia="ru-RU"/>
-        </w:rPr>
-        <w:t>невозможность</w:t>
-      </w:r>
-      <w:r>
-        <w:rPr>
-          <w:rFonts w:ascii="Times New Roman" w:eastAsia="Times New Roman" w:hAnsi="Times New Roman"/>
-          <w:sz w:val="24"/>
-          <w:szCs w:val="24"/>
-          <w:lang w:eastAsia="ru-RU"/>
-        </w:rPr>
-        <w:t xml:space="preserve"> или просрочку исполнения обязательств по договору, если в процессе работы выявятся обстоятельства, препятствующие законному совершению сделки; </w:t>
+        <w:t>5.4.1.</w:t>
+      </w:r>
+      <w:r>
+        <w:rPr>
+          <w:rFonts w:ascii="Times New Roman" w:eastAsia="Times New Roman" w:hAnsi="Times New Roman"/>
+          <w:sz w:val="24"/>
+          <w:szCs w:val="24"/>
+          <w:lang w:eastAsia="ru-RU"/>
+        </w:rPr>
+        <w:t xml:space="preserve">невозможность или просрочку исполнения обязательств по договору, если в процессе работы выявятся обстоятельства, препятствующие законному совершению сделки; </w:t>
       </w:r>
     </w:p>
     <w:p>
@@ -4021,34 +4119,16 @@
           <w:szCs w:val="24"/>
           <w:lang w:eastAsia="ru-RU"/>
         </w:rPr>
-        <w:t>5.4.</w:t>
-      </w:r>
-      <w:r>
-        <w:rPr>
-          <w:rFonts w:ascii="Times New Roman" w:eastAsia="Times New Roman" w:hAnsi="Times New Roman"/>
-          <w:sz w:val="24"/>
-          <w:szCs w:val="24"/>
-          <w:lang w:eastAsia="ru-RU"/>
-        </w:rPr>
-        <w:t>3.</w:t>
-      </w:r>
-      <w:r>
-        <w:rPr>
-          <w:rFonts w:ascii="Times New Roman" w:eastAsia="Times New Roman" w:hAnsi="Times New Roman"/>
-          <w:sz w:val="24"/>
-          <w:szCs w:val="24"/>
-          <w:lang w:eastAsia="ru-RU"/>
-        </w:rPr>
-        <w:t>отказ</w:t>
-      </w:r>
-      <w:r>
-        <w:rPr>
-          <w:rFonts w:ascii="Times New Roman" w:eastAsia="Times New Roman" w:hAnsi="Times New Roman"/>
-          <w:sz w:val="24"/>
-          <w:szCs w:val="24"/>
-          <w:lang w:eastAsia="ru-RU"/>
-        </w:rPr>
-        <w:t xml:space="preserve"> государственных органов и иных организаций и лиц, в компетенцию которых входит выдача документов и сведений, от предоставления данных документов и сведений   либо   несвоевременное   их предоставление.</w:t>
+        <w:t>5.4.3.</w:t>
+      </w:r>
+      <w:r>
+        <w:rPr>
+          <w:rFonts w:ascii="Times New Roman" w:eastAsia="Times New Roman" w:hAnsi="Times New Roman"/>
+          <w:sz w:val="24"/>
+          <w:szCs w:val="24"/>
+          <w:lang w:eastAsia="ru-RU"/>
+        </w:rPr>
+        <w:t>отказ государственных органов и иных организаций и лиц, в компетенцию которых входит выдача документов и сведений, от предоставления данных документов и сведений   либо   несвоевременное   их предоставление.</w:t>
       </w:r>
     </w:p>
     <w:p>
@@ -4246,25 +4326,7 @@
           <w:szCs w:val="24"/>
           <w:lang w:eastAsia="ru-RU"/>
         </w:rPr>
-        <w:t>6.</w:t>
-      </w:r>
-      <w:r>
-        <w:rPr>
-          <w:rFonts w:ascii="Times New Roman" w:eastAsia="Times New Roman" w:hAnsi="Times New Roman"/>
-          <w:sz w:val="24"/>
-          <w:szCs w:val="24"/>
-          <w:lang w:eastAsia="ru-RU"/>
-        </w:rPr>
-        <w:t>2.На</w:t>
-      </w:r>
-      <w:r>
-        <w:rPr>
-          <w:rFonts w:ascii="Times New Roman" w:eastAsia="Times New Roman" w:hAnsi="Times New Roman"/>
-          <w:sz w:val="24"/>
-          <w:szCs w:val="24"/>
-          <w:lang w:eastAsia="ru-RU"/>
-        </w:rPr>
-        <w:t xml:space="preserve"> момент подписания договора Потребитель ознакомлен с документом, содержащим размеры и</w:t>
+        <w:t>6.2.На момент подписания договора Потребитель ознакомлен с документом, содержащим размеры и</w:t>
       </w:r>
       <w:r>
         <w:rPr>
@@ -4327,15 +4389,6 @@
           <w:lang w:eastAsia="ru-RU"/>
         </w:rPr>
         <w:br/>
-      </w:r>
-      <w:r>
-        <w:rPr>
-          <w:rFonts w:ascii="Times New Roman" w:eastAsia="Times New Roman" w:hAnsi="Times New Roman"/>
-          <w:sz w:val="24"/>
-          <w:szCs w:val="24"/>
-          <w:lang w:eastAsia="ru-RU"/>
-        </w:rPr>
-        <w:lastRenderedPageBreak/>
         <w:t>в залоге, не обременен никакими обязательствами и соответствует   описанию   объекта недвижимого имущества.</w:t>
       </w:r>
     </w:p>
@@ -4363,25 +4416,7 @@
           <w:szCs w:val="24"/>
           <w:lang w:eastAsia="ru-RU"/>
         </w:rPr>
-        <w:t>6.</w:t>
-      </w:r>
-      <w:r>
-        <w:rPr>
-          <w:rFonts w:ascii="Times New Roman" w:eastAsia="Times New Roman" w:hAnsi="Times New Roman"/>
-          <w:sz w:val="24"/>
-          <w:szCs w:val="24"/>
-          <w:lang w:eastAsia="ru-RU"/>
-        </w:rPr>
-        <w:t>4.Потребителю</w:t>
-      </w:r>
-      <w:r>
-        <w:rPr>
-          <w:rFonts w:ascii="Times New Roman" w:eastAsia="Times New Roman" w:hAnsi="Times New Roman"/>
-          <w:sz w:val="24"/>
-          <w:szCs w:val="24"/>
-          <w:lang w:eastAsia="ru-RU"/>
-        </w:rPr>
-        <w:t xml:space="preserve"> разъяснено содержание статьи 11 Закона Республики Беларусь</w:t>
+        <w:t>6.4.Потребителю разъяснено содержание статьи 11 Закона Республики Беларусь</w:t>
       </w:r>
       <w:r>
         <w:rPr>
@@ -4411,25 +4446,17 @@
           <w:szCs w:val="24"/>
           <w:lang w:eastAsia="ru-RU"/>
         </w:rPr>
-        <w:t xml:space="preserve"> «</w:t>
-      </w:r>
-      <w:r>
-        <w:rPr>
-          <w:rFonts w:ascii="Times New Roman" w:eastAsia="Times New Roman" w:hAnsi="Times New Roman"/>
-          <w:sz w:val="24"/>
-          <w:szCs w:val="24"/>
-          <w:lang w:eastAsia="ru-RU"/>
-        </w:rPr>
-        <w:t>О  валютном</w:t>
-      </w:r>
-      <w:r>
-        <w:rPr>
-          <w:rFonts w:ascii="Times New Roman" w:eastAsia="Times New Roman" w:hAnsi="Times New Roman"/>
-          <w:sz w:val="24"/>
-          <w:szCs w:val="24"/>
-          <w:lang w:eastAsia="ru-RU"/>
-        </w:rPr>
-        <w:t xml:space="preserve"> регулировании и валютном контроле», в соответствии с которой  запрещается  использование  иностранной  валюты,  ценных  бумаг  в иностранной  валюте  и  (или) платежных документов в иностранной валюте при проведении   валютных  операций  между  физическими  лицами  -  резидентами Республики  Беларусь  при  расчетах по договорам купли-продажи, в том числе договорам купли-продажи объекта недвижимого имущества.</w:t>
+        <w:t xml:space="preserve"> «О  валютном регулировании и валютном контроле», в соответствии с которой  запрещается  </w:t>
+      </w:r>
+      <w:r>
+        <w:rPr>
+          <w:rFonts w:ascii="Times New Roman" w:eastAsia="Times New Roman" w:hAnsi="Times New Roman"/>
+          <w:sz w:val="24"/>
+          <w:szCs w:val="24"/>
+          <w:lang w:eastAsia="ru-RU"/>
+        </w:rPr>
+        <w:lastRenderedPageBreak/>
+        <w:t>использование  иностранной  валюты,  ценных  бумаг  в иностранной  валюте  и  (или) платежных документов в иностранной валюте при проведении   валютных  операций  между  физическими  лицами  -  резидентами Республики  Беларусь  при  расчетах по договорам купли-продажи, в том числе договорам купли-продажи объекта недвижимого имущества.</w:t>
       </w:r>
     </w:p>
     <w:p>
@@ -4485,18 +4512,9 @@
           <w:szCs w:val="24"/>
           <w:lang w:eastAsia="ru-RU"/>
         </w:rPr>
-        <w:t>6.</w:t>
-      </w:r>
-      <w:r>
-        <w:rPr>
-          <w:rFonts w:ascii="Times New Roman" w:eastAsia="Times New Roman" w:hAnsi="Times New Roman"/>
-          <w:sz w:val="24"/>
-          <w:szCs w:val="24"/>
-          <w:lang w:eastAsia="ru-RU"/>
-        </w:rPr>
-        <w:t>6</w:t>
-      </w:r>
-      <w:bookmarkStart w:id="8" w:name="_Hlk19713369"/>
+        <w:t>6.6</w:t>
+      </w:r>
+      <w:bookmarkStart w:id="6" w:name="_Hlk19713369"/>
       <w:r>
         <w:rPr>
           <w:rFonts w:ascii="Times New Roman" w:eastAsia="Times New Roman" w:hAnsi="Times New Roman"/>
@@ -4512,17 +4530,9 @@
           <w:sz w:val="24"/>
           <w:szCs w:val="24"/>
         </w:rPr>
-        <w:t>Консультирование</w:t>
-      </w:r>
-      <w:r>
-        <w:rPr>
-          <w:rFonts w:ascii="Times New Roman" w:hAnsi="Times New Roman"/>
-          <w:sz w:val="24"/>
-          <w:szCs w:val="24"/>
-        </w:rPr>
-        <w:t xml:space="preserve"> Потребителя по вопросам налогообложения в рамках владения, пользования и распоряжения Объектом не входит в предмет Договора</w:t>
-      </w:r>
-      <w:bookmarkEnd w:id="8"/>
+        <w:t>Консультирование Потребителя по вопросам налогообложения в рамках владения, пользования и распоряжения Объектом не входит в предмет Договора</w:t>
+      </w:r>
+      <w:bookmarkEnd w:id="6"/>
       <w:r>
         <w:rPr>
           <w:rFonts w:ascii="Times New Roman" w:hAnsi="Times New Roman"/>
@@ -4543,38 +4553,22 @@
           <w:szCs w:val="24"/>
         </w:rPr>
       </w:pPr>
-      <w:bookmarkStart w:id="9" w:name="_Hlk19713166"/>
-      <w:r>
-        <w:rPr>
-          <w:rFonts w:ascii="Times New Roman" w:hAnsi="Times New Roman"/>
-          <w:sz w:val="24"/>
-          <w:szCs w:val="24"/>
-        </w:rPr>
-        <w:t>6.</w:t>
-      </w:r>
-      <w:r>
-        <w:rPr>
-          <w:rFonts w:ascii="Times New Roman" w:hAnsi="Times New Roman"/>
-          <w:sz w:val="24"/>
-          <w:szCs w:val="24"/>
-        </w:rPr>
-        <w:t>7.</w:t>
-      </w:r>
-      <w:r>
-        <w:rPr>
-          <w:rFonts w:ascii="Times New Roman" w:hAnsi="Times New Roman"/>
-          <w:sz w:val="24"/>
-          <w:szCs w:val="24"/>
-        </w:rPr>
-        <w:t>Во</w:t>
-      </w:r>
-      <w:r>
-        <w:rPr>
-          <w:rFonts w:ascii="Times New Roman" w:hAnsi="Times New Roman"/>
-          <w:sz w:val="24"/>
-          <w:szCs w:val="24"/>
-        </w:rPr>
-        <w:t xml:space="preserve"> всем, что не оговорено условиями Договора, Стороны руководствуются действующим законодательством Республики Беларусь. Потребитель, подписывая настоящий договор, подтверждает, что ознакомлен с Политикой об обработке персональных данных, действующей у Исполнителя и соглашается с ее содержанием в полном объеме без каких-либо исключений. Потребитель своей подписью в настоящем договоре выражает согласие на обработку персональных данных согласно перечню, указанному в уголке потребителя по месту нахождения Исполнителя, с которым Потребитель ознакомлен).</w:t>
+      <w:bookmarkStart w:id="7" w:name="_Hlk19713166"/>
+      <w:r>
+        <w:rPr>
+          <w:rFonts w:ascii="Times New Roman" w:hAnsi="Times New Roman"/>
+          <w:sz w:val="24"/>
+          <w:szCs w:val="24"/>
+        </w:rPr>
+        <w:t>6.7.</w:t>
+      </w:r>
+      <w:r>
+        <w:rPr>
+          <w:rFonts w:ascii="Times New Roman" w:hAnsi="Times New Roman"/>
+          <w:sz w:val="24"/>
+          <w:szCs w:val="24"/>
+        </w:rPr>
+        <w:t>Во всем, что не оговорено условиями Договора, Стороны руководствуются действующим законодательством Республики Беларусь. Потребитель, подписывая настоящий договор, подтверждает, что ознакомлен с Политикой об обработке персональных данных, действующей у Исполнителя и соглашается с ее содержанием в полном объеме без каких-либо исключений. Потребитель своей подписью в настоящем договоре выражает согласие на обработку персональных данных согласно перечню, указанному в уголке потребителя по месту нахождения Исполнителя, с которым Потребитель ознакомлен).</w:t>
       </w:r>
     </w:p>
     <w:p>
@@ -4660,7 +4654,7 @@
           <w:szCs w:val="24"/>
         </w:rPr>
       </w:pPr>
-      <w:bookmarkStart w:id="10" w:name="_Hlk232533006"/>
+      <w:bookmarkStart w:id="8" w:name="_Hlk232533006"/>
       <w:r>
         <w:rPr>
           <w:rFonts w:ascii="Times New Roman" w:hAnsi="Times New Roman"/>
@@ -4710,7 +4704,7 @@
         <w:t>__________________________________________________________________________________________</w:t>
       </w:r>
     </w:p>
-    <w:bookmarkEnd w:id="10"/>
+    <w:bookmarkEnd w:id="8"/>
     <w:p>
       <w:pPr>
         <w:spacing w:after="0"/>
@@ -4747,7 +4741,7 @@
         <w:t xml:space="preserve">. Иные условия: </w:t>
       </w:r>
     </w:p>
-    <w:bookmarkEnd w:id="9"/>
+    <w:bookmarkEnd w:id="7"/>
     <w:p>
       <w:pPr>
         <w:autoSpaceDE w:val="0"/>
@@ -4770,7 +4764,7 @@
           <w:szCs w:val="20"/>
           <w:lang w:eastAsia="ru-RU"/>
         </w:rPr>
-        <w:t xml:space="preserve">Ответственный риэлтер по настоящему договору {{agent.initials}}</w:t>
+        <w:t>Ответственный риэлтер по настоящему договору {{agent.initials}}</w:t>
       </w:r>
     </w:p>
     <w:p>
@@ -4830,7 +4824,7 @@
           <w:szCs w:val="20"/>
           <w:lang w:eastAsia="ru-RU"/>
         </w:rPr>
-        <w:t xml:space="preserve">№ {{agent.attestationNumber}}от {{agent.attestationDate}}г, действует до {{agent.attestationExpiry}}г</w:t>
+        <w:t>№ {{agent.attestationNumber}}от {{agent.attestationDate}}г, действует до {{agent.attestationExpiry}}г</w:t>
       </w:r>
     </w:p>
     <w:p>
@@ -4841,7 +4835,7 @@
         <w:spacing w:after="0" w:line="240" w:lineRule="auto"/>
         <w:rPr>
           <w:rFonts w:ascii="Times New Roman" w:eastAsia="Times New Roman" w:hAnsi="Times New Roman"/>
-          <w:b/>
+          <w:bCs/>
           <w:sz w:val="20"/>
           <w:szCs w:val="20"/>
           <w:lang w:eastAsia="ru-RU"/>
@@ -4850,12 +4844,34 @@
       <w:r>
         <w:rPr>
           <w:rFonts w:ascii="Times New Roman" w:eastAsia="Times New Roman" w:hAnsi="Times New Roman"/>
-          <w:b/>
+          <w:bCs/>
           <w:sz w:val="20"/>
           <w:szCs w:val="20"/>
           <w:lang w:eastAsia="ru-RU"/>
         </w:rPr>
-        <w:t xml:space="preserve">Идентификационная пластиковая карточка {{agent.cardNumber}}</w:t>
+        <w:t>Идентификационная пластиковая карточка {{</w:t>
+      </w:r>
+      <w:proofErr w:type="gramStart"/>
+      <w:r>
+        <w:rPr>
+          <w:rFonts w:ascii="Times New Roman" w:eastAsia="Times New Roman" w:hAnsi="Times New Roman"/>
+          <w:bCs/>
+          <w:sz w:val="20"/>
+          <w:szCs w:val="20"/>
+          <w:lang w:eastAsia="ru-RU"/>
+        </w:rPr>
+        <w:t>agent.cardNumber</w:t>
+      </w:r>
+      <w:proofErr w:type="gramEnd"/>
+      <w:r>
+        <w:rPr>
+          <w:rFonts w:ascii="Times New Roman" w:eastAsia="Times New Roman" w:hAnsi="Times New Roman"/>
+          <w:bCs/>
+          <w:sz w:val="20"/>
+          <w:szCs w:val="20"/>
+          <w:lang w:eastAsia="ru-RU"/>
+        </w:rPr>
+        <w:t>}}</w:t>
       </w:r>
     </w:p>
     <w:p>
@@ -4917,13 +4933,8 @@
           </w:tcPr>
           <w:p>
             <w:pPr>
-              <w:autoSpaceDE w:val="0"/>
-              <w:autoSpaceDN w:val="0"/>
-              <w:adjustRightInd w:val="0"/>
-              <w:spacing w:line="360" w:lineRule="auto"/>
-              <w:ind w:right="43"/>
-              <w:rPr>
-                <w:rFonts w:ascii="Times New Roman" w:eastAsia="Times New Roman" w:hAnsi="Times New Roman"/>
+              <w:rPr>
+                <w:rFonts w:ascii="Times New Roman" w:hAnsi="Times New Roman"/>
                 <w:sz w:val="20"/>
                 <w:szCs w:val="20"/>
                 <w:lang w:eastAsia="ru-RU"/>
@@ -4931,23 +4942,38 @@
             </w:pPr>
             <w:r>
               <w:rPr>
-                <w:rFonts w:ascii="Times New Roman" w:eastAsia="Times New Roman" w:hAnsi="Times New Roman"/>
+                <w:rFonts w:ascii="Times New Roman" w:hAnsi="Times New Roman"/>
                 <w:sz w:val="20"/>
                 <w:szCs w:val="20"/>
                 <w:lang w:eastAsia="ru-RU"/>
               </w:rPr>
-              <w:t xml:space="preserve">ФИО: {{seller.fullName}}</w:t>
+              <w:t>ФИО: {{</w:t>
+            </w:r>
+            <w:proofErr w:type="gramStart"/>
+            <w:r>
+              <w:rPr>
+                <w:rFonts w:ascii="Times New Roman" w:hAnsi="Times New Roman"/>
+                <w:sz w:val="20"/>
+                <w:szCs w:val="20"/>
+                <w:lang w:eastAsia="ru-RU"/>
+              </w:rPr>
+              <w:t>seller.fullName</w:t>
+            </w:r>
+            <w:proofErr w:type="gramEnd"/>
+            <w:r>
+              <w:rPr>
+                <w:rFonts w:ascii="Times New Roman" w:hAnsi="Times New Roman"/>
+                <w:sz w:val="20"/>
+                <w:szCs w:val="20"/>
+                <w:lang w:eastAsia="ru-RU"/>
+              </w:rPr>
+              <w:t>}}</w:t>
             </w:r>
           </w:p>
           <w:p>
             <w:pPr>
-              <w:autoSpaceDE w:val="0"/>
-              <w:autoSpaceDN w:val="0"/>
-              <w:adjustRightInd w:val="0"/>
-              <w:spacing w:line="360" w:lineRule="auto"/>
-              <w:ind w:right="43"/>
-              <w:rPr>
-                <w:rFonts w:ascii="Times New Roman" w:eastAsia="Times New Roman" w:hAnsi="Times New Roman"/>
+              <w:rPr>
+                <w:rFonts w:ascii="Times New Roman" w:hAnsi="Times New Roman"/>
                 <w:sz w:val="20"/>
                 <w:szCs w:val="20"/>
                 <w:lang w:eastAsia="ru-RU"/>
@@ -4955,23 +4981,38 @@
             </w:pPr>
             <w:r>
               <w:rPr>
-                <w:rFonts w:ascii="Times New Roman" w:eastAsia="Times New Roman" w:hAnsi="Times New Roman"/>
+                <w:rFonts w:ascii="Times New Roman" w:hAnsi="Times New Roman"/>
                 <w:sz w:val="20"/>
                 <w:szCs w:val="20"/>
                 <w:lang w:eastAsia="ru-RU"/>
               </w:rPr>
-              <w:t xml:space="preserve">{{seller.birthDate}} г.р.</w:t>
+              <w:t>{{</w:t>
+            </w:r>
+            <w:proofErr w:type="gramStart"/>
+            <w:r>
+              <w:rPr>
+                <w:rFonts w:ascii="Times New Roman" w:hAnsi="Times New Roman"/>
+                <w:sz w:val="20"/>
+                <w:szCs w:val="20"/>
+                <w:lang w:eastAsia="ru-RU"/>
+              </w:rPr>
+              <w:t>seller.birthDate</w:t>
+            </w:r>
+            <w:proofErr w:type="gramEnd"/>
+            <w:r>
+              <w:rPr>
+                <w:rFonts w:ascii="Times New Roman" w:hAnsi="Times New Roman"/>
+                <w:sz w:val="20"/>
+                <w:szCs w:val="20"/>
+                <w:lang w:eastAsia="ru-RU"/>
+              </w:rPr>
+              <w:t>}} г.р.</w:t>
             </w:r>
           </w:p>
           <w:p>
             <w:pPr>
-              <w:autoSpaceDE w:val="0"/>
-              <w:autoSpaceDN w:val="0"/>
-              <w:adjustRightInd w:val="0"/>
-              <w:spacing w:line="276" w:lineRule="auto"/>
-              <w:ind w:right="43"/>
-              <w:rPr>
-                <w:rFonts w:ascii="Times New Roman" w:eastAsia="Times New Roman" w:hAnsi="Times New Roman"/>
+              <w:rPr>
+                <w:rFonts w:ascii="Times New Roman" w:hAnsi="Times New Roman"/>
                 <w:sz w:val="20"/>
                 <w:szCs w:val="20"/>
                 <w:lang w:eastAsia="ru-RU"/>
@@ -4979,23 +5020,38 @@
             </w:pPr>
             <w:r>
               <w:rPr>
-                <w:rFonts w:ascii="Times New Roman" w:eastAsia="Times New Roman" w:hAnsi="Times New Roman"/>
+                <w:rFonts w:ascii="Times New Roman" w:hAnsi="Times New Roman"/>
                 <w:sz w:val="20"/>
                 <w:szCs w:val="20"/>
                 <w:lang w:eastAsia="ru-RU"/>
               </w:rPr>
-              <w:t xml:space="preserve">Регистрация: {{seller.address}}</w:t>
+              <w:t>Регистрация: {{</w:t>
+            </w:r>
+            <w:proofErr w:type="gramStart"/>
+            <w:r>
+              <w:rPr>
+                <w:rFonts w:ascii="Times New Roman" w:hAnsi="Times New Roman"/>
+                <w:sz w:val="20"/>
+                <w:szCs w:val="20"/>
+                <w:lang w:eastAsia="ru-RU"/>
+              </w:rPr>
+              <w:t>seller.address</w:t>
+            </w:r>
+            <w:proofErr w:type="gramEnd"/>
+            <w:r>
+              <w:rPr>
+                <w:rFonts w:ascii="Times New Roman" w:hAnsi="Times New Roman"/>
+                <w:sz w:val="20"/>
+                <w:szCs w:val="20"/>
+                <w:lang w:eastAsia="ru-RU"/>
+              </w:rPr>
+              <w:t>}}</w:t>
             </w:r>
           </w:p>
           <w:p>
             <w:pPr>
-              <w:autoSpaceDE w:val="0"/>
-              <w:autoSpaceDN w:val="0"/>
-              <w:adjustRightInd w:val="0"/>
-              <w:spacing w:line="276" w:lineRule="auto"/>
-              <w:ind w:right="43"/>
-              <w:rPr>
-                <w:rFonts w:ascii="Times New Roman" w:eastAsia="Times New Roman" w:hAnsi="Times New Roman"/>
+              <w:rPr>
+                <w:rFonts w:ascii="Times New Roman" w:hAnsi="Times New Roman"/>
                 <w:sz w:val="20"/>
                 <w:szCs w:val="20"/>
                 <w:lang w:eastAsia="ru-RU"/>
@@ -5003,126 +5059,261 @@
             </w:pPr>
             <w:r>
               <w:rPr>
-                <w:rFonts w:ascii="Times New Roman" w:eastAsia="Times New Roman" w:hAnsi="Times New Roman"/>
+                <w:rFonts w:ascii="Times New Roman" w:hAnsi="Times New Roman"/>
                 <w:sz w:val="20"/>
                 <w:szCs w:val="20"/>
                 <w:lang w:eastAsia="ru-RU"/>
               </w:rPr>
-              <w:t xml:space="preserve">Паспорт: {{seller.passport}}</w:t>
+              <w:t>Паспорт: {{</w:t>
+            </w:r>
+            <w:proofErr w:type="gramStart"/>
+            <w:r>
+              <w:rPr>
+                <w:rFonts w:ascii="Times New Roman" w:hAnsi="Times New Roman"/>
+                <w:sz w:val="20"/>
+                <w:szCs w:val="20"/>
+                <w:lang w:eastAsia="ru-RU"/>
+              </w:rPr>
+              <w:t>seller.passport</w:t>
+            </w:r>
+            <w:proofErr w:type="gramEnd"/>
+            <w:r>
+              <w:rPr>
+                <w:rFonts w:ascii="Times New Roman" w:hAnsi="Times New Roman"/>
+                <w:sz w:val="20"/>
+                <w:szCs w:val="20"/>
+                <w:lang w:eastAsia="ru-RU"/>
+              </w:rPr>
+              <w:t>}}</w:t>
             </w:r>
           </w:p>
           <w:p>
             <w:pPr>
-              <w:autoSpaceDE w:val="0"/>
-              <w:autoSpaceDN w:val="0"/>
-              <w:adjustRightInd w:val="0"/>
-              <w:spacing w:line="276" w:lineRule="auto"/>
-              <w:ind w:right="43"/>
-              <w:rPr>
-                <w:rFonts w:ascii="Times New Roman" w:eastAsia="Times New Roman" w:hAnsi="Times New Roman"/>
+              <w:rPr>
+                <w:rFonts w:ascii="Times New Roman" w:hAnsi="Times New Roman"/>
+                <w:sz w:val="20"/>
+                <w:szCs w:val="20"/>
+                <w:lang w:val="en-US" w:eastAsia="ru-RU"/>
+              </w:rPr>
+            </w:pPr>
+            <w:r>
+              <w:rPr>
+                <w:rFonts w:ascii="Times New Roman" w:hAnsi="Times New Roman"/>
                 <w:sz w:val="20"/>
                 <w:szCs w:val="20"/>
                 <w:lang w:eastAsia="ru-RU"/>
               </w:rPr>
-            </w:pPr>
-            <w:r>
-              <w:rPr>
-                <w:rFonts w:ascii="Times New Roman" w:eastAsia="Times New Roman" w:hAnsi="Times New Roman"/>
-                <w:sz w:val="20"/>
-                <w:szCs w:val="20"/>
-                <w:lang w:eastAsia="ru-RU"/>
-              </w:rPr>
-              <w:t xml:space="preserve">Выдан {{seller.passportIssuedByInstrumental}} {{seller.passportIssueDate}}</w:t>
+              <w:t>Выдан</w:t>
+            </w:r>
+            <w:r>
+              <w:rPr>
+                <w:rFonts w:ascii="Times New Roman" w:hAnsi="Times New Roman"/>
+                <w:sz w:val="20"/>
+                <w:szCs w:val="20"/>
+                <w:lang w:val="en-US" w:eastAsia="ru-RU"/>
+              </w:rPr>
+              <w:t xml:space="preserve"> {{</w:t>
+            </w:r>
+            <w:proofErr w:type="spellStart"/>
+            <w:proofErr w:type="gramStart"/>
+            <w:r>
+              <w:rPr>
+                <w:rFonts w:ascii="Times New Roman" w:hAnsi="Times New Roman"/>
+                <w:sz w:val="20"/>
+                <w:szCs w:val="20"/>
+                <w:lang w:val="en-US" w:eastAsia="ru-RU"/>
+              </w:rPr>
+              <w:t>seller.passportIssuedByInstrumental</w:t>
+            </w:r>
+            <w:proofErr w:type="spellEnd"/>
+            <w:proofErr w:type="gramEnd"/>
+            <w:r>
+              <w:rPr>
+                <w:rFonts w:ascii="Times New Roman" w:hAnsi="Times New Roman"/>
+                <w:sz w:val="20"/>
+                <w:szCs w:val="20"/>
+                <w:lang w:val="en-US" w:eastAsia="ru-RU"/>
+              </w:rPr>
+              <w:t>}} {{</w:t>
+            </w:r>
+            <w:proofErr w:type="spellStart"/>
+            <w:r>
+              <w:rPr>
+                <w:rFonts w:ascii="Times New Roman" w:hAnsi="Times New Roman"/>
+                <w:sz w:val="20"/>
+                <w:szCs w:val="20"/>
+                <w:lang w:val="en-US" w:eastAsia="ru-RU"/>
+              </w:rPr>
+              <w:t>seller.passportIssueDate</w:t>
+            </w:r>
+            <w:proofErr w:type="spellEnd"/>
+            <w:r>
+              <w:rPr>
+                <w:rFonts w:ascii="Times New Roman" w:hAnsi="Times New Roman"/>
+                <w:sz w:val="20"/>
+                <w:szCs w:val="20"/>
+                <w:lang w:val="en-US" w:eastAsia="ru-RU"/>
+              </w:rPr>
+              <w:t>}}</w:t>
             </w:r>
           </w:p>
           <w:p>
             <w:pPr>
-              <w:autoSpaceDE w:val="0"/>
-              <w:autoSpaceDN w:val="0"/>
-              <w:adjustRightInd w:val="0"/>
-              <w:spacing w:line="276" w:lineRule="auto"/>
-              <w:ind w:right="43"/>
-              <w:rPr>
-                <w:rFonts w:ascii="Times New Roman" w:eastAsia="Times New Roman" w:hAnsi="Times New Roman"/>
+              <w:rPr>
+                <w:rFonts w:ascii="Times New Roman" w:hAnsi="Times New Roman"/>
+                <w:sz w:val="20"/>
+                <w:szCs w:val="20"/>
+                <w:lang w:val="en-US" w:eastAsia="ru-RU"/>
+              </w:rPr>
+            </w:pPr>
+            <w:r>
+              <w:rPr>
+                <w:rFonts w:ascii="Times New Roman" w:hAnsi="Times New Roman"/>
                 <w:sz w:val="20"/>
                 <w:szCs w:val="20"/>
                 <w:lang w:eastAsia="ru-RU"/>
               </w:rPr>
-            </w:pPr>
-            <w:r>
-              <w:rPr>
-                <w:rFonts w:ascii="Times New Roman" w:eastAsia="Times New Roman" w:hAnsi="Times New Roman"/>
+              <w:t>Идентификационный</w:t>
+            </w:r>
+            <w:r>
+              <w:rPr>
+                <w:rFonts w:ascii="Times New Roman" w:hAnsi="Times New Roman"/>
+                <w:sz w:val="20"/>
+                <w:szCs w:val="20"/>
+                <w:lang w:val="en-US" w:eastAsia="ru-RU"/>
+              </w:rPr>
+              <w:t xml:space="preserve"> </w:t>
+            </w:r>
+            <w:r>
+              <w:rPr>
+                <w:rFonts w:ascii="Times New Roman" w:hAnsi="Times New Roman"/>
                 <w:sz w:val="20"/>
                 <w:szCs w:val="20"/>
                 <w:lang w:eastAsia="ru-RU"/>
               </w:rPr>
-              <w:t xml:space="preserve">Идентификационный номер: {{seller.id}}</w:t>
+              <w:t>номер</w:t>
+            </w:r>
+            <w:r>
+              <w:rPr>
+                <w:rFonts w:ascii="Times New Roman" w:hAnsi="Times New Roman"/>
+                <w:sz w:val="20"/>
+                <w:szCs w:val="20"/>
+                <w:lang w:val="en-US" w:eastAsia="ru-RU"/>
+              </w:rPr>
+              <w:t>: {{seller.id}}</w:t>
             </w:r>
           </w:p>
           <w:p>
             <w:pPr>
-              <w:autoSpaceDE w:val="0"/>
-              <w:autoSpaceDN w:val="0"/>
-              <w:adjustRightInd w:val="0"/>
-              <w:spacing w:line="276" w:lineRule="auto"/>
-              <w:ind w:right="43"/>
-              <w:rPr>
-                <w:rFonts w:ascii="Times New Roman" w:eastAsia="Times New Roman" w:hAnsi="Times New Roman"/>
+              <w:rPr>
+                <w:rFonts w:ascii="Times New Roman" w:hAnsi="Times New Roman"/>
+                <w:sz w:val="20"/>
+                <w:szCs w:val="20"/>
+                <w:lang w:val="en-US" w:eastAsia="ru-RU"/>
+              </w:rPr>
+            </w:pPr>
+            <w:r>
+              <w:rPr>
+                <w:rFonts w:ascii="Times New Roman" w:hAnsi="Times New Roman"/>
                 <w:sz w:val="20"/>
                 <w:szCs w:val="20"/>
                 <w:lang w:eastAsia="ru-RU"/>
               </w:rPr>
-            </w:pPr>
-            <w:r>
-              <w:rPr>
-                <w:rFonts w:ascii="Times New Roman" w:eastAsia="Times New Roman" w:hAnsi="Times New Roman"/>
-                <w:sz w:val="20"/>
-                <w:szCs w:val="20"/>
-                <w:lang w:eastAsia="ru-RU"/>
-              </w:rPr>
-              <w:t xml:space="preserve">Тел: {{seller.phone}}</w:t>
+              <w:t>Тел</w:t>
+            </w:r>
+            <w:r>
+              <w:rPr>
+                <w:rFonts w:ascii="Times New Roman" w:hAnsi="Times New Roman"/>
+                <w:sz w:val="20"/>
+                <w:szCs w:val="20"/>
+                <w:lang w:val="en-US" w:eastAsia="ru-RU"/>
+              </w:rPr>
+              <w:t>: {{</w:t>
+            </w:r>
+            <w:proofErr w:type="spellStart"/>
+            <w:proofErr w:type="gramStart"/>
+            <w:r>
+              <w:rPr>
+                <w:rFonts w:ascii="Times New Roman" w:hAnsi="Times New Roman"/>
+                <w:sz w:val="20"/>
+                <w:szCs w:val="20"/>
+                <w:lang w:val="en-US" w:eastAsia="ru-RU"/>
+              </w:rPr>
+              <w:t>seller.phone</w:t>
+            </w:r>
+            <w:proofErr w:type="spellEnd"/>
+            <w:proofErr w:type="gramEnd"/>
+            <w:r>
+              <w:rPr>
+                <w:rFonts w:ascii="Times New Roman" w:hAnsi="Times New Roman"/>
+                <w:sz w:val="20"/>
+                <w:szCs w:val="20"/>
+                <w:lang w:val="en-US" w:eastAsia="ru-RU"/>
+              </w:rPr>
+              <w:t>}}</w:t>
             </w:r>
           </w:p>
           <w:p>
             <w:pPr>
-              <w:autoSpaceDE w:val="0"/>
-              <w:autoSpaceDN w:val="0"/>
-              <w:adjustRightInd w:val="0"/>
-              <w:spacing w:line="360" w:lineRule="auto"/>
-              <w:ind w:right="43"/>
-              <w:rPr>
-                <w:rFonts w:ascii="Times New Roman" w:eastAsia="Times New Roman" w:hAnsi="Times New Roman"/>
+              <w:rPr>
+                <w:rFonts w:ascii="Times New Roman" w:hAnsi="Times New Roman"/>
                 <w:b/>
                 <w:sz w:val="20"/>
                 <w:szCs w:val="20"/>
-                <w:lang w:eastAsia="ru-RU"/>
+                <w:lang w:val="en-US" w:eastAsia="ru-RU"/>
               </w:rPr>
             </w:pPr>
           </w:p>
           <w:p>
             <w:pPr>
-              <w:autoSpaceDE w:val="0"/>
-              <w:autoSpaceDN w:val="0"/>
-              <w:adjustRightInd w:val="0"/>
-              <w:spacing w:line="360" w:lineRule="auto"/>
-              <w:ind w:right="43"/>
-              <w:rPr>
-                <w:rFonts w:ascii="Times New Roman" w:eastAsia="Times New Roman" w:hAnsi="Times New Roman"/>
+              <w:rPr>
                 <w:b/>
+                <w:lang w:val="en-US" w:eastAsia="ru-RU"/>
+              </w:rPr>
+            </w:pPr>
+            <w:r>
+              <w:rPr>
+                <w:rFonts w:ascii="Times New Roman" w:hAnsi="Times New Roman"/>
+                <w:b/>
                 <w:sz w:val="20"/>
                 <w:szCs w:val="20"/>
                 <w:lang w:eastAsia="ru-RU"/>
               </w:rPr>
-            </w:pPr>
-            <w:r>
-              <w:rPr>
-                <w:rFonts w:ascii="Times New Roman" w:eastAsia="Times New Roman" w:hAnsi="Times New Roman"/>
+              <w:t>Потребитель</w:t>
+            </w:r>
+            <w:r>
+              <w:rPr>
+                <w:rFonts w:ascii="Times New Roman" w:hAnsi="Times New Roman"/>
                 <w:b/>
                 <w:sz w:val="20"/>
                 <w:szCs w:val="20"/>
-                <w:lang w:eastAsia="ru-RU"/>
-              </w:rPr>
-              <w:t xml:space="preserve">Потребитель_______________________{{seller.initials}}</w:t>
+                <w:lang w:val="en-US" w:eastAsia="ru-RU"/>
+              </w:rPr>
+              <w:t>_______________________{{</w:t>
+            </w:r>
+            <w:proofErr w:type="spellStart"/>
+            <w:proofErr w:type="gramStart"/>
+            <w:r>
+              <w:rPr>
+                <w:rFonts w:ascii="Times New Roman" w:hAnsi="Times New Roman"/>
+                <w:b/>
+                <w:sz w:val="20"/>
+                <w:szCs w:val="20"/>
+                <w:lang w:val="en-US" w:eastAsia="ru-RU"/>
+              </w:rPr>
+              <w:t>seller.initials</w:t>
+            </w:r>
+            <w:proofErr w:type="spellEnd"/>
+            <w:proofErr w:type="gramEnd"/>
+            <w:r>
+              <w:rPr>
+                <w:rFonts w:ascii="Times New Roman" w:hAnsi="Times New Roman"/>
+                <w:b/>
+                <w:sz w:val="20"/>
+                <w:szCs w:val="20"/>
+                <w:lang w:val="en-US" w:eastAsia="ru-RU"/>
+              </w:rPr>
+              <w:t>}}</w:t>
             </w:r>
           </w:p>
         </w:tc>
@@ -5165,25 +5356,7 @@
                 <w:sz w:val="20"/>
                 <w:szCs w:val="20"/>
               </w:rPr>
-              <w:t xml:space="preserve">231300 г. Лида, б-р князя </w:t>
-            </w:r>
-            <w:r>
-              <w:rPr>
-                <w:rFonts w:ascii="Times New Roman" w:eastAsia="Times New Roman" w:hAnsi="Times New Roman"/>
-                <w:color w:val="000000"/>
-                <w:sz w:val="20"/>
-                <w:szCs w:val="20"/>
-              </w:rPr>
-              <w:t>Гедимина</w:t>
-            </w:r>
-            <w:r>
-              <w:rPr>
-                <w:rFonts w:ascii="Times New Roman" w:eastAsia="Times New Roman" w:hAnsi="Times New Roman"/>
-                <w:color w:val="000000"/>
-                <w:sz w:val="20"/>
-                <w:szCs w:val="20"/>
-              </w:rPr>
-              <w:t xml:space="preserve">, д.12 пом.9; </w:t>
+              <w:t xml:space="preserve">231300 г. Лида, б-р князя Гедимина, д.12 пом.9; </w:t>
             </w:r>
           </w:p>
           <w:p>
@@ -5263,17 +5436,7 @@
                 <w:szCs w:val="20"/>
                 <w:lang w:val="en-US"/>
               </w:rPr>
-              <w:t xml:space="preserve"> BY28 ALFA 3012 2J91 2500 1027 </w:t>
-            </w:r>
-            <w:r>
-              <w:rPr>
-                <w:rFonts w:ascii="Times New Roman" w:eastAsia="Times New Roman" w:hAnsi="Times New Roman"/>
-                <w:color w:val="000000"/>
-                <w:sz w:val="20"/>
-                <w:szCs w:val="20"/>
-                <w:lang w:val="en-US"/>
-              </w:rPr>
-              <w:t xml:space="preserve">0000  </w:t>
+              <w:t xml:space="preserve"> BY28 ALFA 3012 2J91 2500 1027 0000  </w:t>
             </w:r>
             <w:r>
               <w:rPr>
@@ -5323,25 +5486,7 @@
                 <w:sz w:val="20"/>
                 <w:szCs w:val="20"/>
               </w:rPr>
-              <w:t xml:space="preserve">ЗАО «Альфа-Банк»,220007, </w:t>
-            </w:r>
-            <w:r>
-              <w:rPr>
-                <w:rFonts w:ascii="Times New Roman" w:eastAsia="Times New Roman" w:hAnsi="Times New Roman"/>
-                <w:color w:val="000000"/>
-                <w:sz w:val="20"/>
-                <w:szCs w:val="20"/>
-              </w:rPr>
-              <w:t>г.Минск</w:t>
-            </w:r>
-            <w:r>
-              <w:rPr>
-                <w:rFonts w:ascii="Times New Roman" w:eastAsia="Times New Roman" w:hAnsi="Times New Roman"/>
-                <w:color w:val="000000"/>
-                <w:sz w:val="20"/>
-                <w:szCs w:val="20"/>
-              </w:rPr>
-              <w:t>, ул.Сурганова,43-47 УНП 101541947</w:t>
+              <w:t>ЗАО «Альфа-Банк»,220007, г.Минск, ул.Сурганова,43-47 УНП 101541947</w:t>
             </w:r>
           </w:p>
           <w:p>
@@ -5493,6 +5638,7 @@
                 <w:lang w:eastAsia="ru-RU"/>
               </w:rPr>
             </w:pPr>
+            <w:proofErr w:type="spellStart"/>
             <w:r>
               <w:rPr>
                 <w:rFonts w:ascii="Times New Roman" w:eastAsia="Times New Roman" w:hAnsi="Times New Roman"/>
@@ -5521,6 +5667,7 @@
               </w:rPr>
               <w:t>Турко</w:t>
             </w:r>
+            <w:proofErr w:type="spellEnd"/>
             <w:r>
               <w:rPr>
                 <w:rFonts w:ascii="Times New Roman" w:eastAsia="Times New Roman" w:hAnsi="Times New Roman"/>
@@ -5530,6 +5677,17 @@
               </w:rPr>
               <w:t xml:space="preserve"> О.Р.</w:t>
             </w:r>
+          </w:p>
+          <w:p>
+            <w:pPr>
+              <w:jc w:val="both"/>
+              <w:rPr>
+                <w:rFonts w:ascii="Times New Roman" w:eastAsia="Times New Roman" w:hAnsi="Times New Roman"/>
+                <w:sz w:val="20"/>
+                <w:szCs w:val="20"/>
+                <w:lang w:eastAsia="ru-RU"/>
+              </w:rPr>
+            </w:pPr>
           </w:p>
         </w:tc>
       </w:tr>
@@ -5544,197 +5702,260 @@
           </w:tcPr>
           <w:p>
             <w:pPr>
-              <w:autoSpaceDE w:val="0"/>
-              <w:autoSpaceDN w:val="0"/>
-              <w:adjustRightInd w:val="0"/>
-              <w:spacing w:line="360" w:lineRule="auto"/>
-              <w:ind w:right="43"/>
-              <w:rPr>
-                <w:rFonts w:ascii="Times New Roman" w:eastAsia="Times New Roman" w:hAnsi="Times New Roman"/>
+              <w:rPr>
+                <w:rFonts w:ascii="Times New Roman" w:hAnsi="Times New Roman"/>
+                <w:sz w:val="20"/>
+                <w:szCs w:val="20"/>
+                <w:lang w:val="en-US" w:eastAsia="ru-RU"/>
+              </w:rPr>
+            </w:pPr>
+            <w:r>
+              <w:rPr>
+                <w:rFonts w:ascii="Times New Roman" w:hAnsi="Times New Roman"/>
                 <w:sz w:val="20"/>
                 <w:szCs w:val="20"/>
                 <w:lang w:eastAsia="ru-RU"/>
               </w:rPr>
-            </w:pPr>
-            <w:r>
-              <w:rPr>
-                <w:rFonts w:ascii="Times New Roman" w:eastAsia="Times New Roman" w:hAnsi="Times New Roman"/>
-                <w:sz w:val="20"/>
-                <w:szCs w:val="20"/>
-                <w:lang w:eastAsia="ru-RU"/>
-              </w:rPr>
-              <w:t xml:space="preserve">ФИО: {{owner1.fullName}}</w:t>
+              <w:t>ФИО</w:t>
+            </w:r>
+            <w:r>
+              <w:rPr>
+                <w:rFonts w:ascii="Times New Roman" w:hAnsi="Times New Roman"/>
+                <w:sz w:val="20"/>
+                <w:szCs w:val="20"/>
+                <w:lang w:val="en-US" w:eastAsia="ru-RU"/>
+              </w:rPr>
+              <w:t>: {{owner1.fullName}}</w:t>
             </w:r>
           </w:p>
           <w:p>
             <w:pPr>
-              <w:autoSpaceDE w:val="0"/>
-              <w:autoSpaceDN w:val="0"/>
-              <w:adjustRightInd w:val="0"/>
-              <w:spacing w:line="360" w:lineRule="auto"/>
-              <w:ind w:right="43"/>
-              <w:rPr>
-                <w:rFonts w:ascii="Times New Roman" w:eastAsia="Times New Roman" w:hAnsi="Times New Roman"/>
+              <w:rPr>
+                <w:rFonts w:ascii="Times New Roman" w:hAnsi="Times New Roman"/>
+                <w:sz w:val="20"/>
+                <w:szCs w:val="20"/>
+                <w:lang w:val="en-US" w:eastAsia="ru-RU"/>
+              </w:rPr>
+            </w:pPr>
+            <w:r>
+              <w:rPr>
+                <w:rFonts w:ascii="Times New Roman" w:hAnsi="Times New Roman"/>
+                <w:sz w:val="20"/>
+                <w:szCs w:val="20"/>
+                <w:lang w:val="en-US" w:eastAsia="ru-RU"/>
+              </w:rPr>
+              <w:t xml:space="preserve">{{owner1.birthDate}} </w:t>
+            </w:r>
+            <w:r>
+              <w:rPr>
+                <w:rFonts w:ascii="Times New Roman" w:hAnsi="Times New Roman"/>
                 <w:sz w:val="20"/>
                 <w:szCs w:val="20"/>
                 <w:lang w:eastAsia="ru-RU"/>
               </w:rPr>
-            </w:pPr>
-            <w:r>
-              <w:rPr>
-                <w:rFonts w:ascii="Times New Roman" w:eastAsia="Times New Roman" w:hAnsi="Times New Roman"/>
+              <w:t>г</w:t>
+            </w:r>
+            <w:r>
+              <w:rPr>
+                <w:rFonts w:ascii="Times New Roman" w:hAnsi="Times New Roman"/>
+                <w:sz w:val="20"/>
+                <w:szCs w:val="20"/>
+                <w:lang w:val="en-US" w:eastAsia="ru-RU"/>
+              </w:rPr>
+              <w:t>.</w:t>
+            </w:r>
+            <w:r>
+              <w:rPr>
+                <w:rFonts w:ascii="Times New Roman" w:hAnsi="Times New Roman"/>
                 <w:sz w:val="20"/>
                 <w:szCs w:val="20"/>
                 <w:lang w:eastAsia="ru-RU"/>
               </w:rPr>
-              <w:t xml:space="preserve">{{owner1.birthDate}} г.р.</w:t>
+              <w:t>р</w:t>
+            </w:r>
+            <w:r>
+              <w:rPr>
+                <w:rFonts w:ascii="Times New Roman" w:hAnsi="Times New Roman"/>
+                <w:sz w:val="20"/>
+                <w:szCs w:val="20"/>
+                <w:lang w:val="en-US" w:eastAsia="ru-RU"/>
+              </w:rPr>
+              <w:t>.</w:t>
             </w:r>
           </w:p>
           <w:p>
             <w:pPr>
-              <w:autoSpaceDE w:val="0"/>
-              <w:autoSpaceDN w:val="0"/>
-              <w:adjustRightInd w:val="0"/>
-              <w:spacing w:line="276" w:lineRule="auto"/>
-              <w:ind w:right="43"/>
-              <w:rPr>
-                <w:rFonts w:ascii="Times New Roman" w:eastAsia="Times New Roman" w:hAnsi="Times New Roman"/>
+              <w:rPr>
+                <w:rFonts w:ascii="Times New Roman" w:hAnsi="Times New Roman"/>
+                <w:sz w:val="20"/>
+                <w:szCs w:val="20"/>
+                <w:lang w:val="en-US" w:eastAsia="ru-RU"/>
+              </w:rPr>
+            </w:pPr>
+            <w:r>
+              <w:rPr>
+                <w:rFonts w:ascii="Times New Roman" w:hAnsi="Times New Roman"/>
                 <w:sz w:val="20"/>
                 <w:szCs w:val="20"/>
                 <w:lang w:eastAsia="ru-RU"/>
               </w:rPr>
-            </w:pPr>
-            <w:r>
-              <w:rPr>
-                <w:rFonts w:ascii="Times New Roman" w:eastAsia="Times New Roman" w:hAnsi="Times New Roman"/>
-                <w:sz w:val="20"/>
-                <w:szCs w:val="20"/>
-                <w:lang w:eastAsia="ru-RU"/>
-              </w:rPr>
-              <w:t xml:space="preserve">Регистрация: {{owner1.address}}</w:t>
+              <w:t>Регистрация</w:t>
+            </w:r>
+            <w:r>
+              <w:rPr>
+                <w:rFonts w:ascii="Times New Roman" w:hAnsi="Times New Roman"/>
+                <w:sz w:val="20"/>
+                <w:szCs w:val="20"/>
+                <w:lang w:val="en-US" w:eastAsia="ru-RU"/>
+              </w:rPr>
+              <w:t>: {{owner1.address}}</w:t>
             </w:r>
           </w:p>
           <w:p>
             <w:pPr>
-              <w:autoSpaceDE w:val="0"/>
-              <w:autoSpaceDN w:val="0"/>
-              <w:adjustRightInd w:val="0"/>
-              <w:spacing w:line="276" w:lineRule="auto"/>
-              <w:ind w:right="43"/>
-              <w:rPr>
-                <w:rFonts w:ascii="Times New Roman" w:eastAsia="Times New Roman" w:hAnsi="Times New Roman"/>
+              <w:rPr>
+                <w:rFonts w:ascii="Times New Roman" w:hAnsi="Times New Roman"/>
+                <w:sz w:val="20"/>
+                <w:szCs w:val="20"/>
+                <w:lang w:val="en-US" w:eastAsia="ru-RU"/>
+              </w:rPr>
+            </w:pPr>
+            <w:r>
+              <w:rPr>
+                <w:rFonts w:ascii="Times New Roman" w:hAnsi="Times New Roman"/>
                 <w:sz w:val="20"/>
                 <w:szCs w:val="20"/>
                 <w:lang w:eastAsia="ru-RU"/>
               </w:rPr>
-            </w:pPr>
-            <w:r>
-              <w:rPr>
-                <w:rFonts w:ascii="Times New Roman" w:eastAsia="Times New Roman" w:hAnsi="Times New Roman"/>
-                <w:sz w:val="20"/>
-                <w:szCs w:val="20"/>
-                <w:lang w:eastAsia="ru-RU"/>
-              </w:rPr>
-              <w:t xml:space="preserve">Паспорт: {{owner1.passport}}</w:t>
+              <w:t>Паспорт</w:t>
+            </w:r>
+            <w:r>
+              <w:rPr>
+                <w:rFonts w:ascii="Times New Roman" w:hAnsi="Times New Roman"/>
+                <w:sz w:val="20"/>
+                <w:szCs w:val="20"/>
+                <w:lang w:val="en-US" w:eastAsia="ru-RU"/>
+              </w:rPr>
+              <w:t>: {{owner1.passport}}</w:t>
             </w:r>
           </w:p>
           <w:p>
             <w:pPr>
-              <w:autoSpaceDE w:val="0"/>
-              <w:autoSpaceDN w:val="0"/>
-              <w:adjustRightInd w:val="0"/>
-              <w:spacing w:line="276" w:lineRule="auto"/>
-              <w:ind w:right="43"/>
-              <w:rPr>
-                <w:rFonts w:ascii="Times New Roman" w:eastAsia="Times New Roman" w:hAnsi="Times New Roman"/>
+              <w:rPr>
+                <w:rFonts w:ascii="Times New Roman" w:hAnsi="Times New Roman"/>
+                <w:sz w:val="20"/>
+                <w:szCs w:val="20"/>
+                <w:lang w:val="en-US" w:eastAsia="ru-RU"/>
+              </w:rPr>
+            </w:pPr>
+            <w:r>
+              <w:rPr>
+                <w:rFonts w:ascii="Times New Roman" w:hAnsi="Times New Roman"/>
                 <w:sz w:val="20"/>
                 <w:szCs w:val="20"/>
                 <w:lang w:eastAsia="ru-RU"/>
               </w:rPr>
-            </w:pPr>
-            <w:r>
-              <w:rPr>
-                <w:rFonts w:ascii="Times New Roman" w:eastAsia="Times New Roman" w:hAnsi="Times New Roman"/>
-                <w:sz w:val="20"/>
-                <w:szCs w:val="20"/>
-                <w:lang w:eastAsia="ru-RU"/>
-              </w:rPr>
-              <w:t xml:space="preserve">Выдан {{owner1.passportIssuedByInstrumental}} {{owner1.passportIssueDate}}</w:t>
+              <w:t>Выдан</w:t>
+            </w:r>
+            <w:r>
+              <w:rPr>
+                <w:rFonts w:ascii="Times New Roman" w:hAnsi="Times New Roman"/>
+                <w:sz w:val="20"/>
+                <w:szCs w:val="20"/>
+                <w:lang w:val="en-US" w:eastAsia="ru-RU"/>
+              </w:rPr>
+              <w:t xml:space="preserve"> {{owner1.passportIssuedByInstrumental}} {{owner1.passportIssueDate}}</w:t>
             </w:r>
           </w:p>
           <w:p>
             <w:pPr>
-              <w:autoSpaceDE w:val="0"/>
-              <w:autoSpaceDN w:val="0"/>
-              <w:adjustRightInd w:val="0"/>
-              <w:spacing w:line="276" w:lineRule="auto"/>
-              <w:ind w:right="43"/>
-              <w:rPr>
-                <w:rFonts w:ascii="Times New Roman" w:eastAsia="Times New Roman" w:hAnsi="Times New Roman"/>
+              <w:rPr>
+                <w:rFonts w:ascii="Times New Roman" w:hAnsi="Times New Roman"/>
+                <w:sz w:val="20"/>
+                <w:szCs w:val="20"/>
+                <w:lang w:val="en-US" w:eastAsia="ru-RU"/>
+              </w:rPr>
+            </w:pPr>
+            <w:r>
+              <w:rPr>
+                <w:rFonts w:ascii="Times New Roman" w:hAnsi="Times New Roman"/>
                 <w:sz w:val="20"/>
                 <w:szCs w:val="20"/>
                 <w:lang w:eastAsia="ru-RU"/>
               </w:rPr>
-            </w:pPr>
-            <w:r>
-              <w:rPr>
-                <w:rFonts w:ascii="Times New Roman" w:eastAsia="Times New Roman" w:hAnsi="Times New Roman"/>
+              <w:t>Идентификационный</w:t>
+            </w:r>
+            <w:r>
+              <w:rPr>
+                <w:rFonts w:ascii="Times New Roman" w:hAnsi="Times New Roman"/>
+                <w:sz w:val="20"/>
+                <w:szCs w:val="20"/>
+                <w:lang w:val="en-US" w:eastAsia="ru-RU"/>
+              </w:rPr>
+              <w:t xml:space="preserve"> </w:t>
+            </w:r>
+            <w:r>
+              <w:rPr>
+                <w:rFonts w:ascii="Times New Roman" w:hAnsi="Times New Roman"/>
                 <w:sz w:val="20"/>
                 <w:szCs w:val="20"/>
                 <w:lang w:eastAsia="ru-RU"/>
               </w:rPr>
-              <w:t xml:space="preserve">Идентификационный номер: {{owner1.id}}</w:t>
+              <w:t>номер</w:t>
+            </w:r>
+            <w:r>
+              <w:rPr>
+                <w:rFonts w:ascii="Times New Roman" w:hAnsi="Times New Roman"/>
+                <w:sz w:val="20"/>
+                <w:szCs w:val="20"/>
+                <w:lang w:val="en-US" w:eastAsia="ru-RU"/>
+              </w:rPr>
+              <w:t>: {{owner1.id}}</w:t>
             </w:r>
           </w:p>
           <w:p>
             <w:pPr>
-              <w:autoSpaceDE w:val="0"/>
-              <w:autoSpaceDN w:val="0"/>
-              <w:adjustRightInd w:val="0"/>
-              <w:spacing w:line="276" w:lineRule="auto"/>
-              <w:ind w:right="43"/>
-              <w:rPr>
-                <w:rFonts w:ascii="Times New Roman" w:eastAsia="Times New Roman" w:hAnsi="Times New Roman"/>
+              <w:rPr>
+                <w:rFonts w:ascii="Times New Roman" w:hAnsi="Times New Roman"/>
+                <w:sz w:val="20"/>
+                <w:szCs w:val="20"/>
+                <w:lang w:val="en-US" w:eastAsia="ru-RU"/>
+              </w:rPr>
+            </w:pPr>
+            <w:r>
+              <w:rPr>
+                <w:rFonts w:ascii="Times New Roman" w:hAnsi="Times New Roman"/>
                 <w:sz w:val="20"/>
                 <w:szCs w:val="20"/>
                 <w:lang w:eastAsia="ru-RU"/>
               </w:rPr>
-            </w:pPr>
-            <w:r>
-              <w:rPr>
-                <w:rFonts w:ascii="Times New Roman" w:eastAsia="Times New Roman" w:hAnsi="Times New Roman"/>
-                <w:sz w:val="20"/>
-                <w:szCs w:val="20"/>
-                <w:lang w:eastAsia="ru-RU"/>
-              </w:rPr>
-              <w:t xml:space="preserve">Тел: {{owner1.phone}}</w:t>
+              <w:t>Тел</w:t>
+            </w:r>
+            <w:r>
+              <w:rPr>
+                <w:rFonts w:ascii="Times New Roman" w:hAnsi="Times New Roman"/>
+                <w:sz w:val="20"/>
+                <w:szCs w:val="20"/>
+                <w:lang w:val="en-US" w:eastAsia="ru-RU"/>
+              </w:rPr>
+              <w:t>: {{owner1.phone}}</w:t>
             </w:r>
           </w:p>
           <w:p>
             <w:pPr>
-              <w:autoSpaceDE w:val="0"/>
-              <w:autoSpaceDN w:val="0"/>
-              <w:adjustRightInd w:val="0"/>
-              <w:spacing w:line="360" w:lineRule="auto"/>
-              <w:ind w:right="43"/>
-              <w:rPr>
-                <w:rFonts w:ascii="Times New Roman" w:eastAsia="Times New Roman" w:hAnsi="Times New Roman"/>
+              <w:rPr>
+                <w:rFonts w:ascii="Times New Roman" w:hAnsi="Times New Roman"/>
                 <w:b/>
                 <w:sz w:val="20"/>
                 <w:szCs w:val="20"/>
-                <w:lang w:eastAsia="ru-RU"/>
+                <w:lang w:val="en-US" w:eastAsia="ru-RU"/>
               </w:rPr>
             </w:pPr>
           </w:p>
           <w:p>
             <w:pPr>
-              <w:autoSpaceDE w:val="0"/>
-              <w:autoSpaceDN w:val="0"/>
-              <w:adjustRightInd w:val="0"/>
-              <w:spacing w:line="360" w:lineRule="auto"/>
-              <w:ind w:right="43"/>
-              <w:rPr>
-                <w:rFonts w:ascii="Times New Roman" w:eastAsia="Times New Roman" w:hAnsi="Times New Roman"/>
+              <w:rPr>
+                <w:rFonts w:ascii="Times New Roman" w:hAnsi="Times New Roman"/>
                 <w:b/>
                 <w:sz w:val="20"/>
                 <w:szCs w:val="20"/>
@@ -5743,14 +5964,42 @@
             </w:pPr>
             <w:r>
               <w:rPr>
-                <w:rFonts w:ascii="Times New Roman" w:eastAsia="Times New Roman" w:hAnsi="Times New Roman"/>
+                <w:rFonts w:ascii="Times New Roman" w:hAnsi="Times New Roman"/>
                 <w:b/>
                 <w:sz w:val="20"/>
                 <w:szCs w:val="20"/>
                 <w:lang w:eastAsia="ru-RU"/>
               </w:rPr>
-              <w:t xml:space="preserve">Потребитель_______________________{{owner1.initials}}</w:t>
-            </w:r>
+              <w:t>Потребитель______________________</w:t>
+            </w:r>
+            <w:r>
+              <w:rPr>
+                <w:rFonts w:ascii="Times New Roman" w:hAnsi="Times New Roman"/>
+                <w:b/>
+                <w:sz w:val="20"/>
+                <w:szCs w:val="20"/>
+                <w:lang w:eastAsia="ru-RU"/>
+              </w:rPr>
+              <w:t>_ {</w:t>
+            </w:r>
+            <w:r>
+              <w:rPr>
+                <w:rFonts w:ascii="Times New Roman" w:hAnsi="Times New Roman"/>
+                <w:b/>
+                <w:sz w:val="20"/>
+                <w:szCs w:val="20"/>
+                <w:lang w:eastAsia="ru-RU"/>
+              </w:rPr>
+              <w:t>{owner1.initials}}</w:t>
+            </w:r>
+          </w:p>
+          <w:p>
+            <w:pPr>
+              <w:rPr>
+                <w:b/>
+                <w:lang w:eastAsia="ru-RU"/>
+              </w:rPr>
+            </w:pPr>
           </w:p>
         </w:tc>
       </w:tr>
@@ -5826,40 +6075,112 @@
           <w:szCs w:val="16"/>
         </w:rPr>
       </w:pPr>
-      <w:r>
+    </w:p>
+    <w:p>
+      <w:pPr>
+        <w:spacing w:after="0"/>
+        <w:ind w:left="7938"/>
+        <w:jc w:val="both"/>
         <w:rPr>
           <w:rFonts w:ascii="Times New Roman" w:hAnsi="Times New Roman"/>
           <w:sz w:val="16"/>
           <w:szCs w:val="16"/>
         </w:rPr>
-        <w:t>П</w:t>
-      </w:r>
-      <w:r>
+      </w:pPr>
+    </w:p>
+    <w:p>
+      <w:pPr>
+        <w:spacing w:after="0"/>
+        <w:ind w:left="7938"/>
+        <w:jc w:val="both"/>
         <w:rPr>
           <w:rFonts w:ascii="Times New Roman" w:hAnsi="Times New Roman"/>
           <w:sz w:val="16"/>
           <w:szCs w:val="16"/>
         </w:rPr>
-        <w:t>риложение 1</w:t>
-      </w:r>
+      </w:pPr>
     </w:p>
     <w:p>
       <w:pPr>
         <w:spacing w:after="0"/>
         <w:ind w:left="7938"/>
+        <w:jc w:val="both"/>
         <w:rPr>
           <w:rFonts w:ascii="Times New Roman" w:hAnsi="Times New Roman"/>
           <w:sz w:val="16"/>
           <w:szCs w:val="16"/>
         </w:rPr>
       </w:pPr>
-      <w:r>
+    </w:p>
+    <w:p>
+      <w:pPr>
+        <w:spacing w:after="0"/>
+        <w:ind w:left="7938"/>
+        <w:jc w:val="both"/>
         <w:rPr>
           <w:rFonts w:ascii="Times New Roman" w:hAnsi="Times New Roman"/>
           <w:sz w:val="16"/>
           <w:szCs w:val="16"/>
         </w:rPr>
-        <w:t xml:space="preserve">к договору оказания риэлтерских услуг по содействию в продаже объектов недвижимого имущества №{{deal.contractNumber}} от {{deal.date}}</w:t>
+      </w:pPr>
+    </w:p>
+    <w:p>
+      <w:pPr>
+        <w:spacing w:after="0"/>
+        <w:ind w:left="7938"/>
+        <w:jc w:val="both"/>
+        <w:rPr>
+          <w:rFonts w:ascii="Times New Roman" w:hAnsi="Times New Roman"/>
+          <w:sz w:val="16"/>
+          <w:szCs w:val="16"/>
+        </w:rPr>
+      </w:pPr>
+    </w:p>
+    <w:p>
+      <w:pPr>
+        <w:spacing w:after="0"/>
+        <w:ind w:left="7938"/>
+        <w:jc w:val="both"/>
+        <w:rPr>
+          <w:rFonts w:ascii="Times New Roman" w:hAnsi="Times New Roman"/>
+          <w:sz w:val="16"/>
+          <w:szCs w:val="16"/>
+        </w:rPr>
+      </w:pPr>
+      <w:r>
+        <w:rPr>
+          <w:rFonts w:ascii="Times New Roman" w:hAnsi="Times New Roman"/>
+          <w:sz w:val="16"/>
+          <w:szCs w:val="16"/>
+        </w:rPr>
+        <w:t>П</w:t>
+      </w:r>
+      <w:r>
+        <w:rPr>
+          <w:rFonts w:ascii="Times New Roman" w:hAnsi="Times New Roman"/>
+          <w:sz w:val="16"/>
+          <w:szCs w:val="16"/>
+        </w:rPr>
+        <w:t>риложение 1</w:t>
+      </w:r>
+    </w:p>
+    <w:p>
+      <w:pPr>
+        <w:spacing w:after="0"/>
+        <w:ind w:left="7938"/>
+        <w:rPr>
+          <w:rFonts w:ascii="Times New Roman" w:hAnsi="Times New Roman"/>
+          <w:sz w:val="16"/>
+          <w:szCs w:val="16"/>
+        </w:rPr>
+      </w:pPr>
+      <w:r>
+        <w:rPr>
+          <w:rFonts w:ascii="Times New Roman" w:hAnsi="Times New Roman"/>
+          <w:sz w:val="16"/>
+          <w:szCs w:val="16"/>
+        </w:rPr>
+        <w:t>к договору оказания риэлтерских услуг по содействию в продаже объектов недвижимого имущества №{{deal.contractNumber}} от {{deal.date}}</w:t>
       </w:r>
     </w:p>
     <w:p>
@@ -5955,6 +6276,7 @@
         </w:tabs>
         <w:spacing w:line="240" w:lineRule="auto"/>
         <w:rPr>
+          <w:color w:val="3E4040"/>
           <w:sz w:val="20"/>
           <w:lang w:val="ru-RU"/>
         </w:rPr>
@@ -5964,71 +6286,35 @@
           <w:sz w:val="20"/>
           <w:lang w:val="ru-RU"/>
         </w:rPr>
-        <w:t xml:space="preserve">Гр. {{seller.fullName}},</w:t>
-      </w:r>
-    </w:p>
-    <w:p>
-      <w:pPr>
-        <w:pStyle w:val="2"/>
-        <w:tabs>
-          <w:tab w:val="left" w:pos="756"/>
-        </w:tabs>
-        <w:spacing w:line="240" w:lineRule="auto"/>
+        <w:t>Гр. {{</w:t>
+      </w:r>
+      <w:proofErr w:type="spellStart"/>
+      <w:r>
         <w:rPr>
           <w:sz w:val="20"/>
           <w:lang w:val="ru-RU"/>
         </w:rPr>
-      </w:pPr>
+        <w:t>seller.fullName</w:t>
+      </w:r>
+      <w:proofErr w:type="spellEnd"/>
       <w:r>
         <w:rPr>
           <w:sz w:val="20"/>
           <w:lang w:val="ru-RU"/>
         </w:rPr>
-        <w:t xml:space="preserve">{{seller.address}}, паспорт {{seller.passport}}, идентификационный номер {{seller.id}},</w:t>
-      </w:r>
-    </w:p>
-    <w:p>
-      <w:pPr>
-        <w:pStyle w:val="2"/>
-        <w:tabs>
-          <w:tab w:val="left" w:pos="756"/>
-        </w:tabs>
-        <w:spacing w:line="240" w:lineRule="auto"/>
-        <w:ind w:firstLine="720"/>
-        <w:jc w:val="center"/>
+        <w:t>}},</w:t>
+      </w:r>
+      <w:r>
         <w:rPr>
           <w:sz w:val="20"/>
-          <w:vertAlign w:val="superscript"/>
           <w:lang w:val="ru-RU"/>
         </w:rPr>
-      </w:pPr>
+        <w:t xml:space="preserve"> </w:t>
+      </w:r>
       <w:r>
         <w:rPr>
           <w:sz w:val="20"/>
-          <w:vertAlign w:val="superscript"/>
           <w:lang w:val="ru-RU"/>
-        </w:rPr>
-        <w:t xml:space="preserve"> (фамилия, собственное имя, отчество)</w:t>
-      </w:r>
-    </w:p>
-    <w:p>
-      <w:pPr>
-        <w:pStyle w:val="ya-share2item"/>
-        <w:shd w:val="clear" w:color="auto" w:fill="FFFFFF"/>
-        <w:spacing w:before="0" w:beforeAutospacing="0" w:after="0" w:afterAutospacing="0"/>
-        <w:ind w:right="-11"/>
-        <w:jc w:val="both"/>
-        <w:textAlignment w:val="top"/>
-        <w:rPr>
-          <w:color w:val="3E4040"/>
-          <w:sz w:val="20"/>
-          <w:szCs w:val="20"/>
-        </w:rPr>
-      </w:pPr>
-      <w:r>
-        <w:rPr>
-          <w:sz w:val="20"/>
-          <w:szCs w:val="20"/>
         </w:rPr>
         <w:t xml:space="preserve">в дальнейшем именуемый </w:t>
       </w:r>
@@ -6036,21 +6322,20 @@
         <w:rPr>
           <w:b/>
           <w:sz w:val="20"/>
-          <w:szCs w:val="20"/>
+          <w:lang w:val="ru-RU"/>
         </w:rPr>
         <w:t>«Потребитель»</w:t>
       </w:r>
       <w:r>
         <w:rPr>
           <w:sz w:val="20"/>
-          <w:szCs w:val="20"/>
+          <w:lang w:val="ru-RU"/>
         </w:rPr>
         <w:t>, в соответствии с пунктом 2 статьи 3</w:t>
       </w:r>
       <w:r>
         <w:rPr>
           <w:sz w:val="20"/>
-          <w:szCs w:val="20"/>
           <w:lang w:val="ru-RU"/>
         </w:rPr>
         <w:t>0</w:t>
@@ -6058,30 +6343,29 @@
       <w:r>
         <w:rPr>
           <w:sz w:val="20"/>
-          <w:szCs w:val="20"/>
+          <w:lang w:val="ru-RU"/>
         </w:rPr>
         <w:t xml:space="preserve"> Закона Республики Беларусь №71-З «О риэлтерской деятельности», до заключения договора на оказание риэлтерских услуг ознакомлен с  предельными максимальными тарифами на риэлтерские услуги, оказываемые физическим лицам (за исключением индивидуальных предпринимателей) в соответствии с постановлением </w:t>
       </w:r>
-      <w:bookmarkStart w:id="13" w:name="_Hlk230023813"/>
+      <w:bookmarkStart w:id="9" w:name="_Hlk230023813"/>
       <w:r>
         <w:rPr>
           <w:sz w:val="20"/>
-          <w:szCs w:val="20"/>
+          <w:lang w:val="ru-RU"/>
         </w:rPr>
         <w:t xml:space="preserve">Совета Министров Республики Беларусь от </w:t>
       </w:r>
-      <w:bookmarkEnd w:id="13"/>
+      <w:bookmarkEnd w:id="9"/>
       <w:r>
         <w:rPr>
           <w:sz w:val="20"/>
-          <w:szCs w:val="20"/>
+          <w:lang w:val="ru-RU"/>
         </w:rPr>
         <w:t xml:space="preserve">1 ноября 2023 г. № 754 «О тарифах на риэлтерские услуги» (в редакции постановления Совета Министров Республики Беларусь от 02.04.2026 №157 О мерах по реализации Закона Республики Беларусь от 8 мая 2025г №71-З «О риэлтерской деятельности»). </w:t>
       </w:r>
       <w:r>
         <w:rPr>
           <w:sz w:val="20"/>
-          <w:szCs w:val="20"/>
           <w:lang w:val="ru-RU"/>
         </w:rPr>
         <w:t xml:space="preserve">               </w:t>
@@ -6089,7 +6373,6 @@
       <w:r>
         <w:rPr>
           <w:sz w:val="20"/>
-          <w:szCs w:val="20"/>
           <w:lang w:val="ru-RU"/>
         </w:rPr>
         <w:t xml:space="preserve">     </w:t>
@@ -6099,9 +6382,9 @@
           <w:rPr>
             <w:color w:val="FFFFFF"/>
             <w:sz w:val="20"/>
-            <w:szCs w:val="20"/>
             <w:bdr w:val="none" w:sz="0" w:space="0" w:color="auto" w:frame="1"/>
             <w:shd w:val="clear" w:color="auto" w:fill="FF7700"/>
+            <w:lang w:val="ru-RU"/>
           </w:rPr>
           <w:br/>
         </w:r>
@@ -6198,8 +6481,8 @@
         </w:rPr>
         <w:t xml:space="preserve"> </w:t>
       </w:r>
-      <w:bookmarkStart w:id="14" w:name="38"/>
-      <w:bookmarkEnd w:id="14"/>
+      <w:bookmarkStart w:id="10" w:name="38"/>
+      <w:bookmarkEnd w:id="10"/>
     </w:p>
     <w:tbl>
       <w:tblPr>
@@ -8067,12 +8350,12 @@
           <w:szCs w:val="12"/>
         </w:rPr>
       </w:pPr>
-      <w:bookmarkStart w:id="15" w:name="40"/>
-      <w:bookmarkStart w:id="16" w:name="41"/>
-      <w:bookmarkStart w:id="17" w:name="42"/>
-      <w:bookmarkEnd w:id="15"/>
-      <w:bookmarkEnd w:id="16"/>
-      <w:bookmarkEnd w:id="17"/>
+      <w:bookmarkStart w:id="11" w:name="40"/>
+      <w:bookmarkStart w:id="12" w:name="41"/>
+      <w:bookmarkStart w:id="13" w:name="42"/>
+      <w:bookmarkEnd w:id="11"/>
+      <w:bookmarkEnd w:id="12"/>
+      <w:bookmarkEnd w:id="13"/>
       <w:r>
         <w:rPr>
           <w:rFonts w:ascii="Times New Roman" w:hAnsi="Times New Roman"/>
@@ -8262,7 +8545,25 @@
           <w:sz w:val="20"/>
           <w:szCs w:val="20"/>
         </w:rPr>
-        <w:t xml:space="preserve">Потребитель: _______________ /{{seller.initials}}                                                                Исполнитель: _________________________О.Р.Турко</w:t>
+        <w:t>Потребитель: _______________ /{{</w:t>
+      </w:r>
+      <w:proofErr w:type="gramStart"/>
+      <w:r>
+        <w:rPr>
+          <w:rFonts w:ascii="Times New Roman" w:hAnsi="Times New Roman"/>
+          <w:sz w:val="20"/>
+          <w:szCs w:val="20"/>
+        </w:rPr>
+        <w:t>seller.initials</w:t>
+      </w:r>
+      <w:proofErr w:type="gramEnd"/>
+      <w:r>
+        <w:rPr>
+          <w:rFonts w:ascii="Times New Roman" w:hAnsi="Times New Roman"/>
+          <w:sz w:val="20"/>
+          <w:szCs w:val="20"/>
+        </w:rPr>
+        <w:t>}}                           Исполнитель: _________________________О.Р.Турко</w:t>
       </w:r>
     </w:p>
     <w:p>
@@ -8283,17 +8584,11 @@
     </w:p>
     <w:p>
       <w:pPr>
-        <w:tabs>
-          <w:tab w:val="left" w:pos="756"/>
-        </w:tabs>
-        <w:spacing w:after="0"/>
-        <w:ind w:left="360"/>
-        <w:jc w:val="both"/>
+        <w:ind w:firstLine="360"/>
         <w:rPr>
           <w:rFonts w:ascii="Times New Roman" w:hAnsi="Times New Roman"/>
           <w:sz w:val="20"/>
           <w:szCs w:val="20"/>
-          <w:vertAlign w:val="superscript"/>
         </w:rPr>
       </w:pPr>
       <w:r>
@@ -8301,9 +8596,24 @@
           <w:rFonts w:ascii="Times New Roman" w:hAnsi="Times New Roman"/>
           <w:sz w:val="20"/>
           <w:szCs w:val="20"/>
-          <w:vertAlign w:val="superscript"/>
-        </w:rPr>
-        <w:t xml:space="preserve">Потребитель: _______________ /{{owner1.initials}}</w:t>
+        </w:rPr>
+        <w:t xml:space="preserve">Потребитель: _______________ </w:t>
+      </w:r>
+      <w:r>
+        <w:rPr>
+          <w:rFonts w:ascii="Times New Roman" w:hAnsi="Times New Roman"/>
+          <w:sz w:val="20"/>
+          <w:szCs w:val="20"/>
+        </w:rPr>
+        <w:t>/ {</w:t>
+      </w:r>
+      <w:r>
+        <w:rPr>
+          <w:rFonts w:ascii="Times New Roman" w:hAnsi="Times New Roman"/>
+          <w:sz w:val="20"/>
+          <w:szCs w:val="20"/>
+        </w:rPr>
+        <w:t>{owner1.initials}}</w:t>
       </w:r>
     </w:p>
     <w:sectPr>
@@ -8803,6 +9113,7 @@
     <w:lsdException w:name="HTML Sample" w:semiHidden="1" w:unhideWhenUsed="1"/>
     <w:lsdException w:name="HTML Typewriter" w:semiHidden="1" w:unhideWhenUsed="1"/>
     <w:lsdException w:name="HTML Variable" w:semiHidden="1" w:unhideWhenUsed="1"/>
+    <w:lsdException w:name="Normal Table" w:semiHidden="1" w:unhideWhenUsed="1"/>
     <w:lsdException w:name="annotation subject" w:semiHidden="1" w:unhideWhenUsed="1"/>
     <w:lsdException w:name="No List" w:semiHidden="1" w:unhideWhenUsed="1"/>
     <w:lsdException w:name="Outline List 1" w:semiHidden="1" w:unhideWhenUsed="1"/>
@@ -8845,8 +9156,11 @@
     <w:lsdException w:name="Table Contemporary" w:semiHidden="1" w:unhideWhenUsed="1"/>
     <w:lsdException w:name="Table Elegant" w:semiHidden="1" w:unhideWhenUsed="1"/>
     <w:lsdException w:name="Table Professional" w:semiHidden="1" w:unhideWhenUsed="1"/>
+    <w:lsdException w:name="Table Subtle 1" w:semiHidden="1" w:unhideWhenUsed="1"/>
     <w:lsdException w:name="Table Subtle 2" w:semiHidden="1" w:unhideWhenUsed="1"/>
     <w:lsdException w:name="Table Web 1" w:semiHidden="1" w:unhideWhenUsed="1"/>
+    <w:lsdException w:name="Table Web 2" w:semiHidden="1" w:unhideWhenUsed="1"/>
+    <w:lsdException w:name="Table Web 3" w:semiHidden="1" w:unhideWhenUsed="1"/>
     <w:lsdException w:name="Balloon Text" w:semiHidden="1" w:unhideWhenUsed="1"/>
     <w:lsdException w:name="Table Grid" w:uiPriority="0"/>
     <w:lsdException w:name="Table Theme" w:semiHidden="1" w:unhideWhenUsed="1"/>
@@ -9164,7 +9478,6 @@
     <w:name w:val="Body Text 2"/>
     <w:basedOn w:val="a"/>
     <w:link w:val="20"/>
-    <w:semiHidden/>
     <w:unhideWhenUsed/>
     <w:rsid w:val="00AA2E80"/>
     <w:pPr>
@@ -9182,7 +9495,6 @@
     <w:name w:val="Основной текст 2 Знак"/>
     <w:basedOn w:val="a0"/>
     <w:link w:val="2"/>
-    <w:semiHidden/>
     <w:rsid w:val="00AA2E80"/>
     <w:rPr>
       <w:rFonts w:ascii="Times New Roman" w:eastAsia="Times New Roman" w:hAnsi="Times New Roman" w:cs="Times New Roman"/>

--- a/templates/working/Договор_ЭКС_2_собств.docx
+++ b/templates/working/Договор_ЭКС_2_собств.docx
@@ -1,6 +1,6 @@
 
 <file path=word/document.xml><?xml version="1.0" encoding="utf-8"?>
-<w:document xmlns:wpc="http://schemas.microsoft.com/office/word/2010/wordprocessingCanvas" xmlns:cx="http://schemas.microsoft.com/office/drawing/2014/chartex" xmlns:cx1="http://schemas.microsoft.com/office/drawing/2015/9/8/chartex" xmlns:cx2="http://schemas.microsoft.com/office/drawing/2015/10/21/chartex" xmlns:cx3="http://schemas.microsoft.com/office/drawing/2016/5/9/chartex" xmlns:cx4="http://schemas.microsoft.com/office/drawing/2016/5/10/chartex" xmlns:cx5="http://schemas.microsoft.com/office/drawing/2016/5/11/chartex" xmlns:cx6="http://schemas.microsoft.com/office/drawing/2016/5/12/chartex" xmlns:cx7="http://schemas.microsoft.com/office/drawing/2016/5/13/chartex" xmlns:cx8="http://schemas.microsoft.com/office/drawing/2016/5/14/chartex" xmlns:mc="http://schemas.openxmlformats.org/markup-compatibility/2006" xmlns:aink="http://schemas.microsoft.com/office/drawing/2016/ink" xmlns:am3d="http://schemas.microsoft.com/office/drawing/2017/model3d" xmlns:o="urn:schemas-microsoft-com:office:office" xmlns:r="http://schemas.openxmlformats.org/officeDocument/2006/relationships" xmlns:m="http://schemas.openxmlformats.org/officeDocument/2006/math" xmlns:v="urn:schemas-microsoft-com:vml" xmlns:wp14="http://schemas.microsoft.com/office/word/2010/wordprocessingDrawing" xmlns:wp="http://schemas.openxmlformats.org/drawingml/2006/wordprocessingDrawing" xmlns:w10="urn:schemas-microsoft-com:office:word" xmlns:w="http://schemas.openxmlformats.org/wordprocessingml/2006/main" xmlns:w14="http://schemas.microsoft.com/office/word/2010/wordml" xmlns:w15="http://schemas.microsoft.com/office/word/2012/wordml" xmlns:w16cex="http://schemas.microsoft.com/office/word/2018/wordml/cex" xmlns:w16cid="http://schemas.microsoft.com/office/word/2016/wordml/cid" xmlns:w16="http://schemas.microsoft.com/office/word/2018/wordml" xmlns:w16sdtdh="http://schemas.microsoft.com/office/word/2020/wordml/sdtdatahash" xmlns:w16se="http://schemas.microsoft.com/office/word/2015/wordml/symex" xmlns:wpg="http://schemas.microsoft.com/office/word/2010/wordprocessingGroup" xmlns:wpi="http://schemas.microsoft.com/office/word/2010/wordprocessingInk" xmlns:wne="http://schemas.microsoft.com/office/word/2006/wordml" xmlns:wps="http://schemas.microsoft.com/office/word/2010/wordprocessingShape" mc:Ignorable="w14 w15 w16se w16cid w16 w16cex w16sdtdh wp14">
+<w:document xmlns:wpc="http://schemas.microsoft.com/office/word/2010/wordprocessingCanvas" xmlns:cx="http://schemas.microsoft.com/office/drawing/2014/chartex" xmlns:cx1="http://schemas.microsoft.com/office/drawing/2015/9/8/chartex" xmlns:cx2="http://schemas.microsoft.com/office/drawing/2015/10/21/chartex" xmlns:cx3="http://schemas.microsoft.com/office/drawing/2016/5/9/chartex" xmlns:cx4="http://schemas.microsoft.com/office/drawing/2016/5/10/chartex" xmlns:cx5="http://schemas.microsoft.com/office/drawing/2016/5/11/chartex" xmlns:cx6="http://schemas.microsoft.com/office/drawing/2016/5/12/chartex" xmlns:cx7="http://schemas.microsoft.com/office/drawing/2016/5/13/chartex" xmlns:cx8="http://schemas.microsoft.com/office/drawing/2016/5/14/chartex" xmlns:mc="http://schemas.openxmlformats.org/markup-compatibility/2006" xmlns:aink="http://schemas.microsoft.com/office/drawing/2016/ink" xmlns:am3d="http://schemas.microsoft.com/office/drawing/2017/model3d" xmlns:o="urn:schemas-microsoft-com:office:office" xmlns:oel="http://schemas.microsoft.com/office/2019/extlst" xmlns:r="http://schemas.openxmlformats.org/officeDocument/2006/relationships" xmlns:m="http://schemas.openxmlformats.org/officeDocument/2006/math" xmlns:v="urn:schemas-microsoft-com:vml" xmlns:wp14="http://schemas.microsoft.com/office/word/2010/wordprocessingDrawing" xmlns:wp="http://schemas.openxmlformats.org/drawingml/2006/wordprocessingDrawing" xmlns:w10="urn:schemas-microsoft-com:office:word" xmlns:w="http://schemas.openxmlformats.org/wordprocessingml/2006/main" xmlns:w14="http://schemas.microsoft.com/office/word/2010/wordml" xmlns:w15="http://schemas.microsoft.com/office/word/2012/wordml" xmlns:w16cex="http://schemas.microsoft.com/office/word/2018/wordml/cex" xmlns:w16cid="http://schemas.microsoft.com/office/word/2016/wordml/cid" xmlns:w16="http://schemas.microsoft.com/office/word/2018/wordml" xmlns:w16du="http://schemas.microsoft.com/office/word/2023/wordml/word16du" xmlns:w16sdtdh="http://schemas.microsoft.com/office/word/2020/wordml/sdtdatahash" xmlns:w16sdtfl="http://schemas.microsoft.com/office/word/2024/wordml/sdtformatlock" xmlns:w16se="http://schemas.microsoft.com/office/word/2015/wordml/symex" xmlns:wpg="http://schemas.microsoft.com/office/word/2010/wordprocessingGroup" xmlns:wpi="http://schemas.microsoft.com/office/word/2010/wordprocessingInk" xmlns:wne="http://schemas.microsoft.com/office/word/2006/wordml" xmlns:wps="http://schemas.microsoft.com/office/word/2010/wordprocessingShape" mc:Ignorable="w14 w15 w16se w16cid w16 w16cex w16sdtdh w16sdtfl w16du wp14">
   <w:body>
     <w:p>
       <w:pPr>
@@ -25,7 +25,29 @@
           <w:szCs w:val="24"/>
           <w:lang w:eastAsia="ru-RU"/>
         </w:rPr>
-        <w:t>ДОГОВОР №{{deal.contractNumber}}</w:t>
+        <w:t>ДОГОВОР №{{</w:t>
+      </w:r>
+      <w:proofErr w:type="gramStart"/>
+      <w:r>
+        <w:rPr>
+          <w:rFonts w:ascii="Times New Roman" w:eastAsia="Times New Roman" w:hAnsi="Times New Roman"/>
+          <w:b/>
+          <w:sz w:val="24"/>
+          <w:szCs w:val="24"/>
+          <w:lang w:eastAsia="ru-RU"/>
+        </w:rPr>
+        <w:t>deal.contractNumber</w:t>
+      </w:r>
+      <w:proofErr w:type="gramEnd"/>
+      <w:r>
+        <w:rPr>
+          <w:rFonts w:ascii="Times New Roman" w:eastAsia="Times New Roman" w:hAnsi="Times New Roman"/>
+          <w:b/>
+          <w:sz w:val="24"/>
+          <w:szCs w:val="24"/>
+          <w:lang w:eastAsia="ru-RU"/>
+        </w:rPr>
+        <w:t>}}</w:t>
       </w:r>
     </w:p>
     <w:p>
@@ -100,8 +122,39 @@
           <w:szCs w:val="24"/>
           <w:lang w:eastAsia="ru-RU"/>
         </w:rPr>
-        <w:t>г.Лида                                                                                                                                        {{deal.date}}г.</w:t>
-      </w:r>
+        <w:t xml:space="preserve">г.Лида                                                                                                                                     </w:t>
+      </w:r>
+      <w:proofErr w:type="gramStart"/>
+      <w:r>
+        <w:rPr>
+          <w:rFonts w:ascii="Times New Roman" w:eastAsia="Times New Roman" w:hAnsi="Times New Roman"/>
+          <w:sz w:val="24"/>
+          <w:szCs w:val="24"/>
+          <w:lang w:eastAsia="ru-RU"/>
+        </w:rPr>
+        <w:t xml:space="preserve">   {</w:t>
+      </w:r>
+      <w:proofErr w:type="gramEnd"/>
+      <w:r>
+        <w:rPr>
+          <w:rFonts w:ascii="Times New Roman" w:eastAsia="Times New Roman" w:hAnsi="Times New Roman"/>
+          <w:sz w:val="24"/>
+          <w:szCs w:val="24"/>
+          <w:lang w:eastAsia="ru-RU"/>
+        </w:rPr>
+        <w:t>{</w:t>
+      </w:r>
+      <w:proofErr w:type="gramStart"/>
+      <w:r>
+        <w:rPr>
+          <w:rFonts w:ascii="Times New Roman" w:eastAsia="Times New Roman" w:hAnsi="Times New Roman"/>
+          <w:sz w:val="24"/>
+          <w:szCs w:val="24"/>
+          <w:lang w:eastAsia="ru-RU"/>
+        </w:rPr>
+        <w:t>deal.date}}г.</w:t>
+      </w:r>
+      <w:proofErr w:type="gramEnd"/>
     </w:p>
     <w:p>
       <w:pPr>
@@ -223,7 +276,36 @@
           <w:szCs w:val="24"/>
           <w:lang w:eastAsia="ru-RU"/>
         </w:rPr>
-        <w:t xml:space="preserve">, и Общество с ограниченной ответственностью «ГермесГарант» на основании лицензии Министерства юстиции Республики Беларусь 02240/543 от 12.06.2026г, договора обязательного страхования ответственности за причинение вреда в связи с осуществлением риэлтерской деятельности с БРУСП «Белгострах» от 26.05.2026г. до 25.05.2027г. (страховой полис серия БР №0005842), в лице директора Турко Ольги Ростиславовны, действующего на основании Устава, в дальнейшем именуемое </w:t>
+        <w:t>, и Общество с ограниченной ответственностью «ГермесГарант» на основании лицензии Министерства юстиции Республики Беларусь 02240/543 от 12.06.2026г, договора обязательного страхования ответственности за причинение вреда в связи с осуществлением риэлтерской деятельности с БРУСП «</w:t>
+      </w:r>
+      <w:proofErr w:type="spellStart"/>
+      <w:r>
+        <w:rPr>
+          <w:rFonts w:ascii="Times New Roman" w:eastAsia="Times New Roman" w:hAnsi="Times New Roman"/>
+          <w:sz w:val="24"/>
+          <w:szCs w:val="24"/>
+          <w:lang w:eastAsia="ru-RU"/>
+        </w:rPr>
+        <w:t>Белго</w:t>
+      </w:r>
+      <w:proofErr w:type="spellEnd"/>
+      <w:r>
+        <w:rPr>
+          <w:rFonts w:ascii="Times New Roman" w:eastAsia="Times New Roman" w:hAnsi="Times New Roman"/>
+          <w:sz w:val="24"/>
+          <w:szCs w:val="24"/>
+          <w:lang w:val="en-US" w:eastAsia="ru-RU"/>
+        </w:rPr>
+        <w:t>c</w:t>
+      </w:r>
+      <w:r>
+        <w:rPr>
+          <w:rFonts w:ascii="Times New Roman" w:eastAsia="Times New Roman" w:hAnsi="Times New Roman"/>
+          <w:sz w:val="24"/>
+          <w:szCs w:val="24"/>
+          <w:lang w:eastAsia="ru-RU"/>
+        </w:rPr>
+        <w:t xml:space="preserve">страх» от 26.05.2026г. до 25.05.2027г. (страховой полис серия БР №0005842), в лице директора Турко Ольги Ростиславовны, действующего на основании Устава, в дальнейшем именуемое </w:t>
       </w:r>
       <w:r>
         <w:rPr>
@@ -286,258 +368,6 @@
           <w:lang w:eastAsia="ru-RU"/>
         </w:rPr>
         <w:t>1. ПРЕДМЕТ ДОГОВОРА</w:t>
-      </w:r>
-    </w:p>
-    <w:p>
-      <w:pPr>
-        <w:autoSpaceDE w:val="0"/>
-        <w:autoSpaceDN w:val="0"/>
-        <w:adjustRightInd w:val="0"/>
-        <w:spacing w:after="0" w:line="240" w:lineRule="auto"/>
-        <w:ind w:left="567" w:hanging="567"/>
-        <w:rPr>
-          <w:rFonts w:ascii="Times New Roman" w:eastAsia="Times New Roman" w:hAnsi="Times New Roman"/>
-          <w:sz w:val="24"/>
-          <w:szCs w:val="24"/>
-          <w:lang w:eastAsia="ru-RU"/>
-        </w:rPr>
-      </w:pPr>
-      <w:r>
-        <w:rPr>
-          <w:rFonts w:ascii="Times New Roman" w:eastAsia="Times New Roman" w:hAnsi="Times New Roman"/>
-          <w:sz w:val="24"/>
-          <w:szCs w:val="24"/>
-          <w:lang w:eastAsia="ru-RU"/>
-        </w:rPr>
-        <w:t>1.1.  Предметом настоящего договора является оказание Исполнителем Потребителям риэлтерских услуг по содействию в продаже принадлежащего Потребителям на праве собственности объекта недвижимого имущества (далее – риэлтерские услуги), представляющего собой – "{{property.type}}", расположенный по адресу {{property.address}}.</w:t>
-      </w:r>
-    </w:p>
-    <w:p>
-      <w:pPr>
-        <w:autoSpaceDE w:val="0"/>
-        <w:autoSpaceDN w:val="0"/>
-        <w:adjustRightInd w:val="0"/>
-        <w:spacing w:after="0" w:line="240" w:lineRule="auto"/>
-        <w:ind w:left="567" w:hanging="567"/>
-        <w:rPr>
-          <w:rFonts w:ascii="Times New Roman" w:hAnsi="Times New Roman"/>
-          <w:sz w:val="24"/>
-          <w:szCs w:val="24"/>
-        </w:rPr>
-      </w:pPr>
-      <w:r>
-        <w:rPr>
-          <w:rFonts w:ascii="Times New Roman" w:hAnsi="Times New Roman"/>
-          <w:sz w:val="24"/>
-          <w:szCs w:val="24"/>
-        </w:rPr>
-        <w:t>1</w:t>
-      </w:r>
-      <w:r>
-        <w:rPr>
-          <w:rFonts w:ascii="Times New Roman" w:hAnsi="Times New Roman"/>
-          <w:sz w:val="24"/>
-          <w:szCs w:val="24"/>
-        </w:rPr>
-        <w:t>.2. Описание Объекта:</w:t>
-      </w:r>
-      <w:r>
-        <w:rPr>
-          <w:rFonts w:ascii="Times New Roman" w:hAnsi="Times New Roman"/>
-          <w:sz w:val="24"/>
-          <w:szCs w:val="24"/>
-        </w:rPr>
-        <w:t xml:space="preserve"> </w:t>
-      </w:r>
-      <w:r>
-        <w:rPr>
-          <w:rFonts w:ascii="Times New Roman" w:hAnsi="Times New Roman"/>
-          <w:sz w:val="24"/>
-          <w:szCs w:val="24"/>
-        </w:rPr>
-        <w:t>кол-во комнат: {{</w:t>
-      </w:r>
-      <w:proofErr w:type="spellStart"/>
-      <w:proofErr w:type="gramStart"/>
-      <w:r>
-        <w:rPr>
-          <w:rFonts w:ascii="Times New Roman" w:hAnsi="Times New Roman"/>
-          <w:sz w:val="24"/>
-          <w:szCs w:val="24"/>
-        </w:rPr>
-        <w:t>property.rooms</w:t>
-      </w:r>
-      <w:proofErr w:type="spellEnd"/>
-      <w:proofErr w:type="gramEnd"/>
-      <w:r>
-        <w:rPr>
-          <w:rFonts w:ascii="Times New Roman" w:hAnsi="Times New Roman"/>
-          <w:sz w:val="24"/>
-          <w:szCs w:val="24"/>
-        </w:rPr>
-        <w:t>}}; общая пл. {{property.areaTotal}} м²; жилая пл. {{property.areaLiving}} м²; этаж/этажность: {{</w:t>
-      </w:r>
-      <w:proofErr w:type="spellStart"/>
-      <w:r>
-        <w:rPr>
-          <w:rFonts w:ascii="Times New Roman" w:hAnsi="Times New Roman"/>
-          <w:sz w:val="24"/>
-          <w:szCs w:val="24"/>
-        </w:rPr>
-        <w:t>property.floor</w:t>
-      </w:r>
-      <w:proofErr w:type="spellEnd"/>
-      <w:r>
-        <w:rPr>
-          <w:rFonts w:ascii="Times New Roman" w:hAnsi="Times New Roman"/>
-          <w:sz w:val="24"/>
-          <w:szCs w:val="24"/>
-        </w:rPr>
-        <w:t>}}/{{</w:t>
-      </w:r>
-      <w:proofErr w:type="spellStart"/>
-      <w:r>
-        <w:rPr>
-          <w:rFonts w:ascii="Times New Roman" w:hAnsi="Times New Roman"/>
-          <w:sz w:val="24"/>
-          <w:szCs w:val="24"/>
-        </w:rPr>
-        <w:t>property.floors</w:t>
-      </w:r>
-      <w:proofErr w:type="spellEnd"/>
-      <w:r>
-        <w:rPr>
-          <w:rFonts w:ascii="Times New Roman" w:hAnsi="Times New Roman"/>
-          <w:sz w:val="24"/>
-          <w:szCs w:val="24"/>
-        </w:rPr>
-        <w:t>}}, материал</w:t>
-      </w:r>
-      <w:r>
-        <w:rPr>
-          <w:rFonts w:ascii="Times New Roman" w:hAnsi="Times New Roman"/>
-          <w:sz w:val="24"/>
-          <w:szCs w:val="24"/>
-        </w:rPr>
-        <w:t xml:space="preserve"> </w:t>
-      </w:r>
-      <w:r>
-        <w:rPr>
-          <w:rFonts w:ascii="Times New Roman" w:hAnsi="Times New Roman"/>
-          <w:sz w:val="24"/>
-          <w:szCs w:val="24"/>
-        </w:rPr>
-        <w:t>стен: {{</w:t>
-      </w:r>
-      <w:proofErr w:type="spellStart"/>
-      <w:r>
-        <w:rPr>
-          <w:rFonts w:ascii="Times New Roman" w:hAnsi="Times New Roman"/>
-          <w:sz w:val="24"/>
-          <w:szCs w:val="24"/>
-        </w:rPr>
-        <w:t>property.wallMaterial</w:t>
-      </w:r>
-      <w:proofErr w:type="spellEnd"/>
-      <w:r>
-        <w:rPr>
-          <w:rFonts w:ascii="Times New Roman" w:hAnsi="Times New Roman"/>
-          <w:sz w:val="24"/>
-          <w:szCs w:val="24"/>
-        </w:rPr>
-        <w:t xml:space="preserve">}}, </w:t>
-      </w:r>
-      <w:proofErr w:type="spellStart"/>
-      <w:r>
-        <w:rPr>
-          <w:rFonts w:ascii="Times New Roman" w:hAnsi="Times New Roman"/>
-          <w:sz w:val="24"/>
-          <w:szCs w:val="24"/>
-        </w:rPr>
-        <w:t>г.п</w:t>
-      </w:r>
-      <w:proofErr w:type="spellEnd"/>
-      <w:r>
-        <w:rPr>
-          <w:rFonts w:ascii="Times New Roman" w:hAnsi="Times New Roman"/>
-          <w:sz w:val="24"/>
-          <w:szCs w:val="24"/>
-        </w:rPr>
-        <w:t>. {{property.yearBuilt}}, инвентарный номер – {{</w:t>
-      </w:r>
-      <w:proofErr w:type="spellStart"/>
-      <w:r>
-        <w:rPr>
-          <w:rFonts w:ascii="Times New Roman" w:hAnsi="Times New Roman"/>
-          <w:sz w:val="24"/>
-          <w:szCs w:val="24"/>
-        </w:rPr>
-        <w:t>property.inventoryNumber</w:t>
-      </w:r>
-      <w:proofErr w:type="spellEnd"/>
-      <w:r>
-        <w:rPr>
-          <w:rFonts w:ascii="Times New Roman" w:hAnsi="Times New Roman"/>
-          <w:sz w:val="24"/>
-          <w:szCs w:val="24"/>
-        </w:rPr>
-        <w:t>}}</w:t>
-      </w:r>
-    </w:p>
-    <w:p>
-      <w:pPr>
-        <w:spacing w:after="0" w:line="240" w:lineRule="auto"/>
-        <w:ind w:left="567" w:hanging="141"/>
-        <w:jc w:val="both"/>
-        <w:rPr>
-          <w:rFonts w:ascii="Times New Roman" w:hAnsi="Times New Roman"/>
-          <w:sz w:val="24"/>
-          <w:szCs w:val="24"/>
-        </w:rPr>
-      </w:pPr>
-      <w:r>
-        <w:rPr>
-          <w:rFonts w:ascii="Times New Roman" w:hAnsi="Times New Roman"/>
-          <w:sz w:val="24"/>
-          <w:szCs w:val="24"/>
-        </w:rPr>
-        <w:t>Дополнительная информация (сведения о земельном участке, и пр.) __________________________</w:t>
-      </w:r>
-      <w:r>
-        <w:rPr>
-          <w:rFonts w:ascii="Times New Roman" w:hAnsi="Times New Roman"/>
-          <w:sz w:val="24"/>
-          <w:szCs w:val="24"/>
-        </w:rPr>
-        <w:t>________________________________________</w:t>
-      </w:r>
-      <w:r>
-        <w:rPr>
-          <w:rFonts w:ascii="Times New Roman" w:hAnsi="Times New Roman"/>
-          <w:sz w:val="24"/>
-          <w:szCs w:val="24"/>
-        </w:rPr>
-        <w:t>___________________</w:t>
-      </w:r>
-    </w:p>
-    <w:p>
-      <w:pPr>
-        <w:spacing w:after="0" w:line="240" w:lineRule="auto"/>
-        <w:ind w:left="567" w:hanging="567"/>
-        <w:jc w:val="both"/>
-        <w:rPr>
-          <w:rFonts w:ascii="Times New Roman" w:hAnsi="Times New Roman"/>
-          <w:sz w:val="24"/>
-          <w:szCs w:val="24"/>
-        </w:rPr>
-      </w:pPr>
-      <w:r>
-        <w:rPr>
-          <w:rFonts w:ascii="Times New Roman" w:hAnsi="Times New Roman"/>
-          <w:sz w:val="24"/>
-          <w:szCs w:val="24"/>
-        </w:rPr>
-        <w:t>1.3. Исполнитель оказывает следующие риэлтерские услуги: консультационные услуги по сделкам с объектами недвижимости, услуги по предоставлению информации о спросе и предложении на объекты недвижимости, подбор вариантов сделки с объектом недвижимости, сделки с участием в строительстве объекта недвижимости, организация и проведение согласования условий предстоящей сделки, оказание помощи  в подготовке (оформлении) документов, связанных с совершением сделки с объектом недвижимости, сделки с участием в строительстве объекта недвижимости, регистрация недвижимого имущества, прав на него и сделок с ним.</w:t>
       </w:r>
     </w:p>
     <w:p>
@@ -562,100 +392,47 @@
           <w:szCs w:val="24"/>
           <w:lang w:eastAsia="ru-RU"/>
         </w:rPr>
-        <w:t xml:space="preserve">1.4. Ориентировочная стоимость </w:t>
-      </w:r>
-      <w:r>
-        <w:rPr>
-          <w:rFonts w:ascii="Times New Roman" w:eastAsia="Times New Roman" w:hAnsi="Times New Roman"/>
-          <w:b/>
-          <w:bCs/>
-          <w:sz w:val="24"/>
-          <w:szCs w:val="24"/>
-          <w:lang w:eastAsia="ru-RU"/>
-        </w:rPr>
-        <w:t>{{</w:t>
-      </w:r>
-      <w:proofErr w:type="spellStart"/>
+        <w:t>1.1.  Предметом настоящего договора является оказание Исполнителем Потребителям риэлтерских услуг по содействию в продаже принадлежащего Потребителям на праве собственности объекта недвижимого имущества (далее – риэлтерские услуги), представляющего собой – "{{</w:t>
+      </w:r>
       <w:proofErr w:type="gramStart"/>
       <w:r>
         <w:rPr>
           <w:rFonts w:ascii="Times New Roman" w:eastAsia="Times New Roman" w:hAnsi="Times New Roman"/>
-          <w:b/>
-          <w:bCs/>
-          <w:sz w:val="24"/>
-          <w:szCs w:val="24"/>
-          <w:lang w:eastAsia="ru-RU"/>
-        </w:rPr>
-        <w:t>property.priceBYN</w:t>
-      </w:r>
-      <w:proofErr w:type="spellEnd"/>
+          <w:sz w:val="24"/>
+          <w:szCs w:val="24"/>
+          <w:lang w:eastAsia="ru-RU"/>
+        </w:rPr>
+        <w:t>property.type</w:t>
+      </w:r>
       <w:proofErr w:type="gramEnd"/>
       <w:r>
         <w:rPr>
           <w:rFonts w:ascii="Times New Roman" w:eastAsia="Times New Roman" w:hAnsi="Times New Roman"/>
-          <w:b/>
-          <w:bCs/>
-          <w:sz w:val="24"/>
-          <w:szCs w:val="24"/>
-          <w:lang w:eastAsia="ru-RU"/>
-        </w:rPr>
-        <w:t>}}</w:t>
-      </w:r>
-      <w:r>
-        <w:rPr>
-          <w:rFonts w:ascii="Times New Roman" w:eastAsia="Times New Roman" w:hAnsi="Times New Roman"/>
-          <w:sz w:val="24"/>
-          <w:szCs w:val="24"/>
-          <w:lang w:eastAsia="ru-RU"/>
-        </w:rPr>
-        <w:t xml:space="preserve"> </w:t>
-      </w:r>
-      <w:r>
-        <w:rPr>
-          <w:rFonts w:ascii="Times New Roman" w:eastAsia="Times New Roman" w:hAnsi="Times New Roman"/>
-          <w:sz w:val="24"/>
-          <w:szCs w:val="24"/>
-          <w:lang w:eastAsia="ru-RU"/>
-        </w:rPr>
-        <w:t xml:space="preserve">белорусских рублей </w:t>
-      </w:r>
-      <w:r>
-        <w:rPr>
-          <w:rFonts w:ascii="Times New Roman" w:eastAsia="Times New Roman" w:hAnsi="Times New Roman"/>
-          <w:sz w:val="24"/>
-          <w:szCs w:val="24"/>
-          <w:lang w:eastAsia="ru-RU"/>
-        </w:rPr>
-        <w:t>({{</w:t>
-      </w:r>
-      <w:proofErr w:type="spellStart"/>
-      <w:r>
-        <w:rPr>
-          <w:rFonts w:ascii="Times New Roman" w:eastAsia="Times New Roman" w:hAnsi="Times New Roman"/>
-          <w:sz w:val="24"/>
-          <w:szCs w:val="24"/>
-          <w:lang w:eastAsia="ru-RU"/>
-        </w:rPr>
-        <w:t>property.priceWords</w:t>
-      </w:r>
-      <w:proofErr w:type="spellEnd"/>
-      <w:r>
-        <w:rPr>
-          <w:rFonts w:ascii="Times New Roman" w:eastAsia="Times New Roman" w:hAnsi="Times New Roman"/>
-          <w:sz w:val="24"/>
-          <w:szCs w:val="24"/>
-          <w:lang w:eastAsia="ru-RU"/>
-        </w:rPr>
-        <w:t>}}</w:t>
-      </w:r>
-      <w:r>
-        <w:rPr>
-          <w:rFonts w:ascii="Times New Roman" w:eastAsia="Times New Roman" w:hAnsi="Times New Roman"/>
-          <w:sz w:val="24"/>
-          <w:szCs w:val="24"/>
-          <w:lang w:eastAsia="ru-RU"/>
-        </w:rPr>
-        <w:t>).</w:t>
+          <w:sz w:val="24"/>
+          <w:szCs w:val="24"/>
+          <w:lang w:eastAsia="ru-RU"/>
+        </w:rPr>
+        <w:t>}}", расположенный по адресу {{</w:t>
+      </w:r>
+      <w:proofErr w:type="gramStart"/>
+      <w:r>
+        <w:rPr>
+          <w:rFonts w:ascii="Times New Roman" w:eastAsia="Times New Roman" w:hAnsi="Times New Roman"/>
+          <w:sz w:val="24"/>
+          <w:szCs w:val="24"/>
+          <w:lang w:eastAsia="ru-RU"/>
+        </w:rPr>
+        <w:t>property.address</w:t>
+      </w:r>
+      <w:proofErr w:type="gramEnd"/>
+      <w:r>
+        <w:rPr>
+          <w:rFonts w:ascii="Times New Roman" w:eastAsia="Times New Roman" w:hAnsi="Times New Roman"/>
+          <w:sz w:val="24"/>
+          <w:szCs w:val="24"/>
+          <w:lang w:eastAsia="ru-RU"/>
+        </w:rPr>
+        <w:t>}}.</w:t>
       </w:r>
     </w:p>
     <w:p>
@@ -667,183 +444,426 @@
         <w:ind w:left="567" w:hanging="567"/>
         <w:jc w:val="both"/>
         <w:rPr>
-          <w:rFonts w:ascii="Times New Roman" w:eastAsia="Times New Roman" w:hAnsi="Times New Roman"/>
-          <w:sz w:val="24"/>
-          <w:szCs w:val="24"/>
-          <w:lang w:eastAsia="ru-RU"/>
-        </w:rPr>
-      </w:pPr>
-    </w:p>
-    <w:p>
-      <w:pPr>
-        <w:autoSpaceDE w:val="0"/>
-        <w:autoSpaceDN w:val="0"/>
-        <w:adjustRightInd w:val="0"/>
+          <w:rFonts w:ascii="Times New Roman" w:hAnsi="Times New Roman"/>
+          <w:sz w:val="24"/>
+          <w:szCs w:val="24"/>
+        </w:rPr>
+      </w:pPr>
+      <w:r>
+        <w:rPr>
+          <w:rFonts w:ascii="Times New Roman" w:hAnsi="Times New Roman"/>
+          <w:sz w:val="24"/>
+          <w:szCs w:val="24"/>
+        </w:rPr>
+        <w:t>1</w:t>
+      </w:r>
+      <w:r>
+        <w:rPr>
+          <w:rFonts w:ascii="Times New Roman" w:hAnsi="Times New Roman"/>
+          <w:sz w:val="24"/>
+          <w:szCs w:val="24"/>
+        </w:rPr>
+        <w:t>.2. Описание Объекта:</w:t>
+      </w:r>
+      <w:r>
+        <w:rPr>
+          <w:rFonts w:ascii="Times New Roman" w:hAnsi="Times New Roman"/>
+          <w:sz w:val="24"/>
+          <w:szCs w:val="24"/>
+        </w:rPr>
+        <w:t xml:space="preserve"> </w:t>
+      </w:r>
+      <w:r>
+        <w:rPr>
+          <w:rFonts w:ascii="Times New Roman" w:hAnsi="Times New Roman"/>
+          <w:sz w:val="24"/>
+          <w:szCs w:val="24"/>
+        </w:rPr>
+        <w:t>кол-во комнат</w:t>
+      </w:r>
+      <w:r>
+        <w:rPr>
+          <w:rFonts w:ascii="Times New Roman" w:hAnsi="Times New Roman"/>
+          <w:sz w:val="24"/>
+          <w:szCs w:val="24"/>
+        </w:rPr>
+        <w:t xml:space="preserve"> -</w:t>
+      </w:r>
+      <w:r>
+        <w:rPr>
+          <w:rFonts w:ascii="Times New Roman" w:hAnsi="Times New Roman"/>
+          <w:sz w:val="24"/>
+          <w:szCs w:val="24"/>
+        </w:rPr>
+        <w:t xml:space="preserve"> {{</w:t>
+      </w:r>
+      <w:proofErr w:type="spellStart"/>
+      <w:proofErr w:type="gramStart"/>
+      <w:r>
+        <w:rPr>
+          <w:rFonts w:ascii="Times New Roman" w:hAnsi="Times New Roman"/>
+          <w:sz w:val="24"/>
+          <w:szCs w:val="24"/>
+        </w:rPr>
+        <w:t>property.rooms</w:t>
+      </w:r>
+      <w:proofErr w:type="spellEnd"/>
+      <w:proofErr w:type="gramEnd"/>
+      <w:r>
+        <w:rPr>
+          <w:rFonts w:ascii="Times New Roman" w:hAnsi="Times New Roman"/>
+          <w:sz w:val="24"/>
+          <w:szCs w:val="24"/>
+        </w:rPr>
+        <w:t>}}; общая пл</w:t>
+      </w:r>
+      <w:r>
+        <w:rPr>
+          <w:rFonts w:ascii="Times New Roman" w:hAnsi="Times New Roman"/>
+          <w:sz w:val="24"/>
+          <w:szCs w:val="24"/>
+        </w:rPr>
+        <w:t>ощадь</w:t>
+      </w:r>
+      <w:r>
+        <w:rPr>
+          <w:rFonts w:ascii="Times New Roman" w:hAnsi="Times New Roman"/>
+          <w:sz w:val="24"/>
+          <w:szCs w:val="24"/>
+        </w:rPr>
+        <w:t xml:space="preserve"> -</w:t>
+      </w:r>
+      <w:r>
+        <w:rPr>
+          <w:rFonts w:ascii="Times New Roman" w:hAnsi="Times New Roman"/>
+          <w:sz w:val="24"/>
+          <w:szCs w:val="24"/>
+        </w:rPr>
+        <w:t xml:space="preserve"> {{</w:t>
+      </w:r>
+      <w:proofErr w:type="spellStart"/>
+      <w:proofErr w:type="gramStart"/>
+      <w:r>
+        <w:rPr>
+          <w:rFonts w:ascii="Times New Roman" w:hAnsi="Times New Roman"/>
+          <w:sz w:val="24"/>
+          <w:szCs w:val="24"/>
+        </w:rPr>
+        <w:t>property.areaTotal</w:t>
+      </w:r>
+      <w:proofErr w:type="spellEnd"/>
+      <w:proofErr w:type="gramEnd"/>
+      <w:r>
+        <w:rPr>
+          <w:rFonts w:ascii="Times New Roman" w:hAnsi="Times New Roman"/>
+          <w:sz w:val="24"/>
+          <w:szCs w:val="24"/>
+        </w:rPr>
+        <w:t>}} м²; жилая пл</w:t>
+      </w:r>
+      <w:r>
+        <w:rPr>
+          <w:rFonts w:ascii="Times New Roman" w:hAnsi="Times New Roman"/>
+          <w:sz w:val="24"/>
+          <w:szCs w:val="24"/>
+        </w:rPr>
+        <w:t>ощадь</w:t>
+      </w:r>
+      <w:r>
+        <w:rPr>
+          <w:rFonts w:ascii="Times New Roman" w:hAnsi="Times New Roman"/>
+          <w:sz w:val="24"/>
+          <w:szCs w:val="24"/>
+        </w:rPr>
+        <w:t xml:space="preserve"> -</w:t>
+      </w:r>
+      <w:r>
+        <w:rPr>
+          <w:rFonts w:ascii="Times New Roman" w:hAnsi="Times New Roman"/>
+          <w:sz w:val="24"/>
+          <w:szCs w:val="24"/>
+        </w:rPr>
+        <w:t xml:space="preserve"> {{</w:t>
+      </w:r>
+      <w:proofErr w:type="spellStart"/>
+      <w:proofErr w:type="gramStart"/>
+      <w:r>
+        <w:rPr>
+          <w:rFonts w:ascii="Times New Roman" w:hAnsi="Times New Roman"/>
+          <w:sz w:val="24"/>
+          <w:szCs w:val="24"/>
+        </w:rPr>
+        <w:t>property.areaLiving</w:t>
+      </w:r>
+      <w:proofErr w:type="spellEnd"/>
+      <w:proofErr w:type="gramEnd"/>
+      <w:r>
+        <w:rPr>
+          <w:rFonts w:ascii="Times New Roman" w:hAnsi="Times New Roman"/>
+          <w:sz w:val="24"/>
+          <w:szCs w:val="24"/>
+        </w:rPr>
+        <w:t>}} м²; этаж/этажность: {{</w:t>
+      </w:r>
+      <w:proofErr w:type="spellStart"/>
+      <w:proofErr w:type="gramStart"/>
+      <w:r>
+        <w:rPr>
+          <w:rFonts w:ascii="Times New Roman" w:hAnsi="Times New Roman"/>
+          <w:sz w:val="24"/>
+          <w:szCs w:val="24"/>
+        </w:rPr>
+        <w:t>property.floor</w:t>
+      </w:r>
+      <w:proofErr w:type="spellEnd"/>
+      <w:proofErr w:type="gramEnd"/>
+      <w:r>
+        <w:rPr>
+          <w:rFonts w:ascii="Times New Roman" w:hAnsi="Times New Roman"/>
+          <w:sz w:val="24"/>
+          <w:szCs w:val="24"/>
+        </w:rPr>
+        <w:t>}}/{{</w:t>
+      </w:r>
+      <w:proofErr w:type="spellStart"/>
+      <w:proofErr w:type="gramStart"/>
+      <w:r>
+        <w:rPr>
+          <w:rFonts w:ascii="Times New Roman" w:hAnsi="Times New Roman"/>
+          <w:sz w:val="24"/>
+          <w:szCs w:val="24"/>
+        </w:rPr>
+        <w:t>property.floors</w:t>
+      </w:r>
+      <w:proofErr w:type="spellEnd"/>
+      <w:proofErr w:type="gramEnd"/>
+      <w:r>
+        <w:rPr>
+          <w:rFonts w:ascii="Times New Roman" w:hAnsi="Times New Roman"/>
+          <w:sz w:val="24"/>
+          <w:szCs w:val="24"/>
+        </w:rPr>
+        <w:t>}}</w:t>
+      </w:r>
+      <w:r>
+        <w:rPr>
+          <w:rFonts w:ascii="Times New Roman" w:hAnsi="Times New Roman"/>
+          <w:sz w:val="24"/>
+          <w:szCs w:val="24"/>
+        </w:rPr>
+        <w:t>;</w:t>
+      </w:r>
+      <w:r>
+        <w:rPr>
+          <w:rFonts w:ascii="Times New Roman" w:hAnsi="Times New Roman"/>
+          <w:sz w:val="24"/>
+          <w:szCs w:val="24"/>
+        </w:rPr>
+        <w:t xml:space="preserve"> материал</w:t>
+      </w:r>
+      <w:r>
+        <w:rPr>
+          <w:rFonts w:ascii="Times New Roman" w:hAnsi="Times New Roman"/>
+          <w:sz w:val="24"/>
+          <w:szCs w:val="24"/>
+        </w:rPr>
+        <w:t xml:space="preserve"> </w:t>
+      </w:r>
+      <w:r>
+        <w:rPr>
+          <w:rFonts w:ascii="Times New Roman" w:hAnsi="Times New Roman"/>
+          <w:sz w:val="24"/>
+          <w:szCs w:val="24"/>
+        </w:rPr>
+        <w:t>стен</w:t>
+      </w:r>
+      <w:r>
+        <w:rPr>
+          <w:rFonts w:ascii="Times New Roman" w:hAnsi="Times New Roman"/>
+          <w:sz w:val="24"/>
+          <w:szCs w:val="24"/>
+        </w:rPr>
+        <w:t xml:space="preserve"> - </w:t>
+      </w:r>
+      <w:r>
+        <w:rPr>
+          <w:rFonts w:ascii="Times New Roman" w:hAnsi="Times New Roman"/>
+          <w:sz w:val="24"/>
+          <w:szCs w:val="24"/>
+        </w:rPr>
+        <w:t>{{</w:t>
+      </w:r>
+      <w:proofErr w:type="spellStart"/>
+      <w:proofErr w:type="gramStart"/>
+      <w:r>
+        <w:rPr>
+          <w:rFonts w:ascii="Times New Roman" w:hAnsi="Times New Roman"/>
+          <w:sz w:val="24"/>
+          <w:szCs w:val="24"/>
+        </w:rPr>
+        <w:t>property.wallMaterial</w:t>
+      </w:r>
+      <w:proofErr w:type="spellEnd"/>
+      <w:proofErr w:type="gramEnd"/>
+      <w:r>
+        <w:rPr>
+          <w:rFonts w:ascii="Times New Roman" w:hAnsi="Times New Roman"/>
+          <w:sz w:val="24"/>
+          <w:szCs w:val="24"/>
+        </w:rPr>
+        <w:t>}}</w:t>
+      </w:r>
+      <w:r>
+        <w:rPr>
+          <w:rFonts w:ascii="Times New Roman" w:hAnsi="Times New Roman"/>
+          <w:sz w:val="24"/>
+          <w:szCs w:val="24"/>
+        </w:rPr>
+        <w:t>;</w:t>
+      </w:r>
+      <w:r>
+        <w:rPr>
+          <w:rFonts w:ascii="Times New Roman" w:hAnsi="Times New Roman"/>
+          <w:sz w:val="24"/>
+          <w:szCs w:val="24"/>
+        </w:rPr>
+        <w:t xml:space="preserve"> г</w:t>
+      </w:r>
+      <w:r>
+        <w:rPr>
+          <w:rFonts w:ascii="Times New Roman" w:hAnsi="Times New Roman"/>
+          <w:sz w:val="24"/>
+          <w:szCs w:val="24"/>
+        </w:rPr>
+        <w:t>од постройки</w:t>
+      </w:r>
+      <w:r>
+        <w:rPr>
+          <w:rFonts w:ascii="Times New Roman" w:hAnsi="Times New Roman"/>
+          <w:sz w:val="24"/>
+          <w:szCs w:val="24"/>
+        </w:rPr>
+        <w:t xml:space="preserve"> - </w:t>
+      </w:r>
+      <w:r>
+        <w:rPr>
+          <w:rFonts w:ascii="Times New Roman" w:hAnsi="Times New Roman"/>
+          <w:sz w:val="24"/>
+          <w:szCs w:val="24"/>
+        </w:rPr>
+        <w:t>{{</w:t>
+      </w:r>
+      <w:proofErr w:type="spellStart"/>
+      <w:proofErr w:type="gramStart"/>
+      <w:r>
+        <w:rPr>
+          <w:rFonts w:ascii="Times New Roman" w:hAnsi="Times New Roman"/>
+          <w:sz w:val="24"/>
+          <w:szCs w:val="24"/>
+        </w:rPr>
+        <w:t>property.yearBuilt</w:t>
+      </w:r>
+      <w:proofErr w:type="spellEnd"/>
+      <w:proofErr w:type="gramEnd"/>
+      <w:r>
+        <w:rPr>
+          <w:rFonts w:ascii="Times New Roman" w:hAnsi="Times New Roman"/>
+          <w:sz w:val="24"/>
+          <w:szCs w:val="24"/>
+        </w:rPr>
+        <w:t>}}</w:t>
+      </w:r>
+      <w:r>
+        <w:rPr>
+          <w:rFonts w:ascii="Times New Roman" w:hAnsi="Times New Roman"/>
+          <w:sz w:val="24"/>
+          <w:szCs w:val="24"/>
+        </w:rPr>
+        <w:t>;</w:t>
+      </w:r>
+      <w:r>
+        <w:rPr>
+          <w:rFonts w:ascii="Times New Roman" w:hAnsi="Times New Roman"/>
+          <w:sz w:val="24"/>
+          <w:szCs w:val="24"/>
+        </w:rPr>
+        <w:t xml:space="preserve"> инвентарный номер – {{</w:t>
+      </w:r>
+      <w:proofErr w:type="spellStart"/>
+      <w:proofErr w:type="gramStart"/>
+      <w:r>
+        <w:rPr>
+          <w:rFonts w:ascii="Times New Roman" w:hAnsi="Times New Roman"/>
+          <w:sz w:val="24"/>
+          <w:szCs w:val="24"/>
+        </w:rPr>
+        <w:t>property.inventoryNumber</w:t>
+      </w:r>
+      <w:proofErr w:type="spellEnd"/>
+      <w:proofErr w:type="gramEnd"/>
+      <w:r>
+        <w:rPr>
+          <w:rFonts w:ascii="Times New Roman" w:hAnsi="Times New Roman"/>
+          <w:sz w:val="24"/>
+          <w:szCs w:val="24"/>
+        </w:rPr>
+        <w:t>}}</w:t>
+      </w:r>
+    </w:p>
+    <w:p>
+      <w:pPr>
         <w:spacing w:after="0" w:line="240" w:lineRule="auto"/>
-        <w:jc w:val="center"/>
-        <w:rPr>
-          <w:rFonts w:ascii="Times New Roman" w:eastAsia="Times New Roman" w:hAnsi="Times New Roman"/>
-          <w:b/>
-          <w:sz w:val="24"/>
-          <w:szCs w:val="24"/>
-          <w:lang w:eastAsia="ru-RU"/>
-        </w:rPr>
-      </w:pPr>
-      <w:r>
-        <w:rPr>
-          <w:rFonts w:ascii="Times New Roman" w:eastAsia="Times New Roman" w:hAnsi="Times New Roman"/>
-          <w:b/>
-          <w:sz w:val="24"/>
-          <w:szCs w:val="24"/>
-          <w:lang w:eastAsia="ru-RU"/>
-        </w:rPr>
-        <w:t>2. ПОРЯДОК, РАЗМЕРЫ ОПЛАТЫ И ФОРМА РАСЧЕТОВ.</w:t>
-      </w:r>
-    </w:p>
-    <w:p>
-      <w:pPr>
-        <w:shd w:val="clear" w:color="auto" w:fill="FFFFFF" w:themeFill="background1"/>
+        <w:ind w:left="567" w:hanging="141"/>
+        <w:jc w:val="both"/>
+        <w:rPr>
+          <w:rFonts w:ascii="Times New Roman" w:hAnsi="Times New Roman"/>
+          <w:sz w:val="24"/>
+          <w:szCs w:val="24"/>
+        </w:rPr>
+      </w:pPr>
+      <w:r>
+        <w:rPr>
+          <w:rFonts w:ascii="Times New Roman" w:hAnsi="Times New Roman"/>
+          <w:sz w:val="24"/>
+          <w:szCs w:val="24"/>
+        </w:rPr>
+        <w:t>Дополнительная информация (сведения о земельном участке, и пр.) __________________________</w:t>
+      </w:r>
+      <w:r>
+        <w:rPr>
+          <w:rFonts w:ascii="Times New Roman" w:hAnsi="Times New Roman"/>
+          <w:sz w:val="24"/>
+          <w:szCs w:val="24"/>
+        </w:rPr>
+        <w:t>________________________________________</w:t>
+      </w:r>
+      <w:r>
+        <w:rPr>
+          <w:rFonts w:ascii="Times New Roman" w:hAnsi="Times New Roman"/>
+          <w:sz w:val="24"/>
+          <w:szCs w:val="24"/>
+        </w:rPr>
+        <w:t>___________________</w:t>
+      </w:r>
+    </w:p>
+    <w:p>
+      <w:pPr>
         <w:spacing w:after="0" w:line="240" w:lineRule="auto"/>
         <w:ind w:left="567" w:hanging="567"/>
         <w:jc w:val="both"/>
         <w:rPr>
           <w:rFonts w:ascii="Times New Roman" w:hAnsi="Times New Roman"/>
-          <w:noProof/>
-          <w:sz w:val="24"/>
-          <w:szCs w:val="24"/>
-          <w:lang w:eastAsia="ru-RU"/>
-        </w:rPr>
-      </w:pPr>
-      <w:r>
-        <w:rPr>
-          <w:rFonts w:ascii="Times New Roman" w:eastAsia="Times New Roman" w:hAnsi="Times New Roman"/>
-          <w:sz w:val="24"/>
-          <w:szCs w:val="24"/>
-          <w:lang w:eastAsia="ru-RU"/>
-        </w:rPr>
-        <w:t>2.1. Тарифы на риэлтерские услуги,</w:t>
-      </w:r>
-      <w:r>
-        <w:rPr>
-          <w:rFonts w:ascii="Times New Roman" w:hAnsi="Times New Roman"/>
-          <w:sz w:val="24"/>
-          <w:szCs w:val="24"/>
-        </w:rPr>
-        <w:t xml:space="preserve"> оказываемые физическим лицам (за исключением индивидуальных предпринимателей), </w:t>
-      </w:r>
-      <w:r>
-        <w:rPr>
-          <w:rFonts w:ascii="Times New Roman" w:eastAsia="Times New Roman" w:hAnsi="Times New Roman"/>
-          <w:sz w:val="24"/>
-          <w:szCs w:val="24"/>
-          <w:lang w:eastAsia="ru-RU"/>
-        </w:rPr>
-        <w:t>определяются Исполнителем в соответствии с постановлением Совета Министров Республики Беларусь от 1 ноября 2023 г. № 754 «О тарифах на риэлтерские услуги»</w:t>
-      </w:r>
-      <w:r>
-        <w:rPr>
-          <w:rFonts w:ascii="Times New Roman" w:eastAsia="Times New Roman" w:hAnsi="Times New Roman"/>
-          <w:sz w:val="24"/>
-          <w:szCs w:val="24"/>
-          <w:lang w:eastAsia="ru-RU"/>
-        </w:rPr>
-        <w:t xml:space="preserve"> </w:t>
-      </w:r>
-      <w:bookmarkStart w:id="0" w:name="_Hlk232524639"/>
-      <w:r>
-        <w:rPr>
-          <w:rFonts w:ascii="Times New Roman" w:eastAsia="Times New Roman" w:hAnsi="Times New Roman"/>
-          <w:sz w:val="24"/>
-          <w:szCs w:val="24"/>
-          <w:lang w:eastAsia="ru-RU"/>
-        </w:rPr>
-        <w:t xml:space="preserve">(в редакции </w:t>
-      </w:r>
-      <w:r>
-        <w:rPr>
-          <w:rFonts w:ascii="Times New Roman" w:eastAsia="Times New Roman" w:hAnsi="Times New Roman"/>
-          <w:sz w:val="24"/>
-          <w:szCs w:val="24"/>
-          <w:lang w:eastAsia="ru-RU"/>
-        </w:rPr>
-        <w:t>постановления Совета М</w:t>
-      </w:r>
-      <w:r>
-        <w:rPr>
-          <w:rFonts w:ascii="Times New Roman" w:eastAsia="Times New Roman" w:hAnsi="Times New Roman"/>
-          <w:sz w:val="24"/>
-          <w:szCs w:val="24"/>
-          <w:lang w:eastAsia="ru-RU"/>
-        </w:rPr>
-        <w:t>и</w:t>
-      </w:r>
-      <w:r>
-        <w:rPr>
-          <w:rFonts w:ascii="Times New Roman" w:eastAsia="Times New Roman" w:hAnsi="Times New Roman"/>
-          <w:sz w:val="24"/>
-          <w:szCs w:val="24"/>
-          <w:lang w:eastAsia="ru-RU"/>
-        </w:rPr>
-        <w:t>нистерства Республики Беларусь 02.04.2026 №157)</w:t>
-      </w:r>
-      <w:bookmarkEnd w:id="0"/>
-      <w:r>
-        <w:rPr>
-          <w:rFonts w:ascii="Times New Roman" w:eastAsia="Times New Roman" w:hAnsi="Times New Roman"/>
-          <w:sz w:val="24"/>
-          <w:szCs w:val="24"/>
-          <w:lang w:eastAsia="ru-RU"/>
-        </w:rPr>
-        <w:t xml:space="preserve">, приказом </w:t>
-      </w:r>
-      <w:r>
-        <w:rPr>
-          <w:rFonts w:ascii="Times New Roman" w:eastAsia="Times New Roman" w:hAnsi="Times New Roman"/>
-          <w:sz w:val="24"/>
-          <w:szCs w:val="24"/>
-          <w:lang w:eastAsia="ru-RU"/>
-        </w:rPr>
-        <w:t xml:space="preserve">директора ООО «ГермесГарант» </w:t>
-      </w:r>
-      <w:r>
-        <w:rPr>
-          <w:rFonts w:ascii="Times New Roman" w:hAnsi="Times New Roman"/>
-          <w:noProof/>
-          <w:sz w:val="24"/>
-          <w:szCs w:val="24"/>
-          <w:lang w:eastAsia="ru-RU"/>
-        </w:rPr>
-        <w:t xml:space="preserve">от </w:t>
-      </w:r>
-      <w:r>
-        <w:rPr>
-          <w:rFonts w:ascii="Times New Roman" w:hAnsi="Times New Roman"/>
-          <w:noProof/>
-          <w:sz w:val="24"/>
-          <w:szCs w:val="24"/>
-          <w:lang w:eastAsia="ru-RU"/>
-        </w:rPr>
-        <w:t>15</w:t>
-      </w:r>
-      <w:r>
-        <w:rPr>
-          <w:rFonts w:ascii="Times New Roman" w:hAnsi="Times New Roman"/>
-          <w:noProof/>
-          <w:sz w:val="24"/>
-          <w:szCs w:val="24"/>
-          <w:lang w:eastAsia="ru-RU"/>
-        </w:rPr>
-        <w:t xml:space="preserve">.06.2026 г. № </w:t>
-      </w:r>
-      <w:r>
-        <w:rPr>
-          <w:rFonts w:ascii="Times New Roman" w:hAnsi="Times New Roman"/>
-          <w:noProof/>
-          <w:sz w:val="24"/>
-          <w:szCs w:val="24"/>
-          <w:lang w:eastAsia="ru-RU"/>
-        </w:rPr>
-        <w:t>4</w:t>
+          <w:sz w:val="24"/>
+          <w:szCs w:val="24"/>
+        </w:rPr>
+      </w:pPr>
+      <w:r>
+        <w:rPr>
+          <w:rFonts w:ascii="Times New Roman" w:hAnsi="Times New Roman"/>
+          <w:sz w:val="24"/>
+          <w:szCs w:val="24"/>
+        </w:rPr>
+        <w:t>1.3. Исполнитель оказывает следующие риэлтерские услуги: консультационные услуги по сделкам с объектами недвижимости, услуги по предоставлению информации о спросе и предложении на объекты недвижимости, подбор вариантов сделки с объектом недвижимости, сделки с участием в строительстве объекта недвижимости, организация и проведение согласования условий предстоящей сделки, оказание помощи  в подготовке (оформлении) документов, связанных с совершением сделки с объектом недвижимости, сделки с участием в строительстве объекта недвижимости, регистрация недвижимого имущества, прав на него и сделок с ним.</w:t>
       </w:r>
     </w:p>
     <w:p>
@@ -868,7 +888,7 @@
           <w:szCs w:val="24"/>
           <w:lang w:eastAsia="ru-RU"/>
         </w:rPr>
-        <w:t xml:space="preserve">2.2. Стоимость риэлтерских услуг составляет </w:t>
+        <w:t xml:space="preserve">1.4. Ориентировочная стоимость </w:t>
       </w:r>
       <w:r>
         <w:rPr>
@@ -879,17 +899,10 @@
           <w:szCs w:val="24"/>
           <w:lang w:eastAsia="ru-RU"/>
         </w:rPr>
-        <w:t>{{commission.percent}}</w:t>
-      </w:r>
-      <w:r>
-        <w:rPr>
-          <w:rFonts w:ascii="Times New Roman" w:eastAsia="Times New Roman" w:hAnsi="Times New Roman"/>
-          <w:sz w:val="24"/>
-          <w:szCs w:val="24"/>
-          <w:lang w:eastAsia="ru-RU"/>
-        </w:rPr>
-        <w:t xml:space="preserve"> % от стоимости объекта недвижимого имущества, а именно </w:t>
-      </w:r>
+        <w:t>{{</w:t>
+      </w:r>
+      <w:proofErr w:type="spellStart"/>
+      <w:proofErr w:type="gramStart"/>
       <w:r>
         <w:rPr>
           <w:rFonts w:ascii="Times New Roman" w:eastAsia="Times New Roman" w:hAnsi="Times New Roman"/>
@@ -899,9 +912,10 @@
           <w:szCs w:val="24"/>
           <w:lang w:eastAsia="ru-RU"/>
         </w:rPr>
-        <w:t>{{</w:t>
-      </w:r>
-      <w:proofErr w:type="spellStart"/>
+        <w:t>property.priceBYN</w:t>
+      </w:r>
+      <w:proofErr w:type="spellEnd"/>
+      <w:proofErr w:type="gramEnd"/>
       <w:r>
         <w:rPr>
           <w:rFonts w:ascii="Times New Roman" w:eastAsia="Times New Roman" w:hAnsi="Times New Roman"/>
@@ -911,14 +925,51 @@
           <w:szCs w:val="24"/>
           <w:lang w:eastAsia="ru-RU"/>
         </w:rPr>
-        <w:t>commission.amountBYN</w:t>
+        <w:t>}}</w:t>
+      </w:r>
+      <w:r>
+        <w:rPr>
+          <w:rFonts w:ascii="Times New Roman" w:eastAsia="Times New Roman" w:hAnsi="Times New Roman"/>
+          <w:sz w:val="24"/>
+          <w:szCs w:val="24"/>
+          <w:lang w:eastAsia="ru-RU"/>
+        </w:rPr>
+        <w:t xml:space="preserve"> </w:t>
+      </w:r>
+      <w:r>
+        <w:rPr>
+          <w:rFonts w:ascii="Times New Roman" w:eastAsia="Times New Roman" w:hAnsi="Times New Roman"/>
+          <w:sz w:val="24"/>
+          <w:szCs w:val="24"/>
+          <w:lang w:eastAsia="ru-RU"/>
+        </w:rPr>
+        <w:t xml:space="preserve">белорусских рублей </w:t>
+      </w:r>
+      <w:r>
+        <w:rPr>
+          <w:rFonts w:ascii="Times New Roman" w:eastAsia="Times New Roman" w:hAnsi="Times New Roman"/>
+          <w:sz w:val="24"/>
+          <w:szCs w:val="24"/>
+          <w:lang w:eastAsia="ru-RU"/>
+        </w:rPr>
+        <w:t>({{</w:t>
+      </w:r>
+      <w:proofErr w:type="spellStart"/>
+      <w:proofErr w:type="gramStart"/>
+      <w:r>
+        <w:rPr>
+          <w:rFonts w:ascii="Times New Roman" w:eastAsia="Times New Roman" w:hAnsi="Times New Roman"/>
+          <w:sz w:val="24"/>
+          <w:szCs w:val="24"/>
+          <w:lang w:eastAsia="ru-RU"/>
+        </w:rPr>
+        <w:t>property.priceWords</w:t>
       </w:r>
       <w:proofErr w:type="spellEnd"/>
-      <w:r>
-        <w:rPr>
-          <w:rFonts w:ascii="Times New Roman" w:eastAsia="Times New Roman" w:hAnsi="Times New Roman"/>
-          <w:b/>
-          <w:bCs/>
+      <w:proofErr w:type="gramEnd"/>
+      <w:r>
+        <w:rPr>
+          <w:rFonts w:ascii="Times New Roman" w:eastAsia="Times New Roman" w:hAnsi="Times New Roman"/>
           <w:sz w:val="24"/>
           <w:szCs w:val="24"/>
           <w:lang w:eastAsia="ru-RU"/>
@@ -932,36 +983,7 @@
           <w:szCs w:val="24"/>
           <w:lang w:eastAsia="ru-RU"/>
         </w:rPr>
-        <w:t xml:space="preserve"> белорусских рублей</w:t>
-      </w:r>
-      <w:r>
-        <w:rPr>
-          <w:rFonts w:ascii="Times New Roman" w:eastAsia="Times New Roman" w:hAnsi="Times New Roman"/>
-          <w:sz w:val="24"/>
-          <w:szCs w:val="24"/>
-          <w:lang w:eastAsia="ru-RU"/>
-        </w:rPr>
-        <w:t xml:space="preserve"> ({{</w:t>
-      </w:r>
-      <w:proofErr w:type="spellStart"/>
-      <w:r>
-        <w:rPr>
-          <w:rFonts w:ascii="Times New Roman" w:eastAsia="Times New Roman" w:hAnsi="Times New Roman"/>
-          <w:sz w:val="24"/>
-          <w:szCs w:val="24"/>
-          <w:lang w:eastAsia="ru-RU"/>
-        </w:rPr>
-        <w:t>commission.amountWords</w:t>
-      </w:r>
-      <w:proofErr w:type="spellEnd"/>
-      <w:r>
-        <w:rPr>
-          <w:rFonts w:ascii="Times New Roman" w:eastAsia="Times New Roman" w:hAnsi="Times New Roman"/>
-          <w:sz w:val="24"/>
-          <w:szCs w:val="24"/>
-          <w:lang w:eastAsia="ru-RU"/>
-        </w:rPr>
-        <w:t>}}), с включением в такую оплату затрат по риэлтерским услугам, указанным в абзацах втором — шестом пункта 1 статьи 16 Закона Республики Беларусь от 8 мая 2025 г. № 71-З «О риэлтерской деятельности».</w:t>
+        <w:t>).</w:t>
       </w:r>
     </w:p>
     <w:p>
@@ -979,31 +1001,177 @@
           <w:lang w:eastAsia="ru-RU"/>
         </w:rPr>
       </w:pPr>
-      <w:r>
-        <w:rPr>
-          <w:rFonts w:ascii="Times New Roman" w:eastAsia="Times New Roman" w:hAnsi="Times New Roman"/>
-          <w:sz w:val="24"/>
-          <w:szCs w:val="24"/>
-          <w:lang w:eastAsia="ru-RU"/>
-        </w:rPr>
-        <w:t xml:space="preserve">2.3.  </w:t>
-      </w:r>
-      <w:r>
-        <w:rPr>
-          <w:rFonts w:ascii="Times New Roman" w:hAnsi="Times New Roman"/>
-          <w:sz w:val="24"/>
-          <w:szCs w:val="24"/>
-        </w:rPr>
-        <w:t xml:space="preserve">Указанная стоимость риэлтерских услуг не является окончательной, подлежит пересчету с учетом стоимости Объекта недвижимости, согласованной в договоре купли-продажи Потребителем и покупателем Объекта. </w:t>
-      </w:r>
-      <w:r>
-        <w:rPr>
-          <w:rFonts w:ascii="Times New Roman" w:eastAsia="Times New Roman" w:hAnsi="Times New Roman"/>
-          <w:sz w:val="24"/>
-          <w:szCs w:val="24"/>
-          <w:lang w:eastAsia="ru-RU"/>
-        </w:rPr>
-        <w:t>Стоимость риэлтерских услуг отражается в акте оказанных услуг с указанием перечня оказанных риэлтерских услуг и их стоимости (далее - акт).</w:t>
+    </w:p>
+    <w:p>
+      <w:pPr>
+        <w:autoSpaceDE w:val="0"/>
+        <w:autoSpaceDN w:val="0"/>
+        <w:adjustRightInd w:val="0"/>
+        <w:spacing w:after="0" w:line="240" w:lineRule="auto"/>
+        <w:jc w:val="center"/>
+        <w:rPr>
+          <w:rFonts w:ascii="Times New Roman" w:eastAsia="Times New Roman" w:hAnsi="Times New Roman"/>
+          <w:b/>
+          <w:sz w:val="24"/>
+          <w:szCs w:val="24"/>
+          <w:lang w:eastAsia="ru-RU"/>
+        </w:rPr>
+      </w:pPr>
+      <w:r>
+        <w:rPr>
+          <w:rFonts w:ascii="Times New Roman" w:eastAsia="Times New Roman" w:hAnsi="Times New Roman"/>
+          <w:b/>
+          <w:sz w:val="24"/>
+          <w:szCs w:val="24"/>
+          <w:lang w:eastAsia="ru-RU"/>
+        </w:rPr>
+        <w:t>2. ПОРЯДОК, РАЗМЕРЫ ОПЛАТЫ И ФОРМА РАСЧЕТОВ.</w:t>
+      </w:r>
+    </w:p>
+    <w:p>
+      <w:pPr>
+        <w:shd w:val="clear" w:color="auto" w:fill="FFFFFF" w:themeFill="background1"/>
+        <w:spacing w:after="0" w:line="240" w:lineRule="auto"/>
+        <w:ind w:left="567" w:hanging="567"/>
+        <w:jc w:val="both"/>
+        <w:rPr>
+          <w:rFonts w:ascii="Times New Roman" w:hAnsi="Times New Roman"/>
+          <w:noProof/>
+          <w:sz w:val="24"/>
+          <w:szCs w:val="24"/>
+          <w:lang w:eastAsia="ru-RU"/>
+        </w:rPr>
+      </w:pPr>
+      <w:r>
+        <w:rPr>
+          <w:rFonts w:ascii="Times New Roman" w:eastAsia="Times New Roman" w:hAnsi="Times New Roman"/>
+          <w:sz w:val="24"/>
+          <w:szCs w:val="24"/>
+          <w:lang w:eastAsia="ru-RU"/>
+        </w:rPr>
+        <w:t>2.1. Тарифы на риэлтерские услуги,</w:t>
+      </w:r>
+      <w:r>
+        <w:rPr>
+          <w:rFonts w:ascii="Times New Roman" w:hAnsi="Times New Roman"/>
+          <w:sz w:val="24"/>
+          <w:szCs w:val="24"/>
+        </w:rPr>
+        <w:t xml:space="preserve"> оказываемые физическим лицам (за исключением индивидуальных предпринимателей), </w:t>
+      </w:r>
+      <w:r>
+        <w:rPr>
+          <w:rFonts w:ascii="Times New Roman" w:eastAsia="Times New Roman" w:hAnsi="Times New Roman"/>
+          <w:sz w:val="24"/>
+          <w:szCs w:val="24"/>
+          <w:lang w:eastAsia="ru-RU"/>
+        </w:rPr>
+        <w:t>определяются Исполнителем в соответствии с постановлением Совета Министров Республики Беларусь от 1 ноября 2023 г. № 754 «О тарифах на риэлтерские услуги»</w:t>
+      </w:r>
+      <w:r>
+        <w:rPr>
+          <w:rFonts w:ascii="Times New Roman" w:eastAsia="Times New Roman" w:hAnsi="Times New Roman"/>
+          <w:sz w:val="24"/>
+          <w:szCs w:val="24"/>
+          <w:lang w:eastAsia="ru-RU"/>
+        </w:rPr>
+        <w:t xml:space="preserve"> </w:t>
+      </w:r>
+      <w:bookmarkStart w:id="0" w:name="_Hlk232524639"/>
+      <w:r>
+        <w:rPr>
+          <w:rFonts w:ascii="Times New Roman" w:eastAsia="Times New Roman" w:hAnsi="Times New Roman"/>
+          <w:sz w:val="24"/>
+          <w:szCs w:val="24"/>
+          <w:lang w:eastAsia="ru-RU"/>
+        </w:rPr>
+        <w:t xml:space="preserve">(в редакции </w:t>
+      </w:r>
+      <w:r>
+        <w:rPr>
+          <w:rFonts w:ascii="Times New Roman" w:eastAsia="Times New Roman" w:hAnsi="Times New Roman"/>
+          <w:sz w:val="24"/>
+          <w:szCs w:val="24"/>
+          <w:lang w:eastAsia="ru-RU"/>
+        </w:rPr>
+        <w:t>постановления Совета М</w:t>
+      </w:r>
+      <w:r>
+        <w:rPr>
+          <w:rFonts w:ascii="Times New Roman" w:eastAsia="Times New Roman" w:hAnsi="Times New Roman"/>
+          <w:sz w:val="24"/>
+          <w:szCs w:val="24"/>
+          <w:lang w:eastAsia="ru-RU"/>
+        </w:rPr>
+        <w:t>и</w:t>
+      </w:r>
+      <w:r>
+        <w:rPr>
+          <w:rFonts w:ascii="Times New Roman" w:eastAsia="Times New Roman" w:hAnsi="Times New Roman"/>
+          <w:sz w:val="24"/>
+          <w:szCs w:val="24"/>
+          <w:lang w:eastAsia="ru-RU"/>
+        </w:rPr>
+        <w:t>нистерства Республики Беларусь 02.04.2026 №157)</w:t>
+      </w:r>
+      <w:bookmarkEnd w:id="0"/>
+      <w:r>
+        <w:rPr>
+          <w:rFonts w:ascii="Times New Roman" w:eastAsia="Times New Roman" w:hAnsi="Times New Roman"/>
+          <w:sz w:val="24"/>
+          <w:szCs w:val="24"/>
+          <w:lang w:eastAsia="ru-RU"/>
+        </w:rPr>
+        <w:t xml:space="preserve">, приказом </w:t>
+      </w:r>
+      <w:r>
+        <w:rPr>
+          <w:rFonts w:ascii="Times New Roman" w:eastAsia="Times New Roman" w:hAnsi="Times New Roman"/>
+          <w:sz w:val="24"/>
+          <w:szCs w:val="24"/>
+          <w:lang w:eastAsia="ru-RU"/>
+        </w:rPr>
+        <w:t xml:space="preserve">директора ООО «ГермесГарант» </w:t>
+      </w:r>
+      <w:r>
+        <w:rPr>
+          <w:rFonts w:ascii="Times New Roman" w:hAnsi="Times New Roman"/>
+          <w:noProof/>
+          <w:sz w:val="24"/>
+          <w:szCs w:val="24"/>
+          <w:lang w:eastAsia="ru-RU"/>
+        </w:rPr>
+        <w:t xml:space="preserve">от </w:t>
+      </w:r>
+      <w:r>
+        <w:rPr>
+          <w:rFonts w:ascii="Times New Roman" w:hAnsi="Times New Roman"/>
+          <w:noProof/>
+          <w:sz w:val="24"/>
+          <w:szCs w:val="24"/>
+          <w:lang w:eastAsia="ru-RU"/>
+        </w:rPr>
+        <w:t>15</w:t>
+      </w:r>
+      <w:r>
+        <w:rPr>
+          <w:rFonts w:ascii="Times New Roman" w:hAnsi="Times New Roman"/>
+          <w:noProof/>
+          <w:sz w:val="24"/>
+          <w:szCs w:val="24"/>
+          <w:lang w:eastAsia="ru-RU"/>
+        </w:rPr>
+        <w:t xml:space="preserve">.06.2026 г. № </w:t>
+      </w:r>
+      <w:r>
+        <w:rPr>
+          <w:rFonts w:ascii="Times New Roman" w:hAnsi="Times New Roman"/>
+          <w:noProof/>
+          <w:sz w:val="24"/>
+          <w:szCs w:val="24"/>
+          <w:lang w:eastAsia="ru-RU"/>
+        </w:rPr>
+        <w:t>4</w:t>
       </w:r>
     </w:p>
     <w:p>
@@ -1028,304 +1196,100 @@
           <w:szCs w:val="24"/>
           <w:lang w:eastAsia="ru-RU"/>
         </w:rPr>
-        <w:t>2.4.  Потребитель обязуется оплатить услуги Исполнителя</w:t>
-      </w:r>
-      <w:r>
-        <w:rPr>
-          <w:rFonts w:ascii="Times New Roman" w:eastAsia="Times New Roman" w:hAnsi="Times New Roman"/>
-          <w:sz w:val="24"/>
-          <w:szCs w:val="24"/>
-          <w:lang w:eastAsia="ru-RU"/>
-        </w:rPr>
-        <w:t xml:space="preserve"> </w:t>
-      </w:r>
-      <w:r>
-        <w:rPr>
-          <w:rFonts w:ascii="Times New Roman" w:eastAsia="Times New Roman" w:hAnsi="Times New Roman"/>
-          <w:sz w:val="24"/>
-          <w:szCs w:val="24"/>
-          <w:lang w:eastAsia="ru-RU"/>
-        </w:rPr>
-        <w:t>в день подписания акта</w:t>
-      </w:r>
-      <w:r>
-        <w:rPr>
-          <w:rFonts w:ascii="Times New Roman" w:eastAsia="Times New Roman" w:hAnsi="Times New Roman"/>
-          <w:sz w:val="24"/>
-          <w:szCs w:val="24"/>
-          <w:lang w:eastAsia="ru-RU"/>
-        </w:rPr>
-        <w:t xml:space="preserve"> </w:t>
-      </w:r>
-      <w:r>
-        <w:rPr>
-          <w:rFonts w:ascii="Times New Roman" w:eastAsia="Times New Roman" w:hAnsi="Times New Roman"/>
-          <w:sz w:val="24"/>
-          <w:szCs w:val="24"/>
-          <w:lang w:eastAsia="ru-RU"/>
-        </w:rPr>
-        <w:t xml:space="preserve">при оплате </w:t>
-      </w:r>
-      <w:r>
-        <w:rPr>
-          <w:rFonts w:ascii="Times New Roman" w:eastAsia="Times New Roman" w:hAnsi="Times New Roman"/>
-          <w:sz w:val="24"/>
-          <w:szCs w:val="24"/>
-          <w:lang w:eastAsia="ru-RU"/>
-        </w:rPr>
-        <w:t>наличны</w:t>
-      </w:r>
-      <w:r>
-        <w:rPr>
-          <w:rFonts w:ascii="Times New Roman" w:eastAsia="Times New Roman" w:hAnsi="Times New Roman"/>
-          <w:sz w:val="24"/>
-          <w:szCs w:val="24"/>
-          <w:lang w:eastAsia="ru-RU"/>
-        </w:rPr>
-        <w:t xml:space="preserve">ми </w:t>
-      </w:r>
-      <w:r>
-        <w:rPr>
-          <w:rFonts w:ascii="Times New Roman" w:eastAsia="Times New Roman" w:hAnsi="Times New Roman"/>
-          <w:sz w:val="24"/>
-          <w:szCs w:val="24"/>
-          <w:lang w:eastAsia="ru-RU"/>
-        </w:rPr>
-        <w:t>денежны</w:t>
-      </w:r>
-      <w:r>
-        <w:rPr>
-          <w:rFonts w:ascii="Times New Roman" w:eastAsia="Times New Roman" w:hAnsi="Times New Roman"/>
-          <w:sz w:val="24"/>
-          <w:szCs w:val="24"/>
-          <w:lang w:eastAsia="ru-RU"/>
-        </w:rPr>
-        <w:t>ми</w:t>
-      </w:r>
-      <w:r>
-        <w:rPr>
-          <w:rFonts w:ascii="Times New Roman" w:eastAsia="Times New Roman" w:hAnsi="Times New Roman"/>
-          <w:sz w:val="24"/>
-          <w:szCs w:val="24"/>
-          <w:lang w:eastAsia="ru-RU"/>
-        </w:rPr>
-        <w:t xml:space="preserve"> средств</w:t>
-      </w:r>
-      <w:r>
-        <w:rPr>
-          <w:rFonts w:ascii="Times New Roman" w:eastAsia="Times New Roman" w:hAnsi="Times New Roman"/>
-          <w:sz w:val="24"/>
-          <w:szCs w:val="24"/>
-          <w:lang w:eastAsia="ru-RU"/>
-        </w:rPr>
-        <w:t>ами</w:t>
-      </w:r>
-      <w:r>
-        <w:rPr>
-          <w:rFonts w:ascii="Times New Roman" w:eastAsia="Times New Roman" w:hAnsi="Times New Roman"/>
-          <w:sz w:val="24"/>
-          <w:szCs w:val="24"/>
-          <w:lang w:eastAsia="ru-RU"/>
-        </w:rPr>
-        <w:t xml:space="preserve"> </w:t>
-      </w:r>
-      <w:r>
-        <w:rPr>
-          <w:rFonts w:ascii="Times New Roman" w:eastAsia="Times New Roman" w:hAnsi="Times New Roman"/>
-          <w:sz w:val="24"/>
-          <w:szCs w:val="24"/>
-          <w:lang w:eastAsia="ru-RU"/>
-        </w:rPr>
-        <w:t>и</w:t>
-      </w:r>
-      <w:r>
-        <w:rPr>
-          <w:rFonts w:ascii="Times New Roman" w:eastAsia="Times New Roman" w:hAnsi="Times New Roman"/>
-          <w:sz w:val="24"/>
-          <w:szCs w:val="24"/>
-          <w:lang w:eastAsia="ru-RU"/>
-        </w:rPr>
-        <w:t>ли</w:t>
-      </w:r>
-      <w:r>
-        <w:rPr>
-          <w:rFonts w:ascii="Times New Roman" w:eastAsia="Times New Roman" w:hAnsi="Times New Roman"/>
-          <w:sz w:val="24"/>
-          <w:szCs w:val="24"/>
-          <w:lang w:eastAsia="ru-RU"/>
-        </w:rPr>
-        <w:t xml:space="preserve"> банковской карточкой</w:t>
-      </w:r>
-      <w:r>
-        <w:rPr>
-          <w:rFonts w:ascii="Times New Roman" w:eastAsia="Times New Roman" w:hAnsi="Times New Roman"/>
-          <w:sz w:val="24"/>
-          <w:szCs w:val="24"/>
-          <w:lang w:eastAsia="ru-RU"/>
-        </w:rPr>
-        <w:t xml:space="preserve"> в кассу</w:t>
-      </w:r>
-      <w:r>
-        <w:rPr>
-          <w:rFonts w:ascii="Times New Roman" w:eastAsia="Times New Roman" w:hAnsi="Times New Roman"/>
-          <w:sz w:val="24"/>
-          <w:szCs w:val="24"/>
-          <w:lang w:eastAsia="ru-RU"/>
-        </w:rPr>
-        <w:t xml:space="preserve"> (терминал)</w:t>
-      </w:r>
-      <w:r>
-        <w:rPr>
-          <w:rFonts w:ascii="Times New Roman" w:eastAsia="Times New Roman" w:hAnsi="Times New Roman"/>
-          <w:sz w:val="24"/>
-          <w:szCs w:val="24"/>
-          <w:lang w:eastAsia="ru-RU"/>
-        </w:rPr>
-        <w:t xml:space="preserve">, </w:t>
-      </w:r>
-      <w:r>
-        <w:rPr>
-          <w:rFonts w:ascii="Times New Roman" w:eastAsia="Times New Roman" w:hAnsi="Times New Roman"/>
-          <w:sz w:val="24"/>
-          <w:szCs w:val="24"/>
-          <w:lang w:eastAsia="ru-RU"/>
-        </w:rPr>
-        <w:t xml:space="preserve">либо в </w:t>
-      </w:r>
-      <w:r>
-        <w:rPr>
-          <w:rFonts w:ascii="Times New Roman" w:eastAsia="Times New Roman" w:hAnsi="Times New Roman"/>
-          <w:sz w:val="24"/>
-          <w:szCs w:val="24"/>
-          <w:lang w:eastAsia="ru-RU"/>
-        </w:rPr>
-        <w:t>течение 2 (двух) календарных дней</w:t>
-      </w:r>
-      <w:r>
-        <w:rPr>
-          <w:rFonts w:ascii="Times New Roman" w:eastAsia="Times New Roman" w:hAnsi="Times New Roman"/>
-          <w:sz w:val="24"/>
-          <w:szCs w:val="24"/>
-          <w:lang w:eastAsia="ru-RU"/>
-        </w:rPr>
-        <w:t xml:space="preserve"> </w:t>
-      </w:r>
-      <w:r>
-        <w:rPr>
-          <w:rFonts w:ascii="Times New Roman" w:eastAsia="Times New Roman" w:hAnsi="Times New Roman"/>
-          <w:sz w:val="24"/>
-          <w:szCs w:val="24"/>
-          <w:lang w:eastAsia="ru-RU"/>
-        </w:rPr>
-        <w:t xml:space="preserve">путем </w:t>
-      </w:r>
-      <w:r>
-        <w:rPr>
-          <w:rFonts w:ascii="Times New Roman" w:eastAsia="Times New Roman" w:hAnsi="Times New Roman"/>
-          <w:sz w:val="24"/>
-          <w:szCs w:val="24"/>
-          <w:lang w:eastAsia="ru-RU"/>
-        </w:rPr>
-        <w:t>п</w:t>
-      </w:r>
-      <w:r>
-        <w:rPr>
-          <w:rFonts w:ascii="Times New Roman" w:eastAsia="Times New Roman" w:hAnsi="Times New Roman"/>
-          <w:sz w:val="24"/>
-          <w:szCs w:val="24"/>
-          <w:lang w:eastAsia="ru-RU"/>
-        </w:rPr>
-        <w:t>еречисления на текущий (расчетный) банковский счет Исполнителя</w:t>
-      </w:r>
-      <w:r>
-        <w:rPr>
-          <w:rFonts w:ascii="Times New Roman" w:eastAsia="Times New Roman" w:hAnsi="Times New Roman"/>
-          <w:sz w:val="24"/>
-          <w:szCs w:val="24"/>
-          <w:lang w:eastAsia="ru-RU"/>
-        </w:rPr>
-        <w:t>.</w:t>
-      </w:r>
-      <w:r>
-        <w:rPr>
-          <w:rFonts w:ascii="Times New Roman" w:eastAsia="Times New Roman" w:hAnsi="Times New Roman"/>
-          <w:sz w:val="24"/>
-          <w:szCs w:val="24"/>
-          <w:lang w:eastAsia="ru-RU"/>
-        </w:rPr>
-        <w:t xml:space="preserve"> </w:t>
-      </w:r>
-      <w:r>
-        <w:rPr>
-          <w:rFonts w:ascii="Times New Roman" w:eastAsia="Times New Roman" w:hAnsi="Times New Roman"/>
-          <w:sz w:val="24"/>
-          <w:szCs w:val="24"/>
-          <w:lang w:eastAsia="ru-RU"/>
-        </w:rPr>
-        <w:t xml:space="preserve">При условии внесения денежных средств в кассу Исполнителя Потребителю выдается кассовый чек. </w:t>
-      </w:r>
-    </w:p>
-    <w:p>
-      <w:pPr>
-        <w:spacing w:after="0"/>
-        <w:ind w:left="567"/>
-        <w:jc w:val="both"/>
-        <w:rPr>
-          <w:rFonts w:ascii="Times New Roman" w:hAnsi="Times New Roman"/>
-          <w:sz w:val="24"/>
-          <w:szCs w:val="24"/>
-        </w:rPr>
-      </w:pPr>
-      <w:r>
-        <w:rPr>
-          <w:rFonts w:ascii="Times New Roman" w:hAnsi="Times New Roman"/>
-          <w:sz w:val="24"/>
-          <w:szCs w:val="24"/>
-        </w:rPr>
-        <w:t xml:space="preserve">         </w:t>
-      </w:r>
-      <w:r>
-        <w:rPr>
-          <w:rFonts w:ascii="Times New Roman" w:hAnsi="Times New Roman"/>
-          <w:sz w:val="24"/>
-          <w:szCs w:val="24"/>
-        </w:rPr>
-        <w:t xml:space="preserve">Согласно пункту 5 Положения о порядке установления и применения тарифов на риэлтерские услуги, утвержденного Постановлением Совета Министров Республики Беларусь от 01.11.2023 № </w:t>
-      </w:r>
-      <w:r>
-        <w:rPr>
-          <w:rFonts w:ascii="Times New Roman" w:hAnsi="Times New Roman"/>
-          <w:sz w:val="24"/>
-          <w:szCs w:val="24"/>
-        </w:rPr>
-        <w:lastRenderedPageBreak/>
-        <w:t xml:space="preserve">754 «О тарифах на риэлтерские услуги» </w:t>
-      </w:r>
-      <w:r>
-        <w:rPr>
-          <w:rFonts w:ascii="Times New Roman" w:eastAsia="Times New Roman" w:hAnsi="Times New Roman"/>
-          <w:sz w:val="24"/>
-          <w:szCs w:val="24"/>
-          <w:lang w:eastAsia="ru-RU"/>
-        </w:rPr>
-        <w:t>(в редакции постановления Совета Министерства Республики Беларусь 02.04.2026 №157)</w:t>
-      </w:r>
-      <w:r>
-        <w:rPr>
-          <w:rFonts w:ascii="Times New Roman" w:eastAsia="Times New Roman" w:hAnsi="Times New Roman"/>
-          <w:sz w:val="24"/>
-          <w:szCs w:val="24"/>
-          <w:lang w:eastAsia="ru-RU"/>
-        </w:rPr>
-        <w:t xml:space="preserve"> </w:t>
-      </w:r>
-      <w:r>
-        <w:rPr>
-          <w:rFonts w:ascii="Times New Roman" w:hAnsi="Times New Roman"/>
-          <w:sz w:val="24"/>
-          <w:szCs w:val="24"/>
-        </w:rPr>
-        <w:t>в случае досрочного расторжения договора на оказание риэлтерских услуг, а также отказа потребителя от подписания акта оказанных услуг производится оплата фактически оказанных ему риэлтерских услуг по тарифам в базовых величинах.</w:t>
+        <w:t xml:space="preserve">2.2. Стоимость риэлтерских услуг составляет </w:t>
+      </w:r>
+      <w:r>
+        <w:rPr>
+          <w:rFonts w:ascii="Times New Roman" w:eastAsia="Times New Roman" w:hAnsi="Times New Roman"/>
+          <w:b/>
+          <w:bCs/>
+          <w:sz w:val="24"/>
+          <w:szCs w:val="24"/>
+          <w:lang w:eastAsia="ru-RU"/>
+        </w:rPr>
+        <w:t>{{commission.percent}}</w:t>
+      </w:r>
+      <w:r>
+        <w:rPr>
+          <w:rFonts w:ascii="Times New Roman" w:eastAsia="Times New Roman" w:hAnsi="Times New Roman"/>
+          <w:sz w:val="24"/>
+          <w:szCs w:val="24"/>
+          <w:lang w:eastAsia="ru-RU"/>
+        </w:rPr>
+        <w:t xml:space="preserve"> % от стоимости объекта недвижимого имущества, а именно </w:t>
+      </w:r>
+      <w:r>
+        <w:rPr>
+          <w:rFonts w:ascii="Times New Roman" w:eastAsia="Times New Roman" w:hAnsi="Times New Roman"/>
+          <w:b/>
+          <w:bCs/>
+          <w:sz w:val="24"/>
+          <w:szCs w:val="24"/>
+          <w:lang w:eastAsia="ru-RU"/>
+        </w:rPr>
+        <w:t>{{</w:t>
+      </w:r>
+      <w:proofErr w:type="spellStart"/>
+      <w:r>
+        <w:rPr>
+          <w:rFonts w:ascii="Times New Roman" w:eastAsia="Times New Roman" w:hAnsi="Times New Roman"/>
+          <w:b/>
+          <w:bCs/>
+          <w:sz w:val="24"/>
+          <w:szCs w:val="24"/>
+          <w:lang w:eastAsia="ru-RU"/>
+        </w:rPr>
+        <w:t>commission.amountBYN</w:t>
+      </w:r>
+      <w:proofErr w:type="spellEnd"/>
+      <w:r>
+        <w:rPr>
+          <w:rFonts w:ascii="Times New Roman" w:eastAsia="Times New Roman" w:hAnsi="Times New Roman"/>
+          <w:b/>
+          <w:bCs/>
+          <w:sz w:val="24"/>
+          <w:szCs w:val="24"/>
+          <w:lang w:eastAsia="ru-RU"/>
+        </w:rPr>
+        <w:t>}}</w:t>
+      </w:r>
+      <w:r>
+        <w:rPr>
+          <w:rFonts w:ascii="Times New Roman" w:eastAsia="Times New Roman" w:hAnsi="Times New Roman"/>
+          <w:sz w:val="24"/>
+          <w:szCs w:val="24"/>
+          <w:lang w:eastAsia="ru-RU"/>
+        </w:rPr>
+        <w:t xml:space="preserve"> белорусских рублей</w:t>
+      </w:r>
+      <w:r>
+        <w:rPr>
+          <w:rFonts w:ascii="Times New Roman" w:eastAsia="Times New Roman" w:hAnsi="Times New Roman"/>
+          <w:sz w:val="24"/>
+          <w:szCs w:val="24"/>
+          <w:lang w:eastAsia="ru-RU"/>
+        </w:rPr>
+        <w:t xml:space="preserve"> ({{</w:t>
+      </w:r>
+      <w:proofErr w:type="spellStart"/>
+      <w:r>
+        <w:rPr>
+          <w:rFonts w:ascii="Times New Roman" w:eastAsia="Times New Roman" w:hAnsi="Times New Roman"/>
+          <w:sz w:val="24"/>
+          <w:szCs w:val="24"/>
+          <w:lang w:eastAsia="ru-RU"/>
+        </w:rPr>
+        <w:t>commission.amountWords</w:t>
+      </w:r>
+      <w:proofErr w:type="spellEnd"/>
+      <w:r>
+        <w:rPr>
+          <w:rFonts w:ascii="Times New Roman" w:eastAsia="Times New Roman" w:hAnsi="Times New Roman"/>
+          <w:sz w:val="24"/>
+          <w:szCs w:val="24"/>
+          <w:lang w:eastAsia="ru-RU"/>
+        </w:rPr>
+        <w:t>}}), с включением в такую оплату затрат по риэлтерским услугам, указанным в абзацах втором — шестом пункта 1 статьи 16 Закона Республики Беларусь от 8 мая 2025 г. № 71-З «О риэлтерской деятельности».</w:t>
       </w:r>
     </w:p>
     <w:p>
@@ -1350,82 +1314,24 @@
           <w:szCs w:val="24"/>
           <w:lang w:eastAsia="ru-RU"/>
         </w:rPr>
-        <w:t>2.</w:t>
-      </w:r>
-      <w:r>
-        <w:rPr>
-          <w:rFonts w:ascii="Times New Roman" w:eastAsia="Times New Roman" w:hAnsi="Times New Roman"/>
-          <w:sz w:val="24"/>
-          <w:szCs w:val="24"/>
-          <w:lang w:eastAsia="ru-RU"/>
-        </w:rPr>
-        <w:t>5</w:t>
-      </w:r>
-      <w:r>
-        <w:rPr>
-          <w:rFonts w:ascii="Times New Roman" w:eastAsia="Times New Roman" w:hAnsi="Times New Roman"/>
-          <w:sz w:val="24"/>
-          <w:szCs w:val="24"/>
-          <w:lang w:eastAsia="ru-RU"/>
-        </w:rPr>
-        <w:t>.</w:t>
-      </w:r>
-      <w:r>
-        <w:rPr>
-          <w:rFonts w:ascii="Times New Roman" w:eastAsia="Times New Roman" w:hAnsi="Times New Roman"/>
-          <w:sz w:val="24"/>
-          <w:szCs w:val="24"/>
-          <w:lang w:eastAsia="ru-RU"/>
-        </w:rPr>
-        <w:t xml:space="preserve"> </w:t>
-      </w:r>
-      <w:r>
-        <w:rPr>
-          <w:rFonts w:ascii="Times New Roman" w:eastAsia="Times New Roman" w:hAnsi="Times New Roman"/>
-          <w:sz w:val="24"/>
-          <w:szCs w:val="24"/>
-          <w:lang w:eastAsia="ru-RU"/>
-        </w:rPr>
-        <w:t xml:space="preserve"> Расчеты между Потребителем и покупателем по приобретению в собственность объекта недвижимого имущества не регулируются настоящим договором.</w:t>
-      </w:r>
-    </w:p>
-    <w:p>
-      <w:pPr>
-        <w:spacing w:after="0" w:line="240" w:lineRule="auto"/>
-        <w:ind w:left="567" w:hanging="567"/>
-        <w:jc w:val="both"/>
-        <w:rPr>
-          <w:rFonts w:ascii="Times New Roman" w:eastAsia="Times New Roman" w:hAnsi="Times New Roman"/>
-          <w:sz w:val="24"/>
-          <w:szCs w:val="24"/>
-          <w:lang w:eastAsia="ru-RU"/>
-        </w:rPr>
-      </w:pPr>
-    </w:p>
-    <w:p>
-      <w:pPr>
-        <w:autoSpaceDE w:val="0"/>
-        <w:autoSpaceDN w:val="0"/>
-        <w:adjustRightInd w:val="0"/>
-        <w:spacing w:after="0" w:line="240" w:lineRule="auto"/>
-        <w:jc w:val="center"/>
-        <w:rPr>
-          <w:rFonts w:ascii="Times New Roman" w:eastAsia="Times New Roman" w:hAnsi="Times New Roman"/>
-          <w:b/>
-          <w:sz w:val="24"/>
-          <w:szCs w:val="24"/>
-          <w:lang w:eastAsia="ru-RU"/>
-        </w:rPr>
-      </w:pPr>
-      <w:r>
-        <w:rPr>
-          <w:rFonts w:ascii="Times New Roman" w:eastAsia="Times New Roman" w:hAnsi="Times New Roman"/>
-          <w:b/>
-          <w:sz w:val="24"/>
-          <w:szCs w:val="24"/>
-          <w:lang w:eastAsia="ru-RU"/>
-        </w:rPr>
-        <w:t>3. ПРАВА И ОБЯЗАННОСТИ СТОРОН</w:t>
+        <w:t xml:space="preserve">2.3.  </w:t>
+      </w:r>
+      <w:r>
+        <w:rPr>
+          <w:rFonts w:ascii="Times New Roman" w:hAnsi="Times New Roman"/>
+          <w:sz w:val="24"/>
+          <w:szCs w:val="24"/>
+        </w:rPr>
+        <w:t xml:space="preserve">Указанная стоимость риэлтерских услуг не является окончательной, подлежит пересчету с учетом стоимости Объекта недвижимости, согласованной в договоре купли-продажи Потребителем и покупателем Объекта. </w:t>
+      </w:r>
+      <w:r>
+        <w:rPr>
+          <w:rFonts w:ascii="Times New Roman" w:eastAsia="Times New Roman" w:hAnsi="Times New Roman"/>
+          <w:sz w:val="24"/>
+          <w:szCs w:val="24"/>
+          <w:lang w:eastAsia="ru-RU"/>
+        </w:rPr>
+        <w:t>Стоимость риэлтерских услуг отражается в акте оказанных услуг с указанием перечня оказанных риэлтерских услуг и их стоимости (далее - акт).</w:t>
       </w:r>
     </w:p>
     <w:p>
@@ -1450,6 +1356,428 @@
           <w:szCs w:val="24"/>
           <w:lang w:eastAsia="ru-RU"/>
         </w:rPr>
+        <w:t>2.4.  Потребитель обязуется оплатить услуги Исполнителя</w:t>
+      </w:r>
+      <w:r>
+        <w:rPr>
+          <w:rFonts w:ascii="Times New Roman" w:eastAsia="Times New Roman" w:hAnsi="Times New Roman"/>
+          <w:sz w:val="24"/>
+          <w:szCs w:val="24"/>
+          <w:lang w:eastAsia="ru-RU"/>
+        </w:rPr>
+        <w:t xml:space="preserve"> </w:t>
+      </w:r>
+      <w:r>
+        <w:rPr>
+          <w:rFonts w:ascii="Times New Roman" w:eastAsia="Times New Roman" w:hAnsi="Times New Roman"/>
+          <w:sz w:val="24"/>
+          <w:szCs w:val="24"/>
+          <w:lang w:eastAsia="ru-RU"/>
+        </w:rPr>
+        <w:t>в день подписания акта</w:t>
+      </w:r>
+      <w:r>
+        <w:rPr>
+          <w:rFonts w:ascii="Times New Roman" w:eastAsia="Times New Roman" w:hAnsi="Times New Roman"/>
+          <w:sz w:val="24"/>
+          <w:szCs w:val="24"/>
+          <w:lang w:eastAsia="ru-RU"/>
+        </w:rPr>
+        <w:t xml:space="preserve"> </w:t>
+      </w:r>
+      <w:r>
+        <w:rPr>
+          <w:rFonts w:ascii="Times New Roman" w:eastAsia="Times New Roman" w:hAnsi="Times New Roman"/>
+          <w:sz w:val="24"/>
+          <w:szCs w:val="24"/>
+          <w:lang w:eastAsia="ru-RU"/>
+        </w:rPr>
+        <w:t xml:space="preserve">при оплате </w:t>
+      </w:r>
+      <w:r>
+        <w:rPr>
+          <w:rFonts w:ascii="Times New Roman" w:eastAsia="Times New Roman" w:hAnsi="Times New Roman"/>
+          <w:sz w:val="24"/>
+          <w:szCs w:val="24"/>
+          <w:lang w:eastAsia="ru-RU"/>
+        </w:rPr>
+        <w:t>наличны</w:t>
+      </w:r>
+      <w:r>
+        <w:rPr>
+          <w:rFonts w:ascii="Times New Roman" w:eastAsia="Times New Roman" w:hAnsi="Times New Roman"/>
+          <w:sz w:val="24"/>
+          <w:szCs w:val="24"/>
+          <w:lang w:eastAsia="ru-RU"/>
+        </w:rPr>
+        <w:t xml:space="preserve">ми </w:t>
+      </w:r>
+      <w:r>
+        <w:rPr>
+          <w:rFonts w:ascii="Times New Roman" w:eastAsia="Times New Roman" w:hAnsi="Times New Roman"/>
+          <w:sz w:val="24"/>
+          <w:szCs w:val="24"/>
+          <w:lang w:eastAsia="ru-RU"/>
+        </w:rPr>
+        <w:t>денежны</w:t>
+      </w:r>
+      <w:r>
+        <w:rPr>
+          <w:rFonts w:ascii="Times New Roman" w:eastAsia="Times New Roman" w:hAnsi="Times New Roman"/>
+          <w:sz w:val="24"/>
+          <w:szCs w:val="24"/>
+          <w:lang w:eastAsia="ru-RU"/>
+        </w:rPr>
+        <w:t>ми</w:t>
+      </w:r>
+      <w:r>
+        <w:rPr>
+          <w:rFonts w:ascii="Times New Roman" w:eastAsia="Times New Roman" w:hAnsi="Times New Roman"/>
+          <w:sz w:val="24"/>
+          <w:szCs w:val="24"/>
+          <w:lang w:eastAsia="ru-RU"/>
+        </w:rPr>
+        <w:t xml:space="preserve"> средств</w:t>
+      </w:r>
+      <w:r>
+        <w:rPr>
+          <w:rFonts w:ascii="Times New Roman" w:eastAsia="Times New Roman" w:hAnsi="Times New Roman"/>
+          <w:sz w:val="24"/>
+          <w:szCs w:val="24"/>
+          <w:lang w:eastAsia="ru-RU"/>
+        </w:rPr>
+        <w:t>ами</w:t>
+      </w:r>
+      <w:r>
+        <w:rPr>
+          <w:rFonts w:ascii="Times New Roman" w:eastAsia="Times New Roman" w:hAnsi="Times New Roman"/>
+          <w:sz w:val="24"/>
+          <w:szCs w:val="24"/>
+          <w:lang w:eastAsia="ru-RU"/>
+        </w:rPr>
+        <w:t xml:space="preserve"> </w:t>
+      </w:r>
+      <w:r>
+        <w:rPr>
+          <w:rFonts w:ascii="Times New Roman" w:eastAsia="Times New Roman" w:hAnsi="Times New Roman"/>
+          <w:sz w:val="24"/>
+          <w:szCs w:val="24"/>
+          <w:lang w:eastAsia="ru-RU"/>
+        </w:rPr>
+        <w:t>и</w:t>
+      </w:r>
+      <w:r>
+        <w:rPr>
+          <w:rFonts w:ascii="Times New Roman" w:eastAsia="Times New Roman" w:hAnsi="Times New Roman"/>
+          <w:sz w:val="24"/>
+          <w:szCs w:val="24"/>
+          <w:lang w:eastAsia="ru-RU"/>
+        </w:rPr>
+        <w:t>ли</w:t>
+      </w:r>
+      <w:r>
+        <w:rPr>
+          <w:rFonts w:ascii="Times New Roman" w:eastAsia="Times New Roman" w:hAnsi="Times New Roman"/>
+          <w:sz w:val="24"/>
+          <w:szCs w:val="24"/>
+          <w:lang w:eastAsia="ru-RU"/>
+        </w:rPr>
+        <w:t xml:space="preserve"> банковской карточкой</w:t>
+      </w:r>
+      <w:r>
+        <w:rPr>
+          <w:rFonts w:ascii="Times New Roman" w:eastAsia="Times New Roman" w:hAnsi="Times New Roman"/>
+          <w:sz w:val="24"/>
+          <w:szCs w:val="24"/>
+          <w:lang w:eastAsia="ru-RU"/>
+        </w:rPr>
+        <w:t xml:space="preserve"> в кассу</w:t>
+      </w:r>
+      <w:r>
+        <w:rPr>
+          <w:rFonts w:ascii="Times New Roman" w:eastAsia="Times New Roman" w:hAnsi="Times New Roman"/>
+          <w:sz w:val="24"/>
+          <w:szCs w:val="24"/>
+          <w:lang w:eastAsia="ru-RU"/>
+        </w:rPr>
+        <w:t xml:space="preserve"> (терминал)</w:t>
+      </w:r>
+      <w:r>
+        <w:rPr>
+          <w:rFonts w:ascii="Times New Roman" w:eastAsia="Times New Roman" w:hAnsi="Times New Roman"/>
+          <w:sz w:val="24"/>
+          <w:szCs w:val="24"/>
+          <w:lang w:eastAsia="ru-RU"/>
+        </w:rPr>
+        <w:t xml:space="preserve">, </w:t>
+      </w:r>
+      <w:r>
+        <w:rPr>
+          <w:rFonts w:ascii="Times New Roman" w:eastAsia="Times New Roman" w:hAnsi="Times New Roman"/>
+          <w:sz w:val="24"/>
+          <w:szCs w:val="24"/>
+          <w:lang w:eastAsia="ru-RU"/>
+        </w:rPr>
+        <w:t xml:space="preserve">либо в </w:t>
+      </w:r>
+      <w:r>
+        <w:rPr>
+          <w:rFonts w:ascii="Times New Roman" w:eastAsia="Times New Roman" w:hAnsi="Times New Roman"/>
+          <w:sz w:val="24"/>
+          <w:szCs w:val="24"/>
+          <w:lang w:eastAsia="ru-RU"/>
+        </w:rPr>
+        <w:t>течение 2 (двух) календарных дней</w:t>
+      </w:r>
+      <w:r>
+        <w:rPr>
+          <w:rFonts w:ascii="Times New Roman" w:eastAsia="Times New Roman" w:hAnsi="Times New Roman"/>
+          <w:sz w:val="24"/>
+          <w:szCs w:val="24"/>
+          <w:lang w:eastAsia="ru-RU"/>
+        </w:rPr>
+        <w:t xml:space="preserve"> </w:t>
+      </w:r>
+      <w:r>
+        <w:rPr>
+          <w:rFonts w:ascii="Times New Roman" w:eastAsia="Times New Roman" w:hAnsi="Times New Roman"/>
+          <w:sz w:val="24"/>
+          <w:szCs w:val="24"/>
+          <w:lang w:eastAsia="ru-RU"/>
+        </w:rPr>
+        <w:t xml:space="preserve">путем </w:t>
+      </w:r>
+      <w:r>
+        <w:rPr>
+          <w:rFonts w:ascii="Times New Roman" w:eastAsia="Times New Roman" w:hAnsi="Times New Roman"/>
+          <w:sz w:val="24"/>
+          <w:szCs w:val="24"/>
+          <w:lang w:eastAsia="ru-RU"/>
+        </w:rPr>
+        <w:t>п</w:t>
+      </w:r>
+      <w:r>
+        <w:rPr>
+          <w:rFonts w:ascii="Times New Roman" w:eastAsia="Times New Roman" w:hAnsi="Times New Roman"/>
+          <w:sz w:val="24"/>
+          <w:szCs w:val="24"/>
+          <w:lang w:eastAsia="ru-RU"/>
+        </w:rPr>
+        <w:t>еречисления на текущий (расчетный) банковский счет Исполнителя</w:t>
+      </w:r>
+      <w:r>
+        <w:rPr>
+          <w:rFonts w:ascii="Times New Roman" w:eastAsia="Times New Roman" w:hAnsi="Times New Roman"/>
+          <w:sz w:val="24"/>
+          <w:szCs w:val="24"/>
+          <w:lang w:eastAsia="ru-RU"/>
+        </w:rPr>
+        <w:t>.</w:t>
+      </w:r>
+      <w:r>
+        <w:rPr>
+          <w:rFonts w:ascii="Times New Roman" w:eastAsia="Times New Roman" w:hAnsi="Times New Roman"/>
+          <w:sz w:val="24"/>
+          <w:szCs w:val="24"/>
+          <w:lang w:eastAsia="ru-RU"/>
+        </w:rPr>
+        <w:t xml:space="preserve"> </w:t>
+      </w:r>
+      <w:r>
+        <w:rPr>
+          <w:rFonts w:ascii="Times New Roman" w:eastAsia="Times New Roman" w:hAnsi="Times New Roman"/>
+          <w:sz w:val="24"/>
+          <w:szCs w:val="24"/>
+          <w:lang w:eastAsia="ru-RU"/>
+        </w:rPr>
+        <w:t xml:space="preserve">При условии внесения денежных средств в кассу Исполнителя Потребителю выдается кассовый чек. </w:t>
+      </w:r>
+    </w:p>
+    <w:p>
+      <w:pPr>
+        <w:spacing w:after="0"/>
+        <w:ind w:left="567"/>
+        <w:jc w:val="both"/>
+        <w:rPr>
+          <w:rFonts w:ascii="Times New Roman" w:hAnsi="Times New Roman"/>
+          <w:sz w:val="24"/>
+          <w:szCs w:val="24"/>
+        </w:rPr>
+      </w:pPr>
+      <w:r>
+        <w:rPr>
+          <w:rFonts w:ascii="Times New Roman" w:hAnsi="Times New Roman"/>
+          <w:sz w:val="24"/>
+          <w:szCs w:val="24"/>
+        </w:rPr>
+        <w:t xml:space="preserve">         </w:t>
+      </w:r>
+      <w:r>
+        <w:rPr>
+          <w:rFonts w:ascii="Times New Roman" w:hAnsi="Times New Roman"/>
+          <w:sz w:val="24"/>
+          <w:szCs w:val="24"/>
+        </w:rPr>
+        <w:t xml:space="preserve">Согласно пункту 5 Положения о порядке установления и применения тарифов на риэлтерские услуги, утвержденного Постановлением Совета Министров Республики Беларусь от 01.11.2023 № </w:t>
+      </w:r>
+      <w:r>
+        <w:rPr>
+          <w:rFonts w:ascii="Times New Roman" w:hAnsi="Times New Roman"/>
+          <w:sz w:val="24"/>
+          <w:szCs w:val="24"/>
+        </w:rPr>
+        <w:lastRenderedPageBreak/>
+        <w:t xml:space="preserve">754 «О тарифах на риэлтерские услуги» </w:t>
+      </w:r>
+      <w:r>
+        <w:rPr>
+          <w:rFonts w:ascii="Times New Roman" w:eastAsia="Times New Roman" w:hAnsi="Times New Roman"/>
+          <w:sz w:val="24"/>
+          <w:szCs w:val="24"/>
+          <w:lang w:eastAsia="ru-RU"/>
+        </w:rPr>
+        <w:t>(в редакции постановления Совета Министерства Республики Беларусь 02.04.2026 №157)</w:t>
+      </w:r>
+      <w:r>
+        <w:rPr>
+          <w:rFonts w:ascii="Times New Roman" w:eastAsia="Times New Roman" w:hAnsi="Times New Roman"/>
+          <w:sz w:val="24"/>
+          <w:szCs w:val="24"/>
+          <w:lang w:eastAsia="ru-RU"/>
+        </w:rPr>
+        <w:t xml:space="preserve"> </w:t>
+      </w:r>
+      <w:r>
+        <w:rPr>
+          <w:rFonts w:ascii="Times New Roman" w:hAnsi="Times New Roman"/>
+          <w:sz w:val="24"/>
+          <w:szCs w:val="24"/>
+        </w:rPr>
+        <w:t>в случае досрочного расторжения договора на оказание риэлтерских услуг, а также отказа потребителя от подписания акта оказанных услуг производится оплата фактически оказанных ему риэлтерских услуг по тарифам в базовых величинах.</w:t>
+      </w:r>
+    </w:p>
+    <w:p>
+      <w:pPr>
+        <w:autoSpaceDE w:val="0"/>
+        <w:autoSpaceDN w:val="0"/>
+        <w:adjustRightInd w:val="0"/>
+        <w:spacing w:after="0" w:line="240" w:lineRule="auto"/>
+        <w:ind w:left="567" w:hanging="567"/>
+        <w:jc w:val="both"/>
+        <w:rPr>
+          <w:rFonts w:ascii="Times New Roman" w:eastAsia="Times New Roman" w:hAnsi="Times New Roman"/>
+          <w:sz w:val="24"/>
+          <w:szCs w:val="24"/>
+          <w:lang w:eastAsia="ru-RU"/>
+        </w:rPr>
+      </w:pPr>
+      <w:r>
+        <w:rPr>
+          <w:rFonts w:ascii="Times New Roman" w:eastAsia="Times New Roman" w:hAnsi="Times New Roman"/>
+          <w:sz w:val="24"/>
+          <w:szCs w:val="24"/>
+          <w:lang w:eastAsia="ru-RU"/>
+        </w:rPr>
+        <w:t>2.</w:t>
+      </w:r>
+      <w:r>
+        <w:rPr>
+          <w:rFonts w:ascii="Times New Roman" w:eastAsia="Times New Roman" w:hAnsi="Times New Roman"/>
+          <w:sz w:val="24"/>
+          <w:szCs w:val="24"/>
+          <w:lang w:eastAsia="ru-RU"/>
+        </w:rPr>
+        <w:t>5</w:t>
+      </w:r>
+      <w:r>
+        <w:rPr>
+          <w:rFonts w:ascii="Times New Roman" w:eastAsia="Times New Roman" w:hAnsi="Times New Roman"/>
+          <w:sz w:val="24"/>
+          <w:szCs w:val="24"/>
+          <w:lang w:eastAsia="ru-RU"/>
+        </w:rPr>
+        <w:t>.</w:t>
+      </w:r>
+      <w:r>
+        <w:rPr>
+          <w:rFonts w:ascii="Times New Roman" w:eastAsia="Times New Roman" w:hAnsi="Times New Roman"/>
+          <w:sz w:val="24"/>
+          <w:szCs w:val="24"/>
+          <w:lang w:eastAsia="ru-RU"/>
+        </w:rPr>
+        <w:t xml:space="preserve"> </w:t>
+      </w:r>
+      <w:r>
+        <w:rPr>
+          <w:rFonts w:ascii="Times New Roman" w:eastAsia="Times New Roman" w:hAnsi="Times New Roman"/>
+          <w:sz w:val="24"/>
+          <w:szCs w:val="24"/>
+          <w:lang w:eastAsia="ru-RU"/>
+        </w:rPr>
+        <w:t xml:space="preserve"> Расчеты между Потребителем и покупателем по приобретению в собственность объекта недвижимого имущества не регулируются настоящим договором.</w:t>
+      </w:r>
+    </w:p>
+    <w:p>
+      <w:pPr>
+        <w:spacing w:after="0" w:line="240" w:lineRule="auto"/>
+        <w:ind w:left="567" w:hanging="567"/>
+        <w:jc w:val="both"/>
+        <w:rPr>
+          <w:rFonts w:ascii="Times New Roman" w:eastAsia="Times New Roman" w:hAnsi="Times New Roman"/>
+          <w:sz w:val="24"/>
+          <w:szCs w:val="24"/>
+          <w:lang w:eastAsia="ru-RU"/>
+        </w:rPr>
+      </w:pPr>
+    </w:p>
+    <w:p>
+      <w:pPr>
+        <w:autoSpaceDE w:val="0"/>
+        <w:autoSpaceDN w:val="0"/>
+        <w:adjustRightInd w:val="0"/>
+        <w:spacing w:after="0" w:line="240" w:lineRule="auto"/>
+        <w:jc w:val="center"/>
+        <w:rPr>
+          <w:rFonts w:ascii="Times New Roman" w:eastAsia="Times New Roman" w:hAnsi="Times New Roman"/>
+          <w:b/>
+          <w:sz w:val="24"/>
+          <w:szCs w:val="24"/>
+          <w:lang w:eastAsia="ru-RU"/>
+        </w:rPr>
+      </w:pPr>
+      <w:r>
+        <w:rPr>
+          <w:rFonts w:ascii="Times New Roman" w:eastAsia="Times New Roman" w:hAnsi="Times New Roman"/>
+          <w:b/>
+          <w:sz w:val="24"/>
+          <w:szCs w:val="24"/>
+          <w:lang w:eastAsia="ru-RU"/>
+        </w:rPr>
+        <w:t>3. ПРАВА И ОБЯЗАННОСТИ СТОРОН</w:t>
+      </w:r>
+    </w:p>
+    <w:p>
+      <w:pPr>
+        <w:autoSpaceDE w:val="0"/>
+        <w:autoSpaceDN w:val="0"/>
+        <w:adjustRightInd w:val="0"/>
+        <w:spacing w:after="0" w:line="240" w:lineRule="auto"/>
+        <w:ind w:left="567" w:hanging="567"/>
+        <w:jc w:val="both"/>
+        <w:rPr>
+          <w:rFonts w:ascii="Times New Roman" w:eastAsia="Times New Roman" w:hAnsi="Times New Roman"/>
+          <w:sz w:val="24"/>
+          <w:szCs w:val="24"/>
+          <w:lang w:eastAsia="ru-RU"/>
+        </w:rPr>
+      </w:pPr>
+      <w:r>
+        <w:rPr>
+          <w:rFonts w:ascii="Times New Roman" w:eastAsia="Times New Roman" w:hAnsi="Times New Roman"/>
+          <w:sz w:val="24"/>
+          <w:szCs w:val="24"/>
+          <w:lang w:eastAsia="ru-RU"/>
+        </w:rPr>
         <w:t>3.1. Исполнитель обязуется:</w:t>
       </w:r>
     </w:p>
@@ -1475,7 +1803,25 @@
           <w:sz w:val="24"/>
           <w:szCs w:val="24"/>
         </w:rPr>
-        <w:t xml:space="preserve">3.1.1.Предоставить    Потребителю    консультации   по   правовым, организационным    </w:t>
+        <w:t>3.1.</w:t>
+      </w:r>
+      <w:r>
+        <w:rPr>
+          <w:rFonts w:ascii="Times New Roman" w:hAnsi="Times New Roman"/>
+          <w:bCs/>
+          <w:sz w:val="24"/>
+          <w:szCs w:val="24"/>
+        </w:rPr>
+        <w:t>1. Предоставить</w:t>
+      </w:r>
+      <w:r>
+        <w:rPr>
+          <w:rFonts w:ascii="Times New Roman" w:hAnsi="Times New Roman"/>
+          <w:bCs/>
+          <w:sz w:val="24"/>
+          <w:szCs w:val="24"/>
+        </w:rPr>
+        <w:t xml:space="preserve">    Потребителю    консультации   по   правовым, организационным    </w:t>
       </w:r>
       <w:r>
         <w:rPr>
@@ -1808,6 +2154,15 @@
           <w:szCs w:val="24"/>
           <w:lang w:eastAsia="ru-RU"/>
         </w:rPr>
+        <w:tab/>
+      </w:r>
+      <w:r>
+        <w:rPr>
+          <w:rFonts w:ascii="Times New Roman" w:eastAsia="Times New Roman" w:hAnsi="Times New Roman"/>
+          <w:sz w:val="24"/>
+          <w:szCs w:val="24"/>
+          <w:lang w:eastAsia="ru-RU"/>
+        </w:rPr>
         <w:t>о</w:t>
       </w:r>
       <w:r>
@@ -1869,6 +2224,15 @@
           <w:szCs w:val="24"/>
           <w:lang w:eastAsia="ru-RU"/>
         </w:rPr>
+        <w:tab/>
+      </w:r>
+      <w:r>
+        <w:rPr>
+          <w:rFonts w:ascii="Times New Roman" w:eastAsia="Times New Roman" w:hAnsi="Times New Roman"/>
+          <w:sz w:val="24"/>
+          <w:szCs w:val="24"/>
+          <w:lang w:eastAsia="ru-RU"/>
+        </w:rPr>
         <w:t>п</w:t>
       </w:r>
       <w:r>
@@ -1931,6 +2295,15 @@
           <w:szCs w:val="24"/>
           <w:lang w:eastAsia="ru-RU"/>
         </w:rPr>
+        <w:tab/>
+      </w:r>
+      <w:r>
+        <w:rPr>
+          <w:rFonts w:ascii="Times New Roman" w:eastAsia="Times New Roman" w:hAnsi="Times New Roman"/>
+          <w:sz w:val="24"/>
+          <w:szCs w:val="24"/>
+          <w:lang w:eastAsia="ru-RU"/>
+        </w:rPr>
         <w:t>о</w:t>
       </w:r>
       <w:r>
@@ -2003,6 +2376,15 @@
           <w:szCs w:val="24"/>
           <w:lang w:eastAsia="ru-RU"/>
         </w:rPr>
+        <w:tab/>
+      </w:r>
+      <w:r>
+        <w:rPr>
+          <w:rFonts w:ascii="Times New Roman" w:eastAsia="Times New Roman" w:hAnsi="Times New Roman"/>
+          <w:sz w:val="24"/>
+          <w:szCs w:val="24"/>
+          <w:lang w:eastAsia="ru-RU"/>
+        </w:rPr>
         <w:t>п</w:t>
       </w:r>
       <w:r>
@@ -2115,7 +2497,7 @@
           <w:sz w:val="24"/>
           <w:szCs w:val="24"/>
         </w:rPr>
-        <w:t>3.1.1</w:t>
+        <w:t>3.1.</w:t>
       </w:r>
       <w:r>
         <w:rPr>
@@ -2133,7 +2515,7 @@
           <w:sz w:val="24"/>
           <w:szCs w:val="24"/>
         </w:rPr>
-        <w:t>.</w:t>
+        <w:t>1</w:t>
       </w:r>
       <w:r>
         <w:rPr>
@@ -2142,16 +2524,7 @@
           <w:sz w:val="24"/>
           <w:szCs w:val="24"/>
         </w:rPr>
-        <w:t>о</w:t>
-      </w:r>
-      <w:r>
-        <w:rPr>
-          <w:rFonts w:ascii="Times New Roman" w:hAnsi="Times New Roman"/>
-          <w:bCs/>
-          <w:sz w:val="24"/>
-          <w:szCs w:val="24"/>
-        </w:rPr>
-        <w:t>рганизовать</w:t>
+        <w:t>. организовать</w:t>
       </w:r>
       <w:r>
         <w:rPr>
@@ -2241,6 +2614,15 @@
       </w:r>
       <w:r>
         <w:rPr>
+          <w:rFonts w:ascii="Times New Roman" w:hAnsi="Times New Roman"/>
+          <w:bCs/>
+          <w:sz w:val="24"/>
+          <w:szCs w:val="24"/>
+        </w:rPr>
+        <w:tab/>
+      </w:r>
+      <w:r>
+        <w:rPr>
           <w:rFonts w:ascii="Times New Roman" w:eastAsia="Times New Roman" w:hAnsi="Times New Roman"/>
           <w:sz w:val="24"/>
           <w:szCs w:val="24"/>
@@ -2281,6 +2663,15 @@
       </w:r>
       <w:r>
         <w:rPr>
+          <w:rFonts w:ascii="Times New Roman" w:hAnsi="Times New Roman"/>
+          <w:bCs/>
+          <w:sz w:val="24"/>
+          <w:szCs w:val="24"/>
+        </w:rPr>
+        <w:tab/>
+      </w:r>
+      <w:r>
+        <w:rPr>
           <w:rFonts w:ascii="Times New Roman" w:eastAsia="Times New Roman" w:hAnsi="Times New Roman"/>
           <w:sz w:val="24"/>
           <w:szCs w:val="24"/>
@@ -2303,7 +2694,23 @@
           <w:sz w:val="24"/>
           <w:szCs w:val="24"/>
         </w:rPr>
-        <w:t xml:space="preserve"> в сроки установленные соглашением сторон (предварительным договором).</w:t>
+        <w:t xml:space="preserve"> </w:t>
+      </w:r>
+      <w:r>
+        <w:rPr>
+          <w:rFonts w:ascii="Times New Roman" w:hAnsi="Times New Roman"/>
+          <w:sz w:val="24"/>
+          <w:szCs w:val="24"/>
+        </w:rPr>
+        <w:t>в сроки,</w:t>
+      </w:r>
+      <w:r>
+        <w:rPr>
+          <w:rFonts w:ascii="Times New Roman" w:hAnsi="Times New Roman"/>
+          <w:sz w:val="24"/>
+          <w:szCs w:val="24"/>
+        </w:rPr>
+        <w:t xml:space="preserve"> установленные соглашением сторон (предварительным договором).</w:t>
       </w:r>
     </w:p>
     <w:p>
@@ -2350,7 +2757,25 @@
           <w:szCs w:val="24"/>
           <w:lang w:eastAsia="ru-RU"/>
         </w:rPr>
-        <w:t>3.2.1.Представить Исполнителю достоверные документы и сведения об объектах недвижимого имущества, правах на них, в том числе о собственнике (владельце);</w:t>
+        <w:t>3.2.1.</w:t>
+      </w:r>
+      <w:r>
+        <w:rPr>
+          <w:rFonts w:ascii="Times New Roman" w:eastAsia="Times New Roman" w:hAnsi="Times New Roman"/>
+          <w:sz w:val="24"/>
+          <w:szCs w:val="24"/>
+          <w:lang w:eastAsia="ru-RU"/>
+        </w:rPr>
+        <w:tab/>
+      </w:r>
+      <w:r>
+        <w:rPr>
+          <w:rFonts w:ascii="Times New Roman" w:eastAsia="Times New Roman" w:hAnsi="Times New Roman"/>
+          <w:sz w:val="24"/>
+          <w:szCs w:val="24"/>
+          <w:lang w:eastAsia="ru-RU"/>
+        </w:rPr>
+        <w:t>Представить Исполнителю достоверные документы и сведения об объектах недвижимого имущества, правах на них, в том числе о собственнике (владельце);</w:t>
       </w:r>
     </w:p>
     <w:p>
@@ -2384,6 +2809,15 @@
           <w:szCs w:val="24"/>
           <w:lang w:eastAsia="ru-RU"/>
         </w:rPr>
+        <w:tab/>
+      </w:r>
+      <w:r>
+        <w:rPr>
+          <w:rFonts w:ascii="Times New Roman" w:eastAsia="Times New Roman" w:hAnsi="Times New Roman"/>
+          <w:sz w:val="24"/>
+          <w:szCs w:val="24"/>
+          <w:lang w:eastAsia="ru-RU"/>
+        </w:rPr>
         <w:t>н</w:t>
       </w:r>
       <w:r>
@@ -2427,6 +2861,15 @@
           <w:szCs w:val="24"/>
           <w:lang w:eastAsia="ru-RU"/>
         </w:rPr>
+        <w:tab/>
+      </w:r>
+      <w:r>
+        <w:rPr>
+          <w:rFonts w:ascii="Times New Roman" w:eastAsia="Times New Roman" w:hAnsi="Times New Roman"/>
+          <w:sz w:val="24"/>
+          <w:szCs w:val="24"/>
+          <w:lang w:eastAsia="ru-RU"/>
+        </w:rPr>
         <w:t>п</w:t>
       </w:r>
       <w:r>
@@ -2481,6 +2924,14 @@
           <w:szCs w:val="24"/>
         </w:rPr>
         <w:t>.</w:t>
+      </w:r>
+      <w:r>
+        <w:rPr>
+          <w:rFonts w:ascii="Times New Roman" w:hAnsi="Times New Roman"/>
+          <w:sz w:val="24"/>
+          <w:szCs w:val="24"/>
+        </w:rPr>
+        <w:tab/>
       </w:r>
       <w:r>
         <w:rPr>
@@ -2556,6 +3007,15 @@
           <w:szCs w:val="24"/>
           <w:lang w:eastAsia="ru-RU"/>
         </w:rPr>
+        <w:tab/>
+      </w:r>
+      <w:r>
+        <w:rPr>
+          <w:rFonts w:ascii="Times New Roman" w:eastAsia="Times New Roman" w:hAnsi="Times New Roman"/>
+          <w:sz w:val="24"/>
+          <w:szCs w:val="24"/>
+          <w:lang w:eastAsia="ru-RU"/>
+        </w:rPr>
         <w:t>в</w:t>
       </w:r>
       <w:r>
@@ -2625,6 +3085,14 @@
           <w:sz w:val="24"/>
           <w:szCs w:val="24"/>
         </w:rPr>
+        <w:tab/>
+      </w:r>
+      <w:r>
+        <w:rPr>
+          <w:rFonts w:ascii="Times New Roman" w:hAnsi="Times New Roman"/>
+          <w:sz w:val="24"/>
+          <w:szCs w:val="24"/>
+        </w:rPr>
         <w:t>в течение всего срока действия настоящего Договора не совершать самостоятельных действий по отчуждению Объекта недвижимо</w:t>
       </w:r>
       <w:r>
@@ -2757,6 +3225,15 @@
           <w:lang w:eastAsia="ru-RU"/>
         </w:rPr>
         <w:t>.</w:t>
+      </w:r>
+      <w:r>
+        <w:rPr>
+          <w:rFonts w:ascii="Times New Roman" w:eastAsia="Times New Roman" w:hAnsi="Times New Roman"/>
+          <w:sz w:val="24"/>
+          <w:szCs w:val="24"/>
+          <w:lang w:eastAsia="ru-RU"/>
+        </w:rPr>
+        <w:tab/>
       </w:r>
       <w:r>
         <w:rPr>
@@ -3216,6 +3693,14 @@
           <w:sz w:val="24"/>
           <w:szCs w:val="24"/>
         </w:rPr>
+        <w:tab/>
+      </w:r>
+      <w:r>
+        <w:rPr>
+          <w:rFonts w:ascii="Times New Roman" w:hAnsi="Times New Roman"/>
+          <w:sz w:val="24"/>
+          <w:szCs w:val="24"/>
+        </w:rPr>
         <w:t>о</w:t>
       </w:r>
       <w:r>
@@ -3332,6 +3817,14 @@
         <w:t>3.3.1.</w:t>
       </w:r>
       <w:bookmarkStart w:id="4" w:name="_Hlk19713492"/>
+      <w:r>
+        <w:rPr>
+          <w:rFonts w:ascii="Times New Roman" w:hAnsi="Times New Roman"/>
+          <w:sz w:val="24"/>
+          <w:szCs w:val="24"/>
+        </w:rPr>
+        <w:tab/>
+      </w:r>
       <w:r>
         <w:rPr>
           <w:rFonts w:ascii="Times New Roman" w:hAnsi="Times New Roman"/>
@@ -3481,34 +3974,34 @@
         <w:t>endDateText</w:t>
       </w:r>
       <w:proofErr w:type="spellEnd"/>
+      <w:r>
+        <w:rPr>
+          <w:rFonts w:ascii="Times New Roman" w:eastAsia="Times New Roman" w:hAnsi="Times New Roman"/>
+          <w:sz w:val="24"/>
+          <w:szCs w:val="24"/>
+          <w:lang w:eastAsia="ru-RU"/>
+        </w:rPr>
+        <w:t>}}</w:t>
+      </w:r>
+      <w:r>
+        <w:rPr>
+          <w:rFonts w:ascii="Times New Roman" w:eastAsia="Times New Roman" w:hAnsi="Times New Roman"/>
+          <w:sz w:val="24"/>
+          <w:szCs w:val="24"/>
+          <w:lang w:eastAsia="ru-RU"/>
+        </w:rPr>
+        <w:t>г</w:t>
+      </w:r>
+      <w:r>
+        <w:rPr>
+          <w:rFonts w:ascii="Times New Roman" w:eastAsia="Times New Roman" w:hAnsi="Times New Roman"/>
+          <w:sz w:val="24"/>
+          <w:szCs w:val="24"/>
+          <w:lang w:eastAsia="ru-RU"/>
+        </w:rPr>
+        <w:t>.</w:t>
+      </w:r>
       <w:proofErr w:type="gramEnd"/>
-      <w:r>
-        <w:rPr>
-          <w:rFonts w:ascii="Times New Roman" w:eastAsia="Times New Roman" w:hAnsi="Times New Roman"/>
-          <w:sz w:val="24"/>
-          <w:szCs w:val="24"/>
-          <w:lang w:eastAsia="ru-RU"/>
-        </w:rPr>
-        <w:t>}}</w:t>
-      </w:r>
-      <w:r>
-        <w:rPr>
-          <w:rFonts w:ascii="Times New Roman" w:eastAsia="Times New Roman" w:hAnsi="Times New Roman"/>
-          <w:sz w:val="24"/>
-          <w:szCs w:val="24"/>
-          <w:lang w:eastAsia="ru-RU"/>
-        </w:rPr>
-        <w:t>г</w:t>
-      </w:r>
-      <w:r>
-        <w:rPr>
-          <w:rFonts w:ascii="Times New Roman" w:eastAsia="Times New Roman" w:hAnsi="Times New Roman"/>
-          <w:sz w:val="24"/>
-          <w:szCs w:val="24"/>
-          <w:lang w:eastAsia="ru-RU"/>
-        </w:rPr>
-        <w:t>.</w:t>
-      </w:r>
     </w:p>
     <w:p>
       <w:pPr>
@@ -3586,7 +4079,25 @@
           <w:szCs w:val="24"/>
           <w:lang w:eastAsia="ru-RU"/>
         </w:rPr>
-        <w:t>. В случае если в течение указанного срока Потребитель не подпишет акт и не предоставит Исполнителю письменного отказа от подписания акта с изложением причин, услуги  по настоящему договору считаются исполненными и подлежащими оплате в полном объеме.</w:t>
+        <w:t xml:space="preserve">. В случае если в течение указанного срока Потребитель не подпишет акт и не предоставит Исполнителю письменного отказа от подписания акта с изложением причин, </w:t>
+      </w:r>
+      <w:r>
+        <w:rPr>
+          <w:rFonts w:ascii="Times New Roman" w:eastAsia="Times New Roman" w:hAnsi="Times New Roman"/>
+          <w:sz w:val="24"/>
+          <w:szCs w:val="24"/>
+          <w:lang w:eastAsia="ru-RU"/>
+        </w:rPr>
+        <w:t>услуги по</w:t>
+      </w:r>
+      <w:r>
+        <w:rPr>
+          <w:rFonts w:ascii="Times New Roman" w:eastAsia="Times New Roman" w:hAnsi="Times New Roman"/>
+          <w:sz w:val="24"/>
+          <w:szCs w:val="24"/>
+          <w:lang w:eastAsia="ru-RU"/>
+        </w:rPr>
+        <w:t xml:space="preserve"> настоящему договору считаются исполненными и подлежащими оплате в полном объеме.</w:t>
       </w:r>
     </w:p>
     <w:p>
@@ -3697,16 +4208,25 @@
           <w:szCs w:val="24"/>
           <w:lang w:eastAsia="ru-RU"/>
         </w:rPr>
-        <w:t>4.4.1.</w:t>
-      </w:r>
-      <w:r>
-        <w:rPr>
-          <w:rFonts w:ascii="Times New Roman" w:eastAsia="Times New Roman" w:hAnsi="Times New Roman"/>
-          <w:sz w:val="24"/>
-          <w:szCs w:val="24"/>
-          <w:lang w:eastAsia="ru-RU"/>
-        </w:rPr>
-        <w:t xml:space="preserve">неисполнения и (или) ненадлежащего исполнения Потребителем обязательств </w:t>
+        <w:t>4.4.</w:t>
+      </w:r>
+      <w:r>
+        <w:rPr>
+          <w:rFonts w:ascii="Times New Roman" w:eastAsia="Times New Roman" w:hAnsi="Times New Roman"/>
+          <w:sz w:val="24"/>
+          <w:szCs w:val="24"/>
+          <w:lang w:eastAsia="ru-RU"/>
+        </w:rPr>
+        <w:t>1. неисполнения</w:t>
+      </w:r>
+      <w:r>
+        <w:rPr>
+          <w:rFonts w:ascii="Times New Roman" w:eastAsia="Times New Roman" w:hAnsi="Times New Roman"/>
+          <w:sz w:val="24"/>
+          <w:szCs w:val="24"/>
+          <w:lang w:eastAsia="ru-RU"/>
+        </w:rPr>
+        <w:t xml:space="preserve"> и (или) ненадлежащего исполнения Потребителем обязательств </w:t>
       </w:r>
       <w:r>
         <w:rPr>
@@ -3741,16 +4261,25 @@
           <w:szCs w:val="24"/>
           <w:lang w:eastAsia="ru-RU"/>
         </w:rPr>
-        <w:t>4.4.2.</w:t>
-      </w:r>
-      <w:r>
-        <w:rPr>
-          <w:rFonts w:ascii="Times New Roman" w:eastAsia="Times New Roman" w:hAnsi="Times New Roman"/>
-          <w:sz w:val="24"/>
-          <w:szCs w:val="24"/>
-          <w:lang w:eastAsia="ru-RU"/>
-        </w:rPr>
-        <w:t>выявления Исполнителем в процессе исполнения договора обстоятельств, которые могут впоследствии стать предметом судебного спора по законному совершению сделки.</w:t>
+        <w:t>4.4.</w:t>
+      </w:r>
+      <w:r>
+        <w:rPr>
+          <w:rFonts w:ascii="Times New Roman" w:eastAsia="Times New Roman" w:hAnsi="Times New Roman"/>
+          <w:sz w:val="24"/>
+          <w:szCs w:val="24"/>
+          <w:lang w:eastAsia="ru-RU"/>
+        </w:rPr>
+        <w:t>2. выявления</w:t>
+      </w:r>
+      <w:r>
+        <w:rPr>
+          <w:rFonts w:ascii="Times New Roman" w:eastAsia="Times New Roman" w:hAnsi="Times New Roman"/>
+          <w:sz w:val="24"/>
+          <w:szCs w:val="24"/>
+          <w:lang w:eastAsia="ru-RU"/>
+        </w:rPr>
+        <w:t xml:space="preserve"> Исполнителем в процессе исполнения договора обстоятельств, которые могут впоследствии стать предметом судебного спора по законному совершению сделки.</w:t>
       </w:r>
     </w:p>
     <w:p>
@@ -3837,7 +4366,25 @@
           <w:szCs w:val="24"/>
           <w:lang w:eastAsia="ru-RU"/>
         </w:rPr>
-        <w:t>5.1.За неисполнение либо ненадлежащее исполнение настоящего договора Стороны несут ответственность в соответствии с законодательством.</w:t>
+        <w:t>5.1.</w:t>
+      </w:r>
+      <w:r>
+        <w:rPr>
+          <w:rFonts w:ascii="Times New Roman" w:eastAsia="Times New Roman" w:hAnsi="Times New Roman"/>
+          <w:sz w:val="24"/>
+          <w:szCs w:val="24"/>
+          <w:lang w:eastAsia="ru-RU"/>
+        </w:rPr>
+        <w:tab/>
+      </w:r>
+      <w:r>
+        <w:rPr>
+          <w:rFonts w:ascii="Times New Roman" w:eastAsia="Times New Roman" w:hAnsi="Times New Roman"/>
+          <w:sz w:val="24"/>
+          <w:szCs w:val="24"/>
+          <w:lang w:eastAsia="ru-RU"/>
+        </w:rPr>
+        <w:t>За неисполнение либо ненадлежащее исполнение настоящего договора Стороны несут ответственность в соответствии с законодательством.</w:t>
       </w:r>
     </w:p>
     <w:p>
@@ -3862,7 +4409,25 @@
           <w:szCs w:val="24"/>
           <w:lang w:eastAsia="ru-RU"/>
         </w:rPr>
-        <w:t>5.2.Стороны освобождаются от ответственности:</w:t>
+        <w:t>5.2.</w:t>
+      </w:r>
+      <w:r>
+        <w:rPr>
+          <w:rFonts w:ascii="Times New Roman" w:eastAsia="Times New Roman" w:hAnsi="Times New Roman"/>
+          <w:sz w:val="24"/>
+          <w:szCs w:val="24"/>
+          <w:lang w:eastAsia="ru-RU"/>
+        </w:rPr>
+        <w:tab/>
+      </w:r>
+      <w:r>
+        <w:rPr>
+          <w:rFonts w:ascii="Times New Roman" w:eastAsia="Times New Roman" w:hAnsi="Times New Roman"/>
+          <w:sz w:val="24"/>
+          <w:szCs w:val="24"/>
+          <w:lang w:eastAsia="ru-RU"/>
+        </w:rPr>
+        <w:t>Стороны освобождаются от ответственности:</w:t>
       </w:r>
     </w:p>
     <w:p>
@@ -3964,7 +4529,25 @@
           <w:szCs w:val="24"/>
           <w:lang w:eastAsia="ru-RU"/>
         </w:rPr>
-        <w:t xml:space="preserve">5.3.Исполнитель не несет ответственности за достоверность технической информации </w:t>
+        <w:t>5.3.</w:t>
+      </w:r>
+      <w:r>
+        <w:rPr>
+          <w:rFonts w:ascii="Times New Roman" w:eastAsia="Times New Roman" w:hAnsi="Times New Roman"/>
+          <w:sz w:val="24"/>
+          <w:szCs w:val="24"/>
+          <w:lang w:eastAsia="ru-RU"/>
+        </w:rPr>
+        <w:tab/>
+      </w:r>
+      <w:r>
+        <w:rPr>
+          <w:rFonts w:ascii="Times New Roman" w:eastAsia="Times New Roman" w:hAnsi="Times New Roman"/>
+          <w:sz w:val="24"/>
+          <w:szCs w:val="24"/>
+          <w:lang w:eastAsia="ru-RU"/>
+        </w:rPr>
+        <w:t xml:space="preserve">Исполнитель не несет ответственности за достоверность технической информации </w:t>
       </w:r>
       <w:r>
         <w:rPr>
@@ -4016,7 +4599,25 @@
           <w:szCs w:val="24"/>
           <w:lang w:eastAsia="ru-RU"/>
         </w:rPr>
-        <w:t xml:space="preserve">5.4.Стороны не несут ответственность за: </w:t>
+        <w:t>5.4.</w:t>
+      </w:r>
+      <w:r>
+        <w:rPr>
+          <w:rFonts w:ascii="Times New Roman" w:eastAsia="Times New Roman" w:hAnsi="Times New Roman"/>
+          <w:sz w:val="24"/>
+          <w:szCs w:val="24"/>
+          <w:lang w:eastAsia="ru-RU"/>
+        </w:rPr>
+        <w:tab/>
+      </w:r>
+      <w:r>
+        <w:rPr>
+          <w:rFonts w:ascii="Times New Roman" w:eastAsia="Times New Roman" w:hAnsi="Times New Roman"/>
+          <w:sz w:val="24"/>
+          <w:szCs w:val="24"/>
+          <w:lang w:eastAsia="ru-RU"/>
+        </w:rPr>
+        <w:t xml:space="preserve">Стороны не несут ответственность за: </w:t>
       </w:r>
     </w:p>
     <w:p>
@@ -4041,16 +4642,25 @@
           <w:szCs w:val="24"/>
           <w:lang w:eastAsia="ru-RU"/>
         </w:rPr>
-        <w:t>5.4.1.</w:t>
-      </w:r>
-      <w:r>
-        <w:rPr>
-          <w:rFonts w:ascii="Times New Roman" w:eastAsia="Times New Roman" w:hAnsi="Times New Roman"/>
-          <w:sz w:val="24"/>
-          <w:szCs w:val="24"/>
-          <w:lang w:eastAsia="ru-RU"/>
-        </w:rPr>
-        <w:t xml:space="preserve">невозможность или просрочку исполнения обязательств по договору, если в процессе работы выявятся обстоятельства, препятствующие законному совершению сделки; </w:t>
+        <w:t>5.4.</w:t>
+      </w:r>
+      <w:r>
+        <w:rPr>
+          <w:rFonts w:ascii="Times New Roman" w:eastAsia="Times New Roman" w:hAnsi="Times New Roman"/>
+          <w:sz w:val="24"/>
+          <w:szCs w:val="24"/>
+          <w:lang w:eastAsia="ru-RU"/>
+        </w:rPr>
+        <w:t>1. невозможность</w:t>
+      </w:r>
+      <w:r>
+        <w:rPr>
+          <w:rFonts w:ascii="Times New Roman" w:eastAsia="Times New Roman" w:hAnsi="Times New Roman"/>
+          <w:sz w:val="24"/>
+          <w:szCs w:val="24"/>
+          <w:lang w:eastAsia="ru-RU"/>
+        </w:rPr>
+        <w:t xml:space="preserve"> или просрочку исполнения обязательств по договору, если в процессе работы выявятся обстоятельства, препятствующие законному совершению сделки; </w:t>
       </w:r>
     </w:p>
     <w:p>
@@ -4075,16 +4685,25 @@
           <w:szCs w:val="24"/>
           <w:lang w:eastAsia="ru-RU"/>
         </w:rPr>
-        <w:t>5.4.2.</w:t>
-      </w:r>
-      <w:r>
-        <w:rPr>
-          <w:rFonts w:ascii="Times New Roman" w:eastAsia="Times New Roman" w:hAnsi="Times New Roman"/>
-          <w:sz w:val="24"/>
-          <w:szCs w:val="24"/>
-          <w:lang w:eastAsia="ru-RU"/>
-        </w:rPr>
-        <w:t xml:space="preserve">действия   нотариуса, регистратора, государственных   органов   и иных организаций,  </w:t>
+        <w:t>5.4.</w:t>
+      </w:r>
+      <w:r>
+        <w:rPr>
+          <w:rFonts w:ascii="Times New Roman" w:eastAsia="Times New Roman" w:hAnsi="Times New Roman"/>
+          <w:sz w:val="24"/>
+          <w:szCs w:val="24"/>
+          <w:lang w:eastAsia="ru-RU"/>
+        </w:rPr>
+        <w:t>2. действия</w:t>
+      </w:r>
+      <w:r>
+        <w:rPr>
+          <w:rFonts w:ascii="Times New Roman" w:eastAsia="Times New Roman" w:hAnsi="Times New Roman"/>
+          <w:sz w:val="24"/>
+          <w:szCs w:val="24"/>
+          <w:lang w:eastAsia="ru-RU"/>
+        </w:rPr>
+        <w:t xml:space="preserve">   нотариуса, регистратора, государственных   органов   и иных организаций,  </w:t>
       </w:r>
       <w:r>
         <w:rPr>
@@ -4119,16 +4738,25 @@
           <w:szCs w:val="24"/>
           <w:lang w:eastAsia="ru-RU"/>
         </w:rPr>
-        <w:t>5.4.3.</w:t>
-      </w:r>
-      <w:r>
-        <w:rPr>
-          <w:rFonts w:ascii="Times New Roman" w:eastAsia="Times New Roman" w:hAnsi="Times New Roman"/>
-          <w:sz w:val="24"/>
-          <w:szCs w:val="24"/>
-          <w:lang w:eastAsia="ru-RU"/>
-        </w:rPr>
-        <w:t>отказ государственных органов и иных организаций и лиц, в компетенцию которых входит выдача документов и сведений, от предоставления данных документов и сведений   либо   несвоевременное   их предоставление.</w:t>
+        <w:t>5.4.</w:t>
+      </w:r>
+      <w:r>
+        <w:rPr>
+          <w:rFonts w:ascii="Times New Roman" w:eastAsia="Times New Roman" w:hAnsi="Times New Roman"/>
+          <w:sz w:val="24"/>
+          <w:szCs w:val="24"/>
+          <w:lang w:eastAsia="ru-RU"/>
+        </w:rPr>
+        <w:t>3. отказ</w:t>
+      </w:r>
+      <w:r>
+        <w:rPr>
+          <w:rFonts w:ascii="Times New Roman" w:eastAsia="Times New Roman" w:hAnsi="Times New Roman"/>
+          <w:sz w:val="24"/>
+          <w:szCs w:val="24"/>
+          <w:lang w:eastAsia="ru-RU"/>
+        </w:rPr>
+        <w:t xml:space="preserve"> государственных органов и иных организаций и лиц, в компетенцию которых входит выдача документов и сведений, от предоставления данных документов и сведений   либо   несвоевременное   их предоставление.</w:t>
       </w:r>
     </w:p>
     <w:p>
@@ -4153,7 +4781,25 @@
           <w:szCs w:val="24"/>
           <w:lang w:eastAsia="ru-RU"/>
         </w:rPr>
-        <w:t xml:space="preserve">5.5.Стороны   освобождаются от ответственности при неисполнении обязательств  </w:t>
+        <w:t>5.5.</w:t>
+      </w:r>
+      <w:r>
+        <w:rPr>
+          <w:rFonts w:ascii="Times New Roman" w:eastAsia="Times New Roman" w:hAnsi="Times New Roman"/>
+          <w:sz w:val="24"/>
+          <w:szCs w:val="24"/>
+          <w:lang w:eastAsia="ru-RU"/>
+        </w:rPr>
+        <w:tab/>
+      </w:r>
+      <w:r>
+        <w:rPr>
+          <w:rFonts w:ascii="Times New Roman" w:eastAsia="Times New Roman" w:hAnsi="Times New Roman"/>
+          <w:sz w:val="24"/>
+          <w:szCs w:val="24"/>
+          <w:lang w:eastAsia="ru-RU"/>
+        </w:rPr>
+        <w:t xml:space="preserve">Стороны   освобождаются от ответственности при неисполнении обязательств  </w:t>
       </w:r>
       <w:r>
         <w:rPr>
@@ -4206,6 +4852,15 @@
           <w:szCs w:val="24"/>
           <w:lang w:eastAsia="ru-RU"/>
         </w:rPr>
+        <w:tab/>
+      </w:r>
+      <w:r>
+        <w:rPr>
+          <w:rFonts w:ascii="Times New Roman" w:eastAsia="Times New Roman" w:hAnsi="Times New Roman"/>
+          <w:sz w:val="24"/>
+          <w:szCs w:val="24"/>
+          <w:lang w:eastAsia="ru-RU"/>
+        </w:rPr>
         <w:t>Споры по вопросам исполнения и расторжения настоящего договора разрешаются путем переговоров</w:t>
       </w:r>
       <w:r>
@@ -4326,7 +4981,25 @@
           <w:szCs w:val="24"/>
           <w:lang w:eastAsia="ru-RU"/>
         </w:rPr>
-        <w:t>6.2.На момент подписания договора Потребитель ознакомлен с документом, содержащим размеры и</w:t>
+        <w:t>6.2.</w:t>
+      </w:r>
+      <w:r>
+        <w:rPr>
+          <w:rFonts w:ascii="Times New Roman" w:eastAsia="Times New Roman" w:hAnsi="Times New Roman"/>
+          <w:sz w:val="24"/>
+          <w:szCs w:val="24"/>
+          <w:lang w:eastAsia="ru-RU"/>
+        </w:rPr>
+        <w:tab/>
+      </w:r>
+      <w:r>
+        <w:rPr>
+          <w:rFonts w:ascii="Times New Roman" w:eastAsia="Times New Roman" w:hAnsi="Times New Roman"/>
+          <w:sz w:val="24"/>
+          <w:szCs w:val="24"/>
+          <w:lang w:eastAsia="ru-RU"/>
+        </w:rPr>
+        <w:t>На момент подписания договора Потребитель ознакомлен с документом, содержащим размеры и</w:t>
       </w:r>
       <w:r>
         <w:rPr>
@@ -4369,7 +5042,25 @@
           <w:szCs w:val="24"/>
           <w:lang w:eastAsia="ru-RU"/>
         </w:rPr>
-        <w:t xml:space="preserve"> 6.3.Потребитель гарантирует, что отчуждаемый объект недвижимого имущества свободен </w:t>
+        <w:t xml:space="preserve"> 6.3.</w:t>
+      </w:r>
+      <w:r>
+        <w:rPr>
+          <w:rFonts w:ascii="Times New Roman" w:eastAsia="Times New Roman" w:hAnsi="Times New Roman"/>
+          <w:sz w:val="24"/>
+          <w:szCs w:val="24"/>
+          <w:lang w:eastAsia="ru-RU"/>
+        </w:rPr>
+        <w:tab/>
+      </w:r>
+      <w:r>
+        <w:rPr>
+          <w:rFonts w:ascii="Times New Roman" w:eastAsia="Times New Roman" w:hAnsi="Times New Roman"/>
+          <w:sz w:val="24"/>
+          <w:szCs w:val="24"/>
+          <w:lang w:eastAsia="ru-RU"/>
+        </w:rPr>
+        <w:t xml:space="preserve">Потребитель гарантирует, что отчуждаемый объект недвижимого имущества свободен </w:t>
       </w:r>
       <w:r>
         <w:rPr>
@@ -4416,7 +5107,25 @@
           <w:szCs w:val="24"/>
           <w:lang w:eastAsia="ru-RU"/>
         </w:rPr>
-        <w:t>6.4.Потребителю разъяснено содержание статьи 11 Закона Республики Беларусь</w:t>
+        <w:t>6.4.</w:t>
+      </w:r>
+      <w:r>
+        <w:rPr>
+          <w:rFonts w:ascii="Times New Roman" w:eastAsia="Times New Roman" w:hAnsi="Times New Roman"/>
+          <w:sz w:val="24"/>
+          <w:szCs w:val="24"/>
+          <w:lang w:eastAsia="ru-RU"/>
+        </w:rPr>
+        <w:tab/>
+      </w:r>
+      <w:r>
+        <w:rPr>
+          <w:rFonts w:ascii="Times New Roman" w:eastAsia="Times New Roman" w:hAnsi="Times New Roman"/>
+          <w:sz w:val="24"/>
+          <w:szCs w:val="24"/>
+          <w:lang w:eastAsia="ru-RU"/>
+        </w:rPr>
+        <w:t>Потребителю разъяснено содержание статьи 11 Закона Республики Беларусь</w:t>
       </w:r>
       <w:r>
         <w:rPr>
@@ -4481,7 +5190,25 @@
           <w:szCs w:val="24"/>
           <w:lang w:eastAsia="ru-RU"/>
         </w:rPr>
-        <w:t xml:space="preserve">6.5.Стороны обязуются не разглашать сведения конфиденциального характера </w:t>
+        <w:t>6.5.</w:t>
+      </w:r>
+      <w:r>
+        <w:rPr>
+          <w:rFonts w:ascii="Times New Roman" w:eastAsia="Times New Roman" w:hAnsi="Times New Roman"/>
+          <w:sz w:val="24"/>
+          <w:szCs w:val="24"/>
+          <w:lang w:eastAsia="ru-RU"/>
+        </w:rPr>
+        <w:tab/>
+      </w:r>
+      <w:r>
+        <w:rPr>
+          <w:rFonts w:ascii="Times New Roman" w:eastAsia="Times New Roman" w:hAnsi="Times New Roman"/>
+          <w:sz w:val="24"/>
+          <w:szCs w:val="24"/>
+          <w:lang w:eastAsia="ru-RU"/>
+        </w:rPr>
+        <w:t xml:space="preserve">Стороны обязуются не разглашать сведения конфиденциального характера </w:t>
       </w:r>
       <w:r>
         <w:rPr>
@@ -4526,6 +5253,15 @@
       </w:r>
       <w:r>
         <w:rPr>
+          <w:rFonts w:ascii="Times New Roman" w:eastAsia="Times New Roman" w:hAnsi="Times New Roman"/>
+          <w:sz w:val="24"/>
+          <w:szCs w:val="24"/>
+          <w:lang w:eastAsia="ru-RU"/>
+        </w:rPr>
+        <w:tab/>
+      </w:r>
+      <w:r>
+        <w:rPr>
           <w:rFonts w:ascii="Times New Roman" w:hAnsi="Times New Roman"/>
           <w:sz w:val="24"/>
           <w:szCs w:val="24"/>
@@ -4568,7 +5304,31 @@
           <w:sz w:val="24"/>
           <w:szCs w:val="24"/>
         </w:rPr>
-        <w:t>Во всем, что не оговорено условиями Договора, Стороны руководствуются действующим законодательством Республики Беларусь. Потребитель, подписывая настоящий договор, подтверждает, что ознакомлен с Политикой об обработке персональных данных, действующей у Исполнителя и соглашается с ее содержанием в полном объеме без каких-либо исключений. Потребитель своей подписью в настоящем договоре выражает согласие на обработку персональных данных согласно перечню, указанному в уголке потребителя по месту нахождения Исполнителя, с которым Потребитель ознакомлен).</w:t>
+        <w:tab/>
+      </w:r>
+      <w:r>
+        <w:rPr>
+          <w:rFonts w:ascii="Times New Roman" w:hAnsi="Times New Roman"/>
+          <w:sz w:val="24"/>
+          <w:szCs w:val="24"/>
+        </w:rPr>
+        <w:t xml:space="preserve">Во всем, что не оговорено условиями Договора, Стороны руководствуются действующим законодательством Республики Беларусь. Потребитель, подписывая настоящий договор, подтверждает, что ознакомлен с Политикой об обработке персональных данных, действующей </w:t>
+      </w:r>
+      <w:r>
+        <w:rPr>
+          <w:rFonts w:ascii="Times New Roman" w:hAnsi="Times New Roman"/>
+          <w:sz w:val="24"/>
+          <w:szCs w:val="24"/>
+        </w:rPr>
+        <w:t>у Исполнителя,</w:t>
+      </w:r>
+      <w:r>
+        <w:rPr>
+          <w:rFonts w:ascii="Times New Roman" w:hAnsi="Times New Roman"/>
+          <w:sz w:val="24"/>
+          <w:szCs w:val="24"/>
+        </w:rPr>
+        <w:t xml:space="preserve"> и соглашается с ее содержанием в полном объеме без каких-либо исключений. Потребитель своей подписью в настоящем договоре выражает согласие на обработку персональных данных согласно перечню, указанному в уголке потребителя по месту нахождения Исполнителя, с которым Потребитель ознакомлен).</w:t>
       </w:r>
     </w:p>
     <w:p>
@@ -4604,7 +5364,23 @@
           <w:sz w:val="24"/>
           <w:szCs w:val="24"/>
         </w:rPr>
-        <w:t>. Договор составлен в двух экземплярах, по одному у каждой из Сторон.</w:t>
+        <w:t xml:space="preserve">. </w:t>
+      </w:r>
+      <w:r>
+        <w:rPr>
+          <w:rFonts w:ascii="Times New Roman" w:hAnsi="Times New Roman"/>
+          <w:sz w:val="24"/>
+          <w:szCs w:val="24"/>
+        </w:rPr>
+        <w:tab/>
+      </w:r>
+      <w:r>
+        <w:rPr>
+          <w:rFonts w:ascii="Times New Roman" w:hAnsi="Times New Roman"/>
+          <w:sz w:val="24"/>
+          <w:szCs w:val="24"/>
+        </w:rPr>
+        <w:t>Договор составлен в двух экземплярах, по одному у каждой из Сторон.</w:t>
       </w:r>
     </w:p>
     <w:p>
@@ -4640,7 +5416,23 @@
           <w:sz w:val="24"/>
           <w:szCs w:val="24"/>
         </w:rPr>
-        <w:t xml:space="preserve">. Перечень переданных документов риэлтерской организации Потребителем: </w:t>
+        <w:t xml:space="preserve">. </w:t>
+      </w:r>
+      <w:r>
+        <w:rPr>
+          <w:rFonts w:ascii="Times New Roman" w:hAnsi="Times New Roman"/>
+          <w:sz w:val="24"/>
+          <w:szCs w:val="24"/>
+        </w:rPr>
+        <w:tab/>
+      </w:r>
+      <w:r>
+        <w:rPr>
+          <w:rFonts w:ascii="Times New Roman" w:hAnsi="Times New Roman"/>
+          <w:sz w:val="24"/>
+          <w:szCs w:val="24"/>
+        </w:rPr>
+        <w:t xml:space="preserve">Перечень переданных документов риэлтерской организации Потребителем: </w:t>
       </w:r>
     </w:p>
     <w:p>
@@ -4764,7 +5556,29 @@
           <w:szCs w:val="20"/>
           <w:lang w:eastAsia="ru-RU"/>
         </w:rPr>
-        <w:t>Ответственный риэлтер по настоящему договору {{agent.initials}}</w:t>
+        <w:t>Ответственный риэлтер по настоящему договору {{</w:t>
+      </w:r>
+      <w:proofErr w:type="gramStart"/>
+      <w:r>
+        <w:rPr>
+          <w:rFonts w:ascii="Times New Roman" w:eastAsia="Times New Roman" w:hAnsi="Times New Roman"/>
+          <w:i/>
+          <w:sz w:val="20"/>
+          <w:szCs w:val="20"/>
+          <w:lang w:eastAsia="ru-RU"/>
+        </w:rPr>
+        <w:t>agent.initials</w:t>
+      </w:r>
+      <w:proofErr w:type="gramEnd"/>
+      <w:r>
+        <w:rPr>
+          <w:rFonts w:ascii="Times New Roman" w:eastAsia="Times New Roman" w:hAnsi="Times New Roman"/>
+          <w:i/>
+          <w:sz w:val="20"/>
+          <w:szCs w:val="20"/>
+          <w:lang w:eastAsia="ru-RU"/>
+        </w:rPr>
+        <w:t>}}</w:t>
       </w:r>
     </w:p>
     <w:p>
@@ -4824,8 +5638,110 @@
           <w:szCs w:val="20"/>
           <w:lang w:eastAsia="ru-RU"/>
         </w:rPr>
-        <w:t>№ {{agent.attestationNumber}}от {{agent.attestationDate}}г, действует до {{agent.attestationExpiry}}г</w:t>
-      </w:r>
+        <w:t>№ {{</w:t>
+      </w:r>
+      <w:proofErr w:type="spellStart"/>
+      <w:proofErr w:type="gramStart"/>
+      <w:r>
+        <w:rPr>
+          <w:rFonts w:ascii="Times New Roman" w:eastAsia="Times New Roman" w:hAnsi="Times New Roman"/>
+          <w:i/>
+          <w:sz w:val="20"/>
+          <w:szCs w:val="20"/>
+          <w:lang w:eastAsia="ru-RU"/>
+        </w:rPr>
+        <w:t>agent.attestationNumber</w:t>
+      </w:r>
+      <w:proofErr w:type="spellEnd"/>
+      <w:proofErr w:type="gramEnd"/>
+      <w:r>
+        <w:rPr>
+          <w:rFonts w:ascii="Times New Roman" w:eastAsia="Times New Roman" w:hAnsi="Times New Roman"/>
+          <w:i/>
+          <w:sz w:val="20"/>
+          <w:szCs w:val="20"/>
+          <w:lang w:eastAsia="ru-RU"/>
+        </w:rPr>
+        <w:t>}}</w:t>
+      </w:r>
+      <w:r>
+        <w:rPr>
+          <w:rFonts w:ascii="Times New Roman" w:eastAsia="Times New Roman" w:hAnsi="Times New Roman"/>
+          <w:i/>
+          <w:sz w:val="20"/>
+          <w:szCs w:val="20"/>
+          <w:lang w:eastAsia="ru-RU"/>
+        </w:rPr>
+        <w:t xml:space="preserve"> </w:t>
+      </w:r>
+      <w:r>
+        <w:rPr>
+          <w:rFonts w:ascii="Times New Roman" w:eastAsia="Times New Roman" w:hAnsi="Times New Roman"/>
+          <w:i/>
+          <w:sz w:val="20"/>
+          <w:szCs w:val="20"/>
+          <w:lang w:eastAsia="ru-RU"/>
+        </w:rPr>
+        <w:t>от {{</w:t>
+      </w:r>
+      <w:proofErr w:type="spellStart"/>
+      <w:proofErr w:type="gramStart"/>
+      <w:r>
+        <w:rPr>
+          <w:rFonts w:ascii="Times New Roman" w:eastAsia="Times New Roman" w:hAnsi="Times New Roman"/>
+          <w:i/>
+          <w:sz w:val="20"/>
+          <w:szCs w:val="20"/>
+          <w:lang w:eastAsia="ru-RU"/>
+        </w:rPr>
+        <w:t>agent.attestationDate</w:t>
+      </w:r>
+      <w:proofErr w:type="spellEnd"/>
+      <w:r>
+        <w:rPr>
+          <w:rFonts w:ascii="Times New Roman" w:eastAsia="Times New Roman" w:hAnsi="Times New Roman"/>
+          <w:i/>
+          <w:sz w:val="20"/>
+          <w:szCs w:val="20"/>
+          <w:lang w:eastAsia="ru-RU"/>
+        </w:rPr>
+        <w:t>}}г</w:t>
+      </w:r>
+      <w:proofErr w:type="gramEnd"/>
+      <w:r>
+        <w:rPr>
+          <w:rFonts w:ascii="Times New Roman" w:eastAsia="Times New Roman" w:hAnsi="Times New Roman"/>
+          <w:i/>
+          <w:sz w:val="20"/>
+          <w:szCs w:val="20"/>
+          <w:lang w:eastAsia="ru-RU"/>
+        </w:rPr>
+        <w:t>, действует до {{</w:t>
+      </w:r>
+      <w:proofErr w:type="spellStart"/>
+      <w:proofErr w:type="gramStart"/>
+      <w:r>
+        <w:rPr>
+          <w:rFonts w:ascii="Times New Roman" w:eastAsia="Times New Roman" w:hAnsi="Times New Roman"/>
+          <w:i/>
+          <w:sz w:val="20"/>
+          <w:szCs w:val="20"/>
+          <w:lang w:eastAsia="ru-RU"/>
+        </w:rPr>
+        <w:t>agent.attestationExpiry</w:t>
+      </w:r>
+      <w:proofErr w:type="spellEnd"/>
+      <w:r>
+        <w:rPr>
+          <w:rFonts w:ascii="Times New Roman" w:eastAsia="Times New Roman" w:hAnsi="Times New Roman"/>
+          <w:i/>
+          <w:sz w:val="20"/>
+          <w:szCs w:val="20"/>
+          <w:lang w:eastAsia="ru-RU"/>
+        </w:rPr>
+        <w:t>}}г</w:t>
+      </w:r>
+      <w:proofErr w:type="gramEnd"/>
     </w:p>
     <w:p>
       <w:pPr>
@@ -5025,8 +5941,18 @@
                 <w:szCs w:val="20"/>
                 <w:lang w:eastAsia="ru-RU"/>
               </w:rPr>
-              <w:t>Регистрация: {{</w:t>
-            </w:r>
+              <w:t>Адрес регистрации</w:t>
+            </w:r>
+            <w:r>
+              <w:rPr>
+                <w:rFonts w:ascii="Times New Roman" w:hAnsi="Times New Roman"/>
+                <w:sz w:val="20"/>
+                <w:szCs w:val="20"/>
+                <w:lang w:eastAsia="ru-RU"/>
+              </w:rPr>
+              <w:t>: {{</w:t>
+            </w:r>
+            <w:proofErr w:type="spellStart"/>
             <w:proofErr w:type="gramStart"/>
             <w:r>
               <w:rPr>
@@ -5037,6 +5963,7 @@
               </w:rPr>
               <w:t>seller.address</w:t>
             </w:r>
+            <w:proofErr w:type="spellEnd"/>
             <w:proofErr w:type="gramEnd"/>
             <w:r>
               <w:rPr>
@@ -5137,6 +6064,7 @@
               <w:t>}} {{</w:t>
             </w:r>
             <w:proofErr w:type="spellStart"/>
+            <w:proofErr w:type="gramStart"/>
             <w:r>
               <w:rPr>
                 <w:rFonts w:ascii="Times New Roman" w:hAnsi="Times New Roman"/>
@@ -5147,6 +6075,7 @@
               <w:t>seller.passportIssueDate</w:t>
             </w:r>
             <w:proofErr w:type="spellEnd"/>
+            <w:proofErr w:type="gramEnd"/>
             <w:r>
               <w:rPr>
                 <w:rFonts w:ascii="Times New Roman" w:hAnsi="Times New Roman"/>
@@ -5436,17 +6365,29 @@
                 <w:szCs w:val="20"/>
                 <w:lang w:val="en-US"/>
               </w:rPr>
-              <w:t xml:space="preserve"> BY28 ALFA 3012 2J91 2500 1027 0000  </w:t>
-            </w:r>
+              <w:t xml:space="preserve"> BY28 ALFA 3012 2J91 2500 1027 </w:t>
+            </w:r>
+            <w:proofErr w:type="gramStart"/>
             <w:r>
               <w:rPr>
                 <w:rFonts w:ascii="Times New Roman" w:eastAsia="Times New Roman" w:hAnsi="Times New Roman"/>
                 <w:color w:val="000000"/>
                 <w:sz w:val="20"/>
                 <w:szCs w:val="20"/>
+                <w:lang w:val="en-US"/>
+              </w:rPr>
+              <w:t xml:space="preserve">0000  </w:t>
+            </w:r>
+            <w:r>
+              <w:rPr>
+                <w:rFonts w:ascii="Times New Roman" w:eastAsia="Times New Roman" w:hAnsi="Times New Roman"/>
+                <w:color w:val="000000"/>
+                <w:sz w:val="20"/>
+                <w:szCs w:val="20"/>
               </w:rPr>
               <w:t>БИК</w:t>
             </w:r>
+            <w:proofErr w:type="gramEnd"/>
             <w:r>
               <w:rPr>
                 <w:rFonts w:ascii="Times New Roman" w:eastAsia="Times New Roman" w:hAnsi="Times New Roman"/>
@@ -5541,19 +6482,32 @@
               </w:rPr>
               <w:t xml:space="preserve">e-mail: </w:t>
             </w:r>
-            <w:hyperlink r:id="rId8" w:history="1">
-              <w:r>
-                <w:rPr>
-                  <w:rFonts w:ascii="Times New Roman" w:eastAsia="Times New Roman" w:hAnsi="Times New Roman"/>
-                  <w:color w:val="0563C1" w:themeColor="hyperlink"/>
-                  <w:sz w:val="20"/>
-                  <w:szCs w:val="20"/>
-                  <w:u w:val="single"/>
-                  <w:lang w:val="en-US"/>
-                </w:rPr>
-                <w:t>mail@germesgarant.by</w:t>
-              </w:r>
-            </w:hyperlink>
+            <w:r>
+              <w:fldChar w:fldCharType="begin"/>
+            </w:r>
+            <w:r>
+              <w:rPr>
+                <w:lang w:val="en-US"/>
+              </w:rPr>
+              <w:instrText>HYPERLINK "mailto:mail@germesgarant.by"</w:instrText>
+            </w:r>
+            <w:r>
+              <w:fldChar w:fldCharType="separate"/>
+            </w:r>
+            <w:r>
+              <w:rPr>
+                <w:rFonts w:ascii="Times New Roman" w:eastAsia="Times New Roman" w:hAnsi="Times New Roman"/>
+                <w:color w:val="0563C1" w:themeColor="hyperlink"/>
+                <w:sz w:val="20"/>
+                <w:szCs w:val="20"/>
+                <w:u w:val="single"/>
+                <w:lang w:val="en-US"/>
+              </w:rPr>
+              <w:t>mail@germesgarant.by</w:t>
+            </w:r>
+            <w:r>
+              <w:fldChar w:fldCharType="end"/>
+            </w:r>
           </w:p>
           <w:p>
             <w:pPr>
@@ -5565,7 +6519,7 @@
                 <w:szCs w:val="20"/>
               </w:rPr>
             </w:pPr>
-            <w:hyperlink r:id="rId9" w:history="1">
+            <w:hyperlink r:id="rId8" w:history="1">
               <w:r>
                 <w:rPr>
                   <w:rStyle w:val="a6"/>
@@ -5799,7 +6753,25 @@
                 <w:szCs w:val="20"/>
                 <w:lang w:eastAsia="ru-RU"/>
               </w:rPr>
-              <w:t>Регистрация</w:t>
+              <w:t>Адрес</w:t>
+            </w:r>
+            <w:r>
+              <w:rPr>
+                <w:rFonts w:ascii="Times New Roman" w:hAnsi="Times New Roman"/>
+                <w:sz w:val="20"/>
+                <w:szCs w:val="20"/>
+                <w:lang w:val="en-US" w:eastAsia="ru-RU"/>
+              </w:rPr>
+              <w:t xml:space="preserve"> </w:t>
+            </w:r>
+            <w:r>
+              <w:rPr>
+                <w:rFonts w:ascii="Times New Roman" w:hAnsi="Times New Roman"/>
+                <w:sz w:val="20"/>
+                <w:szCs w:val="20"/>
+                <w:lang w:eastAsia="ru-RU"/>
+              </w:rPr>
+              <w:t>регистрации</w:t>
             </w:r>
             <w:r>
               <w:rPr>
@@ -6180,7 +7152,43 @@
           <w:sz w:val="16"/>
           <w:szCs w:val="16"/>
         </w:rPr>
-        <w:t>к договору оказания риэлтерских услуг по содействию в продаже объектов недвижимого имущества №{{deal.contractNumber}} от {{deal.date}}</w:t>
+        <w:t>к договору оказания риэлтерских услуг по содействию в продаже объектов недвижимого имущества №{{</w:t>
+      </w:r>
+      <w:proofErr w:type="gramStart"/>
+      <w:r>
+        <w:rPr>
+          <w:rFonts w:ascii="Times New Roman" w:hAnsi="Times New Roman"/>
+          <w:sz w:val="16"/>
+          <w:szCs w:val="16"/>
+        </w:rPr>
+        <w:t>deal.contractNumber</w:t>
+      </w:r>
+      <w:proofErr w:type="gramEnd"/>
+      <w:r>
+        <w:rPr>
+          <w:rFonts w:ascii="Times New Roman" w:hAnsi="Times New Roman"/>
+          <w:sz w:val="16"/>
+          <w:szCs w:val="16"/>
+        </w:rPr>
+        <w:t>}} от {{</w:t>
+      </w:r>
+      <w:proofErr w:type="gramStart"/>
+      <w:r>
+        <w:rPr>
+          <w:rFonts w:ascii="Times New Roman" w:hAnsi="Times New Roman"/>
+          <w:sz w:val="16"/>
+          <w:szCs w:val="16"/>
+        </w:rPr>
+        <w:t>deal.date</w:t>
+      </w:r>
+      <w:proofErr w:type="gramEnd"/>
+      <w:r>
+        <w:rPr>
+          <w:rFonts w:ascii="Times New Roman" w:hAnsi="Times New Roman"/>
+          <w:sz w:val="16"/>
+          <w:szCs w:val="16"/>
+        </w:rPr>
+        <w:t>}}</w:t>
       </w:r>
     </w:p>
     <w:p>
@@ -6286,6 +7294,13 @@
           <w:sz w:val="20"/>
           <w:lang w:val="ru-RU"/>
         </w:rPr>
+        <w:tab/>
+      </w:r>
+      <w:r>
+        <w:rPr>
+          <w:sz w:val="20"/>
+          <w:lang w:val="ru-RU"/>
+        </w:rPr>
         <w:t>Гр. {{</w:t>
       </w:r>
       <w:proofErr w:type="spellStart"/>
@@ -6377,18 +7392,241 @@
         </w:rPr>
         <w:t xml:space="preserve">     </w:t>
       </w:r>
-      <w:hyperlink r:id="rId10" w:tgtFrame="_blank" w:tooltip="Одноклассники" w:history="1">
-        <w:r>
-          <w:rPr>
-            <w:color w:val="FFFFFF"/>
-            <w:sz w:val="20"/>
-            <w:bdr w:val="none" w:sz="0" w:space="0" w:color="auto" w:frame="1"/>
-            <w:shd w:val="clear" w:color="auto" w:fill="FF7700"/>
-            <w:lang w:val="ru-RU"/>
-          </w:rPr>
-          <w:br/>
-        </w:r>
-      </w:hyperlink>
+      <w:r>
+        <w:fldChar w:fldCharType="begin"/>
+      </w:r>
+      <w:r>
+        <w:instrText>HYPERLINK</w:instrText>
+      </w:r>
+      <w:r>
+        <w:rPr>
+          <w:lang w:val="ru-RU"/>
+        </w:rPr>
+        <w:instrText xml:space="preserve"> "</w:instrText>
+      </w:r>
+      <w:r>
+        <w:instrText>https</w:instrText>
+      </w:r>
+      <w:r>
+        <w:rPr>
+          <w:lang w:val="ru-RU"/>
+        </w:rPr>
+        <w:instrText>://</w:instrText>
+      </w:r>
+      <w:r>
+        <w:instrText>connect</w:instrText>
+      </w:r>
+      <w:r>
+        <w:rPr>
+          <w:lang w:val="ru-RU"/>
+        </w:rPr>
+        <w:instrText>.</w:instrText>
+      </w:r>
+      <w:r>
+        <w:instrText>ok</w:instrText>
+      </w:r>
+      <w:r>
+        <w:rPr>
+          <w:lang w:val="ru-RU"/>
+        </w:rPr>
+        <w:instrText>.</w:instrText>
+      </w:r>
+      <w:r>
+        <w:instrText>ru</w:instrText>
+      </w:r>
+      <w:r>
+        <w:rPr>
+          <w:lang w:val="ru-RU"/>
+        </w:rPr>
+        <w:instrText>/</w:instrText>
+      </w:r>
+      <w:r>
+        <w:instrText>offer</w:instrText>
+      </w:r>
+      <w:r>
+        <w:rPr>
+          <w:lang w:val="ru-RU"/>
+        </w:rPr>
+        <w:instrText>?</w:instrText>
+      </w:r>
+      <w:r>
+        <w:instrText>url</w:instrText>
+      </w:r>
+      <w:r>
+        <w:rPr>
+          <w:lang w:val="ru-RU"/>
+        </w:rPr>
+        <w:instrText>=</w:instrText>
+      </w:r>
+      <w:r>
+        <w:instrText>https</w:instrText>
+      </w:r>
+      <w:r>
+        <w:rPr>
+          <w:lang w:val="ru-RU"/>
+        </w:rPr>
+        <w:instrText>%3</w:instrText>
+      </w:r>
+      <w:r>
+        <w:instrText>A</w:instrText>
+      </w:r>
+      <w:r>
+        <w:rPr>
+          <w:lang w:val="ru-RU"/>
+        </w:rPr>
+        <w:instrText>%2</w:instrText>
+      </w:r>
+      <w:r>
+        <w:instrText>F</w:instrText>
+      </w:r>
+      <w:r>
+        <w:rPr>
+          <w:lang w:val="ru-RU"/>
+        </w:rPr>
+        <w:instrText>%2</w:instrText>
+      </w:r>
+      <w:r>
+        <w:instrText>Filex</w:instrText>
+      </w:r>
+      <w:r>
+        <w:rPr>
+          <w:lang w:val="ru-RU"/>
+        </w:rPr>
+        <w:instrText>.</w:instrText>
+      </w:r>
+      <w:r>
+        <w:instrText>by</w:instrText>
+      </w:r>
+      <w:r>
+        <w:rPr>
+          <w:lang w:val="ru-RU"/>
+        </w:rPr>
+        <w:instrText>%2</w:instrText>
+      </w:r>
+      <w:r>
+        <w:instrText>Fizmeneniya</w:instrText>
+      </w:r>
+      <w:r>
+        <w:rPr>
+          <w:lang w:val="ru-RU"/>
+        </w:rPr>
+        <w:instrText>-</w:instrText>
+      </w:r>
+      <w:r>
+        <w:instrText>v</w:instrText>
+      </w:r>
+      <w:r>
+        <w:rPr>
+          <w:lang w:val="ru-RU"/>
+        </w:rPr>
+        <w:instrText>-</w:instrText>
+      </w:r>
+      <w:r>
+        <w:instrText>regulirovanii</w:instrText>
+      </w:r>
+      <w:r>
+        <w:rPr>
+          <w:lang w:val="ru-RU"/>
+        </w:rPr>
+        <w:instrText>-</w:instrText>
+      </w:r>
+      <w:r>
+        <w:instrText>rielterskoj</w:instrText>
+      </w:r>
+      <w:r>
+        <w:rPr>
+          <w:lang w:val="ru-RU"/>
+        </w:rPr>
+        <w:instrText>-</w:instrText>
+      </w:r>
+      <w:r>
+        <w:instrText>deyatelnosti</w:instrText>
+      </w:r>
+      <w:r>
+        <w:rPr>
+          <w:lang w:val="ru-RU"/>
+        </w:rPr>
+        <w:instrText>%2</w:instrText>
+      </w:r>
+      <w:r>
+        <w:instrText>F</w:instrText>
+      </w:r>
+      <w:r>
+        <w:rPr>
+          <w:lang w:val="ru-RU"/>
+        </w:rPr>
+        <w:instrText>&amp;</w:instrText>
+      </w:r>
+      <w:r>
+        <w:instrText>utm</w:instrText>
+      </w:r>
+      <w:r>
+        <w:rPr>
+          <w:lang w:val="ru-RU"/>
+        </w:rPr>
+        <w:instrText>_</w:instrText>
+      </w:r>
+      <w:r>
+        <w:instrText>source</w:instrText>
+      </w:r>
+      <w:r>
+        <w:rPr>
+          <w:lang w:val="ru-RU"/>
+        </w:rPr>
+        <w:instrText>=</w:instrText>
+      </w:r>
+      <w:r>
+        <w:instrText>share</w:instrText>
+      </w:r>
+      <w:r>
+        <w:rPr>
+          <w:lang w:val="ru-RU"/>
+        </w:rPr>
+        <w:instrText>2" \</w:instrText>
+      </w:r>
+      <w:r>
+        <w:instrText>t</w:instrText>
+      </w:r>
+      <w:r>
+        <w:rPr>
+          <w:lang w:val="ru-RU"/>
+        </w:rPr>
+        <w:instrText xml:space="preserve"> "_</w:instrText>
+      </w:r>
+      <w:r>
+        <w:instrText>blank</w:instrText>
+      </w:r>
+      <w:r>
+        <w:rPr>
+          <w:lang w:val="ru-RU"/>
+        </w:rPr>
+        <w:instrText>" \</w:instrText>
+      </w:r>
+      <w:r>
+        <w:instrText>o</w:instrText>
+      </w:r>
+      <w:r>
+        <w:rPr>
+          <w:lang w:val="ru-RU"/>
+        </w:rPr>
+        <w:instrText xml:space="preserve"> "Одноклассники"</w:instrText>
+      </w:r>
+      <w:r>
+        <w:fldChar w:fldCharType="separate"/>
+      </w:r>
+      <w:r>
+        <w:rPr>
+          <w:color w:val="FFFFFF"/>
+          <w:sz w:val="20"/>
+          <w:bdr w:val="none" w:sz="0" w:space="0" w:color="auto" w:frame="1"/>
+          <w:shd w:val="clear" w:color="auto" w:fill="FF7700"/>
+          <w:lang w:val="ru-RU"/>
+        </w:rPr>
+        <w:br/>
+      </w:r>
+      <w:r>
+        <w:fldChar w:fldCharType="end"/>
+      </w:r>
     </w:p>
     <w:p>
       <w:pPr>
@@ -6613,6 +7851,7 @@
               </w:rPr>
               <w:t>Предельный максимальный тариф</w:t>
             </w:r>
+            <w:proofErr w:type="gramStart"/>
             <w:r>
               <w:rPr>
                 <w:rFonts w:ascii="Times New Roman" w:hAnsi="Times New Roman"/>
@@ -6628,7 +7867,16 @@
                 <w:sz w:val="20"/>
                 <w:szCs w:val="20"/>
               </w:rPr>
-              <w:t xml:space="preserve">  (процент от стоимости объекта недвижимо</w:t>
+              <w:t xml:space="preserve">  (</w:t>
+            </w:r>
+            <w:proofErr w:type="gramEnd"/>
+            <w:r>
+              <w:rPr>
+                <w:rFonts w:ascii="Times New Roman" w:hAnsi="Times New Roman"/>
+                <w:sz w:val="20"/>
+                <w:szCs w:val="20"/>
+              </w:rPr>
+              <w:t>процент от стоимости объекта недвижимо</w:t>
             </w:r>
             <w:r>
               <w:rPr>
@@ -8545,26 +9793,62 @@
           <w:sz w:val="20"/>
           <w:szCs w:val="20"/>
         </w:rPr>
-        <w:t>Потребитель: _______________ /{{</w:t>
-      </w:r>
-      <w:proofErr w:type="gramStart"/>
+        <w:t>Потребитель: _______________ /</w:t>
+      </w:r>
       <w:r>
         <w:rPr>
           <w:rFonts w:ascii="Times New Roman" w:hAnsi="Times New Roman"/>
           <w:sz w:val="20"/>
           <w:szCs w:val="20"/>
         </w:rPr>
-        <w:t>seller.initials</w:t>
-      </w:r>
-      <w:proofErr w:type="gramEnd"/>
+        <w:t xml:space="preserve"> </w:t>
+      </w:r>
       <w:r>
         <w:rPr>
           <w:rFonts w:ascii="Times New Roman" w:hAnsi="Times New Roman"/>
           <w:sz w:val="20"/>
           <w:szCs w:val="20"/>
         </w:rPr>
-        <w:t>}}                           Исполнитель: _________________________О.Р.Турко</w:t>
-      </w:r>
+        <w:t>{{</w:t>
+      </w:r>
+      <w:proofErr w:type="spellStart"/>
+      <w:proofErr w:type="gramStart"/>
+      <w:r>
+        <w:rPr>
+          <w:rFonts w:ascii="Times New Roman" w:hAnsi="Times New Roman"/>
+          <w:sz w:val="20"/>
+          <w:szCs w:val="20"/>
+        </w:rPr>
+        <w:t>seller.initials</w:t>
+      </w:r>
+      <w:proofErr w:type="spellEnd"/>
+      <w:r>
+        <w:rPr>
+          <w:rFonts w:ascii="Times New Roman" w:hAnsi="Times New Roman"/>
+          <w:sz w:val="20"/>
+          <w:szCs w:val="20"/>
+        </w:rPr>
+        <w:t xml:space="preserve">}}   </w:t>
+      </w:r>
+      <w:proofErr w:type="gramEnd"/>
+      <w:r>
+        <w:rPr>
+          <w:rFonts w:ascii="Times New Roman" w:hAnsi="Times New Roman"/>
+          <w:sz w:val="20"/>
+          <w:szCs w:val="20"/>
+        </w:rPr>
+        <w:t xml:space="preserve">                        Исполнитель: _________________________</w:t>
+      </w:r>
+      <w:proofErr w:type="spellStart"/>
+      <w:r>
+        <w:rPr>
+          <w:rFonts w:ascii="Times New Roman" w:hAnsi="Times New Roman"/>
+          <w:sz w:val="20"/>
+          <w:szCs w:val="20"/>
+        </w:rPr>
+        <w:t>О.Р.Турко</w:t>
+      </w:r>
+      <w:proofErr w:type="spellEnd"/>
     </w:p>
     <w:p>
       <w:pPr>
@@ -8617,7 +9901,7 @@
       </w:r>
     </w:p>
     <w:sectPr>
-      <w:headerReference w:type="default" r:id="rId11"/>
+      <w:headerReference w:type="default" r:id="rId9"/>
       <w:pgSz w:w="12240" w:h="15840"/>
       <w:pgMar w:top="567" w:right="720" w:bottom="426" w:left="720" w:header="284" w:footer="708" w:gutter="0"/>
       <w:cols w:space="708"/>
@@ -8628,7 +9912,7 @@
 </file>
 
 <file path=word/endnotes.xml><?xml version="1.0" encoding="utf-8"?>
-<w:endnotes xmlns:wpc="http://schemas.microsoft.com/office/word/2010/wordprocessingCanvas" xmlns:cx="http://schemas.microsoft.com/office/drawing/2014/chartex" xmlns:cx1="http://schemas.microsoft.com/office/drawing/2015/9/8/chartex" xmlns:cx2="http://schemas.microsoft.com/office/drawing/2015/10/21/chartex" xmlns:cx3="http://schemas.microsoft.com/office/drawing/2016/5/9/chartex" xmlns:cx4="http://schemas.microsoft.com/office/drawing/2016/5/10/chartex" xmlns:cx5="http://schemas.microsoft.com/office/drawing/2016/5/11/chartex" xmlns:cx6="http://schemas.microsoft.com/office/drawing/2016/5/12/chartex" xmlns:cx7="http://schemas.microsoft.com/office/drawing/2016/5/13/chartex" xmlns:cx8="http://schemas.microsoft.com/office/drawing/2016/5/14/chartex" xmlns:mc="http://schemas.openxmlformats.org/markup-compatibility/2006" xmlns:aink="http://schemas.microsoft.com/office/drawing/2016/ink" xmlns:am3d="http://schemas.microsoft.com/office/drawing/2017/model3d" xmlns:o="urn:schemas-microsoft-com:office:office" xmlns:r="http://schemas.openxmlformats.org/officeDocument/2006/relationships" xmlns:m="http://schemas.openxmlformats.org/officeDocument/2006/math" xmlns:v="urn:schemas-microsoft-com:vml" xmlns:wp14="http://schemas.microsoft.com/office/word/2010/wordprocessingDrawing" xmlns:wp="http://schemas.openxmlformats.org/drawingml/2006/wordprocessingDrawing" xmlns:w10="urn:schemas-microsoft-com:office:word" xmlns:w="http://schemas.openxmlformats.org/wordprocessingml/2006/main" xmlns:w14="http://schemas.microsoft.com/office/word/2010/wordml" xmlns:w15="http://schemas.microsoft.com/office/word/2012/wordml" xmlns:w16cex="http://schemas.microsoft.com/office/word/2018/wordml/cex" xmlns:w16cid="http://schemas.microsoft.com/office/word/2016/wordml/cid" xmlns:w16="http://schemas.microsoft.com/office/word/2018/wordml" xmlns:w16sdtdh="http://schemas.microsoft.com/office/word/2020/wordml/sdtdatahash" xmlns:w16se="http://schemas.microsoft.com/office/word/2015/wordml/symex" xmlns:wpg="http://schemas.microsoft.com/office/word/2010/wordprocessingGroup" xmlns:wpi="http://schemas.microsoft.com/office/word/2010/wordprocessingInk" xmlns:wne="http://schemas.microsoft.com/office/word/2006/wordml" xmlns:wps="http://schemas.microsoft.com/office/word/2010/wordprocessingShape" mc:Ignorable="w14 w15 w16se w16cid w16 w16cex w16sdtdh wp14">
+<w:endnotes xmlns:wpc="http://schemas.microsoft.com/office/word/2010/wordprocessingCanvas" xmlns:cx="http://schemas.microsoft.com/office/drawing/2014/chartex" xmlns:cx1="http://schemas.microsoft.com/office/drawing/2015/9/8/chartex" xmlns:cx2="http://schemas.microsoft.com/office/drawing/2015/10/21/chartex" xmlns:cx3="http://schemas.microsoft.com/office/drawing/2016/5/9/chartex" xmlns:cx4="http://schemas.microsoft.com/office/drawing/2016/5/10/chartex" xmlns:cx5="http://schemas.microsoft.com/office/drawing/2016/5/11/chartex" xmlns:cx6="http://schemas.microsoft.com/office/drawing/2016/5/12/chartex" xmlns:cx7="http://schemas.microsoft.com/office/drawing/2016/5/13/chartex" xmlns:cx8="http://schemas.microsoft.com/office/drawing/2016/5/14/chartex" xmlns:mc="http://schemas.openxmlformats.org/markup-compatibility/2006" xmlns:aink="http://schemas.microsoft.com/office/drawing/2016/ink" xmlns:am3d="http://schemas.microsoft.com/office/drawing/2017/model3d" xmlns:o="urn:schemas-microsoft-com:office:office" xmlns:oel="http://schemas.microsoft.com/office/2019/extlst" xmlns:r="http://schemas.openxmlformats.org/officeDocument/2006/relationships" xmlns:m="http://schemas.openxmlformats.org/officeDocument/2006/math" xmlns:v="urn:schemas-microsoft-com:vml" xmlns:wp14="http://schemas.microsoft.com/office/word/2010/wordprocessingDrawing" xmlns:wp="http://schemas.openxmlformats.org/drawingml/2006/wordprocessingDrawing" xmlns:w10="urn:schemas-microsoft-com:office:word" xmlns:w="http://schemas.openxmlformats.org/wordprocessingml/2006/main" xmlns:w14="http://schemas.microsoft.com/office/word/2010/wordml" xmlns:w15="http://schemas.microsoft.com/office/word/2012/wordml" xmlns:w16cex="http://schemas.microsoft.com/office/word/2018/wordml/cex" xmlns:w16cid="http://schemas.microsoft.com/office/word/2016/wordml/cid" xmlns:w16="http://schemas.microsoft.com/office/word/2018/wordml" xmlns:w16du="http://schemas.microsoft.com/office/word/2023/wordml/word16du" xmlns:w16sdtdh="http://schemas.microsoft.com/office/word/2020/wordml/sdtdatahash" xmlns:w16sdtfl="http://schemas.microsoft.com/office/word/2024/wordml/sdtformatlock" xmlns:w16se="http://schemas.microsoft.com/office/word/2015/wordml/symex" xmlns:wpg="http://schemas.microsoft.com/office/word/2010/wordprocessingGroup" xmlns:wpi="http://schemas.microsoft.com/office/word/2010/wordprocessingInk" xmlns:wne="http://schemas.microsoft.com/office/word/2006/wordml" xmlns:wps="http://schemas.microsoft.com/office/word/2010/wordprocessingShape" mc:Ignorable="w14 w15 w16se w16cid w16 w16cex w16sdtdh w16sdtfl w16du wp14">
   <w:endnote w:type="separator" w:id="-1">
     <w:p>
       <w:pPr>
@@ -8653,7 +9937,7 @@
 </file>
 
 <file path=word/footnotes.xml><?xml version="1.0" encoding="utf-8"?>
-<w:footnotes xmlns:wpc="http://schemas.microsoft.com/office/word/2010/wordprocessingCanvas" xmlns:cx="http://schemas.microsoft.com/office/drawing/2014/chartex" xmlns:cx1="http://schemas.microsoft.com/office/drawing/2015/9/8/chartex" xmlns:cx2="http://schemas.microsoft.com/office/drawing/2015/10/21/chartex" xmlns:cx3="http://schemas.microsoft.com/office/drawing/2016/5/9/chartex" xmlns:cx4="http://schemas.microsoft.com/office/drawing/2016/5/10/chartex" xmlns:cx5="http://schemas.microsoft.com/office/drawing/2016/5/11/chartex" xmlns:cx6="http://schemas.microsoft.com/office/drawing/2016/5/12/chartex" xmlns:cx7="http://schemas.microsoft.com/office/drawing/2016/5/13/chartex" xmlns:cx8="http://schemas.microsoft.com/office/drawing/2016/5/14/chartex" xmlns:mc="http://schemas.openxmlformats.org/markup-compatibility/2006" xmlns:aink="http://schemas.microsoft.com/office/drawing/2016/ink" xmlns:am3d="http://schemas.microsoft.com/office/drawing/2017/model3d" xmlns:o="urn:schemas-microsoft-com:office:office" xmlns:r="http://schemas.openxmlformats.org/officeDocument/2006/relationships" xmlns:m="http://schemas.openxmlformats.org/officeDocument/2006/math" xmlns:v="urn:schemas-microsoft-com:vml" xmlns:wp14="http://schemas.microsoft.com/office/word/2010/wordprocessingDrawing" xmlns:wp="http://schemas.openxmlformats.org/drawingml/2006/wordprocessingDrawing" xmlns:w10="urn:schemas-microsoft-com:office:word" xmlns:w="http://schemas.openxmlformats.org/wordprocessingml/2006/main" xmlns:w14="http://schemas.microsoft.com/office/word/2010/wordml" xmlns:w15="http://schemas.microsoft.com/office/word/2012/wordml" xmlns:w16cex="http://schemas.microsoft.com/office/word/2018/wordml/cex" xmlns:w16cid="http://schemas.microsoft.com/office/word/2016/wordml/cid" xmlns:w16="http://schemas.microsoft.com/office/word/2018/wordml" xmlns:w16sdtdh="http://schemas.microsoft.com/office/word/2020/wordml/sdtdatahash" xmlns:w16se="http://schemas.microsoft.com/office/word/2015/wordml/symex" xmlns:wpg="http://schemas.microsoft.com/office/word/2010/wordprocessingGroup" xmlns:wpi="http://schemas.microsoft.com/office/word/2010/wordprocessingInk" xmlns:wne="http://schemas.microsoft.com/office/word/2006/wordml" xmlns:wps="http://schemas.microsoft.com/office/word/2010/wordprocessingShape" mc:Ignorable="w14 w15 w16se w16cid w16 w16cex w16sdtdh wp14">
+<w:footnotes xmlns:wpc="http://schemas.microsoft.com/office/word/2010/wordprocessingCanvas" xmlns:cx="http://schemas.microsoft.com/office/drawing/2014/chartex" xmlns:cx1="http://schemas.microsoft.com/office/drawing/2015/9/8/chartex" xmlns:cx2="http://schemas.microsoft.com/office/drawing/2015/10/21/chartex" xmlns:cx3="http://schemas.microsoft.com/office/drawing/2016/5/9/chartex" xmlns:cx4="http://schemas.microsoft.com/office/drawing/2016/5/10/chartex" xmlns:cx5="http://schemas.microsoft.com/office/drawing/2016/5/11/chartex" xmlns:cx6="http://schemas.microsoft.com/office/drawing/2016/5/12/chartex" xmlns:cx7="http://schemas.microsoft.com/office/drawing/2016/5/13/chartex" xmlns:cx8="http://schemas.microsoft.com/office/drawing/2016/5/14/chartex" xmlns:mc="http://schemas.openxmlformats.org/markup-compatibility/2006" xmlns:aink="http://schemas.microsoft.com/office/drawing/2016/ink" xmlns:am3d="http://schemas.microsoft.com/office/drawing/2017/model3d" xmlns:o="urn:schemas-microsoft-com:office:office" xmlns:oel="http://schemas.microsoft.com/office/2019/extlst" xmlns:r="http://schemas.openxmlformats.org/officeDocument/2006/relationships" xmlns:m="http://schemas.openxmlformats.org/officeDocument/2006/math" xmlns:v="urn:schemas-microsoft-com:vml" xmlns:wp14="http://schemas.microsoft.com/office/word/2010/wordprocessingDrawing" xmlns:wp="http://schemas.openxmlformats.org/drawingml/2006/wordprocessingDrawing" xmlns:w10="urn:schemas-microsoft-com:office:word" xmlns:w="http://schemas.openxmlformats.org/wordprocessingml/2006/main" xmlns:w14="http://schemas.microsoft.com/office/word/2010/wordml" xmlns:w15="http://schemas.microsoft.com/office/word/2012/wordml" xmlns:w16cex="http://schemas.microsoft.com/office/word/2018/wordml/cex" xmlns:w16cid="http://schemas.microsoft.com/office/word/2016/wordml/cid" xmlns:w16="http://schemas.microsoft.com/office/word/2018/wordml" xmlns:w16du="http://schemas.microsoft.com/office/word/2023/wordml/word16du" xmlns:w16sdtdh="http://schemas.microsoft.com/office/word/2020/wordml/sdtdatahash" xmlns:w16sdtfl="http://schemas.microsoft.com/office/word/2024/wordml/sdtformatlock" xmlns:w16se="http://schemas.microsoft.com/office/word/2015/wordml/symex" xmlns:wpg="http://schemas.microsoft.com/office/word/2010/wordprocessingGroup" xmlns:wpi="http://schemas.microsoft.com/office/word/2010/wordprocessingInk" xmlns:wne="http://schemas.microsoft.com/office/word/2006/wordml" xmlns:wps="http://schemas.microsoft.com/office/word/2010/wordprocessingShape" mc:Ignorable="w14 w15 w16se w16cid w16 w16cex w16sdtdh w16sdtfl w16du wp14">
   <w:footnote w:type="separator" w:id="-1">
     <w:p>
       <w:pPr>
@@ -8678,7 +9962,7 @@
 </file>
 
 <file path=word/header1.xml><?xml version="1.0" encoding="utf-8"?>
-<w:hdr xmlns:wpc="http://schemas.microsoft.com/office/word/2010/wordprocessingCanvas" xmlns:cx="http://schemas.microsoft.com/office/drawing/2014/chartex" xmlns:cx1="http://schemas.microsoft.com/office/drawing/2015/9/8/chartex" xmlns:cx2="http://schemas.microsoft.com/office/drawing/2015/10/21/chartex" xmlns:cx3="http://schemas.microsoft.com/office/drawing/2016/5/9/chartex" xmlns:cx4="http://schemas.microsoft.com/office/drawing/2016/5/10/chartex" xmlns:cx5="http://schemas.microsoft.com/office/drawing/2016/5/11/chartex" xmlns:cx6="http://schemas.microsoft.com/office/drawing/2016/5/12/chartex" xmlns:cx7="http://schemas.microsoft.com/office/drawing/2016/5/13/chartex" xmlns:cx8="http://schemas.microsoft.com/office/drawing/2016/5/14/chartex" xmlns:mc="http://schemas.openxmlformats.org/markup-compatibility/2006" xmlns:aink="http://schemas.microsoft.com/office/drawing/2016/ink" xmlns:am3d="http://schemas.microsoft.com/office/drawing/2017/model3d" xmlns:o="urn:schemas-microsoft-com:office:office" xmlns:r="http://schemas.openxmlformats.org/officeDocument/2006/relationships" xmlns:m="http://schemas.openxmlformats.org/officeDocument/2006/math" xmlns:v="urn:schemas-microsoft-com:vml" xmlns:wp14="http://schemas.microsoft.com/office/word/2010/wordprocessingDrawing" xmlns:wp="http://schemas.openxmlformats.org/drawingml/2006/wordprocessingDrawing" xmlns:w10="urn:schemas-microsoft-com:office:word" xmlns:w="http://schemas.openxmlformats.org/wordprocessingml/2006/main" xmlns:w14="http://schemas.microsoft.com/office/word/2010/wordml" xmlns:w15="http://schemas.microsoft.com/office/word/2012/wordml" xmlns:w16cex="http://schemas.microsoft.com/office/word/2018/wordml/cex" xmlns:w16cid="http://schemas.microsoft.com/office/word/2016/wordml/cid" xmlns:w16="http://schemas.microsoft.com/office/word/2018/wordml" xmlns:w16sdtdh="http://schemas.microsoft.com/office/word/2020/wordml/sdtdatahash" xmlns:w16se="http://schemas.microsoft.com/office/word/2015/wordml/symex" xmlns:wpg="http://schemas.microsoft.com/office/word/2010/wordprocessingGroup" xmlns:wpi="http://schemas.microsoft.com/office/word/2010/wordprocessingInk" xmlns:wne="http://schemas.microsoft.com/office/word/2006/wordml" xmlns:wps="http://schemas.microsoft.com/office/word/2010/wordprocessingShape" mc:Ignorable="w14 w15 w16se w16cid w16 w16cex w16sdtdh wp14">
+<w:hdr xmlns:wpc="http://schemas.microsoft.com/office/word/2010/wordprocessingCanvas" xmlns:cx="http://schemas.microsoft.com/office/drawing/2014/chartex" xmlns:cx1="http://schemas.microsoft.com/office/drawing/2015/9/8/chartex" xmlns:cx2="http://schemas.microsoft.com/office/drawing/2015/10/21/chartex" xmlns:cx3="http://schemas.microsoft.com/office/drawing/2016/5/9/chartex" xmlns:cx4="http://schemas.microsoft.com/office/drawing/2016/5/10/chartex" xmlns:cx5="http://schemas.microsoft.com/office/drawing/2016/5/11/chartex" xmlns:cx6="http://schemas.microsoft.com/office/drawing/2016/5/12/chartex" xmlns:cx7="http://schemas.microsoft.com/office/drawing/2016/5/13/chartex" xmlns:cx8="http://schemas.microsoft.com/office/drawing/2016/5/14/chartex" xmlns:mc="http://schemas.openxmlformats.org/markup-compatibility/2006" xmlns:aink="http://schemas.microsoft.com/office/drawing/2016/ink" xmlns:am3d="http://schemas.microsoft.com/office/drawing/2017/model3d" xmlns:o="urn:schemas-microsoft-com:office:office" xmlns:oel="http://schemas.microsoft.com/office/2019/extlst" xmlns:r="http://schemas.openxmlformats.org/officeDocument/2006/relationships" xmlns:m="http://schemas.openxmlformats.org/officeDocument/2006/math" xmlns:v="urn:schemas-microsoft-com:vml" xmlns:wp14="http://schemas.microsoft.com/office/word/2010/wordprocessingDrawing" xmlns:wp="http://schemas.openxmlformats.org/drawingml/2006/wordprocessingDrawing" xmlns:w10="urn:schemas-microsoft-com:office:word" xmlns:w="http://schemas.openxmlformats.org/wordprocessingml/2006/main" xmlns:w14="http://schemas.microsoft.com/office/word/2010/wordml" xmlns:w15="http://schemas.microsoft.com/office/word/2012/wordml" xmlns:w16cex="http://schemas.microsoft.com/office/word/2018/wordml/cex" xmlns:w16cid="http://schemas.microsoft.com/office/word/2016/wordml/cid" xmlns:w16="http://schemas.microsoft.com/office/word/2018/wordml" xmlns:w16du="http://schemas.microsoft.com/office/word/2023/wordml/word16du" xmlns:w16sdtdh="http://schemas.microsoft.com/office/word/2020/wordml/sdtdatahash" xmlns:w16sdtfl="http://schemas.microsoft.com/office/word/2024/wordml/sdtformatlock" xmlns:w16se="http://schemas.microsoft.com/office/word/2015/wordml/symex" xmlns:wpg="http://schemas.microsoft.com/office/word/2010/wordprocessingGroup" xmlns:wpi="http://schemas.microsoft.com/office/word/2010/wordprocessingInk" xmlns:wne="http://schemas.microsoft.com/office/word/2006/wordml" xmlns:wps="http://schemas.microsoft.com/office/word/2010/wordprocessingShape" mc:Ignorable="w14 w15 w16se w16cid w16 w16cex w16sdtdh w16sdtfl w16du wp14">
   <w:p>
     <w:pPr>
       <w:pStyle w:val="ab"/>
@@ -8718,7 +10002,7 @@
 </file>
 
 <file path=word/numbering.xml><?xml version="1.0" encoding="utf-8"?>
-<w:numbering xmlns:wpc="http://schemas.microsoft.com/office/word/2010/wordprocessingCanvas" xmlns:cx="http://schemas.microsoft.com/office/drawing/2014/chartex" xmlns:cx1="http://schemas.microsoft.com/office/drawing/2015/9/8/chartex" xmlns:cx2="http://schemas.microsoft.com/office/drawing/2015/10/21/chartex" xmlns:cx3="http://schemas.microsoft.com/office/drawing/2016/5/9/chartex" xmlns:cx4="http://schemas.microsoft.com/office/drawing/2016/5/10/chartex" xmlns:cx5="http://schemas.microsoft.com/office/drawing/2016/5/11/chartex" xmlns:cx6="http://schemas.microsoft.com/office/drawing/2016/5/12/chartex" xmlns:cx7="http://schemas.microsoft.com/office/drawing/2016/5/13/chartex" xmlns:cx8="http://schemas.microsoft.com/office/drawing/2016/5/14/chartex" xmlns:mc="http://schemas.openxmlformats.org/markup-compatibility/2006" xmlns:aink="http://schemas.microsoft.com/office/drawing/2016/ink" xmlns:am3d="http://schemas.microsoft.com/office/drawing/2017/model3d" xmlns:o="urn:schemas-microsoft-com:office:office" xmlns:r="http://schemas.openxmlformats.org/officeDocument/2006/relationships" xmlns:m="http://schemas.openxmlformats.org/officeDocument/2006/math" xmlns:v="urn:schemas-microsoft-com:vml" xmlns:wp14="http://schemas.microsoft.com/office/word/2010/wordprocessingDrawing" xmlns:wp="http://schemas.openxmlformats.org/drawingml/2006/wordprocessingDrawing" xmlns:w10="urn:schemas-microsoft-com:office:word" xmlns:w="http://schemas.openxmlformats.org/wordprocessingml/2006/main" xmlns:w14="http://schemas.microsoft.com/office/word/2010/wordml" xmlns:w15="http://schemas.microsoft.com/office/word/2012/wordml" xmlns:w16cex="http://schemas.microsoft.com/office/word/2018/wordml/cex" xmlns:w16cid="http://schemas.microsoft.com/office/word/2016/wordml/cid" xmlns:w16="http://schemas.microsoft.com/office/word/2018/wordml" xmlns:w16sdtdh="http://schemas.microsoft.com/office/word/2020/wordml/sdtdatahash" xmlns:w16se="http://schemas.microsoft.com/office/word/2015/wordml/symex" xmlns:wpg="http://schemas.microsoft.com/office/word/2010/wordprocessingGroup" xmlns:wpi="http://schemas.microsoft.com/office/word/2010/wordprocessingInk" xmlns:wne="http://schemas.microsoft.com/office/word/2006/wordml" xmlns:wps="http://schemas.microsoft.com/office/word/2010/wordprocessingShape" mc:Ignorable="w14 w15 w16se w16cid w16 w16cex w16sdtdh wp14">
+<w:numbering xmlns:wpc="http://schemas.microsoft.com/office/word/2010/wordprocessingCanvas" xmlns:cx="http://schemas.microsoft.com/office/drawing/2014/chartex" xmlns:cx1="http://schemas.microsoft.com/office/drawing/2015/9/8/chartex" xmlns:cx2="http://schemas.microsoft.com/office/drawing/2015/10/21/chartex" xmlns:cx3="http://schemas.microsoft.com/office/drawing/2016/5/9/chartex" xmlns:cx4="http://schemas.microsoft.com/office/drawing/2016/5/10/chartex" xmlns:cx5="http://schemas.microsoft.com/office/drawing/2016/5/11/chartex" xmlns:cx6="http://schemas.microsoft.com/office/drawing/2016/5/12/chartex" xmlns:cx7="http://schemas.microsoft.com/office/drawing/2016/5/13/chartex" xmlns:cx8="http://schemas.microsoft.com/office/drawing/2016/5/14/chartex" xmlns:mc="http://schemas.openxmlformats.org/markup-compatibility/2006" xmlns:aink="http://schemas.microsoft.com/office/drawing/2016/ink" xmlns:am3d="http://schemas.microsoft.com/office/drawing/2017/model3d" xmlns:o="urn:schemas-microsoft-com:office:office" xmlns:oel="http://schemas.microsoft.com/office/2019/extlst" xmlns:r="http://schemas.openxmlformats.org/officeDocument/2006/relationships" xmlns:m="http://schemas.openxmlformats.org/officeDocument/2006/math" xmlns:v="urn:schemas-microsoft-com:vml" xmlns:wp14="http://schemas.microsoft.com/office/word/2010/wordprocessingDrawing" xmlns:wp="http://schemas.openxmlformats.org/drawingml/2006/wordprocessingDrawing" xmlns:w10="urn:schemas-microsoft-com:office:word" xmlns:w="http://schemas.openxmlformats.org/wordprocessingml/2006/main" xmlns:w14="http://schemas.microsoft.com/office/word/2010/wordml" xmlns:w15="http://schemas.microsoft.com/office/word/2012/wordml" xmlns:w16cex="http://schemas.microsoft.com/office/word/2018/wordml/cex" xmlns:w16cid="http://schemas.microsoft.com/office/word/2016/wordml/cid" xmlns:w16="http://schemas.microsoft.com/office/word/2018/wordml" xmlns:w16du="http://schemas.microsoft.com/office/word/2023/wordml/word16du" xmlns:w16sdtdh="http://schemas.microsoft.com/office/word/2020/wordml/sdtdatahash" xmlns:w16sdtfl="http://schemas.microsoft.com/office/word/2024/wordml/sdtformatlock" xmlns:w16se="http://schemas.microsoft.com/office/word/2015/wordml/symex" xmlns:wpg="http://schemas.microsoft.com/office/word/2010/wordprocessingGroup" xmlns:wpi="http://schemas.microsoft.com/office/word/2010/wordprocessingInk" xmlns:wne="http://schemas.microsoft.com/office/word/2006/wordml" xmlns:wps="http://schemas.microsoft.com/office/word/2010/wordprocessingShape" mc:Ignorable="w14 w15 w16se w16cid w16 w16cex w16sdtdh w16sdtfl w16du wp14">
   <w:abstractNum w:abstractNumId="0" w15:restartNumberingAfterBreak="0">
     <w:nsid w:val="1ED918AF"/>
     <w:multiLevelType w:val="multilevel"/>
@@ -8981,17 +10265,17 @@
       </w:rPr>
     </w:lvl>
   </w:abstractNum>
-  <w:num w:numId="1">
+  <w:num w:numId="1" w16cid:durableId="1080754636">
     <w:abstractNumId w:val="0"/>
   </w:num>
-  <w:num w:numId="2">
+  <w:num w:numId="2" w16cid:durableId="813721933">
     <w:abstractNumId w:val="1"/>
   </w:num>
 </w:numbering>
 </file>
 
 <file path=word/styles.xml><?xml version="1.0" encoding="utf-8"?>
-<w:styles xmlns:mc="http://schemas.openxmlformats.org/markup-compatibility/2006" xmlns:r="http://schemas.openxmlformats.org/officeDocument/2006/relationships" xmlns:w="http://schemas.openxmlformats.org/wordprocessingml/2006/main" xmlns:w14="http://schemas.microsoft.com/office/word/2010/wordml" xmlns:w15="http://schemas.microsoft.com/office/word/2012/wordml" xmlns:w16cex="http://schemas.microsoft.com/office/word/2018/wordml/cex" xmlns:w16cid="http://schemas.microsoft.com/office/word/2016/wordml/cid" xmlns:w16="http://schemas.microsoft.com/office/word/2018/wordml" xmlns:w16sdtdh="http://schemas.microsoft.com/office/word/2020/wordml/sdtdatahash" xmlns:w16se="http://schemas.microsoft.com/office/word/2015/wordml/symex" mc:Ignorable="w14 w15 w16se w16cid w16 w16cex w16sdtdh">
+<w:styles xmlns:mc="http://schemas.openxmlformats.org/markup-compatibility/2006" xmlns:r="http://schemas.openxmlformats.org/officeDocument/2006/relationships" xmlns:w="http://schemas.openxmlformats.org/wordprocessingml/2006/main" xmlns:w14="http://schemas.microsoft.com/office/word/2010/wordml" xmlns:w15="http://schemas.microsoft.com/office/word/2012/wordml" xmlns:w16cex="http://schemas.microsoft.com/office/word/2018/wordml/cex" xmlns:w16cid="http://schemas.microsoft.com/office/word/2016/wordml/cid" xmlns:w16="http://schemas.microsoft.com/office/word/2018/wordml" xmlns:w16du="http://schemas.microsoft.com/office/word/2023/wordml/word16du" xmlns:w16sdtdh="http://schemas.microsoft.com/office/word/2020/wordml/sdtdatahash" xmlns:w16sdtfl="http://schemas.microsoft.com/office/word/2024/wordml/sdtformatlock" xmlns:w16se="http://schemas.microsoft.com/office/word/2015/wordml/symex" mc:Ignorable="w14 w15 w16se w16cid w16 w16cex w16sdtdh w16sdtfl w16du">
   <w:docDefaults>
     <w:rPrDefault>
       <w:rPr>

--- a/templates/working/Договор_ЭКС_2_собств.docx
+++ b/templates/working/Договор_ЭКС_2_собств.docx
@@ -25,29 +25,7 @@
           <w:szCs w:val="24"/>
           <w:lang w:eastAsia="ru-RU"/>
         </w:rPr>
-        <w:t>ДОГОВОР №{{</w:t>
-      </w:r>
-      <w:proofErr w:type="gramStart"/>
-      <w:r>
-        <w:rPr>
-          <w:rFonts w:ascii="Times New Roman" w:eastAsia="Times New Roman" w:hAnsi="Times New Roman"/>
-          <w:b/>
-          <w:sz w:val="24"/>
-          <w:szCs w:val="24"/>
-          <w:lang w:eastAsia="ru-RU"/>
-        </w:rPr>
-        <w:t>deal.contractNumber</w:t>
-      </w:r>
-      <w:proofErr w:type="gramEnd"/>
-      <w:r>
-        <w:rPr>
-          <w:rFonts w:ascii="Times New Roman" w:eastAsia="Times New Roman" w:hAnsi="Times New Roman"/>
-          <w:b/>
-          <w:sz w:val="24"/>
-          <w:szCs w:val="24"/>
-          <w:lang w:eastAsia="ru-RU"/>
-        </w:rPr>
-        <w:t>}}</w:t>
+        <w:t>ДОГОВОР №{{deal.contractNumber}}</w:t>
       </w:r>
     </w:p>
     <w:p>
@@ -122,39 +100,26 @@
           <w:szCs w:val="24"/>
           <w:lang w:eastAsia="ru-RU"/>
         </w:rPr>
-        <w:t xml:space="preserve">г.Лида                                                                                                                                     </w:t>
-      </w:r>
-      <w:proofErr w:type="gramStart"/>
-      <w:r>
-        <w:rPr>
-          <w:rFonts w:ascii="Times New Roman" w:eastAsia="Times New Roman" w:hAnsi="Times New Roman"/>
-          <w:sz w:val="24"/>
-          <w:szCs w:val="24"/>
-          <w:lang w:eastAsia="ru-RU"/>
-        </w:rPr>
-        <w:t xml:space="preserve">   {</w:t>
-      </w:r>
-      <w:proofErr w:type="gramEnd"/>
-      <w:r>
-        <w:rPr>
-          <w:rFonts w:ascii="Times New Roman" w:eastAsia="Times New Roman" w:hAnsi="Times New Roman"/>
-          <w:sz w:val="24"/>
-          <w:szCs w:val="24"/>
-          <w:lang w:eastAsia="ru-RU"/>
-        </w:rPr>
-        <w:t>{</w:t>
-      </w:r>
-      <w:proofErr w:type="gramStart"/>
-      <w:r>
-        <w:rPr>
-          <w:rFonts w:ascii="Times New Roman" w:eastAsia="Times New Roman" w:hAnsi="Times New Roman"/>
-          <w:sz w:val="24"/>
-          <w:szCs w:val="24"/>
-          <w:lang w:eastAsia="ru-RU"/>
-        </w:rPr>
-        <w:t>deal.date}}г.</w:t>
-      </w:r>
-      <w:proofErr w:type="gramEnd"/>
+        <w:t>г.</w:t>
+      </w:r>
+      <w:r>
+        <w:rPr>
+          <w:rFonts w:ascii="Times New Roman" w:eastAsia="Times New Roman" w:hAnsi="Times New Roman"/>
+          <w:sz w:val="24"/>
+          <w:szCs w:val="24"/>
+          <w:lang w:eastAsia="ru-RU"/>
+        </w:rPr>
+        <w:t xml:space="preserve"> </w:t>
+      </w:r>
+      <w:r>
+        <w:rPr>
+          <w:rFonts w:ascii="Times New Roman" w:eastAsia="Times New Roman" w:hAnsi="Times New Roman"/>
+          <w:sz w:val="24"/>
+          <w:szCs w:val="24"/>
+          <w:lang w:eastAsia="ru-RU"/>
+        </w:rPr>
+        <w:t>Лида                                                                                                                                        {{deal.date}}г.</w:t>
+      </w:r>
     </w:p>
     <w:p>
       <w:pPr>
@@ -183,9 +148,35 @@
           <w:szCs w:val="24"/>
           <w:lang w:eastAsia="ru-RU"/>
         </w:rPr>
-        <w:t>{{</w:t>
-      </w:r>
-      <w:proofErr w:type="spellStart"/>
+        <w:t>{{seller.fullName}}</w:t>
+      </w:r>
+      <w:r>
+        <w:rPr>
+          <w:rFonts w:ascii="Times New Roman" w:eastAsia="Times New Roman" w:hAnsi="Times New Roman"/>
+          <w:sz w:val="24"/>
+          <w:szCs w:val="24"/>
+          <w:lang w:eastAsia="ru-RU"/>
+        </w:rPr>
+        <w:t>, в дальнейшем именуемы</w:t>
+      </w:r>
+      <w:r>
+        <w:rPr>
+          <w:rFonts w:ascii="Times New Roman" w:eastAsia="Times New Roman" w:hAnsi="Times New Roman"/>
+          <w:sz w:val="24"/>
+          <w:szCs w:val="24"/>
+          <w:lang w:eastAsia="ru-RU"/>
+        </w:rPr>
+        <w:t>й</w:t>
+      </w:r>
+      <w:r>
+        <w:rPr>
+          <w:rFonts w:ascii="Times New Roman" w:eastAsia="Times New Roman" w:hAnsi="Times New Roman"/>
+          <w:sz w:val="24"/>
+          <w:szCs w:val="24"/>
+          <w:lang w:eastAsia="ru-RU"/>
+        </w:rPr>
+        <w:t xml:space="preserve"> </w:t>
+      </w:r>
       <w:r>
         <w:rPr>
           <w:rFonts w:ascii="Times New Roman" w:eastAsia="Times New Roman" w:hAnsi="Times New Roman"/>
@@ -195,9 +186,8 @@
           <w:szCs w:val="24"/>
           <w:lang w:eastAsia="ru-RU"/>
         </w:rPr>
-        <w:t>seller.fullName</w:t>
-      </w:r>
-      <w:proofErr w:type="spellEnd"/>
+        <w:t>"Потребител</w:t>
+      </w:r>
       <w:r>
         <w:rPr>
           <w:rFonts w:ascii="Times New Roman" w:eastAsia="Times New Roman" w:hAnsi="Times New Roman"/>
@@ -207,34 +197,7 @@
           <w:szCs w:val="24"/>
           <w:lang w:eastAsia="ru-RU"/>
         </w:rPr>
-        <w:t>}}</w:t>
-      </w:r>
-      <w:r>
-        <w:rPr>
-          <w:rFonts w:ascii="Times New Roman" w:eastAsia="Times New Roman" w:hAnsi="Times New Roman"/>
-          <w:sz w:val="24"/>
-          <w:szCs w:val="24"/>
-          <w:lang w:eastAsia="ru-RU"/>
-        </w:rPr>
-        <w:t>, в дальнейшем именуемы</w:t>
-      </w:r>
-      <w:r>
-        <w:rPr>
-          <w:rFonts w:ascii="Times New Roman" w:eastAsia="Times New Roman" w:hAnsi="Times New Roman"/>
-          <w:sz w:val="24"/>
-          <w:szCs w:val="24"/>
-          <w:lang w:eastAsia="ru-RU"/>
-        </w:rPr>
-        <w:t>й</w:t>
-      </w:r>
-      <w:r>
-        <w:rPr>
-          <w:rFonts w:ascii="Times New Roman" w:eastAsia="Times New Roman" w:hAnsi="Times New Roman"/>
-          <w:sz w:val="24"/>
-          <w:szCs w:val="24"/>
-          <w:lang w:eastAsia="ru-RU"/>
-        </w:rPr>
-        <w:t xml:space="preserve"> </w:t>
+        <w:t>ь</w:t>
       </w:r>
       <w:r>
         <w:rPr>
@@ -245,28 +208,6 @@
           <w:szCs w:val="24"/>
           <w:lang w:eastAsia="ru-RU"/>
         </w:rPr>
-        <w:t>"Потребител</w:t>
-      </w:r>
-      <w:r>
-        <w:rPr>
-          <w:rFonts w:ascii="Times New Roman" w:eastAsia="Times New Roman" w:hAnsi="Times New Roman"/>
-          <w:b/>
-          <w:bCs/>
-          <w:sz w:val="24"/>
-          <w:szCs w:val="24"/>
-          <w:lang w:eastAsia="ru-RU"/>
-        </w:rPr>
-        <w:t>ь</w:t>
-      </w:r>
-      <w:r>
-        <w:rPr>
-          <w:rFonts w:ascii="Times New Roman" w:eastAsia="Times New Roman" w:hAnsi="Times New Roman"/>
-          <w:b/>
-          <w:bCs/>
-          <w:sz w:val="24"/>
-          <w:szCs w:val="24"/>
-          <w:lang w:eastAsia="ru-RU"/>
-        </w:rPr>
         <w:t>"</w:t>
       </w:r>
       <w:r>
@@ -276,19 +217,8 @@
           <w:szCs w:val="24"/>
           <w:lang w:eastAsia="ru-RU"/>
         </w:rPr>
-        <w:t>, и Общество с ограниченной ответственностью «ГермесГарант» на основании лицензии Министерства юстиции Республики Беларусь 02240/543 от 12.06.2026г, договора обязательного страхования ответственности за причинение вреда в связи с осуществлением риэлтерской деятельности с БРУСП «</w:t>
-      </w:r>
-      <w:proofErr w:type="spellStart"/>
-      <w:r>
-        <w:rPr>
-          <w:rFonts w:ascii="Times New Roman" w:eastAsia="Times New Roman" w:hAnsi="Times New Roman"/>
-          <w:sz w:val="24"/>
-          <w:szCs w:val="24"/>
-          <w:lang w:eastAsia="ru-RU"/>
-        </w:rPr>
-        <w:t>Белго</w:t>
-      </w:r>
-      <w:proofErr w:type="spellEnd"/>
+        <w:t>, и Общество с ограниченной ответственностью «ГермесГарант» на основании лицензии Министерства юстиции Республики Беларусь 02240/543 от 12.06.2026г, договора обязательного страхования ответственности за причинение вреда в связи с осуществлением риэлтерской деятельности с БРУСП «Белго</w:t>
+      </w:r>
       <w:r>
         <w:rPr>
           <w:rFonts w:ascii="Times New Roman" w:eastAsia="Times New Roman" w:hAnsi="Times New Roman"/>
@@ -392,47 +322,351 @@
           <w:szCs w:val="24"/>
           <w:lang w:eastAsia="ru-RU"/>
         </w:rPr>
-        <w:t>1.1.  Предметом настоящего договора является оказание Исполнителем Потребителям риэлтерских услуг по содействию в продаже принадлежащего Потребителям на праве собственности объекта недвижимого имущества (далее – риэлтерские услуги), представляющего собой – "{{</w:t>
-      </w:r>
-      <w:proofErr w:type="gramStart"/>
-      <w:r>
-        <w:rPr>
-          <w:rFonts w:ascii="Times New Roman" w:eastAsia="Times New Roman" w:hAnsi="Times New Roman"/>
-          <w:sz w:val="24"/>
-          <w:szCs w:val="24"/>
-          <w:lang w:eastAsia="ru-RU"/>
-        </w:rPr>
-        <w:t>property.type</w:t>
-      </w:r>
-      <w:proofErr w:type="gramEnd"/>
-      <w:r>
-        <w:rPr>
-          <w:rFonts w:ascii="Times New Roman" w:eastAsia="Times New Roman" w:hAnsi="Times New Roman"/>
-          <w:sz w:val="24"/>
-          <w:szCs w:val="24"/>
-          <w:lang w:eastAsia="ru-RU"/>
-        </w:rPr>
-        <w:t>}}", расположенный по адресу {{</w:t>
-      </w:r>
-      <w:proofErr w:type="gramStart"/>
-      <w:r>
-        <w:rPr>
-          <w:rFonts w:ascii="Times New Roman" w:eastAsia="Times New Roman" w:hAnsi="Times New Roman"/>
-          <w:sz w:val="24"/>
-          <w:szCs w:val="24"/>
-          <w:lang w:eastAsia="ru-RU"/>
-        </w:rPr>
-        <w:t>property.address</w:t>
-      </w:r>
-      <w:proofErr w:type="gramEnd"/>
-      <w:r>
-        <w:rPr>
-          <w:rFonts w:ascii="Times New Roman" w:eastAsia="Times New Roman" w:hAnsi="Times New Roman"/>
-          <w:sz w:val="24"/>
-          <w:szCs w:val="24"/>
-          <w:lang w:eastAsia="ru-RU"/>
-        </w:rPr>
-        <w:t>}}.</w:t>
+        <w:t>1.1.  Предметом настоящего договора является оказание Исполнителем Потребителям риэлтерских услуг по содействию в продаже принадлежащего Потребителям на праве собственности объекта недвижимого имущества (далее – риэлтерские услуги), представляющего собой – "{{property.type}}", расположенный по адресу {{property.address}}.</w:t>
+      </w:r>
+    </w:p>
+    <w:p>
+      <w:pPr>
+        <w:spacing w:after="0" w:line="240" w:lineRule="auto"/>
+        <w:ind w:left="567" w:hanging="567"/>
+        <w:jc w:val="both"/>
+        <w:rPr>
+          <w:rFonts w:ascii="Times New Roman" w:hAnsi="Times New Roman"/>
+          <w:sz w:val="24"/>
+          <w:szCs w:val="24"/>
+        </w:rPr>
+      </w:pPr>
+      <w:r>
+        <w:rPr>
+          <w:rFonts w:ascii="Times New Roman" w:hAnsi="Times New Roman"/>
+          <w:sz w:val="24"/>
+          <w:szCs w:val="24"/>
+        </w:rPr>
+        <w:t>1.2. Описание Объекта: количеств комнат - {{property.rooms}}; общая площадь - {{</w:t>
+      </w:r>
+      <w:r>
+        <w:rPr>
+          <w:rFonts w:ascii="Times New Roman" w:hAnsi="Times New Roman"/>
+          <w:sz w:val="24"/>
+          <w:szCs w:val="24"/>
+          <w:lang w:val="en-US"/>
+        </w:rPr>
+        <w:t>property</w:t>
+      </w:r>
+      <w:r>
+        <w:rPr>
+          <w:rFonts w:ascii="Times New Roman" w:hAnsi="Times New Roman"/>
+          <w:sz w:val="24"/>
+          <w:szCs w:val="24"/>
+        </w:rPr>
+        <w:t>.</w:t>
+      </w:r>
+      <w:r>
+        <w:rPr>
+          <w:rFonts w:ascii="Times New Roman" w:hAnsi="Times New Roman"/>
+          <w:sz w:val="24"/>
+          <w:szCs w:val="24"/>
+          <w:lang w:val="en-US"/>
+        </w:rPr>
+        <w:t>areaTotal</w:t>
+      </w:r>
+      <w:r>
+        <w:rPr>
+          <w:rFonts w:ascii="Times New Roman" w:hAnsi="Times New Roman"/>
+          <w:sz w:val="24"/>
+          <w:szCs w:val="24"/>
+        </w:rPr>
+        <w:t>}} м²; жилая площадь - {{</w:t>
+      </w:r>
+      <w:r>
+        <w:rPr>
+          <w:rFonts w:ascii="Times New Roman" w:hAnsi="Times New Roman"/>
+          <w:sz w:val="24"/>
+          <w:szCs w:val="24"/>
+          <w:lang w:val="en-US"/>
+        </w:rPr>
+        <w:t>property</w:t>
+      </w:r>
+      <w:r>
+        <w:rPr>
+          <w:rFonts w:ascii="Times New Roman" w:hAnsi="Times New Roman"/>
+          <w:sz w:val="24"/>
+          <w:szCs w:val="24"/>
+        </w:rPr>
+        <w:t>.areaLiving}} м², этаж/этажность - {{</w:t>
+      </w:r>
+      <w:r>
+        <w:rPr>
+          <w:rFonts w:ascii="Times New Roman" w:hAnsi="Times New Roman"/>
+          <w:sz w:val="24"/>
+          <w:szCs w:val="24"/>
+          <w:lang w:val="en-US"/>
+        </w:rPr>
+        <w:t>property</w:t>
+      </w:r>
+      <w:r>
+        <w:rPr>
+          <w:rFonts w:ascii="Times New Roman" w:hAnsi="Times New Roman"/>
+          <w:sz w:val="24"/>
+          <w:szCs w:val="24"/>
+        </w:rPr>
+        <w:t>.floor}}/{{</w:t>
+      </w:r>
+      <w:r>
+        <w:rPr>
+          <w:rFonts w:ascii="Times New Roman" w:hAnsi="Times New Roman"/>
+          <w:sz w:val="24"/>
+          <w:szCs w:val="24"/>
+          <w:lang w:val="en-US"/>
+        </w:rPr>
+        <w:t>property</w:t>
+      </w:r>
+      <w:r>
+        <w:rPr>
+          <w:rFonts w:ascii="Times New Roman" w:hAnsi="Times New Roman"/>
+          <w:sz w:val="24"/>
+          <w:szCs w:val="24"/>
+        </w:rPr>
+        <w:t>.floors}}; материал стен - {{</w:t>
+      </w:r>
+      <w:r>
+        <w:rPr>
+          <w:rFonts w:ascii="Times New Roman" w:hAnsi="Times New Roman"/>
+          <w:sz w:val="24"/>
+          <w:szCs w:val="24"/>
+          <w:lang w:val="en-US"/>
+        </w:rPr>
+        <w:t>property</w:t>
+      </w:r>
+      <w:r>
+        <w:rPr>
+          <w:rFonts w:ascii="Times New Roman" w:hAnsi="Times New Roman"/>
+          <w:sz w:val="24"/>
+          <w:szCs w:val="24"/>
+        </w:rPr>
+        <w:t>.wallMaterial}}; год постройки - {{</w:t>
+      </w:r>
+      <w:r>
+        <w:rPr>
+          <w:rFonts w:ascii="Times New Roman" w:hAnsi="Times New Roman"/>
+          <w:sz w:val="24"/>
+          <w:szCs w:val="24"/>
+          <w:lang w:val="en-US"/>
+        </w:rPr>
+        <w:t>property</w:t>
+      </w:r>
+      <w:r>
+        <w:rPr>
+          <w:rFonts w:ascii="Times New Roman" w:hAnsi="Times New Roman"/>
+          <w:sz w:val="24"/>
+          <w:szCs w:val="24"/>
+        </w:rPr>
+        <w:t>.yearBuilt}}; {{#property.isApartment}}инвентарный номер - {{</w:t>
+      </w:r>
+      <w:r>
+        <w:rPr>
+          <w:rFonts w:ascii="Times New Roman" w:hAnsi="Times New Roman"/>
+          <w:sz w:val="24"/>
+          <w:szCs w:val="24"/>
+          <w:lang w:val="en-US"/>
+        </w:rPr>
+        <w:t>property</w:t>
+      </w:r>
+      <w:r>
+        <w:rPr>
+          <w:rFonts w:ascii="Times New Roman" w:hAnsi="Times New Roman"/>
+          <w:sz w:val="24"/>
+          <w:szCs w:val="24"/>
+        </w:rPr>
+        <w:t>.</w:t>
+      </w:r>
+      <w:r>
+        <w:rPr>
+          <w:rFonts w:ascii="Times New Roman" w:hAnsi="Times New Roman"/>
+          <w:sz w:val="24"/>
+          <w:szCs w:val="24"/>
+          <w:lang w:val="en-US"/>
+        </w:rPr>
+        <w:t>inventoryNumber</w:t>
+      </w:r>
+      <w:r>
+        <w:rPr>
+          <w:rFonts w:ascii="Times New Roman" w:hAnsi="Times New Roman"/>
+          <w:sz w:val="24"/>
+          <w:szCs w:val="24"/>
+        </w:rPr>
+        <w:t>}} {{/property.isApartment}}{</w:t>
+      </w:r>
+      <w:r>
+        <w:rPr>
+          <w:rFonts w:ascii="Times New Roman" w:hAnsi="Times New Roman"/>
+          <w:sz w:val="24"/>
+          <w:szCs w:val="24"/>
+          <w:lang w:val="ru-BY"/>
+        </w:rPr>
+        <w:t xml:space="preserve">{#property.isHouse}}кадастровый </w:t>
+      </w:r>
+      <w:r>
+        <w:rPr>
+          <w:rFonts w:ascii="Times New Roman" w:hAnsi="Times New Roman"/>
+          <w:sz w:val="24"/>
+          <w:szCs w:val="24"/>
+        </w:rPr>
+        <w:t>номер – {{</w:t>
+      </w:r>
+      <w:r>
+        <w:rPr>
+          <w:rFonts w:ascii="Times New Roman" w:hAnsi="Times New Roman"/>
+          <w:sz w:val="24"/>
+          <w:szCs w:val="24"/>
+          <w:lang w:val="en-US"/>
+        </w:rPr>
+        <w:t>property</w:t>
+      </w:r>
+      <w:r>
+        <w:rPr>
+          <w:rFonts w:ascii="Times New Roman" w:hAnsi="Times New Roman"/>
+          <w:sz w:val="24"/>
+          <w:szCs w:val="24"/>
+        </w:rPr>
+        <w:t>.cadastre}}; площадь земельного участка – {{</w:t>
+      </w:r>
+      <w:r>
+        <w:rPr>
+          <w:rFonts w:ascii="Times New Roman" w:hAnsi="Times New Roman"/>
+          <w:sz w:val="24"/>
+          <w:szCs w:val="24"/>
+          <w:lang w:val="en-US"/>
+        </w:rPr>
+        <w:t>property</w:t>
+      </w:r>
+      <w:r>
+        <w:rPr>
+          <w:rFonts w:ascii="Times New Roman" w:hAnsi="Times New Roman"/>
+          <w:sz w:val="24"/>
+          <w:szCs w:val="24"/>
+        </w:rPr>
+        <w:t>.</w:t>
+      </w:r>
+      <w:r>
+        <w:rPr>
+          <w:rFonts w:ascii="Times New Roman" w:hAnsi="Times New Roman"/>
+          <w:sz w:val="24"/>
+          <w:szCs w:val="24"/>
+          <w:lang w:val="en-US"/>
+        </w:rPr>
+        <w:t>l</w:t>
+      </w:r>
+      <w:r>
+        <w:rPr>
+          <w:rFonts w:ascii="Times New Roman" w:hAnsi="Times New Roman"/>
+          <w:sz w:val="24"/>
+          <w:szCs w:val="24"/>
+        </w:rPr>
+        <w:t>andArea}} га; форма собственности – {{</w:t>
+      </w:r>
+      <w:r>
+        <w:rPr>
+          <w:rFonts w:ascii="Times New Roman" w:hAnsi="Times New Roman"/>
+          <w:sz w:val="24"/>
+          <w:szCs w:val="24"/>
+          <w:lang w:val="en-US"/>
+        </w:rPr>
+        <w:t>property</w:t>
+      </w:r>
+      <w:r>
+        <w:rPr>
+          <w:rFonts w:ascii="Times New Roman" w:hAnsi="Times New Roman"/>
+          <w:sz w:val="24"/>
+          <w:szCs w:val="24"/>
+        </w:rPr>
+        <w:t>.</w:t>
+      </w:r>
+      <w:r>
+        <w:rPr>
+          <w:rFonts w:ascii="Times New Roman" w:hAnsi="Times New Roman"/>
+          <w:sz w:val="24"/>
+          <w:szCs w:val="24"/>
+          <w:lang w:val="en-US"/>
+        </w:rPr>
+        <w:t>ownershipForm</w:t>
+      </w:r>
+      <w:r>
+        <w:rPr>
+          <w:rFonts w:ascii="Times New Roman" w:hAnsi="Times New Roman"/>
+          <w:sz w:val="24"/>
+          <w:szCs w:val="24"/>
+        </w:rPr>
+        <w:t>}}</w:t>
+      </w:r>
+      <w:r>
+        <w:rPr>
+          <w:rFonts w:ascii="Times New Roman" w:hAnsi="Times New Roman"/>
+          <w:sz w:val="24"/>
+          <w:szCs w:val="24"/>
+          <w:lang w:val="ru-BY"/>
+        </w:rPr>
+        <w:t>{{/property.isHouse}}.</w:t>
+      </w:r>
+    </w:p>
+    <w:p>
+      <w:pPr>
+        <w:spacing w:after="0" w:line="240" w:lineRule="auto"/>
+        <w:ind w:left="567"/>
+        <w:jc w:val="both"/>
+        <w:rPr>
+          <w:rFonts w:ascii="Times New Roman" w:hAnsi="Times New Roman"/>
+          <w:sz w:val="24"/>
+          <w:szCs w:val="24"/>
+        </w:rPr>
+      </w:pPr>
+      <w:r>
+        <w:rPr>
+          <w:rFonts w:ascii="Times New Roman" w:hAnsi="Times New Roman"/>
+          <w:sz w:val="24"/>
+          <w:szCs w:val="24"/>
+        </w:rPr>
+        <w:t xml:space="preserve">Дополнительная информация (сведения о земельном участке, и пр.) </w:t>
+      </w:r>
+    </w:p>
+    <w:p>
+      <w:pPr>
+        <w:spacing w:after="0" w:line="240" w:lineRule="auto"/>
+        <w:ind w:left="567"/>
+        <w:jc w:val="both"/>
+        <w:rPr>
+          <w:rFonts w:ascii="Times New Roman" w:hAnsi="Times New Roman"/>
+          <w:sz w:val="24"/>
+          <w:szCs w:val="24"/>
+        </w:rPr>
+      </w:pPr>
+      <w:r>
+        <w:rPr>
+          <w:rFonts w:ascii="Times New Roman" w:hAnsi="Times New Roman"/>
+          <w:sz w:val="24"/>
+          <w:szCs w:val="24"/>
+        </w:rPr>
+        <w:t>_____________________________________________________________________________________</w:t>
+      </w:r>
+    </w:p>
+    <w:p>
+      <w:pPr>
+        <w:spacing w:after="0" w:line="240" w:lineRule="auto"/>
+        <w:ind w:left="567" w:hanging="567"/>
+        <w:jc w:val="both"/>
+        <w:rPr>
+          <w:rFonts w:ascii="Times New Roman" w:hAnsi="Times New Roman"/>
+          <w:sz w:val="24"/>
+          <w:szCs w:val="24"/>
+        </w:rPr>
+      </w:pPr>
+      <w:r>
+        <w:rPr>
+          <w:rFonts w:ascii="Times New Roman" w:hAnsi="Times New Roman"/>
+          <w:sz w:val="24"/>
+          <w:szCs w:val="24"/>
+        </w:rPr>
+        <w:t>1.3. Исполнитель оказывает следующие риэлтерские услуги: консультационные услуги по сделкам с объектами недвижимости, услуги по предоставлению информации о спросе и предложении на объекты недвижимости, подбор вариантов сделки с объектом недвижимости, сделки с участием в строительстве объекта недвижимости, организация и проведение согласования условий предстоящей сделки, оказание помощи  в подготовке (оформлении) документов, связанных с совершением сделки с объектом недвижимости, сделки с участием в строительстве объекта недвижимости, регистрация недвижимого имущества, прав на него и сделок с ним.</w:t>
       </w:r>
     </w:p>
     <w:p>
@@ -444,426 +678,67 @@
         <w:ind w:left="567" w:hanging="567"/>
         <w:jc w:val="both"/>
         <w:rPr>
-          <w:rFonts w:ascii="Times New Roman" w:hAnsi="Times New Roman"/>
-          <w:sz w:val="24"/>
-          <w:szCs w:val="24"/>
-        </w:rPr>
-      </w:pPr>
-      <w:r>
-        <w:rPr>
-          <w:rFonts w:ascii="Times New Roman" w:hAnsi="Times New Roman"/>
-          <w:sz w:val="24"/>
-          <w:szCs w:val="24"/>
-        </w:rPr>
-        <w:t>1</w:t>
-      </w:r>
-      <w:r>
-        <w:rPr>
-          <w:rFonts w:ascii="Times New Roman" w:hAnsi="Times New Roman"/>
-          <w:sz w:val="24"/>
-          <w:szCs w:val="24"/>
-        </w:rPr>
-        <w:t>.2. Описание Объекта:</w:t>
-      </w:r>
-      <w:r>
-        <w:rPr>
-          <w:rFonts w:ascii="Times New Roman" w:hAnsi="Times New Roman"/>
-          <w:sz w:val="24"/>
-          <w:szCs w:val="24"/>
+          <w:rFonts w:ascii="Times New Roman" w:eastAsia="Times New Roman" w:hAnsi="Times New Roman"/>
+          <w:sz w:val="24"/>
+          <w:szCs w:val="24"/>
+          <w:lang w:eastAsia="ru-RU"/>
+        </w:rPr>
+      </w:pPr>
+      <w:r>
+        <w:rPr>
+          <w:rFonts w:ascii="Times New Roman" w:eastAsia="Times New Roman" w:hAnsi="Times New Roman"/>
+          <w:sz w:val="24"/>
+          <w:szCs w:val="24"/>
+          <w:lang w:eastAsia="ru-RU"/>
+        </w:rPr>
+        <w:t xml:space="preserve">1.4. Ориентировочная стоимость </w:t>
+      </w:r>
+      <w:r>
+        <w:rPr>
+          <w:rFonts w:ascii="Times New Roman" w:eastAsia="Times New Roman" w:hAnsi="Times New Roman"/>
+          <w:b/>
+          <w:bCs/>
+          <w:sz w:val="24"/>
+          <w:szCs w:val="24"/>
+          <w:lang w:eastAsia="ru-RU"/>
+        </w:rPr>
+        <w:t>{{property.priceBYN}}</w:t>
+      </w:r>
+      <w:r>
+        <w:rPr>
+          <w:rFonts w:ascii="Times New Roman" w:eastAsia="Times New Roman" w:hAnsi="Times New Roman"/>
+          <w:sz w:val="24"/>
+          <w:szCs w:val="24"/>
+          <w:lang w:eastAsia="ru-RU"/>
         </w:rPr>
         <w:t xml:space="preserve"> </w:t>
       </w:r>
       <w:r>
         <w:rPr>
-          <w:rFonts w:ascii="Times New Roman" w:hAnsi="Times New Roman"/>
-          <w:sz w:val="24"/>
-          <w:szCs w:val="24"/>
-        </w:rPr>
-        <w:t>кол-во комнат</w:t>
-      </w:r>
-      <w:r>
-        <w:rPr>
-          <w:rFonts w:ascii="Times New Roman" w:hAnsi="Times New Roman"/>
-          <w:sz w:val="24"/>
-          <w:szCs w:val="24"/>
-        </w:rPr>
-        <w:t xml:space="preserve"> -</w:t>
-      </w:r>
-      <w:r>
-        <w:rPr>
-          <w:rFonts w:ascii="Times New Roman" w:hAnsi="Times New Roman"/>
-          <w:sz w:val="24"/>
-          <w:szCs w:val="24"/>
-        </w:rPr>
-        <w:t xml:space="preserve"> {{</w:t>
-      </w:r>
-      <w:proofErr w:type="spellStart"/>
-      <w:proofErr w:type="gramStart"/>
-      <w:r>
-        <w:rPr>
-          <w:rFonts w:ascii="Times New Roman" w:hAnsi="Times New Roman"/>
-          <w:sz w:val="24"/>
-          <w:szCs w:val="24"/>
-        </w:rPr>
-        <w:t>property.rooms</w:t>
-      </w:r>
-      <w:proofErr w:type="spellEnd"/>
-      <w:proofErr w:type="gramEnd"/>
-      <w:r>
-        <w:rPr>
-          <w:rFonts w:ascii="Times New Roman" w:hAnsi="Times New Roman"/>
-          <w:sz w:val="24"/>
-          <w:szCs w:val="24"/>
-        </w:rPr>
-        <w:t>}}; общая пл</w:t>
-      </w:r>
-      <w:r>
-        <w:rPr>
-          <w:rFonts w:ascii="Times New Roman" w:hAnsi="Times New Roman"/>
-          <w:sz w:val="24"/>
-          <w:szCs w:val="24"/>
-        </w:rPr>
-        <w:t>ощадь</w:t>
-      </w:r>
-      <w:r>
-        <w:rPr>
-          <w:rFonts w:ascii="Times New Roman" w:hAnsi="Times New Roman"/>
-          <w:sz w:val="24"/>
-          <w:szCs w:val="24"/>
-        </w:rPr>
-        <w:t xml:space="preserve"> -</w:t>
-      </w:r>
-      <w:r>
-        <w:rPr>
-          <w:rFonts w:ascii="Times New Roman" w:hAnsi="Times New Roman"/>
-          <w:sz w:val="24"/>
-          <w:szCs w:val="24"/>
-        </w:rPr>
-        <w:t xml:space="preserve"> {{</w:t>
-      </w:r>
-      <w:proofErr w:type="spellStart"/>
-      <w:proofErr w:type="gramStart"/>
-      <w:r>
-        <w:rPr>
-          <w:rFonts w:ascii="Times New Roman" w:hAnsi="Times New Roman"/>
-          <w:sz w:val="24"/>
-          <w:szCs w:val="24"/>
-        </w:rPr>
-        <w:t>property.areaTotal</w:t>
-      </w:r>
-      <w:proofErr w:type="spellEnd"/>
-      <w:proofErr w:type="gramEnd"/>
-      <w:r>
-        <w:rPr>
-          <w:rFonts w:ascii="Times New Roman" w:hAnsi="Times New Roman"/>
-          <w:sz w:val="24"/>
-          <w:szCs w:val="24"/>
-        </w:rPr>
-        <w:t>}} м²; жилая пл</w:t>
-      </w:r>
-      <w:r>
-        <w:rPr>
-          <w:rFonts w:ascii="Times New Roman" w:hAnsi="Times New Roman"/>
-          <w:sz w:val="24"/>
-          <w:szCs w:val="24"/>
-        </w:rPr>
-        <w:t>ощадь</w:t>
-      </w:r>
-      <w:r>
-        <w:rPr>
-          <w:rFonts w:ascii="Times New Roman" w:hAnsi="Times New Roman"/>
-          <w:sz w:val="24"/>
-          <w:szCs w:val="24"/>
-        </w:rPr>
-        <w:t xml:space="preserve"> -</w:t>
-      </w:r>
-      <w:r>
-        <w:rPr>
-          <w:rFonts w:ascii="Times New Roman" w:hAnsi="Times New Roman"/>
-          <w:sz w:val="24"/>
-          <w:szCs w:val="24"/>
-        </w:rPr>
-        <w:t xml:space="preserve"> {{</w:t>
-      </w:r>
-      <w:proofErr w:type="spellStart"/>
-      <w:proofErr w:type="gramStart"/>
-      <w:r>
-        <w:rPr>
-          <w:rFonts w:ascii="Times New Roman" w:hAnsi="Times New Roman"/>
-          <w:sz w:val="24"/>
-          <w:szCs w:val="24"/>
-        </w:rPr>
-        <w:t>property.areaLiving</w:t>
-      </w:r>
-      <w:proofErr w:type="spellEnd"/>
-      <w:proofErr w:type="gramEnd"/>
-      <w:r>
-        <w:rPr>
-          <w:rFonts w:ascii="Times New Roman" w:hAnsi="Times New Roman"/>
-          <w:sz w:val="24"/>
-          <w:szCs w:val="24"/>
-        </w:rPr>
-        <w:t>}} м²; этаж/этажность: {{</w:t>
-      </w:r>
-      <w:proofErr w:type="spellStart"/>
-      <w:proofErr w:type="gramStart"/>
-      <w:r>
-        <w:rPr>
-          <w:rFonts w:ascii="Times New Roman" w:hAnsi="Times New Roman"/>
-          <w:sz w:val="24"/>
-          <w:szCs w:val="24"/>
-        </w:rPr>
-        <w:t>property.floor</w:t>
-      </w:r>
-      <w:proofErr w:type="spellEnd"/>
-      <w:proofErr w:type="gramEnd"/>
-      <w:r>
-        <w:rPr>
-          <w:rFonts w:ascii="Times New Roman" w:hAnsi="Times New Roman"/>
-          <w:sz w:val="24"/>
-          <w:szCs w:val="24"/>
-        </w:rPr>
-        <w:t>}}/{{</w:t>
-      </w:r>
-      <w:proofErr w:type="spellStart"/>
-      <w:proofErr w:type="gramStart"/>
-      <w:r>
-        <w:rPr>
-          <w:rFonts w:ascii="Times New Roman" w:hAnsi="Times New Roman"/>
-          <w:sz w:val="24"/>
-          <w:szCs w:val="24"/>
-        </w:rPr>
-        <w:t>property.floors</w:t>
-      </w:r>
-      <w:proofErr w:type="spellEnd"/>
-      <w:proofErr w:type="gramEnd"/>
-      <w:r>
-        <w:rPr>
-          <w:rFonts w:ascii="Times New Roman" w:hAnsi="Times New Roman"/>
-          <w:sz w:val="24"/>
-          <w:szCs w:val="24"/>
-        </w:rPr>
-        <w:t>}}</w:t>
-      </w:r>
-      <w:r>
-        <w:rPr>
-          <w:rFonts w:ascii="Times New Roman" w:hAnsi="Times New Roman"/>
-          <w:sz w:val="24"/>
-          <w:szCs w:val="24"/>
-        </w:rPr>
-        <w:t>;</w:t>
-      </w:r>
-      <w:r>
-        <w:rPr>
-          <w:rFonts w:ascii="Times New Roman" w:hAnsi="Times New Roman"/>
-          <w:sz w:val="24"/>
-          <w:szCs w:val="24"/>
-        </w:rPr>
-        <w:t xml:space="preserve"> материал</w:t>
-      </w:r>
-      <w:r>
-        <w:rPr>
-          <w:rFonts w:ascii="Times New Roman" w:hAnsi="Times New Roman"/>
-          <w:sz w:val="24"/>
-          <w:szCs w:val="24"/>
-        </w:rPr>
-        <w:t xml:space="preserve"> </w:t>
-      </w:r>
-      <w:r>
-        <w:rPr>
-          <w:rFonts w:ascii="Times New Roman" w:hAnsi="Times New Roman"/>
-          <w:sz w:val="24"/>
-          <w:szCs w:val="24"/>
-        </w:rPr>
-        <w:t>стен</w:t>
-      </w:r>
-      <w:r>
-        <w:rPr>
-          <w:rFonts w:ascii="Times New Roman" w:hAnsi="Times New Roman"/>
-          <w:sz w:val="24"/>
-          <w:szCs w:val="24"/>
-        </w:rPr>
-        <w:t xml:space="preserve"> - </w:t>
-      </w:r>
-      <w:r>
-        <w:rPr>
-          <w:rFonts w:ascii="Times New Roman" w:hAnsi="Times New Roman"/>
-          <w:sz w:val="24"/>
-          <w:szCs w:val="24"/>
-        </w:rPr>
-        <w:t>{{</w:t>
-      </w:r>
-      <w:proofErr w:type="spellStart"/>
-      <w:proofErr w:type="gramStart"/>
-      <w:r>
-        <w:rPr>
-          <w:rFonts w:ascii="Times New Roman" w:hAnsi="Times New Roman"/>
-          <w:sz w:val="24"/>
-          <w:szCs w:val="24"/>
-        </w:rPr>
-        <w:t>property.wallMaterial</w:t>
-      </w:r>
-      <w:proofErr w:type="spellEnd"/>
-      <w:proofErr w:type="gramEnd"/>
-      <w:r>
-        <w:rPr>
-          <w:rFonts w:ascii="Times New Roman" w:hAnsi="Times New Roman"/>
-          <w:sz w:val="24"/>
-          <w:szCs w:val="24"/>
-        </w:rPr>
-        <w:t>}}</w:t>
-      </w:r>
-      <w:r>
-        <w:rPr>
-          <w:rFonts w:ascii="Times New Roman" w:hAnsi="Times New Roman"/>
-          <w:sz w:val="24"/>
-          <w:szCs w:val="24"/>
-        </w:rPr>
-        <w:t>;</w:t>
-      </w:r>
-      <w:r>
-        <w:rPr>
-          <w:rFonts w:ascii="Times New Roman" w:hAnsi="Times New Roman"/>
-          <w:sz w:val="24"/>
-          <w:szCs w:val="24"/>
-        </w:rPr>
-        <w:t xml:space="preserve"> г</w:t>
-      </w:r>
-      <w:r>
-        <w:rPr>
-          <w:rFonts w:ascii="Times New Roman" w:hAnsi="Times New Roman"/>
-          <w:sz w:val="24"/>
-          <w:szCs w:val="24"/>
-        </w:rPr>
-        <w:t>од постройки</w:t>
-      </w:r>
-      <w:r>
-        <w:rPr>
-          <w:rFonts w:ascii="Times New Roman" w:hAnsi="Times New Roman"/>
-          <w:sz w:val="24"/>
-          <w:szCs w:val="24"/>
-        </w:rPr>
-        <w:t xml:space="preserve"> - </w:t>
-      </w:r>
-      <w:r>
-        <w:rPr>
-          <w:rFonts w:ascii="Times New Roman" w:hAnsi="Times New Roman"/>
-          <w:sz w:val="24"/>
-          <w:szCs w:val="24"/>
-        </w:rPr>
-        <w:t>{{</w:t>
-      </w:r>
-      <w:proofErr w:type="spellStart"/>
-      <w:proofErr w:type="gramStart"/>
-      <w:r>
-        <w:rPr>
-          <w:rFonts w:ascii="Times New Roman" w:hAnsi="Times New Roman"/>
-          <w:sz w:val="24"/>
-          <w:szCs w:val="24"/>
-        </w:rPr>
-        <w:t>property.yearBuilt</w:t>
-      </w:r>
-      <w:proofErr w:type="spellEnd"/>
-      <w:proofErr w:type="gramEnd"/>
-      <w:r>
-        <w:rPr>
-          <w:rFonts w:ascii="Times New Roman" w:hAnsi="Times New Roman"/>
-          <w:sz w:val="24"/>
-          <w:szCs w:val="24"/>
-        </w:rPr>
-        <w:t>}}</w:t>
-      </w:r>
-      <w:r>
-        <w:rPr>
-          <w:rFonts w:ascii="Times New Roman" w:hAnsi="Times New Roman"/>
-          <w:sz w:val="24"/>
-          <w:szCs w:val="24"/>
-        </w:rPr>
-        <w:t>;</w:t>
-      </w:r>
-      <w:r>
-        <w:rPr>
-          <w:rFonts w:ascii="Times New Roman" w:hAnsi="Times New Roman"/>
-          <w:sz w:val="24"/>
-          <w:szCs w:val="24"/>
-        </w:rPr>
-        <w:t xml:space="preserve"> инвентарный номер – {{</w:t>
-      </w:r>
-      <w:proofErr w:type="spellStart"/>
-      <w:proofErr w:type="gramStart"/>
-      <w:r>
-        <w:rPr>
-          <w:rFonts w:ascii="Times New Roman" w:hAnsi="Times New Roman"/>
-          <w:sz w:val="24"/>
-          <w:szCs w:val="24"/>
-        </w:rPr>
-        <w:t>property.inventoryNumber</w:t>
-      </w:r>
-      <w:proofErr w:type="spellEnd"/>
-      <w:proofErr w:type="gramEnd"/>
-      <w:r>
-        <w:rPr>
-          <w:rFonts w:ascii="Times New Roman" w:hAnsi="Times New Roman"/>
-          <w:sz w:val="24"/>
-          <w:szCs w:val="24"/>
-        </w:rPr>
-        <w:t>}}</w:t>
-      </w:r>
-    </w:p>
-    <w:p>
-      <w:pPr>
-        <w:spacing w:after="0" w:line="240" w:lineRule="auto"/>
-        <w:ind w:left="567" w:hanging="141"/>
-        <w:jc w:val="both"/>
-        <w:rPr>
-          <w:rFonts w:ascii="Times New Roman" w:hAnsi="Times New Roman"/>
-          <w:sz w:val="24"/>
-          <w:szCs w:val="24"/>
-        </w:rPr>
-      </w:pPr>
-      <w:r>
-        <w:rPr>
-          <w:rFonts w:ascii="Times New Roman" w:hAnsi="Times New Roman"/>
-          <w:sz w:val="24"/>
-          <w:szCs w:val="24"/>
-        </w:rPr>
-        <w:t>Дополнительная информация (сведения о земельном участке, и пр.) __________________________</w:t>
-      </w:r>
-      <w:r>
-        <w:rPr>
-          <w:rFonts w:ascii="Times New Roman" w:hAnsi="Times New Roman"/>
-          <w:sz w:val="24"/>
-          <w:szCs w:val="24"/>
-        </w:rPr>
-        <w:t>________________________________________</w:t>
-      </w:r>
-      <w:r>
-        <w:rPr>
-          <w:rFonts w:ascii="Times New Roman" w:hAnsi="Times New Roman"/>
-          <w:sz w:val="24"/>
-          <w:szCs w:val="24"/>
-        </w:rPr>
-        <w:t>___________________</w:t>
-      </w:r>
-    </w:p>
-    <w:p>
-      <w:pPr>
-        <w:spacing w:after="0" w:line="240" w:lineRule="auto"/>
-        <w:ind w:left="567" w:hanging="567"/>
-        <w:jc w:val="both"/>
-        <w:rPr>
-          <w:rFonts w:ascii="Times New Roman" w:hAnsi="Times New Roman"/>
-          <w:sz w:val="24"/>
-          <w:szCs w:val="24"/>
-        </w:rPr>
-      </w:pPr>
-      <w:r>
-        <w:rPr>
-          <w:rFonts w:ascii="Times New Roman" w:hAnsi="Times New Roman"/>
-          <w:sz w:val="24"/>
-          <w:szCs w:val="24"/>
-        </w:rPr>
-        <w:t>1.3. Исполнитель оказывает следующие риэлтерские услуги: консультационные услуги по сделкам с объектами недвижимости, услуги по предоставлению информации о спросе и предложении на объекты недвижимости, подбор вариантов сделки с объектом недвижимости, сделки с участием в строительстве объекта недвижимости, организация и проведение согласования условий предстоящей сделки, оказание помощи  в подготовке (оформлении) документов, связанных с совершением сделки с объектом недвижимости, сделки с участием в строительстве объекта недвижимости, регистрация недвижимого имущества, прав на него и сделок с ним.</w:t>
+          <w:rFonts w:ascii="Times New Roman" w:eastAsia="Times New Roman" w:hAnsi="Times New Roman"/>
+          <w:sz w:val="24"/>
+          <w:szCs w:val="24"/>
+          <w:lang w:eastAsia="ru-RU"/>
+        </w:rPr>
+        <w:t xml:space="preserve">белорусских рублей </w:t>
+      </w:r>
+      <w:r>
+        <w:rPr>
+          <w:rFonts w:ascii="Times New Roman" w:eastAsia="Times New Roman" w:hAnsi="Times New Roman"/>
+          <w:sz w:val="24"/>
+          <w:szCs w:val="24"/>
+          <w:lang w:eastAsia="ru-RU"/>
+        </w:rPr>
+        <w:t>({{property.priceWords}}</w:t>
+      </w:r>
+      <w:r>
+        <w:rPr>
+          <w:rFonts w:ascii="Times New Roman" w:eastAsia="Times New Roman" w:hAnsi="Times New Roman"/>
+          <w:sz w:val="24"/>
+          <w:szCs w:val="24"/>
+          <w:lang w:eastAsia="ru-RU"/>
+        </w:rPr>
+        <w:t>).</w:t>
       </w:r>
     </w:p>
     <w:p>
@@ -881,51 +756,72 @@
           <w:lang w:eastAsia="ru-RU"/>
         </w:rPr>
       </w:pPr>
-      <w:r>
-        <w:rPr>
-          <w:rFonts w:ascii="Times New Roman" w:eastAsia="Times New Roman" w:hAnsi="Times New Roman"/>
-          <w:sz w:val="24"/>
-          <w:szCs w:val="24"/>
-          <w:lang w:eastAsia="ru-RU"/>
-        </w:rPr>
-        <w:t xml:space="preserve">1.4. Ориентировочная стоимость </w:t>
-      </w:r>
-      <w:r>
+    </w:p>
+    <w:p>
+      <w:pPr>
+        <w:autoSpaceDE w:val="0"/>
+        <w:autoSpaceDN w:val="0"/>
+        <w:adjustRightInd w:val="0"/>
+        <w:spacing w:after="0" w:line="240" w:lineRule="auto"/>
+        <w:jc w:val="center"/>
         <w:rPr>
           <w:rFonts w:ascii="Times New Roman" w:eastAsia="Times New Roman" w:hAnsi="Times New Roman"/>
           <w:b/>
-          <w:bCs/>
-          <w:sz w:val="24"/>
-          <w:szCs w:val="24"/>
-          <w:lang w:eastAsia="ru-RU"/>
-        </w:rPr>
-        <w:t>{{</w:t>
-      </w:r>
-      <w:proofErr w:type="spellStart"/>
-      <w:proofErr w:type="gramStart"/>
+          <w:sz w:val="24"/>
+          <w:szCs w:val="24"/>
+          <w:lang w:eastAsia="ru-RU"/>
+        </w:rPr>
+      </w:pPr>
       <w:r>
         <w:rPr>
           <w:rFonts w:ascii="Times New Roman" w:eastAsia="Times New Roman" w:hAnsi="Times New Roman"/>
           <w:b/>
-          <w:bCs/>
-          <w:sz w:val="24"/>
-          <w:szCs w:val="24"/>
-          <w:lang w:eastAsia="ru-RU"/>
-        </w:rPr>
-        <w:t>property.priceBYN</w:t>
-      </w:r>
-      <w:proofErr w:type="spellEnd"/>
-      <w:proofErr w:type="gramEnd"/>
-      <w:r>
-        <w:rPr>
-          <w:rFonts w:ascii="Times New Roman" w:eastAsia="Times New Roman" w:hAnsi="Times New Roman"/>
-          <w:b/>
-          <w:bCs/>
-          <w:sz w:val="24"/>
-          <w:szCs w:val="24"/>
-          <w:lang w:eastAsia="ru-RU"/>
-        </w:rPr>
-        <w:t>}}</w:t>
+          <w:sz w:val="24"/>
+          <w:szCs w:val="24"/>
+          <w:lang w:eastAsia="ru-RU"/>
+        </w:rPr>
+        <w:t>2. ПОРЯДОК, РАЗМЕРЫ ОПЛАТЫ И ФОРМА РАСЧЕТОВ.</w:t>
+      </w:r>
+    </w:p>
+    <w:p>
+      <w:pPr>
+        <w:shd w:val="clear" w:color="auto" w:fill="FFFFFF" w:themeFill="background1"/>
+        <w:spacing w:after="0" w:line="240" w:lineRule="auto"/>
+        <w:ind w:left="567" w:hanging="567"/>
+        <w:jc w:val="both"/>
+        <w:rPr>
+          <w:rFonts w:ascii="Times New Roman" w:hAnsi="Times New Roman"/>
+          <w:noProof/>
+          <w:sz w:val="24"/>
+          <w:szCs w:val="24"/>
+          <w:lang w:eastAsia="ru-RU"/>
+        </w:rPr>
+      </w:pPr>
+      <w:r>
+        <w:rPr>
+          <w:rFonts w:ascii="Times New Roman" w:eastAsia="Times New Roman" w:hAnsi="Times New Roman"/>
+          <w:sz w:val="24"/>
+          <w:szCs w:val="24"/>
+          <w:lang w:eastAsia="ru-RU"/>
+        </w:rPr>
+        <w:t>2.1. Тарифы на риэлтерские услуги,</w:t>
+      </w:r>
+      <w:r>
+        <w:rPr>
+          <w:rFonts w:ascii="Times New Roman" w:hAnsi="Times New Roman"/>
+          <w:sz w:val="24"/>
+          <w:szCs w:val="24"/>
+        </w:rPr>
+        <w:t xml:space="preserve"> оказываемые физическим лицам (за исключением индивидуальных предпринимателей), </w:t>
+      </w:r>
+      <w:r>
+        <w:rPr>
+          <w:rFonts w:ascii="Times New Roman" w:eastAsia="Times New Roman" w:hAnsi="Times New Roman"/>
+          <w:sz w:val="24"/>
+          <w:szCs w:val="24"/>
+          <w:lang w:eastAsia="ru-RU"/>
+        </w:rPr>
+        <w:t>определяются Исполнителем в соответствии с постановлением Совета Министров Республики Беларусь от 1 ноября 2023 г. № 754 «О тарифах на риэлтерские услуги»</w:t>
       </w:r>
       <w:r>
         <w:rPr>
@@ -936,54 +832,101 @@
         </w:rPr>
         <w:t xml:space="preserve"> </w:t>
       </w:r>
-      <w:r>
-        <w:rPr>
-          <w:rFonts w:ascii="Times New Roman" w:eastAsia="Times New Roman" w:hAnsi="Times New Roman"/>
-          <w:sz w:val="24"/>
-          <w:szCs w:val="24"/>
-          <w:lang w:eastAsia="ru-RU"/>
-        </w:rPr>
-        <w:t xml:space="preserve">белорусских рублей </w:t>
-      </w:r>
-      <w:r>
-        <w:rPr>
-          <w:rFonts w:ascii="Times New Roman" w:eastAsia="Times New Roman" w:hAnsi="Times New Roman"/>
-          <w:sz w:val="24"/>
-          <w:szCs w:val="24"/>
-          <w:lang w:eastAsia="ru-RU"/>
-        </w:rPr>
-        <w:t>({{</w:t>
-      </w:r>
-      <w:proofErr w:type="spellStart"/>
-      <w:proofErr w:type="gramStart"/>
-      <w:r>
-        <w:rPr>
-          <w:rFonts w:ascii="Times New Roman" w:eastAsia="Times New Roman" w:hAnsi="Times New Roman"/>
-          <w:sz w:val="24"/>
-          <w:szCs w:val="24"/>
-          <w:lang w:eastAsia="ru-RU"/>
-        </w:rPr>
-        <w:t>property.priceWords</w:t>
-      </w:r>
-      <w:proofErr w:type="spellEnd"/>
-      <w:proofErr w:type="gramEnd"/>
-      <w:r>
-        <w:rPr>
-          <w:rFonts w:ascii="Times New Roman" w:eastAsia="Times New Roman" w:hAnsi="Times New Roman"/>
-          <w:sz w:val="24"/>
-          <w:szCs w:val="24"/>
-          <w:lang w:eastAsia="ru-RU"/>
-        </w:rPr>
-        <w:t>}}</w:t>
-      </w:r>
-      <w:r>
-        <w:rPr>
-          <w:rFonts w:ascii="Times New Roman" w:eastAsia="Times New Roman" w:hAnsi="Times New Roman"/>
-          <w:sz w:val="24"/>
-          <w:szCs w:val="24"/>
-          <w:lang w:eastAsia="ru-RU"/>
-        </w:rPr>
-        <w:t>).</w:t>
+      <w:bookmarkStart w:id="0" w:name="_Hlk232524639"/>
+      <w:r>
+        <w:rPr>
+          <w:rFonts w:ascii="Times New Roman" w:eastAsia="Times New Roman" w:hAnsi="Times New Roman"/>
+          <w:sz w:val="24"/>
+          <w:szCs w:val="24"/>
+          <w:lang w:eastAsia="ru-RU"/>
+        </w:rPr>
+        <w:t xml:space="preserve">(в редакции </w:t>
+      </w:r>
+      <w:r>
+        <w:rPr>
+          <w:rFonts w:ascii="Times New Roman" w:eastAsia="Times New Roman" w:hAnsi="Times New Roman"/>
+          <w:sz w:val="24"/>
+          <w:szCs w:val="24"/>
+          <w:lang w:eastAsia="ru-RU"/>
+        </w:rPr>
+        <w:t>постановления Совета М</w:t>
+      </w:r>
+      <w:r>
+        <w:rPr>
+          <w:rFonts w:ascii="Times New Roman" w:eastAsia="Times New Roman" w:hAnsi="Times New Roman"/>
+          <w:sz w:val="24"/>
+          <w:szCs w:val="24"/>
+          <w:lang w:eastAsia="ru-RU"/>
+        </w:rPr>
+        <w:t>и</w:t>
+      </w:r>
+      <w:r>
+        <w:rPr>
+          <w:rFonts w:ascii="Times New Roman" w:eastAsia="Times New Roman" w:hAnsi="Times New Roman"/>
+          <w:sz w:val="24"/>
+          <w:szCs w:val="24"/>
+          <w:lang w:eastAsia="ru-RU"/>
+        </w:rPr>
+        <w:t>нистерства Республики Беларусь 02.04.2026 №157)</w:t>
+      </w:r>
+      <w:bookmarkEnd w:id="0"/>
+      <w:r>
+        <w:rPr>
+          <w:rFonts w:ascii="Times New Roman" w:eastAsia="Times New Roman" w:hAnsi="Times New Roman"/>
+          <w:sz w:val="24"/>
+          <w:szCs w:val="24"/>
+          <w:lang w:eastAsia="ru-RU"/>
+        </w:rPr>
+        <w:t xml:space="preserve">, приказом </w:t>
+      </w:r>
+      <w:r>
+        <w:rPr>
+          <w:rFonts w:ascii="Times New Roman" w:eastAsia="Times New Roman" w:hAnsi="Times New Roman"/>
+          <w:sz w:val="24"/>
+          <w:szCs w:val="24"/>
+          <w:lang w:eastAsia="ru-RU"/>
+        </w:rPr>
+        <w:t xml:space="preserve">директора ООО «ГермесГарант» </w:t>
+      </w:r>
+      <w:r>
+        <w:rPr>
+          <w:rFonts w:ascii="Times New Roman" w:hAnsi="Times New Roman"/>
+          <w:noProof/>
+          <w:sz w:val="24"/>
+          <w:szCs w:val="24"/>
+          <w:lang w:eastAsia="ru-RU"/>
+        </w:rPr>
+        <w:t xml:space="preserve">от </w:t>
+      </w:r>
+      <w:r>
+        <w:rPr>
+          <w:rFonts w:ascii="Times New Roman" w:hAnsi="Times New Roman"/>
+          <w:noProof/>
+          <w:sz w:val="24"/>
+          <w:szCs w:val="24"/>
+          <w:lang w:eastAsia="ru-RU"/>
+        </w:rPr>
+        <w:t>15</w:t>
+      </w:r>
+      <w:r>
+        <w:rPr>
+          <w:rFonts w:ascii="Times New Roman" w:hAnsi="Times New Roman"/>
+          <w:noProof/>
+          <w:sz w:val="24"/>
+          <w:szCs w:val="24"/>
+          <w:lang w:eastAsia="ru-RU"/>
+        </w:rPr>
+        <w:t xml:space="preserve">.06.2026 г. № </w:t>
+      </w:r>
+      <w:r>
+        <w:rPr>
+          <w:rFonts w:ascii="Times New Roman" w:hAnsi="Times New Roman"/>
+          <w:noProof/>
+          <w:sz w:val="24"/>
+          <w:szCs w:val="24"/>
+          <w:lang w:eastAsia="ru-RU"/>
+        </w:rPr>
+        <w:t>4</w:t>
       </w:r>
     </w:p>
     <w:p>
@@ -1001,177 +944,63 @@
           <w:lang w:eastAsia="ru-RU"/>
         </w:rPr>
       </w:pPr>
-    </w:p>
-    <w:p>
-      <w:pPr>
-        <w:autoSpaceDE w:val="0"/>
-        <w:autoSpaceDN w:val="0"/>
-        <w:adjustRightInd w:val="0"/>
-        <w:spacing w:after="0" w:line="240" w:lineRule="auto"/>
-        <w:jc w:val="center"/>
+      <w:r>
+        <w:rPr>
+          <w:rFonts w:ascii="Times New Roman" w:eastAsia="Times New Roman" w:hAnsi="Times New Roman"/>
+          <w:sz w:val="24"/>
+          <w:szCs w:val="24"/>
+          <w:lang w:eastAsia="ru-RU"/>
+        </w:rPr>
+        <w:t xml:space="preserve">2.2. Стоимость риэлтерских услуг составляет </w:t>
+      </w:r>
+      <w:r>
         <w:rPr>
           <w:rFonts w:ascii="Times New Roman" w:eastAsia="Times New Roman" w:hAnsi="Times New Roman"/>
           <w:b/>
-          <w:sz w:val="24"/>
-          <w:szCs w:val="24"/>
-          <w:lang w:eastAsia="ru-RU"/>
-        </w:rPr>
-      </w:pPr>
+          <w:bCs/>
+          <w:sz w:val="24"/>
+          <w:szCs w:val="24"/>
+          <w:lang w:eastAsia="ru-RU"/>
+        </w:rPr>
+        <w:t>{{commission.percent}}</w:t>
+      </w:r>
+      <w:r>
+        <w:rPr>
+          <w:rFonts w:ascii="Times New Roman" w:eastAsia="Times New Roman" w:hAnsi="Times New Roman"/>
+          <w:sz w:val="24"/>
+          <w:szCs w:val="24"/>
+          <w:lang w:eastAsia="ru-RU"/>
+        </w:rPr>
+        <w:t xml:space="preserve"> % от стоимости объекта недвижимого имущества, а именно </w:t>
+      </w:r>
       <w:r>
         <w:rPr>
           <w:rFonts w:ascii="Times New Roman" w:eastAsia="Times New Roman" w:hAnsi="Times New Roman"/>
           <w:b/>
-          <w:sz w:val="24"/>
-          <w:szCs w:val="24"/>
-          <w:lang w:eastAsia="ru-RU"/>
-        </w:rPr>
-        <w:t>2. ПОРЯДОК, РАЗМЕРЫ ОПЛАТЫ И ФОРМА РАСЧЕТОВ.</w:t>
-      </w:r>
-    </w:p>
-    <w:p>
-      <w:pPr>
-        <w:shd w:val="clear" w:color="auto" w:fill="FFFFFF" w:themeFill="background1"/>
-        <w:spacing w:after="0" w:line="240" w:lineRule="auto"/>
-        <w:ind w:left="567" w:hanging="567"/>
-        <w:jc w:val="both"/>
-        <w:rPr>
-          <w:rFonts w:ascii="Times New Roman" w:hAnsi="Times New Roman"/>
-          <w:noProof/>
-          <w:sz w:val="24"/>
-          <w:szCs w:val="24"/>
-          <w:lang w:eastAsia="ru-RU"/>
-        </w:rPr>
-      </w:pPr>
-      <w:r>
-        <w:rPr>
-          <w:rFonts w:ascii="Times New Roman" w:eastAsia="Times New Roman" w:hAnsi="Times New Roman"/>
-          <w:sz w:val="24"/>
-          <w:szCs w:val="24"/>
-          <w:lang w:eastAsia="ru-RU"/>
-        </w:rPr>
-        <w:t>2.1. Тарифы на риэлтерские услуги,</w:t>
-      </w:r>
-      <w:r>
-        <w:rPr>
-          <w:rFonts w:ascii="Times New Roman" w:hAnsi="Times New Roman"/>
-          <w:sz w:val="24"/>
-          <w:szCs w:val="24"/>
-        </w:rPr>
-        <w:t xml:space="preserve"> оказываемые физическим лицам (за исключением индивидуальных предпринимателей), </w:t>
-      </w:r>
-      <w:r>
-        <w:rPr>
-          <w:rFonts w:ascii="Times New Roman" w:eastAsia="Times New Roman" w:hAnsi="Times New Roman"/>
-          <w:sz w:val="24"/>
-          <w:szCs w:val="24"/>
-          <w:lang w:eastAsia="ru-RU"/>
-        </w:rPr>
-        <w:t>определяются Исполнителем в соответствии с постановлением Совета Министров Республики Беларусь от 1 ноября 2023 г. № 754 «О тарифах на риэлтерские услуги»</w:t>
-      </w:r>
-      <w:r>
-        <w:rPr>
-          <w:rFonts w:ascii="Times New Roman" w:eastAsia="Times New Roman" w:hAnsi="Times New Roman"/>
-          <w:sz w:val="24"/>
-          <w:szCs w:val="24"/>
-          <w:lang w:eastAsia="ru-RU"/>
-        </w:rPr>
-        <w:t xml:space="preserve"> </w:t>
-      </w:r>
-      <w:bookmarkStart w:id="0" w:name="_Hlk232524639"/>
-      <w:r>
-        <w:rPr>
-          <w:rFonts w:ascii="Times New Roman" w:eastAsia="Times New Roman" w:hAnsi="Times New Roman"/>
-          <w:sz w:val="24"/>
-          <w:szCs w:val="24"/>
-          <w:lang w:eastAsia="ru-RU"/>
-        </w:rPr>
-        <w:t xml:space="preserve">(в редакции </w:t>
-      </w:r>
-      <w:r>
-        <w:rPr>
-          <w:rFonts w:ascii="Times New Roman" w:eastAsia="Times New Roman" w:hAnsi="Times New Roman"/>
-          <w:sz w:val="24"/>
-          <w:szCs w:val="24"/>
-          <w:lang w:eastAsia="ru-RU"/>
-        </w:rPr>
-        <w:t>постановления Совета М</w:t>
-      </w:r>
-      <w:r>
-        <w:rPr>
-          <w:rFonts w:ascii="Times New Roman" w:eastAsia="Times New Roman" w:hAnsi="Times New Roman"/>
-          <w:sz w:val="24"/>
-          <w:szCs w:val="24"/>
-          <w:lang w:eastAsia="ru-RU"/>
-        </w:rPr>
-        <w:t>и</w:t>
-      </w:r>
-      <w:r>
-        <w:rPr>
-          <w:rFonts w:ascii="Times New Roman" w:eastAsia="Times New Roman" w:hAnsi="Times New Roman"/>
-          <w:sz w:val="24"/>
-          <w:szCs w:val="24"/>
-          <w:lang w:eastAsia="ru-RU"/>
-        </w:rPr>
-        <w:t>нистерства Республики Беларусь 02.04.2026 №157)</w:t>
-      </w:r>
-      <w:bookmarkEnd w:id="0"/>
-      <w:r>
-        <w:rPr>
-          <w:rFonts w:ascii="Times New Roman" w:eastAsia="Times New Roman" w:hAnsi="Times New Roman"/>
-          <w:sz w:val="24"/>
-          <w:szCs w:val="24"/>
-          <w:lang w:eastAsia="ru-RU"/>
-        </w:rPr>
-        <w:t xml:space="preserve">, приказом </w:t>
-      </w:r>
-      <w:r>
-        <w:rPr>
-          <w:rFonts w:ascii="Times New Roman" w:eastAsia="Times New Roman" w:hAnsi="Times New Roman"/>
-          <w:sz w:val="24"/>
-          <w:szCs w:val="24"/>
-          <w:lang w:eastAsia="ru-RU"/>
-        </w:rPr>
-        <w:t xml:space="preserve">директора ООО «ГермесГарант» </w:t>
-      </w:r>
-      <w:r>
-        <w:rPr>
-          <w:rFonts w:ascii="Times New Roman" w:hAnsi="Times New Roman"/>
-          <w:noProof/>
-          <w:sz w:val="24"/>
-          <w:szCs w:val="24"/>
-          <w:lang w:eastAsia="ru-RU"/>
-        </w:rPr>
-        <w:t xml:space="preserve">от </w:t>
-      </w:r>
-      <w:r>
-        <w:rPr>
-          <w:rFonts w:ascii="Times New Roman" w:hAnsi="Times New Roman"/>
-          <w:noProof/>
-          <w:sz w:val="24"/>
-          <w:szCs w:val="24"/>
-          <w:lang w:eastAsia="ru-RU"/>
-        </w:rPr>
-        <w:t>15</w:t>
-      </w:r>
-      <w:r>
-        <w:rPr>
-          <w:rFonts w:ascii="Times New Roman" w:hAnsi="Times New Roman"/>
-          <w:noProof/>
-          <w:sz w:val="24"/>
-          <w:szCs w:val="24"/>
-          <w:lang w:eastAsia="ru-RU"/>
-        </w:rPr>
-        <w:t xml:space="preserve">.06.2026 г. № </w:t>
-      </w:r>
-      <w:r>
-        <w:rPr>
-          <w:rFonts w:ascii="Times New Roman" w:hAnsi="Times New Roman"/>
-          <w:noProof/>
-          <w:sz w:val="24"/>
-          <w:szCs w:val="24"/>
-          <w:lang w:eastAsia="ru-RU"/>
-        </w:rPr>
-        <w:t>4</w:t>
+          <w:bCs/>
+          <w:sz w:val="24"/>
+          <w:szCs w:val="24"/>
+          <w:lang w:eastAsia="ru-RU"/>
+        </w:rPr>
+        <w:t>{{commission.amountBYN}}</w:t>
+      </w:r>
+      <w:r>
+        <w:rPr>
+          <w:rFonts w:ascii="Times New Roman" w:eastAsia="Times New Roman" w:hAnsi="Times New Roman"/>
+          <w:sz w:val="24"/>
+          <w:szCs w:val="24"/>
+          <w:lang w:eastAsia="ru-RU"/>
+        </w:rPr>
+        <w:t xml:space="preserve"> белорусских рублей</w:t>
+      </w:r>
+      <w:r>
+        <w:rPr>
+          <w:rFonts w:ascii="Times New Roman" w:eastAsia="Times New Roman" w:hAnsi="Times New Roman"/>
+          <w:sz w:val="24"/>
+          <w:szCs w:val="24"/>
+          <w:lang w:eastAsia="ru-RU"/>
+        </w:rPr>
+        <w:t xml:space="preserve"> ({{commission.amountWords}}), с включением в такую оплату затрат по риэлтерским услугам, указанным в абзацах втором — шестом пункта 1 статьи 16 Закона Республики Беларусь от 8 мая 2025 г. № 71-З «О риэлтерской деятельности».</w:t>
       </w:r>
     </w:p>
     <w:p>
@@ -1196,100 +1025,24 @@
           <w:szCs w:val="24"/>
           <w:lang w:eastAsia="ru-RU"/>
         </w:rPr>
-        <w:t xml:space="preserve">2.2. Стоимость риэлтерских услуг составляет </w:t>
-      </w:r>
-      <w:r>
-        <w:rPr>
-          <w:rFonts w:ascii="Times New Roman" w:eastAsia="Times New Roman" w:hAnsi="Times New Roman"/>
-          <w:b/>
-          <w:bCs/>
-          <w:sz w:val="24"/>
-          <w:szCs w:val="24"/>
-          <w:lang w:eastAsia="ru-RU"/>
-        </w:rPr>
-        <w:t>{{commission.percent}}</w:t>
-      </w:r>
-      <w:r>
-        <w:rPr>
-          <w:rFonts w:ascii="Times New Roman" w:eastAsia="Times New Roman" w:hAnsi="Times New Roman"/>
-          <w:sz w:val="24"/>
-          <w:szCs w:val="24"/>
-          <w:lang w:eastAsia="ru-RU"/>
-        </w:rPr>
-        <w:t xml:space="preserve"> % от стоимости объекта недвижимого имущества, а именно </w:t>
-      </w:r>
-      <w:r>
-        <w:rPr>
-          <w:rFonts w:ascii="Times New Roman" w:eastAsia="Times New Roman" w:hAnsi="Times New Roman"/>
-          <w:b/>
-          <w:bCs/>
-          <w:sz w:val="24"/>
-          <w:szCs w:val="24"/>
-          <w:lang w:eastAsia="ru-RU"/>
-        </w:rPr>
-        <w:t>{{</w:t>
-      </w:r>
-      <w:proofErr w:type="spellStart"/>
-      <w:r>
-        <w:rPr>
-          <w:rFonts w:ascii="Times New Roman" w:eastAsia="Times New Roman" w:hAnsi="Times New Roman"/>
-          <w:b/>
-          <w:bCs/>
-          <w:sz w:val="24"/>
-          <w:szCs w:val="24"/>
-          <w:lang w:eastAsia="ru-RU"/>
-        </w:rPr>
-        <w:t>commission.amountBYN</w:t>
-      </w:r>
-      <w:proofErr w:type="spellEnd"/>
-      <w:r>
-        <w:rPr>
-          <w:rFonts w:ascii="Times New Roman" w:eastAsia="Times New Roman" w:hAnsi="Times New Roman"/>
-          <w:b/>
-          <w:bCs/>
-          <w:sz w:val="24"/>
-          <w:szCs w:val="24"/>
-          <w:lang w:eastAsia="ru-RU"/>
-        </w:rPr>
-        <w:t>}}</w:t>
-      </w:r>
-      <w:r>
-        <w:rPr>
-          <w:rFonts w:ascii="Times New Roman" w:eastAsia="Times New Roman" w:hAnsi="Times New Roman"/>
-          <w:sz w:val="24"/>
-          <w:szCs w:val="24"/>
-          <w:lang w:eastAsia="ru-RU"/>
-        </w:rPr>
-        <w:t xml:space="preserve"> белорусских рублей</w:t>
-      </w:r>
-      <w:r>
-        <w:rPr>
-          <w:rFonts w:ascii="Times New Roman" w:eastAsia="Times New Roman" w:hAnsi="Times New Roman"/>
-          <w:sz w:val="24"/>
-          <w:szCs w:val="24"/>
-          <w:lang w:eastAsia="ru-RU"/>
-        </w:rPr>
-        <w:t xml:space="preserve"> ({{</w:t>
-      </w:r>
-      <w:proofErr w:type="spellStart"/>
-      <w:r>
-        <w:rPr>
-          <w:rFonts w:ascii="Times New Roman" w:eastAsia="Times New Roman" w:hAnsi="Times New Roman"/>
-          <w:sz w:val="24"/>
-          <w:szCs w:val="24"/>
-          <w:lang w:eastAsia="ru-RU"/>
-        </w:rPr>
-        <w:t>commission.amountWords</w:t>
-      </w:r>
-      <w:proofErr w:type="spellEnd"/>
-      <w:r>
-        <w:rPr>
-          <w:rFonts w:ascii="Times New Roman" w:eastAsia="Times New Roman" w:hAnsi="Times New Roman"/>
-          <w:sz w:val="24"/>
-          <w:szCs w:val="24"/>
-          <w:lang w:eastAsia="ru-RU"/>
-        </w:rPr>
-        <w:t>}}), с включением в такую оплату затрат по риэлтерским услугам, указанным в абзацах втором — шестом пункта 1 статьи 16 Закона Республики Беларусь от 8 мая 2025 г. № 71-З «О риэлтерской деятельности».</w:t>
+        <w:t xml:space="preserve">2.3.  </w:t>
+      </w:r>
+      <w:r>
+        <w:rPr>
+          <w:rFonts w:ascii="Times New Roman" w:hAnsi="Times New Roman"/>
+          <w:sz w:val="24"/>
+          <w:szCs w:val="24"/>
+        </w:rPr>
+        <w:t xml:space="preserve">Указанная стоимость риэлтерских услуг не является окончательной, подлежит пересчету с учетом стоимости Объекта недвижимости, согласованной в договоре купли-продажи Потребителем и покупателем Объекта. </w:t>
+      </w:r>
+      <w:r>
+        <w:rPr>
+          <w:rFonts w:ascii="Times New Roman" w:eastAsia="Times New Roman" w:hAnsi="Times New Roman"/>
+          <w:sz w:val="24"/>
+          <w:szCs w:val="24"/>
+          <w:lang w:eastAsia="ru-RU"/>
+        </w:rPr>
+        <w:t>Стоимость риэлтерских услуг отражается в акте оказанных услуг с указанием перечня оказанных риэлтерских услуг и их стоимости (далее - акт).</w:t>
       </w:r>
     </w:p>
     <w:p>
@@ -1314,24 +1067,305 @@
           <w:szCs w:val="24"/>
           <w:lang w:eastAsia="ru-RU"/>
         </w:rPr>
-        <w:t xml:space="preserve">2.3.  </w:t>
-      </w:r>
-      <w:r>
-        <w:rPr>
-          <w:rFonts w:ascii="Times New Roman" w:hAnsi="Times New Roman"/>
-          <w:sz w:val="24"/>
-          <w:szCs w:val="24"/>
-        </w:rPr>
-        <w:t xml:space="preserve">Указанная стоимость риэлтерских услуг не является окончательной, подлежит пересчету с учетом стоимости Объекта недвижимости, согласованной в договоре купли-продажи Потребителем и покупателем Объекта. </w:t>
-      </w:r>
-      <w:r>
-        <w:rPr>
-          <w:rFonts w:ascii="Times New Roman" w:eastAsia="Times New Roman" w:hAnsi="Times New Roman"/>
-          <w:sz w:val="24"/>
-          <w:szCs w:val="24"/>
-          <w:lang w:eastAsia="ru-RU"/>
-        </w:rPr>
-        <w:t>Стоимость риэлтерских услуг отражается в акте оказанных услуг с указанием перечня оказанных риэлтерских услуг и их стоимости (далее - акт).</w:t>
+        <w:t>2.4.  Потребитель обязуется оплатить услуги Исполнителя</w:t>
+      </w:r>
+      <w:r>
+        <w:rPr>
+          <w:rFonts w:ascii="Times New Roman" w:eastAsia="Times New Roman" w:hAnsi="Times New Roman"/>
+          <w:sz w:val="24"/>
+          <w:szCs w:val="24"/>
+          <w:lang w:eastAsia="ru-RU"/>
+        </w:rPr>
+        <w:t xml:space="preserve"> </w:t>
+      </w:r>
+      <w:r>
+        <w:rPr>
+          <w:rFonts w:ascii="Times New Roman" w:eastAsia="Times New Roman" w:hAnsi="Times New Roman"/>
+          <w:sz w:val="24"/>
+          <w:szCs w:val="24"/>
+          <w:lang w:eastAsia="ru-RU"/>
+        </w:rPr>
+        <w:t>в день подписания акта</w:t>
+      </w:r>
+      <w:r>
+        <w:rPr>
+          <w:rFonts w:ascii="Times New Roman" w:eastAsia="Times New Roman" w:hAnsi="Times New Roman"/>
+          <w:sz w:val="24"/>
+          <w:szCs w:val="24"/>
+          <w:lang w:eastAsia="ru-RU"/>
+        </w:rPr>
+        <w:t xml:space="preserve"> </w:t>
+      </w:r>
+      <w:r>
+        <w:rPr>
+          <w:rFonts w:ascii="Times New Roman" w:eastAsia="Times New Roman" w:hAnsi="Times New Roman"/>
+          <w:sz w:val="24"/>
+          <w:szCs w:val="24"/>
+          <w:lang w:eastAsia="ru-RU"/>
+        </w:rPr>
+        <w:t xml:space="preserve">при оплате </w:t>
+      </w:r>
+      <w:r>
+        <w:rPr>
+          <w:rFonts w:ascii="Times New Roman" w:eastAsia="Times New Roman" w:hAnsi="Times New Roman"/>
+          <w:sz w:val="24"/>
+          <w:szCs w:val="24"/>
+          <w:lang w:eastAsia="ru-RU"/>
+        </w:rPr>
+        <w:t>наличны</w:t>
+      </w:r>
+      <w:r>
+        <w:rPr>
+          <w:rFonts w:ascii="Times New Roman" w:eastAsia="Times New Roman" w:hAnsi="Times New Roman"/>
+          <w:sz w:val="24"/>
+          <w:szCs w:val="24"/>
+          <w:lang w:eastAsia="ru-RU"/>
+        </w:rPr>
+        <w:t xml:space="preserve">ми </w:t>
+      </w:r>
+      <w:r>
+        <w:rPr>
+          <w:rFonts w:ascii="Times New Roman" w:eastAsia="Times New Roman" w:hAnsi="Times New Roman"/>
+          <w:sz w:val="24"/>
+          <w:szCs w:val="24"/>
+          <w:lang w:eastAsia="ru-RU"/>
+        </w:rPr>
+        <w:t>денежны</w:t>
+      </w:r>
+      <w:r>
+        <w:rPr>
+          <w:rFonts w:ascii="Times New Roman" w:eastAsia="Times New Roman" w:hAnsi="Times New Roman"/>
+          <w:sz w:val="24"/>
+          <w:szCs w:val="24"/>
+          <w:lang w:eastAsia="ru-RU"/>
+        </w:rPr>
+        <w:t>ми</w:t>
+      </w:r>
+      <w:r>
+        <w:rPr>
+          <w:rFonts w:ascii="Times New Roman" w:eastAsia="Times New Roman" w:hAnsi="Times New Roman"/>
+          <w:sz w:val="24"/>
+          <w:szCs w:val="24"/>
+          <w:lang w:eastAsia="ru-RU"/>
+        </w:rPr>
+        <w:t xml:space="preserve"> средств</w:t>
+      </w:r>
+      <w:r>
+        <w:rPr>
+          <w:rFonts w:ascii="Times New Roman" w:eastAsia="Times New Roman" w:hAnsi="Times New Roman"/>
+          <w:sz w:val="24"/>
+          <w:szCs w:val="24"/>
+          <w:lang w:eastAsia="ru-RU"/>
+        </w:rPr>
+        <w:t>ами</w:t>
+      </w:r>
+      <w:r>
+        <w:rPr>
+          <w:rFonts w:ascii="Times New Roman" w:eastAsia="Times New Roman" w:hAnsi="Times New Roman"/>
+          <w:sz w:val="24"/>
+          <w:szCs w:val="24"/>
+          <w:lang w:eastAsia="ru-RU"/>
+        </w:rPr>
+        <w:t xml:space="preserve"> </w:t>
+      </w:r>
+      <w:r>
+        <w:rPr>
+          <w:rFonts w:ascii="Times New Roman" w:eastAsia="Times New Roman" w:hAnsi="Times New Roman"/>
+          <w:sz w:val="24"/>
+          <w:szCs w:val="24"/>
+          <w:lang w:eastAsia="ru-RU"/>
+        </w:rPr>
+        <w:t>и</w:t>
+      </w:r>
+      <w:r>
+        <w:rPr>
+          <w:rFonts w:ascii="Times New Roman" w:eastAsia="Times New Roman" w:hAnsi="Times New Roman"/>
+          <w:sz w:val="24"/>
+          <w:szCs w:val="24"/>
+          <w:lang w:eastAsia="ru-RU"/>
+        </w:rPr>
+        <w:t>ли</w:t>
+      </w:r>
+      <w:r>
+        <w:rPr>
+          <w:rFonts w:ascii="Times New Roman" w:eastAsia="Times New Roman" w:hAnsi="Times New Roman"/>
+          <w:sz w:val="24"/>
+          <w:szCs w:val="24"/>
+          <w:lang w:eastAsia="ru-RU"/>
+        </w:rPr>
+        <w:t xml:space="preserve"> банковской карточкой</w:t>
+      </w:r>
+      <w:r>
+        <w:rPr>
+          <w:rFonts w:ascii="Times New Roman" w:eastAsia="Times New Roman" w:hAnsi="Times New Roman"/>
+          <w:sz w:val="24"/>
+          <w:szCs w:val="24"/>
+          <w:lang w:eastAsia="ru-RU"/>
+        </w:rPr>
+        <w:t xml:space="preserve"> в кассу</w:t>
+      </w:r>
+      <w:r>
+        <w:rPr>
+          <w:rFonts w:ascii="Times New Roman" w:eastAsia="Times New Roman" w:hAnsi="Times New Roman"/>
+          <w:sz w:val="24"/>
+          <w:szCs w:val="24"/>
+          <w:lang w:eastAsia="ru-RU"/>
+        </w:rPr>
+        <w:t xml:space="preserve"> (терминал)</w:t>
+      </w:r>
+      <w:r>
+        <w:rPr>
+          <w:rFonts w:ascii="Times New Roman" w:eastAsia="Times New Roman" w:hAnsi="Times New Roman"/>
+          <w:sz w:val="24"/>
+          <w:szCs w:val="24"/>
+          <w:lang w:eastAsia="ru-RU"/>
+        </w:rPr>
+        <w:t xml:space="preserve">, </w:t>
+      </w:r>
+      <w:r>
+        <w:rPr>
+          <w:rFonts w:ascii="Times New Roman" w:eastAsia="Times New Roman" w:hAnsi="Times New Roman"/>
+          <w:sz w:val="24"/>
+          <w:szCs w:val="24"/>
+          <w:lang w:eastAsia="ru-RU"/>
+        </w:rPr>
+        <w:t xml:space="preserve">либо в </w:t>
+      </w:r>
+      <w:r>
+        <w:rPr>
+          <w:rFonts w:ascii="Times New Roman" w:eastAsia="Times New Roman" w:hAnsi="Times New Roman"/>
+          <w:sz w:val="24"/>
+          <w:szCs w:val="24"/>
+          <w:lang w:eastAsia="ru-RU"/>
+        </w:rPr>
+        <w:t xml:space="preserve">течение 2 (двух) </w:t>
+      </w:r>
+      <w:r>
+        <w:rPr>
+          <w:rFonts w:ascii="Times New Roman" w:eastAsia="Times New Roman" w:hAnsi="Times New Roman"/>
+          <w:sz w:val="24"/>
+          <w:szCs w:val="24"/>
+          <w:lang w:eastAsia="ru-RU"/>
+        </w:rPr>
+        <w:lastRenderedPageBreak/>
+        <w:t>календарных дней</w:t>
+      </w:r>
+      <w:r>
+        <w:rPr>
+          <w:rFonts w:ascii="Times New Roman" w:eastAsia="Times New Roman" w:hAnsi="Times New Roman"/>
+          <w:sz w:val="24"/>
+          <w:szCs w:val="24"/>
+          <w:lang w:eastAsia="ru-RU"/>
+        </w:rPr>
+        <w:t xml:space="preserve"> </w:t>
+      </w:r>
+      <w:r>
+        <w:rPr>
+          <w:rFonts w:ascii="Times New Roman" w:eastAsia="Times New Roman" w:hAnsi="Times New Roman"/>
+          <w:sz w:val="24"/>
+          <w:szCs w:val="24"/>
+          <w:lang w:eastAsia="ru-RU"/>
+        </w:rPr>
+        <w:t xml:space="preserve">путем </w:t>
+      </w:r>
+      <w:r>
+        <w:rPr>
+          <w:rFonts w:ascii="Times New Roman" w:eastAsia="Times New Roman" w:hAnsi="Times New Roman"/>
+          <w:sz w:val="24"/>
+          <w:szCs w:val="24"/>
+          <w:lang w:eastAsia="ru-RU"/>
+        </w:rPr>
+        <w:t>п</w:t>
+      </w:r>
+      <w:r>
+        <w:rPr>
+          <w:rFonts w:ascii="Times New Roman" w:eastAsia="Times New Roman" w:hAnsi="Times New Roman"/>
+          <w:sz w:val="24"/>
+          <w:szCs w:val="24"/>
+          <w:lang w:eastAsia="ru-RU"/>
+        </w:rPr>
+        <w:t>еречисления на текущий (расчетный) банковский счет Исполнителя</w:t>
+      </w:r>
+      <w:r>
+        <w:rPr>
+          <w:rFonts w:ascii="Times New Roman" w:eastAsia="Times New Roman" w:hAnsi="Times New Roman"/>
+          <w:sz w:val="24"/>
+          <w:szCs w:val="24"/>
+          <w:lang w:eastAsia="ru-RU"/>
+        </w:rPr>
+        <w:t>.</w:t>
+      </w:r>
+      <w:r>
+        <w:rPr>
+          <w:rFonts w:ascii="Times New Roman" w:eastAsia="Times New Roman" w:hAnsi="Times New Roman"/>
+          <w:sz w:val="24"/>
+          <w:szCs w:val="24"/>
+          <w:lang w:eastAsia="ru-RU"/>
+        </w:rPr>
+        <w:t xml:space="preserve"> </w:t>
+      </w:r>
+      <w:r>
+        <w:rPr>
+          <w:rFonts w:ascii="Times New Roman" w:eastAsia="Times New Roman" w:hAnsi="Times New Roman"/>
+          <w:sz w:val="24"/>
+          <w:szCs w:val="24"/>
+          <w:lang w:eastAsia="ru-RU"/>
+        </w:rPr>
+        <w:t xml:space="preserve">При условии внесения денежных средств в кассу Исполнителя Потребителю выдается кассовый чек. </w:t>
+      </w:r>
+    </w:p>
+    <w:p>
+      <w:pPr>
+        <w:spacing w:after="0"/>
+        <w:ind w:left="567"/>
+        <w:jc w:val="both"/>
+        <w:rPr>
+          <w:rFonts w:ascii="Times New Roman" w:hAnsi="Times New Roman"/>
+          <w:sz w:val="24"/>
+          <w:szCs w:val="24"/>
+        </w:rPr>
+      </w:pPr>
+      <w:r>
+        <w:rPr>
+          <w:rFonts w:ascii="Times New Roman" w:hAnsi="Times New Roman"/>
+          <w:sz w:val="24"/>
+          <w:szCs w:val="24"/>
+        </w:rPr>
+        <w:t xml:space="preserve">         </w:t>
+      </w:r>
+      <w:r>
+        <w:rPr>
+          <w:rFonts w:ascii="Times New Roman" w:hAnsi="Times New Roman"/>
+          <w:sz w:val="24"/>
+          <w:szCs w:val="24"/>
+        </w:rPr>
+        <w:t xml:space="preserve">Согласно пункту 5 Положения о порядке установления и применения тарифов на риэлтерские услуги, утвержденного Постановлением Совета Министров Республики Беларусь от 01.11.2023 № 754 «О тарифах на риэлтерские услуги» </w:t>
+      </w:r>
+      <w:r>
+        <w:rPr>
+          <w:rFonts w:ascii="Times New Roman" w:eastAsia="Times New Roman" w:hAnsi="Times New Roman"/>
+          <w:sz w:val="24"/>
+          <w:szCs w:val="24"/>
+          <w:lang w:eastAsia="ru-RU"/>
+        </w:rPr>
+        <w:t>(в редакции постановления Совета Министерства Республики Беларусь 02.04.2026 №157)</w:t>
+      </w:r>
+      <w:r>
+        <w:rPr>
+          <w:rFonts w:ascii="Times New Roman" w:eastAsia="Times New Roman" w:hAnsi="Times New Roman"/>
+          <w:sz w:val="24"/>
+          <w:szCs w:val="24"/>
+          <w:lang w:eastAsia="ru-RU"/>
+        </w:rPr>
+        <w:t xml:space="preserve"> </w:t>
+      </w:r>
+      <w:r>
+        <w:rPr>
+          <w:rFonts w:ascii="Times New Roman" w:hAnsi="Times New Roman"/>
+          <w:sz w:val="24"/>
+          <w:szCs w:val="24"/>
+        </w:rPr>
+        <w:t>в случае досрочного расторжения договора на оказание риэлтерских услуг, а также отказа потребителя от подписания акта оказанных услуг производится оплата фактически оказанных ему риэлтерских услуг по тарифам в базовых величинах.</w:t>
       </w:r>
     </w:p>
     <w:p>
@@ -1356,7 +1390,25 @@
           <w:szCs w:val="24"/>
           <w:lang w:eastAsia="ru-RU"/>
         </w:rPr>
-        <w:t>2.4.  Потребитель обязуется оплатить услуги Исполнителя</w:t>
+        <w:t>2.</w:t>
+      </w:r>
+      <w:r>
+        <w:rPr>
+          <w:rFonts w:ascii="Times New Roman" w:eastAsia="Times New Roman" w:hAnsi="Times New Roman"/>
+          <w:sz w:val="24"/>
+          <w:szCs w:val="24"/>
+          <w:lang w:eastAsia="ru-RU"/>
+        </w:rPr>
+        <w:t>5</w:t>
+      </w:r>
+      <w:r>
+        <w:rPr>
+          <w:rFonts w:ascii="Times New Roman" w:eastAsia="Times New Roman" w:hAnsi="Times New Roman"/>
+          <w:sz w:val="24"/>
+          <w:szCs w:val="24"/>
+          <w:lang w:eastAsia="ru-RU"/>
+        </w:rPr>
+        <w:t>.</w:t>
       </w:r>
       <w:r>
         <w:rPr>
@@ -1374,286 +1426,46 @@
           <w:szCs w:val="24"/>
           <w:lang w:eastAsia="ru-RU"/>
         </w:rPr>
-        <w:t>в день подписания акта</w:t>
-      </w:r>
-      <w:r>
-        <w:rPr>
-          <w:rFonts w:ascii="Times New Roman" w:eastAsia="Times New Roman" w:hAnsi="Times New Roman"/>
-          <w:sz w:val="24"/>
-          <w:szCs w:val="24"/>
-          <w:lang w:eastAsia="ru-RU"/>
-        </w:rPr>
-        <w:t xml:space="preserve"> </w:t>
-      </w:r>
-      <w:r>
-        <w:rPr>
-          <w:rFonts w:ascii="Times New Roman" w:eastAsia="Times New Roman" w:hAnsi="Times New Roman"/>
-          <w:sz w:val="24"/>
-          <w:szCs w:val="24"/>
-          <w:lang w:eastAsia="ru-RU"/>
-        </w:rPr>
-        <w:t xml:space="preserve">при оплате </w:t>
-      </w:r>
-      <w:r>
-        <w:rPr>
-          <w:rFonts w:ascii="Times New Roman" w:eastAsia="Times New Roman" w:hAnsi="Times New Roman"/>
-          <w:sz w:val="24"/>
-          <w:szCs w:val="24"/>
-          <w:lang w:eastAsia="ru-RU"/>
-        </w:rPr>
-        <w:t>наличны</w:t>
-      </w:r>
-      <w:r>
-        <w:rPr>
-          <w:rFonts w:ascii="Times New Roman" w:eastAsia="Times New Roman" w:hAnsi="Times New Roman"/>
-          <w:sz w:val="24"/>
-          <w:szCs w:val="24"/>
-          <w:lang w:eastAsia="ru-RU"/>
-        </w:rPr>
-        <w:t xml:space="preserve">ми </w:t>
-      </w:r>
-      <w:r>
-        <w:rPr>
-          <w:rFonts w:ascii="Times New Roman" w:eastAsia="Times New Roman" w:hAnsi="Times New Roman"/>
-          <w:sz w:val="24"/>
-          <w:szCs w:val="24"/>
-          <w:lang w:eastAsia="ru-RU"/>
-        </w:rPr>
-        <w:t>денежны</w:t>
-      </w:r>
-      <w:r>
-        <w:rPr>
-          <w:rFonts w:ascii="Times New Roman" w:eastAsia="Times New Roman" w:hAnsi="Times New Roman"/>
-          <w:sz w:val="24"/>
-          <w:szCs w:val="24"/>
-          <w:lang w:eastAsia="ru-RU"/>
-        </w:rPr>
-        <w:t>ми</w:t>
-      </w:r>
-      <w:r>
-        <w:rPr>
-          <w:rFonts w:ascii="Times New Roman" w:eastAsia="Times New Roman" w:hAnsi="Times New Roman"/>
-          <w:sz w:val="24"/>
-          <w:szCs w:val="24"/>
-          <w:lang w:eastAsia="ru-RU"/>
-        </w:rPr>
-        <w:t xml:space="preserve"> средств</w:t>
-      </w:r>
-      <w:r>
-        <w:rPr>
-          <w:rFonts w:ascii="Times New Roman" w:eastAsia="Times New Roman" w:hAnsi="Times New Roman"/>
-          <w:sz w:val="24"/>
-          <w:szCs w:val="24"/>
-          <w:lang w:eastAsia="ru-RU"/>
-        </w:rPr>
-        <w:t>ами</w:t>
-      </w:r>
-      <w:r>
-        <w:rPr>
-          <w:rFonts w:ascii="Times New Roman" w:eastAsia="Times New Roman" w:hAnsi="Times New Roman"/>
-          <w:sz w:val="24"/>
-          <w:szCs w:val="24"/>
-          <w:lang w:eastAsia="ru-RU"/>
-        </w:rPr>
-        <w:t xml:space="preserve"> </w:t>
-      </w:r>
-      <w:r>
-        <w:rPr>
-          <w:rFonts w:ascii="Times New Roman" w:eastAsia="Times New Roman" w:hAnsi="Times New Roman"/>
-          <w:sz w:val="24"/>
-          <w:szCs w:val="24"/>
-          <w:lang w:eastAsia="ru-RU"/>
-        </w:rPr>
-        <w:t>и</w:t>
-      </w:r>
-      <w:r>
-        <w:rPr>
-          <w:rFonts w:ascii="Times New Roman" w:eastAsia="Times New Roman" w:hAnsi="Times New Roman"/>
-          <w:sz w:val="24"/>
-          <w:szCs w:val="24"/>
-          <w:lang w:eastAsia="ru-RU"/>
-        </w:rPr>
-        <w:t>ли</w:t>
-      </w:r>
-      <w:r>
-        <w:rPr>
-          <w:rFonts w:ascii="Times New Roman" w:eastAsia="Times New Roman" w:hAnsi="Times New Roman"/>
-          <w:sz w:val="24"/>
-          <w:szCs w:val="24"/>
-          <w:lang w:eastAsia="ru-RU"/>
-        </w:rPr>
-        <w:t xml:space="preserve"> банковской карточкой</w:t>
-      </w:r>
-      <w:r>
-        <w:rPr>
-          <w:rFonts w:ascii="Times New Roman" w:eastAsia="Times New Roman" w:hAnsi="Times New Roman"/>
-          <w:sz w:val="24"/>
-          <w:szCs w:val="24"/>
-          <w:lang w:eastAsia="ru-RU"/>
-        </w:rPr>
-        <w:t xml:space="preserve"> в кассу</w:t>
-      </w:r>
-      <w:r>
-        <w:rPr>
-          <w:rFonts w:ascii="Times New Roman" w:eastAsia="Times New Roman" w:hAnsi="Times New Roman"/>
-          <w:sz w:val="24"/>
-          <w:szCs w:val="24"/>
-          <w:lang w:eastAsia="ru-RU"/>
-        </w:rPr>
-        <w:t xml:space="preserve"> (терминал)</w:t>
-      </w:r>
-      <w:r>
-        <w:rPr>
-          <w:rFonts w:ascii="Times New Roman" w:eastAsia="Times New Roman" w:hAnsi="Times New Roman"/>
-          <w:sz w:val="24"/>
-          <w:szCs w:val="24"/>
-          <w:lang w:eastAsia="ru-RU"/>
-        </w:rPr>
-        <w:t xml:space="preserve">, </w:t>
-      </w:r>
-      <w:r>
-        <w:rPr>
-          <w:rFonts w:ascii="Times New Roman" w:eastAsia="Times New Roman" w:hAnsi="Times New Roman"/>
-          <w:sz w:val="24"/>
-          <w:szCs w:val="24"/>
-          <w:lang w:eastAsia="ru-RU"/>
-        </w:rPr>
-        <w:t xml:space="preserve">либо в </w:t>
-      </w:r>
-      <w:r>
-        <w:rPr>
-          <w:rFonts w:ascii="Times New Roman" w:eastAsia="Times New Roman" w:hAnsi="Times New Roman"/>
-          <w:sz w:val="24"/>
-          <w:szCs w:val="24"/>
-          <w:lang w:eastAsia="ru-RU"/>
-        </w:rPr>
-        <w:t>течение 2 (двух) календарных дней</w:t>
-      </w:r>
-      <w:r>
-        <w:rPr>
-          <w:rFonts w:ascii="Times New Roman" w:eastAsia="Times New Roman" w:hAnsi="Times New Roman"/>
-          <w:sz w:val="24"/>
-          <w:szCs w:val="24"/>
-          <w:lang w:eastAsia="ru-RU"/>
-        </w:rPr>
-        <w:t xml:space="preserve"> </w:t>
-      </w:r>
-      <w:r>
-        <w:rPr>
-          <w:rFonts w:ascii="Times New Roman" w:eastAsia="Times New Roman" w:hAnsi="Times New Roman"/>
-          <w:sz w:val="24"/>
-          <w:szCs w:val="24"/>
-          <w:lang w:eastAsia="ru-RU"/>
-        </w:rPr>
-        <w:t xml:space="preserve">путем </w:t>
-      </w:r>
-      <w:r>
-        <w:rPr>
-          <w:rFonts w:ascii="Times New Roman" w:eastAsia="Times New Roman" w:hAnsi="Times New Roman"/>
-          <w:sz w:val="24"/>
-          <w:szCs w:val="24"/>
-          <w:lang w:eastAsia="ru-RU"/>
-        </w:rPr>
-        <w:t>п</w:t>
-      </w:r>
-      <w:r>
-        <w:rPr>
-          <w:rFonts w:ascii="Times New Roman" w:eastAsia="Times New Roman" w:hAnsi="Times New Roman"/>
-          <w:sz w:val="24"/>
-          <w:szCs w:val="24"/>
-          <w:lang w:eastAsia="ru-RU"/>
-        </w:rPr>
-        <w:t>еречисления на текущий (расчетный) банковский счет Исполнителя</w:t>
-      </w:r>
-      <w:r>
-        <w:rPr>
-          <w:rFonts w:ascii="Times New Roman" w:eastAsia="Times New Roman" w:hAnsi="Times New Roman"/>
-          <w:sz w:val="24"/>
-          <w:szCs w:val="24"/>
-          <w:lang w:eastAsia="ru-RU"/>
-        </w:rPr>
-        <w:t>.</w:t>
-      </w:r>
-      <w:r>
-        <w:rPr>
-          <w:rFonts w:ascii="Times New Roman" w:eastAsia="Times New Roman" w:hAnsi="Times New Roman"/>
-          <w:sz w:val="24"/>
-          <w:szCs w:val="24"/>
-          <w:lang w:eastAsia="ru-RU"/>
-        </w:rPr>
-        <w:t xml:space="preserve"> </w:t>
-      </w:r>
-      <w:r>
-        <w:rPr>
-          <w:rFonts w:ascii="Times New Roman" w:eastAsia="Times New Roman" w:hAnsi="Times New Roman"/>
-          <w:sz w:val="24"/>
-          <w:szCs w:val="24"/>
-          <w:lang w:eastAsia="ru-RU"/>
-        </w:rPr>
-        <w:t xml:space="preserve">При условии внесения денежных средств в кассу Исполнителя Потребителю выдается кассовый чек. </w:t>
-      </w:r>
-    </w:p>
-    <w:p>
-      <w:pPr>
-        <w:spacing w:after="0"/>
-        <w:ind w:left="567"/>
+        <w:t xml:space="preserve"> Расчеты между Потребителем и покупателем по приобретению в собственность объекта недвижимого имущества не регулируются настоящим договором.</w:t>
+      </w:r>
+    </w:p>
+    <w:p>
+      <w:pPr>
+        <w:spacing w:after="0" w:line="240" w:lineRule="auto"/>
+        <w:ind w:left="567" w:hanging="567"/>
         <w:jc w:val="both"/>
         <w:rPr>
-          <w:rFonts w:ascii="Times New Roman" w:hAnsi="Times New Roman"/>
-          <w:sz w:val="24"/>
-          <w:szCs w:val="24"/>
-        </w:rPr>
-      </w:pPr>
-      <w:r>
-        <w:rPr>
-          <w:rFonts w:ascii="Times New Roman" w:hAnsi="Times New Roman"/>
-          <w:sz w:val="24"/>
-          <w:szCs w:val="24"/>
-        </w:rPr>
-        <w:t xml:space="preserve">         </w:t>
-      </w:r>
-      <w:r>
-        <w:rPr>
-          <w:rFonts w:ascii="Times New Roman" w:hAnsi="Times New Roman"/>
-          <w:sz w:val="24"/>
-          <w:szCs w:val="24"/>
-        </w:rPr>
-        <w:t xml:space="preserve">Согласно пункту 5 Положения о порядке установления и применения тарифов на риэлтерские услуги, утвержденного Постановлением Совета Министров Республики Беларусь от 01.11.2023 № </w:t>
-      </w:r>
-      <w:r>
-        <w:rPr>
-          <w:rFonts w:ascii="Times New Roman" w:hAnsi="Times New Roman"/>
-          <w:sz w:val="24"/>
-          <w:szCs w:val="24"/>
-        </w:rPr>
-        <w:lastRenderedPageBreak/>
-        <w:t xml:space="preserve">754 «О тарифах на риэлтерские услуги» </w:t>
-      </w:r>
-      <w:r>
-        <w:rPr>
-          <w:rFonts w:ascii="Times New Roman" w:eastAsia="Times New Roman" w:hAnsi="Times New Roman"/>
-          <w:sz w:val="24"/>
-          <w:szCs w:val="24"/>
-          <w:lang w:eastAsia="ru-RU"/>
-        </w:rPr>
-        <w:t>(в редакции постановления Совета Министерства Республики Беларусь 02.04.2026 №157)</w:t>
-      </w:r>
-      <w:r>
-        <w:rPr>
-          <w:rFonts w:ascii="Times New Roman" w:eastAsia="Times New Roman" w:hAnsi="Times New Roman"/>
-          <w:sz w:val="24"/>
-          <w:szCs w:val="24"/>
-          <w:lang w:eastAsia="ru-RU"/>
-        </w:rPr>
-        <w:t xml:space="preserve"> </w:t>
-      </w:r>
-      <w:r>
-        <w:rPr>
-          <w:rFonts w:ascii="Times New Roman" w:hAnsi="Times New Roman"/>
-          <w:sz w:val="24"/>
-          <w:szCs w:val="24"/>
-        </w:rPr>
-        <w:t>в случае досрочного расторжения договора на оказание риэлтерских услуг, а также отказа потребителя от подписания акта оказанных услуг производится оплата фактически оказанных ему риэлтерских услуг по тарифам в базовых величинах.</w:t>
+          <w:rFonts w:ascii="Times New Roman" w:eastAsia="Times New Roman" w:hAnsi="Times New Roman"/>
+          <w:sz w:val="24"/>
+          <w:szCs w:val="24"/>
+          <w:lang w:eastAsia="ru-RU"/>
+        </w:rPr>
+      </w:pPr>
+    </w:p>
+    <w:p>
+      <w:pPr>
+        <w:autoSpaceDE w:val="0"/>
+        <w:autoSpaceDN w:val="0"/>
+        <w:adjustRightInd w:val="0"/>
+        <w:spacing w:after="0" w:line="240" w:lineRule="auto"/>
+        <w:jc w:val="center"/>
+        <w:rPr>
+          <w:rFonts w:ascii="Times New Roman" w:eastAsia="Times New Roman" w:hAnsi="Times New Roman"/>
+          <w:b/>
+          <w:sz w:val="24"/>
+          <w:szCs w:val="24"/>
+          <w:lang w:eastAsia="ru-RU"/>
+        </w:rPr>
+      </w:pPr>
+      <w:r>
+        <w:rPr>
+          <w:rFonts w:ascii="Times New Roman" w:eastAsia="Times New Roman" w:hAnsi="Times New Roman"/>
+          <w:b/>
+          <w:sz w:val="24"/>
+          <w:szCs w:val="24"/>
+          <w:lang w:eastAsia="ru-RU"/>
+        </w:rPr>
+        <w:t>3. ПРАВА И ОБЯЗАННОСТИ СТОРОН</w:t>
       </w:r>
     </w:p>
     <w:p>
@@ -1678,106 +1490,6 @@
           <w:szCs w:val="24"/>
           <w:lang w:eastAsia="ru-RU"/>
         </w:rPr>
-        <w:t>2.</w:t>
-      </w:r>
-      <w:r>
-        <w:rPr>
-          <w:rFonts w:ascii="Times New Roman" w:eastAsia="Times New Roman" w:hAnsi="Times New Roman"/>
-          <w:sz w:val="24"/>
-          <w:szCs w:val="24"/>
-          <w:lang w:eastAsia="ru-RU"/>
-        </w:rPr>
-        <w:t>5</w:t>
-      </w:r>
-      <w:r>
-        <w:rPr>
-          <w:rFonts w:ascii="Times New Roman" w:eastAsia="Times New Roman" w:hAnsi="Times New Roman"/>
-          <w:sz w:val="24"/>
-          <w:szCs w:val="24"/>
-          <w:lang w:eastAsia="ru-RU"/>
-        </w:rPr>
-        <w:t>.</w:t>
-      </w:r>
-      <w:r>
-        <w:rPr>
-          <w:rFonts w:ascii="Times New Roman" w:eastAsia="Times New Roman" w:hAnsi="Times New Roman"/>
-          <w:sz w:val="24"/>
-          <w:szCs w:val="24"/>
-          <w:lang w:eastAsia="ru-RU"/>
-        </w:rPr>
-        <w:t xml:space="preserve"> </w:t>
-      </w:r>
-      <w:r>
-        <w:rPr>
-          <w:rFonts w:ascii="Times New Roman" w:eastAsia="Times New Roman" w:hAnsi="Times New Roman"/>
-          <w:sz w:val="24"/>
-          <w:szCs w:val="24"/>
-          <w:lang w:eastAsia="ru-RU"/>
-        </w:rPr>
-        <w:t xml:space="preserve"> Расчеты между Потребителем и покупателем по приобретению в собственность объекта недвижимого имущества не регулируются настоящим договором.</w:t>
-      </w:r>
-    </w:p>
-    <w:p>
-      <w:pPr>
-        <w:spacing w:after="0" w:line="240" w:lineRule="auto"/>
-        <w:ind w:left="567" w:hanging="567"/>
-        <w:jc w:val="both"/>
-        <w:rPr>
-          <w:rFonts w:ascii="Times New Roman" w:eastAsia="Times New Roman" w:hAnsi="Times New Roman"/>
-          <w:sz w:val="24"/>
-          <w:szCs w:val="24"/>
-          <w:lang w:eastAsia="ru-RU"/>
-        </w:rPr>
-      </w:pPr>
-    </w:p>
-    <w:p>
-      <w:pPr>
-        <w:autoSpaceDE w:val="0"/>
-        <w:autoSpaceDN w:val="0"/>
-        <w:adjustRightInd w:val="0"/>
-        <w:spacing w:after="0" w:line="240" w:lineRule="auto"/>
-        <w:jc w:val="center"/>
-        <w:rPr>
-          <w:rFonts w:ascii="Times New Roman" w:eastAsia="Times New Roman" w:hAnsi="Times New Roman"/>
-          <w:b/>
-          <w:sz w:val="24"/>
-          <w:szCs w:val="24"/>
-          <w:lang w:eastAsia="ru-RU"/>
-        </w:rPr>
-      </w:pPr>
-      <w:r>
-        <w:rPr>
-          <w:rFonts w:ascii="Times New Roman" w:eastAsia="Times New Roman" w:hAnsi="Times New Roman"/>
-          <w:b/>
-          <w:sz w:val="24"/>
-          <w:szCs w:val="24"/>
-          <w:lang w:eastAsia="ru-RU"/>
-        </w:rPr>
-        <w:t>3. ПРАВА И ОБЯЗАННОСТИ СТОРОН</w:t>
-      </w:r>
-    </w:p>
-    <w:p>
-      <w:pPr>
-        <w:autoSpaceDE w:val="0"/>
-        <w:autoSpaceDN w:val="0"/>
-        <w:adjustRightInd w:val="0"/>
-        <w:spacing w:after="0" w:line="240" w:lineRule="auto"/>
-        <w:ind w:left="567" w:hanging="567"/>
-        <w:jc w:val="both"/>
-        <w:rPr>
-          <w:rFonts w:ascii="Times New Roman" w:eastAsia="Times New Roman" w:hAnsi="Times New Roman"/>
-          <w:sz w:val="24"/>
-          <w:szCs w:val="24"/>
-          <w:lang w:eastAsia="ru-RU"/>
-        </w:rPr>
-      </w:pPr>
-      <w:r>
-        <w:rPr>
-          <w:rFonts w:ascii="Times New Roman" w:eastAsia="Times New Roman" w:hAnsi="Times New Roman"/>
-          <w:sz w:val="24"/>
-          <w:szCs w:val="24"/>
-          <w:lang w:eastAsia="ru-RU"/>
-        </w:rPr>
         <w:t>3.1. Исполнитель обязуется:</w:t>
       </w:r>
     </w:p>
@@ -2637,7 +2349,17 @@
           <w:szCs w:val="24"/>
           <w:lang w:eastAsia="ru-RU"/>
         </w:rPr>
-        <w:t>рганизовать сбор документов, необходимых для удостоверения сделки с объектом недвижимого имущества, государственной регистрации недвижимого имущества, прав на него и сделок с ним, обеспечения государственной регистрации, а также нотариального удостоверения сделки либо удостоверения регистратором документа, являющегося основанием для государственной регистрации сделки с недвижимым имуществом;</w:t>
+        <w:t xml:space="preserve">рганизовать сбор документов, необходимых для удостоверения сделки с объектом недвижимого имущества, государственной регистрации недвижимого имущества, прав на него </w:t>
+      </w:r>
+      <w:r>
+        <w:rPr>
+          <w:rFonts w:ascii="Times New Roman" w:eastAsia="Times New Roman" w:hAnsi="Times New Roman"/>
+          <w:sz w:val="24"/>
+          <w:szCs w:val="24"/>
+          <w:lang w:eastAsia="ru-RU"/>
+        </w:rPr>
+        <w:lastRenderedPageBreak/>
+        <w:t>и сделок с ним, обеспечения государственной регистрации, а также нотариального удостоверения сделки либо удостоверения регистратором документа, являющегося основанием для государственной регистрации сделки с недвижимым имуществом;</w:t>
       </w:r>
     </w:p>
     <w:p>
@@ -2658,7 +2380,6 @@
           <w:sz w:val="24"/>
           <w:szCs w:val="24"/>
         </w:rPr>
-        <w:lastRenderedPageBreak/>
         <w:t>3.1.12.</w:t>
       </w:r>
       <w:r>
@@ -3944,7 +3665,6 @@
         </w:rPr>
         <w:t>{{</w:t>
       </w:r>
-      <w:proofErr w:type="gramStart"/>
       <w:r>
         <w:rPr>
           <w:rFonts w:ascii="Times New Roman" w:eastAsia="Times New Roman" w:hAnsi="Times New Roman"/>
@@ -3963,7 +3683,6 @@
         </w:rPr>
         <w:t>.</w:t>
       </w:r>
-      <w:proofErr w:type="spellStart"/>
       <w:r>
         <w:rPr>
           <w:rFonts w:ascii="Times New Roman" w:eastAsia="Times New Roman" w:hAnsi="Times New Roman"/>
@@ -3973,7 +3692,6 @@
         </w:rPr>
         <w:t>endDateText</w:t>
       </w:r>
-      <w:proofErr w:type="spellEnd"/>
       <w:r>
         <w:rPr>
           <w:rFonts w:ascii="Times New Roman" w:eastAsia="Times New Roman" w:hAnsi="Times New Roman"/>
@@ -4001,7 +3719,6 @@
         </w:rPr>
         <w:t>.</w:t>
       </w:r>
-      <w:proofErr w:type="gramEnd"/>
     </w:p>
     <w:p>
       <w:pPr>
@@ -4079,7 +3796,17 @@
           <w:szCs w:val="24"/>
           <w:lang w:eastAsia="ru-RU"/>
         </w:rPr>
-        <w:t xml:space="preserve">. В случае если в течение указанного срока Потребитель не подпишет акт и не предоставит Исполнителю письменного отказа от подписания акта с изложением причин, </w:t>
+        <w:t xml:space="preserve">. В случае если в течение указанного срока Потребитель </w:t>
+      </w:r>
+      <w:r>
+        <w:rPr>
+          <w:rFonts w:ascii="Times New Roman" w:eastAsia="Times New Roman" w:hAnsi="Times New Roman"/>
+          <w:sz w:val="24"/>
+          <w:szCs w:val="24"/>
+          <w:lang w:eastAsia="ru-RU"/>
+        </w:rPr>
+        <w:lastRenderedPageBreak/>
+        <w:t xml:space="preserve">не подпишет акт и не предоставит Исполнителю письменного отказа от подписания акта с изложением причин, </w:t>
       </w:r>
       <w:r>
         <w:rPr>
@@ -4122,7 +3849,6 @@
           <w:szCs w:val="24"/>
           <w:lang w:eastAsia="ru-RU"/>
         </w:rPr>
-        <w:lastRenderedPageBreak/>
         <w:t xml:space="preserve">4.3. Изменение   условий   настоящего   договора осуществляется по согласованию сторон путем оформления дополнительного соглашения. </w:t>
       </w:r>
     </w:p>
@@ -4946,7 +4672,25 @@
           <w:szCs w:val="24"/>
           <w:lang w:eastAsia="ru-RU"/>
         </w:rPr>
-        <w:t xml:space="preserve">6.1. Настоящий договор составлен в двух экземплярах, по одному для каждой из Сторон.  </w:t>
+        <w:t xml:space="preserve">6.1. Настоящий договор составлен в </w:t>
+      </w:r>
+      <w:r>
+        <w:rPr>
+          <w:rFonts w:ascii="Times New Roman" w:eastAsia="Times New Roman" w:hAnsi="Times New Roman"/>
+          <w:sz w:val="24"/>
+          <w:szCs w:val="24"/>
+          <w:lang w:eastAsia="ru-RU"/>
+        </w:rPr>
+        <w:t>трех</w:t>
+      </w:r>
+      <w:r>
+        <w:rPr>
+          <w:rFonts w:ascii="Times New Roman" w:eastAsia="Times New Roman" w:hAnsi="Times New Roman"/>
+          <w:sz w:val="24"/>
+          <w:szCs w:val="24"/>
+          <w:lang w:eastAsia="ru-RU"/>
+        </w:rPr>
+        <w:t xml:space="preserve"> экземплярах, по одному для каждой из Сторон.  </w:t>
       </w:r>
       <w:r>
         <w:rPr>
@@ -5080,6 +4824,15 @@
           <w:lang w:eastAsia="ru-RU"/>
         </w:rPr>
         <w:br/>
+      </w:r>
+      <w:r>
+        <w:rPr>
+          <w:rFonts w:ascii="Times New Roman" w:eastAsia="Times New Roman" w:hAnsi="Times New Roman"/>
+          <w:sz w:val="24"/>
+          <w:szCs w:val="24"/>
+          <w:lang w:eastAsia="ru-RU"/>
+        </w:rPr>
+        <w:lastRenderedPageBreak/>
         <w:t>в залоге, не обременен никакими обязательствами и соответствует   описанию   объекта недвижимого имущества.</w:t>
       </w:r>
     </w:p>
@@ -5155,17 +4908,7 @@
           <w:szCs w:val="24"/>
           <w:lang w:eastAsia="ru-RU"/>
         </w:rPr>
-        <w:t xml:space="preserve"> «О  валютном регулировании и валютном контроле», в соответствии с которой  запрещается  </w:t>
-      </w:r>
-      <w:r>
-        <w:rPr>
-          <w:rFonts w:ascii="Times New Roman" w:eastAsia="Times New Roman" w:hAnsi="Times New Roman"/>
-          <w:sz w:val="24"/>
-          <w:szCs w:val="24"/>
-          <w:lang w:eastAsia="ru-RU"/>
-        </w:rPr>
-        <w:lastRenderedPageBreak/>
-        <w:t>использование  иностранной  валюты,  ценных  бумаг  в иностранной  валюте  и  (или) платежных документов в иностранной валюте при проведении   валютных  операций  между  физическими  лицами  -  резидентами Республики  Беларусь  при  расчетах по договорам купли-продажи, в том числе договорам купли-продажи объекта недвижимого имущества.</w:t>
+        <w:t xml:space="preserve"> «О  валютном регулировании и валютном контроле», в соответствии с которой  запрещается  использование  иностранной  валюты,  ценных  бумаг  в иностранной  валюте  и  (или) платежных документов в иностранной валюте при проведении   валютных  операций  между  физическими  лицами  -  резидентами Республики  Беларусь  при  расчетах по договорам купли-продажи, в том числе договорам купли-продажи объекта недвижимого имущества.</w:t>
       </w:r>
     </w:p>
     <w:p>
@@ -5556,29 +5299,7 @@
           <w:szCs w:val="20"/>
           <w:lang w:eastAsia="ru-RU"/>
         </w:rPr>
-        <w:t>Ответственный риэлтер по настоящему договору {{</w:t>
-      </w:r>
-      <w:proofErr w:type="gramStart"/>
-      <w:r>
-        <w:rPr>
-          <w:rFonts w:ascii="Times New Roman" w:eastAsia="Times New Roman" w:hAnsi="Times New Roman"/>
-          <w:i/>
-          <w:sz w:val="20"/>
-          <w:szCs w:val="20"/>
-          <w:lang w:eastAsia="ru-RU"/>
-        </w:rPr>
-        <w:t>agent.initials</w:t>
-      </w:r>
-      <w:proofErr w:type="gramEnd"/>
-      <w:r>
-        <w:rPr>
-          <w:rFonts w:ascii="Times New Roman" w:eastAsia="Times New Roman" w:hAnsi="Times New Roman"/>
-          <w:i/>
-          <w:sz w:val="20"/>
-          <w:szCs w:val="20"/>
-          <w:lang w:eastAsia="ru-RU"/>
-        </w:rPr>
-        <w:t>}}</w:t>
+        <w:t>Ответственный риэлтер по настоящему договору {{agent.initials}}</w:t>
       </w:r>
     </w:p>
     <w:p>
@@ -5638,10 +5359,8 @@
           <w:szCs w:val="20"/>
           <w:lang w:eastAsia="ru-RU"/>
         </w:rPr>
-        <w:t>№ {{</w:t>
-      </w:r>
-      <w:proofErr w:type="spellStart"/>
-      <w:proofErr w:type="gramStart"/>
+        <w:t>№ {{agent.attestationNumber}}</w:t>
+      </w:r>
       <w:r>
         <w:rPr>
           <w:rFonts w:ascii="Times New Roman" w:eastAsia="Times New Roman" w:hAnsi="Times New Roman"/>
@@ -5650,10 +5369,8 @@
           <w:szCs w:val="20"/>
           <w:lang w:eastAsia="ru-RU"/>
         </w:rPr>
-        <w:t>agent.attestationNumber</w:t>
-      </w:r>
-      <w:proofErr w:type="spellEnd"/>
-      <w:proofErr w:type="gramEnd"/>
+        <w:t xml:space="preserve"> </w:t>
+      </w:r>
       <w:r>
         <w:rPr>
           <w:rFonts w:ascii="Times New Roman" w:eastAsia="Times New Roman" w:hAnsi="Times New Roman"/>
@@ -5662,86 +5379,8 @@
           <w:szCs w:val="20"/>
           <w:lang w:eastAsia="ru-RU"/>
         </w:rPr>
-        <w:t>}}</w:t>
-      </w:r>
-      <w:r>
-        <w:rPr>
-          <w:rFonts w:ascii="Times New Roman" w:eastAsia="Times New Roman" w:hAnsi="Times New Roman"/>
-          <w:i/>
-          <w:sz w:val="20"/>
-          <w:szCs w:val="20"/>
-          <w:lang w:eastAsia="ru-RU"/>
-        </w:rPr>
-        <w:t xml:space="preserve"> </w:t>
-      </w:r>
-      <w:r>
-        <w:rPr>
-          <w:rFonts w:ascii="Times New Roman" w:eastAsia="Times New Roman" w:hAnsi="Times New Roman"/>
-          <w:i/>
-          <w:sz w:val="20"/>
-          <w:szCs w:val="20"/>
-          <w:lang w:eastAsia="ru-RU"/>
-        </w:rPr>
-        <w:t>от {{</w:t>
-      </w:r>
-      <w:proofErr w:type="spellStart"/>
-      <w:proofErr w:type="gramStart"/>
-      <w:r>
-        <w:rPr>
-          <w:rFonts w:ascii="Times New Roman" w:eastAsia="Times New Roman" w:hAnsi="Times New Roman"/>
-          <w:i/>
-          <w:sz w:val="20"/>
-          <w:szCs w:val="20"/>
-          <w:lang w:eastAsia="ru-RU"/>
-        </w:rPr>
-        <w:t>agent.attestationDate</w:t>
-      </w:r>
-      <w:proofErr w:type="spellEnd"/>
-      <w:r>
-        <w:rPr>
-          <w:rFonts w:ascii="Times New Roman" w:eastAsia="Times New Roman" w:hAnsi="Times New Roman"/>
-          <w:i/>
-          <w:sz w:val="20"/>
-          <w:szCs w:val="20"/>
-          <w:lang w:eastAsia="ru-RU"/>
-        </w:rPr>
-        <w:t>}}г</w:t>
-      </w:r>
-      <w:proofErr w:type="gramEnd"/>
-      <w:r>
-        <w:rPr>
-          <w:rFonts w:ascii="Times New Roman" w:eastAsia="Times New Roman" w:hAnsi="Times New Roman"/>
-          <w:i/>
-          <w:sz w:val="20"/>
-          <w:szCs w:val="20"/>
-          <w:lang w:eastAsia="ru-RU"/>
-        </w:rPr>
-        <w:t>, действует до {{</w:t>
-      </w:r>
-      <w:proofErr w:type="spellStart"/>
-      <w:proofErr w:type="gramStart"/>
-      <w:r>
-        <w:rPr>
-          <w:rFonts w:ascii="Times New Roman" w:eastAsia="Times New Roman" w:hAnsi="Times New Roman"/>
-          <w:i/>
-          <w:sz w:val="20"/>
-          <w:szCs w:val="20"/>
-          <w:lang w:eastAsia="ru-RU"/>
-        </w:rPr>
-        <w:t>agent.attestationExpiry</w:t>
-      </w:r>
-      <w:proofErr w:type="spellEnd"/>
-      <w:r>
-        <w:rPr>
-          <w:rFonts w:ascii="Times New Roman" w:eastAsia="Times New Roman" w:hAnsi="Times New Roman"/>
-          <w:i/>
-          <w:sz w:val="20"/>
-          <w:szCs w:val="20"/>
-          <w:lang w:eastAsia="ru-RU"/>
-        </w:rPr>
-        <w:t>}}г</w:t>
-      </w:r>
-      <w:proofErr w:type="gramEnd"/>
+        <w:t>от {{agent.attestationDate}}г, действует до {{agent.attestationExpiry}}г</w:t>
+      </w:r>
     </w:p>
     <w:p>
       <w:pPr>
@@ -5765,29 +5404,7 @@
           <w:szCs w:val="20"/>
           <w:lang w:eastAsia="ru-RU"/>
         </w:rPr>
-        <w:t>Идентификационная пластиковая карточка {{</w:t>
-      </w:r>
-      <w:proofErr w:type="gramStart"/>
-      <w:r>
-        <w:rPr>
-          <w:rFonts w:ascii="Times New Roman" w:eastAsia="Times New Roman" w:hAnsi="Times New Roman"/>
-          <w:bCs/>
-          <w:sz w:val="20"/>
-          <w:szCs w:val="20"/>
-          <w:lang w:eastAsia="ru-RU"/>
-        </w:rPr>
-        <w:t>agent.cardNumber</w:t>
-      </w:r>
-      <w:proofErr w:type="gramEnd"/>
-      <w:r>
-        <w:rPr>
-          <w:rFonts w:ascii="Times New Roman" w:eastAsia="Times New Roman" w:hAnsi="Times New Roman"/>
-          <w:bCs/>
-          <w:sz w:val="20"/>
-          <w:szCs w:val="20"/>
-          <w:lang w:eastAsia="ru-RU"/>
-        </w:rPr>
-        <w:t>}}</w:t>
+        <w:t>Идентификационная пластиковая карточка {{agent.cardNumber}}</w:t>
       </w:r>
     </w:p>
     <w:p>
@@ -5863,27 +5480,7 @@
                 <w:szCs w:val="20"/>
                 <w:lang w:eastAsia="ru-RU"/>
               </w:rPr>
-              <w:t>ФИО: {{</w:t>
-            </w:r>
-            <w:proofErr w:type="gramStart"/>
-            <w:r>
-              <w:rPr>
-                <w:rFonts w:ascii="Times New Roman" w:hAnsi="Times New Roman"/>
-                <w:sz w:val="20"/>
-                <w:szCs w:val="20"/>
-                <w:lang w:eastAsia="ru-RU"/>
-              </w:rPr>
-              <w:t>seller.fullName</w:t>
-            </w:r>
-            <w:proofErr w:type="gramEnd"/>
-            <w:r>
-              <w:rPr>
-                <w:rFonts w:ascii="Times New Roman" w:hAnsi="Times New Roman"/>
-                <w:sz w:val="20"/>
-                <w:szCs w:val="20"/>
-                <w:lang w:eastAsia="ru-RU"/>
-              </w:rPr>
-              <w:t>}}</w:t>
+              <w:t>ФИО: {{seller.fullName}}</w:t>
             </w:r>
           </w:p>
           <w:p>
@@ -5902,27 +5499,7 @@
                 <w:szCs w:val="20"/>
                 <w:lang w:eastAsia="ru-RU"/>
               </w:rPr>
-              <w:t>{{</w:t>
-            </w:r>
-            <w:proofErr w:type="gramStart"/>
-            <w:r>
-              <w:rPr>
-                <w:rFonts w:ascii="Times New Roman" w:hAnsi="Times New Roman"/>
-                <w:sz w:val="20"/>
-                <w:szCs w:val="20"/>
-                <w:lang w:eastAsia="ru-RU"/>
-              </w:rPr>
-              <w:t>seller.birthDate</w:t>
-            </w:r>
-            <w:proofErr w:type="gramEnd"/>
-            <w:r>
-              <w:rPr>
-                <w:rFonts w:ascii="Times New Roman" w:hAnsi="Times New Roman"/>
-                <w:sz w:val="20"/>
-                <w:szCs w:val="20"/>
-                <w:lang w:eastAsia="ru-RU"/>
-              </w:rPr>
-              <w:t>}} г.р.</w:t>
+              <w:t>{{seller.birthDate}} г.р.</w:t>
             </w:r>
           </w:p>
           <w:p>
@@ -5950,29 +5527,7 @@
                 <w:szCs w:val="20"/>
                 <w:lang w:eastAsia="ru-RU"/>
               </w:rPr>
-              <w:t>: {{</w:t>
-            </w:r>
-            <w:proofErr w:type="spellStart"/>
-            <w:proofErr w:type="gramStart"/>
-            <w:r>
-              <w:rPr>
-                <w:rFonts w:ascii="Times New Roman" w:hAnsi="Times New Roman"/>
-                <w:sz w:val="20"/>
-                <w:szCs w:val="20"/>
-                <w:lang w:eastAsia="ru-RU"/>
-              </w:rPr>
-              <w:t>seller.address</w:t>
-            </w:r>
-            <w:proofErr w:type="spellEnd"/>
-            <w:proofErr w:type="gramEnd"/>
-            <w:r>
-              <w:rPr>
-                <w:rFonts w:ascii="Times New Roman" w:hAnsi="Times New Roman"/>
-                <w:sz w:val="20"/>
-                <w:szCs w:val="20"/>
-                <w:lang w:eastAsia="ru-RU"/>
-              </w:rPr>
-              <w:t>}}</w:t>
+              <w:t>: {{seller.address}}</w:t>
             </w:r>
           </w:p>
           <w:p>
@@ -5991,27 +5546,7 @@
                 <w:szCs w:val="20"/>
                 <w:lang w:eastAsia="ru-RU"/>
               </w:rPr>
-              <w:t>Паспорт: {{</w:t>
-            </w:r>
-            <w:proofErr w:type="gramStart"/>
-            <w:r>
-              <w:rPr>
-                <w:rFonts w:ascii="Times New Roman" w:hAnsi="Times New Roman"/>
-                <w:sz w:val="20"/>
-                <w:szCs w:val="20"/>
-                <w:lang w:eastAsia="ru-RU"/>
-              </w:rPr>
-              <w:t>seller.passport</w:t>
-            </w:r>
-            <w:proofErr w:type="gramEnd"/>
-            <w:r>
-              <w:rPr>
-                <w:rFonts w:ascii="Times New Roman" w:hAnsi="Times New Roman"/>
-                <w:sz w:val="20"/>
-                <w:szCs w:val="20"/>
-                <w:lang w:eastAsia="ru-RU"/>
-              </w:rPr>
-              <w:t>}}</w:t>
+              <w:t>Паспорт: {{seller.passport}}</w:t>
             </w:r>
           </w:p>
           <w:p>
@@ -6039,51 +5574,7 @@
                 <w:szCs w:val="20"/>
                 <w:lang w:val="en-US" w:eastAsia="ru-RU"/>
               </w:rPr>
-              <w:t xml:space="preserve"> {{</w:t>
-            </w:r>
-            <w:proofErr w:type="spellStart"/>
-            <w:proofErr w:type="gramStart"/>
-            <w:r>
-              <w:rPr>
-                <w:rFonts w:ascii="Times New Roman" w:hAnsi="Times New Roman"/>
-                <w:sz w:val="20"/>
-                <w:szCs w:val="20"/>
-                <w:lang w:val="en-US" w:eastAsia="ru-RU"/>
-              </w:rPr>
-              <w:t>seller.passportIssuedByInstrumental</w:t>
-            </w:r>
-            <w:proofErr w:type="spellEnd"/>
-            <w:proofErr w:type="gramEnd"/>
-            <w:r>
-              <w:rPr>
-                <w:rFonts w:ascii="Times New Roman" w:hAnsi="Times New Roman"/>
-                <w:sz w:val="20"/>
-                <w:szCs w:val="20"/>
-                <w:lang w:val="en-US" w:eastAsia="ru-RU"/>
-              </w:rPr>
-              <w:t>}} {{</w:t>
-            </w:r>
-            <w:proofErr w:type="spellStart"/>
-            <w:proofErr w:type="gramStart"/>
-            <w:r>
-              <w:rPr>
-                <w:rFonts w:ascii="Times New Roman" w:hAnsi="Times New Roman"/>
-                <w:sz w:val="20"/>
-                <w:szCs w:val="20"/>
-                <w:lang w:val="en-US" w:eastAsia="ru-RU"/>
-              </w:rPr>
-              <w:t>seller.passportIssueDate</w:t>
-            </w:r>
-            <w:proofErr w:type="spellEnd"/>
-            <w:proofErr w:type="gramEnd"/>
-            <w:r>
-              <w:rPr>
-                <w:rFonts w:ascii="Times New Roman" w:hAnsi="Times New Roman"/>
-                <w:sz w:val="20"/>
-                <w:szCs w:val="20"/>
-                <w:lang w:val="en-US" w:eastAsia="ru-RU"/>
-              </w:rPr>
-              <w:t>}}</w:t>
+              <w:t xml:space="preserve"> {{seller.passportIssuedByInstrumental}} {{seller.passportIssueDate}}</w:t>
             </w:r>
           </w:p>
           <w:p>
@@ -6157,29 +5648,7 @@
                 <w:szCs w:val="20"/>
                 <w:lang w:val="en-US" w:eastAsia="ru-RU"/>
               </w:rPr>
-              <w:t>: {{</w:t>
-            </w:r>
-            <w:proofErr w:type="spellStart"/>
-            <w:proofErr w:type="gramStart"/>
-            <w:r>
-              <w:rPr>
-                <w:rFonts w:ascii="Times New Roman" w:hAnsi="Times New Roman"/>
-                <w:sz w:val="20"/>
-                <w:szCs w:val="20"/>
-                <w:lang w:val="en-US" w:eastAsia="ru-RU"/>
-              </w:rPr>
-              <w:t>seller.phone</w:t>
-            </w:r>
-            <w:proofErr w:type="spellEnd"/>
-            <w:proofErr w:type="gramEnd"/>
-            <w:r>
-              <w:rPr>
-                <w:rFonts w:ascii="Times New Roman" w:hAnsi="Times New Roman"/>
-                <w:sz w:val="20"/>
-                <w:szCs w:val="20"/>
-                <w:lang w:val="en-US" w:eastAsia="ru-RU"/>
-              </w:rPr>
-              <w:t>}}</w:t>
+              <w:t>: {{seller.phone}}</w:t>
             </w:r>
           </w:p>
           <w:p>
@@ -6218,31 +5687,7 @@
                 <w:szCs w:val="20"/>
                 <w:lang w:val="en-US" w:eastAsia="ru-RU"/>
               </w:rPr>
-              <w:t>_______________________{{</w:t>
-            </w:r>
-            <w:proofErr w:type="spellStart"/>
-            <w:proofErr w:type="gramStart"/>
-            <w:r>
-              <w:rPr>
-                <w:rFonts w:ascii="Times New Roman" w:hAnsi="Times New Roman"/>
-                <w:b/>
-                <w:sz w:val="20"/>
-                <w:szCs w:val="20"/>
-                <w:lang w:val="en-US" w:eastAsia="ru-RU"/>
-              </w:rPr>
-              <w:t>seller.initials</w:t>
-            </w:r>
-            <w:proofErr w:type="spellEnd"/>
-            <w:proofErr w:type="gramEnd"/>
-            <w:r>
-              <w:rPr>
-                <w:rFonts w:ascii="Times New Roman" w:hAnsi="Times New Roman"/>
-                <w:b/>
-                <w:sz w:val="20"/>
-                <w:szCs w:val="20"/>
-                <w:lang w:val="en-US" w:eastAsia="ru-RU"/>
-              </w:rPr>
-              <w:t>}}</w:t>
+              <w:t>_______________________{{seller.initials}}</w:t>
             </w:r>
           </w:p>
         </w:tc>
@@ -6365,29 +5810,17 @@
                 <w:szCs w:val="20"/>
                 <w:lang w:val="en-US"/>
               </w:rPr>
-              <w:t xml:space="preserve"> BY28 ALFA 3012 2J91 2500 1027 </w:t>
-            </w:r>
-            <w:proofErr w:type="gramStart"/>
+              <w:t xml:space="preserve"> BY28 ALFA 3012 2J91 2500 1027 0000  </w:t>
+            </w:r>
             <w:r>
               <w:rPr>
                 <w:rFonts w:ascii="Times New Roman" w:eastAsia="Times New Roman" w:hAnsi="Times New Roman"/>
                 <w:color w:val="000000"/>
                 <w:sz w:val="20"/>
                 <w:szCs w:val="20"/>
-                <w:lang w:val="en-US"/>
-              </w:rPr>
-              <w:t xml:space="preserve">0000  </w:t>
-            </w:r>
-            <w:r>
-              <w:rPr>
-                <w:rFonts w:ascii="Times New Roman" w:eastAsia="Times New Roman" w:hAnsi="Times New Roman"/>
-                <w:color w:val="000000"/>
-                <w:sz w:val="20"/>
-                <w:szCs w:val="20"/>
               </w:rPr>
               <w:t>БИК</w:t>
             </w:r>
-            <w:proofErr w:type="gramEnd"/>
             <w:r>
               <w:rPr>
                 <w:rFonts w:ascii="Times New Roman" w:eastAsia="Times New Roman" w:hAnsi="Times New Roman"/>
@@ -6482,32 +5915,19 @@
               </w:rPr>
               <w:t xml:space="preserve">e-mail: </w:t>
             </w:r>
-            <w:r>
-              <w:fldChar w:fldCharType="begin"/>
-            </w:r>
-            <w:r>
-              <w:rPr>
-                <w:lang w:val="en-US"/>
-              </w:rPr>
-              <w:instrText>HYPERLINK "mailto:mail@germesgarant.by"</w:instrText>
-            </w:r>
-            <w:r>
-              <w:fldChar w:fldCharType="separate"/>
-            </w:r>
-            <w:r>
-              <w:rPr>
-                <w:rFonts w:ascii="Times New Roman" w:eastAsia="Times New Roman" w:hAnsi="Times New Roman"/>
-                <w:color w:val="0563C1" w:themeColor="hyperlink"/>
-                <w:sz w:val="20"/>
-                <w:szCs w:val="20"/>
-                <w:u w:val="single"/>
-                <w:lang w:val="en-US"/>
-              </w:rPr>
-              <w:t>mail@germesgarant.by</w:t>
-            </w:r>
-            <w:r>
-              <w:fldChar w:fldCharType="end"/>
-            </w:r>
+            <w:hyperlink r:id="rId8" w:history="1">
+              <w:r>
+                <w:rPr>
+                  <w:rFonts w:ascii="Times New Roman" w:eastAsia="Times New Roman" w:hAnsi="Times New Roman"/>
+                  <w:color w:val="0563C1" w:themeColor="hyperlink"/>
+                  <w:sz w:val="20"/>
+                  <w:szCs w:val="20"/>
+                  <w:u w:val="single"/>
+                  <w:lang w:val="en-US"/>
+                </w:rPr>
+                <w:t>mail@germesgarant.by</w:t>
+              </w:r>
+            </w:hyperlink>
           </w:p>
           <w:p>
             <w:pPr>
@@ -6517,9 +5937,10 @@
                 <w:color w:val="000000"/>
                 <w:sz w:val="20"/>
                 <w:szCs w:val="20"/>
+                <w:lang w:val="en-US"/>
               </w:rPr>
             </w:pPr>
-            <w:hyperlink r:id="rId8" w:history="1">
+            <w:hyperlink r:id="rId9" w:history="1">
               <w:r>
                 <w:rPr>
                   <w:rStyle w:val="a6"/>
@@ -6536,6 +5957,7 @@
                   <w:rFonts w:ascii="Times New Roman" w:eastAsia="Times New Roman" w:hAnsi="Times New Roman"/>
                   <w:sz w:val="20"/>
                   <w:szCs w:val="20"/>
+                  <w:lang w:val="en-US"/>
                 </w:rPr>
                 <w:t>://</w:t>
               </w:r>
@@ -6555,6 +5977,7 @@
                   <w:rFonts w:ascii="Times New Roman" w:eastAsia="Times New Roman" w:hAnsi="Times New Roman"/>
                   <w:sz w:val="20"/>
                   <w:szCs w:val="20"/>
+                  <w:lang w:val="en-US"/>
                 </w:rPr>
                 <w:t>.</w:t>
               </w:r>
@@ -6578,7 +6001,7 @@
                 <w:b/>
                 <w:sz w:val="20"/>
                 <w:szCs w:val="20"/>
-                <w:lang w:eastAsia="ru-RU"/>
+                <w:lang w:val="en-US" w:eastAsia="ru-RU"/>
               </w:rPr>
             </w:pPr>
           </w:p>
@@ -6592,7 +6015,6 @@
                 <w:lang w:eastAsia="ru-RU"/>
               </w:rPr>
             </w:pPr>
-            <w:proofErr w:type="spellStart"/>
             <w:r>
               <w:rPr>
                 <w:rFonts w:ascii="Times New Roman" w:eastAsia="Times New Roman" w:hAnsi="Times New Roman"/>
@@ -6619,17 +6041,7 @@
                 <w:szCs w:val="20"/>
                 <w:lang w:eastAsia="ru-RU"/>
               </w:rPr>
-              <w:t>Турко</w:t>
-            </w:r>
-            <w:proofErr w:type="spellEnd"/>
-            <w:r>
-              <w:rPr>
-                <w:rFonts w:ascii="Times New Roman" w:eastAsia="Times New Roman" w:hAnsi="Times New Roman"/>
-                <w:sz w:val="20"/>
-                <w:szCs w:val="20"/>
-                <w:lang w:eastAsia="ru-RU"/>
-              </w:rPr>
-              <w:t xml:space="preserve"> О.Р.</w:t>
+              <w:t>Турко О.Р.</w:t>
             </w:r>
           </w:p>
           <w:p>
@@ -7152,43 +6564,7 @@
           <w:sz w:val="16"/>
           <w:szCs w:val="16"/>
         </w:rPr>
-        <w:t>к договору оказания риэлтерских услуг по содействию в продаже объектов недвижимого имущества №{{</w:t>
-      </w:r>
-      <w:proofErr w:type="gramStart"/>
-      <w:r>
-        <w:rPr>
-          <w:rFonts w:ascii="Times New Roman" w:hAnsi="Times New Roman"/>
-          <w:sz w:val="16"/>
-          <w:szCs w:val="16"/>
-        </w:rPr>
-        <w:t>deal.contractNumber</w:t>
-      </w:r>
-      <w:proofErr w:type="gramEnd"/>
-      <w:r>
-        <w:rPr>
-          <w:rFonts w:ascii="Times New Roman" w:hAnsi="Times New Roman"/>
-          <w:sz w:val="16"/>
-          <w:szCs w:val="16"/>
-        </w:rPr>
-        <w:t>}} от {{</w:t>
-      </w:r>
-      <w:proofErr w:type="gramStart"/>
-      <w:r>
-        <w:rPr>
-          <w:rFonts w:ascii="Times New Roman" w:hAnsi="Times New Roman"/>
-          <w:sz w:val="16"/>
-          <w:szCs w:val="16"/>
-        </w:rPr>
-        <w:t>deal.date</w:t>
-      </w:r>
-      <w:proofErr w:type="gramEnd"/>
-      <w:r>
-        <w:rPr>
-          <w:rFonts w:ascii="Times New Roman" w:hAnsi="Times New Roman"/>
-          <w:sz w:val="16"/>
-          <w:szCs w:val="16"/>
-        </w:rPr>
-        <w:t>}}</w:t>
+        <w:t>к договору оказания риэлтерских услуг по содействию в продаже объектов недвижимого имущества №{{deal.contractNumber}} от {{deal.date}}</w:t>
       </w:r>
     </w:p>
     <w:p>
@@ -7301,23 +6677,7 @@
           <w:sz w:val="20"/>
           <w:lang w:val="ru-RU"/>
         </w:rPr>
-        <w:t>Гр. {{</w:t>
-      </w:r>
-      <w:proofErr w:type="spellStart"/>
-      <w:r>
-        <w:rPr>
-          <w:sz w:val="20"/>
-          <w:lang w:val="ru-RU"/>
-        </w:rPr>
-        <w:t>seller.fullName</w:t>
-      </w:r>
-      <w:proofErr w:type="spellEnd"/>
-      <w:r>
-        <w:rPr>
-          <w:sz w:val="20"/>
-          <w:lang w:val="ru-RU"/>
-        </w:rPr>
-        <w:t>}},</w:t>
+        <w:t>Гр. {{seller.fullName}},</w:t>
       </w:r>
       <w:r>
         <w:rPr>
@@ -7392,241 +6752,18 @@
         </w:rPr>
         <w:t xml:space="preserve">     </w:t>
       </w:r>
-      <w:r>
-        <w:fldChar w:fldCharType="begin"/>
-      </w:r>
-      <w:r>
-        <w:instrText>HYPERLINK</w:instrText>
-      </w:r>
-      <w:r>
-        <w:rPr>
-          <w:lang w:val="ru-RU"/>
-        </w:rPr>
-        <w:instrText xml:space="preserve"> "</w:instrText>
-      </w:r>
-      <w:r>
-        <w:instrText>https</w:instrText>
-      </w:r>
-      <w:r>
-        <w:rPr>
-          <w:lang w:val="ru-RU"/>
-        </w:rPr>
-        <w:instrText>://</w:instrText>
-      </w:r>
-      <w:r>
-        <w:instrText>connect</w:instrText>
-      </w:r>
-      <w:r>
-        <w:rPr>
-          <w:lang w:val="ru-RU"/>
-        </w:rPr>
-        <w:instrText>.</w:instrText>
-      </w:r>
-      <w:r>
-        <w:instrText>ok</w:instrText>
-      </w:r>
-      <w:r>
-        <w:rPr>
-          <w:lang w:val="ru-RU"/>
-        </w:rPr>
-        <w:instrText>.</w:instrText>
-      </w:r>
-      <w:r>
-        <w:instrText>ru</w:instrText>
-      </w:r>
-      <w:r>
-        <w:rPr>
-          <w:lang w:val="ru-RU"/>
-        </w:rPr>
-        <w:instrText>/</w:instrText>
-      </w:r>
-      <w:r>
-        <w:instrText>offer</w:instrText>
-      </w:r>
-      <w:r>
-        <w:rPr>
-          <w:lang w:val="ru-RU"/>
-        </w:rPr>
-        <w:instrText>?</w:instrText>
-      </w:r>
-      <w:r>
-        <w:instrText>url</w:instrText>
-      </w:r>
-      <w:r>
-        <w:rPr>
-          <w:lang w:val="ru-RU"/>
-        </w:rPr>
-        <w:instrText>=</w:instrText>
-      </w:r>
-      <w:r>
-        <w:instrText>https</w:instrText>
-      </w:r>
-      <w:r>
-        <w:rPr>
-          <w:lang w:val="ru-RU"/>
-        </w:rPr>
-        <w:instrText>%3</w:instrText>
-      </w:r>
-      <w:r>
-        <w:instrText>A</w:instrText>
-      </w:r>
-      <w:r>
-        <w:rPr>
-          <w:lang w:val="ru-RU"/>
-        </w:rPr>
-        <w:instrText>%2</w:instrText>
-      </w:r>
-      <w:r>
-        <w:instrText>F</w:instrText>
-      </w:r>
-      <w:r>
-        <w:rPr>
-          <w:lang w:val="ru-RU"/>
-        </w:rPr>
-        <w:instrText>%2</w:instrText>
-      </w:r>
-      <w:r>
-        <w:instrText>Filex</w:instrText>
-      </w:r>
-      <w:r>
-        <w:rPr>
-          <w:lang w:val="ru-RU"/>
-        </w:rPr>
-        <w:instrText>.</w:instrText>
-      </w:r>
-      <w:r>
-        <w:instrText>by</w:instrText>
-      </w:r>
-      <w:r>
-        <w:rPr>
-          <w:lang w:val="ru-RU"/>
-        </w:rPr>
-        <w:instrText>%2</w:instrText>
-      </w:r>
-      <w:r>
-        <w:instrText>Fizmeneniya</w:instrText>
-      </w:r>
-      <w:r>
-        <w:rPr>
-          <w:lang w:val="ru-RU"/>
-        </w:rPr>
-        <w:instrText>-</w:instrText>
-      </w:r>
-      <w:r>
-        <w:instrText>v</w:instrText>
-      </w:r>
-      <w:r>
-        <w:rPr>
-          <w:lang w:val="ru-RU"/>
-        </w:rPr>
-        <w:instrText>-</w:instrText>
-      </w:r>
-      <w:r>
-        <w:instrText>regulirovanii</w:instrText>
-      </w:r>
-      <w:r>
-        <w:rPr>
-          <w:lang w:val="ru-RU"/>
-        </w:rPr>
-        <w:instrText>-</w:instrText>
-      </w:r>
-      <w:r>
-        <w:instrText>rielterskoj</w:instrText>
-      </w:r>
-      <w:r>
-        <w:rPr>
-          <w:lang w:val="ru-RU"/>
-        </w:rPr>
-        <w:instrText>-</w:instrText>
-      </w:r>
-      <w:r>
-        <w:instrText>deyatelnosti</w:instrText>
-      </w:r>
-      <w:r>
-        <w:rPr>
-          <w:lang w:val="ru-RU"/>
-        </w:rPr>
-        <w:instrText>%2</w:instrText>
-      </w:r>
-      <w:r>
-        <w:instrText>F</w:instrText>
-      </w:r>
-      <w:r>
-        <w:rPr>
-          <w:lang w:val="ru-RU"/>
-        </w:rPr>
-        <w:instrText>&amp;</w:instrText>
-      </w:r>
-      <w:r>
-        <w:instrText>utm</w:instrText>
-      </w:r>
-      <w:r>
-        <w:rPr>
-          <w:lang w:val="ru-RU"/>
-        </w:rPr>
-        <w:instrText>_</w:instrText>
-      </w:r>
-      <w:r>
-        <w:instrText>source</w:instrText>
-      </w:r>
-      <w:r>
-        <w:rPr>
-          <w:lang w:val="ru-RU"/>
-        </w:rPr>
-        <w:instrText>=</w:instrText>
-      </w:r>
-      <w:r>
-        <w:instrText>share</w:instrText>
-      </w:r>
-      <w:r>
-        <w:rPr>
-          <w:lang w:val="ru-RU"/>
-        </w:rPr>
-        <w:instrText>2" \</w:instrText>
-      </w:r>
-      <w:r>
-        <w:instrText>t</w:instrText>
-      </w:r>
-      <w:r>
-        <w:rPr>
-          <w:lang w:val="ru-RU"/>
-        </w:rPr>
-        <w:instrText xml:space="preserve"> "_</w:instrText>
-      </w:r>
-      <w:r>
-        <w:instrText>blank</w:instrText>
-      </w:r>
-      <w:r>
-        <w:rPr>
-          <w:lang w:val="ru-RU"/>
-        </w:rPr>
-        <w:instrText>" \</w:instrText>
-      </w:r>
-      <w:r>
-        <w:instrText>o</w:instrText>
-      </w:r>
-      <w:r>
-        <w:rPr>
-          <w:lang w:val="ru-RU"/>
-        </w:rPr>
-        <w:instrText xml:space="preserve"> "Одноклассники"</w:instrText>
-      </w:r>
-      <w:r>
-        <w:fldChar w:fldCharType="separate"/>
-      </w:r>
-      <w:r>
-        <w:rPr>
-          <w:color w:val="FFFFFF"/>
-          <w:sz w:val="20"/>
-          <w:bdr w:val="none" w:sz="0" w:space="0" w:color="auto" w:frame="1"/>
-          <w:shd w:val="clear" w:color="auto" w:fill="FF7700"/>
-          <w:lang w:val="ru-RU"/>
-        </w:rPr>
-        <w:br/>
-      </w:r>
-      <w:r>
-        <w:fldChar w:fldCharType="end"/>
-      </w:r>
+      <w:hyperlink r:id="rId10" w:tgtFrame="_blank" w:tooltip="Одноклассники" w:history="1">
+        <w:r>
+          <w:rPr>
+            <w:color w:val="FFFFFF"/>
+            <w:sz w:val="20"/>
+            <w:bdr w:val="none" w:sz="0" w:space="0" w:color="auto" w:frame="1"/>
+            <w:shd w:val="clear" w:color="auto" w:fill="FF7700"/>
+            <w:lang w:val="ru-RU"/>
+          </w:rPr>
+          <w:br/>
+        </w:r>
+      </w:hyperlink>
     </w:p>
     <w:p>
       <w:pPr>
@@ -7851,7 +6988,6 @@
               </w:rPr>
               <w:t>Предельный максимальный тариф</w:t>
             </w:r>
-            <w:proofErr w:type="gramStart"/>
             <w:r>
               <w:rPr>
                 <w:rFonts w:ascii="Times New Roman" w:hAnsi="Times New Roman"/>
@@ -7867,16 +7003,7 @@
                 <w:sz w:val="20"/>
                 <w:szCs w:val="20"/>
               </w:rPr>
-              <w:t xml:space="preserve">  (</w:t>
-            </w:r>
-            <w:proofErr w:type="gramEnd"/>
-            <w:r>
-              <w:rPr>
-                <w:rFonts w:ascii="Times New Roman" w:hAnsi="Times New Roman"/>
-                <w:sz w:val="20"/>
-                <w:szCs w:val="20"/>
-              </w:rPr>
-              <w:t>процент от стоимости объекта недвижимо</w:t>
+              <w:t xml:space="preserve">  (процент от стоимости объекта недвижимо</w:t>
             </w:r>
             <w:r>
               <w:rPr>
@@ -9809,46 +8936,8 @@
           <w:sz w:val="20"/>
           <w:szCs w:val="20"/>
         </w:rPr>
-        <w:t>{{</w:t>
-      </w:r>
-      <w:proofErr w:type="spellStart"/>
-      <w:proofErr w:type="gramStart"/>
-      <w:r>
-        <w:rPr>
-          <w:rFonts w:ascii="Times New Roman" w:hAnsi="Times New Roman"/>
-          <w:sz w:val="20"/>
-          <w:szCs w:val="20"/>
-        </w:rPr>
-        <w:t>seller.initials</w:t>
-      </w:r>
-      <w:proofErr w:type="spellEnd"/>
-      <w:r>
-        <w:rPr>
-          <w:rFonts w:ascii="Times New Roman" w:hAnsi="Times New Roman"/>
-          <w:sz w:val="20"/>
-          <w:szCs w:val="20"/>
-        </w:rPr>
-        <w:t xml:space="preserve">}}   </w:t>
-      </w:r>
-      <w:proofErr w:type="gramEnd"/>
-      <w:r>
-        <w:rPr>
-          <w:rFonts w:ascii="Times New Roman" w:hAnsi="Times New Roman"/>
-          <w:sz w:val="20"/>
-          <w:szCs w:val="20"/>
-        </w:rPr>
-        <w:t xml:space="preserve">                        Исполнитель: _________________________</w:t>
-      </w:r>
-      <w:proofErr w:type="spellStart"/>
-      <w:r>
-        <w:rPr>
-          <w:rFonts w:ascii="Times New Roman" w:hAnsi="Times New Roman"/>
-          <w:sz w:val="20"/>
-          <w:szCs w:val="20"/>
-        </w:rPr>
-        <w:t>О.Р.Турко</w:t>
-      </w:r>
-      <w:proofErr w:type="spellEnd"/>
+        <w:t>{{seller.initials}}                           Исполнитель: _________________________О.Р.Турко</w:t>
+      </w:r>
     </w:p>
     <w:p>
       <w:pPr>
@@ -9901,7 +8990,7 @@
       </w:r>
     </w:p>
     <w:sectPr>
-      <w:headerReference w:type="default" r:id="rId9"/>
+      <w:headerReference w:type="default" r:id="rId11"/>
       <w:pgSz w:w="12240" w:h="15840"/>
       <w:pgMar w:top="567" w:right="720" w:bottom="426" w:left="720" w:header="284" w:footer="708" w:gutter="0"/>
       <w:cols w:space="708"/>
@@ -9983,7 +9072,6 @@
       </w:rPr>
       <w:t xml:space="preserve">           </w:t>
     </w:r>
-    <w:proofErr w:type="spellStart"/>
     <w:r>
       <w:rPr>
         <w:sz w:val="12"/>
@@ -9991,7 +9079,6 @@
       </w:rPr>
       <w:t>Экслюзив</w:t>
     </w:r>
-    <w:proofErr w:type="spellEnd"/>
   </w:p>
   <w:p>
     <w:pPr>
@@ -10681,7 +9768,6 @@
   <w:style w:type="character" w:default="1" w:styleId="a0">
     <w:name w:val="Default Paragraph Font"/>
     <w:uiPriority w:val="1"/>
-    <w:semiHidden/>
     <w:unhideWhenUsed/>
   </w:style>
   <w:style w:type="table" w:default="1" w:styleId="a1">

--- a/templates/working/Договор_ЭКС_2_собств.docx
+++ b/templates/working/Договор_ЭКС_2_собств.docx
@@ -5123,7 +5123,7 @@
           <w:sz w:val="24"/>
           <w:szCs w:val="24"/>
         </w:rPr>
-        <w:t>Договор составлен в двух экземплярах, по одному у каждой из Сторон.</w:t>
+        <w:t xml:space="preserve">Перечень переданных документов риэлтерской организации Потребителем: </w:t>
       </w:r>
     </w:p>
     <w:p>
@@ -5137,45 +5137,14 @@
           <w:szCs w:val="24"/>
         </w:rPr>
       </w:pPr>
-      <w:r>
-        <w:rPr>
-          <w:rFonts w:ascii="Times New Roman" w:hAnsi="Times New Roman"/>
-          <w:sz w:val="24"/>
-          <w:szCs w:val="24"/>
-        </w:rPr>
-        <w:t>6.</w:t>
-      </w:r>
-      <w:r>
-        <w:rPr>
-          <w:rFonts w:ascii="Times New Roman" w:hAnsi="Times New Roman"/>
-          <w:sz w:val="24"/>
-          <w:szCs w:val="24"/>
-        </w:rPr>
-        <w:t>9</w:t>
-      </w:r>
-      <w:r>
-        <w:rPr>
-          <w:rFonts w:ascii="Times New Roman" w:hAnsi="Times New Roman"/>
-          <w:sz w:val="24"/>
-          <w:szCs w:val="24"/>
-        </w:rPr>
-        <w:t xml:space="preserve">. </w:t>
-      </w:r>
-      <w:r>
-        <w:rPr>
-          <w:rFonts w:ascii="Times New Roman" w:hAnsi="Times New Roman"/>
-          <w:sz w:val="24"/>
-          <w:szCs w:val="24"/>
-        </w:rPr>
-        <w:tab/>
-      </w:r>
-      <w:r>
-        <w:rPr>
-          <w:rFonts w:ascii="Times New Roman" w:hAnsi="Times New Roman"/>
-          <w:sz w:val="24"/>
-          <w:szCs w:val="24"/>
-        </w:rPr>
-        <w:t xml:space="preserve">Перечень переданных документов риэлтерской организации Потребителем: </w:t>
+      <w:bookmarkStart w:id="8" w:name="_Hlk232533006"/>
+      <w:r>
+        <w:rPr>
+          <w:rFonts w:ascii="Times New Roman" w:hAnsi="Times New Roman"/>
+          <w:sz w:val="24"/>
+          <w:szCs w:val="24"/>
+        </w:rPr>
+        <w:t>__________________________________________________________________________________________</w:t>
       </w:r>
     </w:p>
     <w:p>
@@ -5189,7 +5158,6 @@
           <w:szCs w:val="24"/>
         </w:rPr>
       </w:pPr>
-      <w:bookmarkStart w:id="8" w:name="_Hlk232533006"/>
       <w:r>
         <w:rPr>
           <w:rFonts w:ascii="Times New Roman" w:hAnsi="Times New Roman"/>
@@ -5219,6 +5187,7 @@
         <w:t>__________________________________________________________________________________________</w:t>
       </w:r>
     </w:p>
+    <w:bookmarkEnd w:id="8"/>
     <w:p>
       <w:pPr>
         <w:spacing w:after="0"/>
@@ -5236,27 +5205,6 @@
           <w:sz w:val="24"/>
           <w:szCs w:val="24"/>
         </w:rPr>
-        <w:t>__________________________________________________________________________________________</w:t>
-      </w:r>
-    </w:p>
-    <w:bookmarkEnd w:id="8"/>
-    <w:p>
-      <w:pPr>
-        <w:spacing w:after="0"/>
-        <w:ind w:left="567" w:hanging="567"/>
-        <w:jc w:val="both"/>
-        <w:rPr>
-          <w:rFonts w:ascii="Times New Roman" w:hAnsi="Times New Roman"/>
-          <w:sz w:val="24"/>
-          <w:szCs w:val="24"/>
-        </w:rPr>
-      </w:pPr>
-      <w:r>
-        <w:rPr>
-          <w:rFonts w:ascii="Times New Roman" w:hAnsi="Times New Roman"/>
-          <w:sz w:val="24"/>
-          <w:szCs w:val="24"/>
-        </w:rPr>
         <w:t>6.</w:t>
       </w:r>
       <w:r>
@@ -5265,7 +5213,7 @@
           <w:sz w:val="24"/>
           <w:szCs w:val="24"/>
         </w:rPr>
-        <w:t>10</w:t>
+        <w:t>9</w:t>
       </w:r>
       <w:r>
         <w:rPr>
@@ -5391,6 +5339,8 @@
         <w:rPr>
           <w:rFonts w:ascii="Times New Roman" w:eastAsia="Times New Roman" w:hAnsi="Times New Roman"/>
           <w:bCs/>
+          <w:i/>
+          <w:iCs/>
           <w:sz w:val="20"/>
           <w:szCs w:val="20"/>
           <w:lang w:eastAsia="ru-RU"/>
@@ -5400,6 +5350,8 @@
         <w:rPr>
           <w:rFonts w:ascii="Times New Roman" w:eastAsia="Times New Roman" w:hAnsi="Times New Roman"/>
           <w:bCs/>
+          <w:i/>
+          <w:iCs/>
           <w:sz w:val="20"/>
           <w:szCs w:val="20"/>
           <w:lang w:eastAsia="ru-RU"/>
@@ -5937,7 +5889,6 @@
                 <w:color w:val="000000"/>
                 <w:sz w:val="20"/>
                 <w:szCs w:val="20"/>
-                <w:lang w:val="en-US"/>
               </w:rPr>
             </w:pPr>
             <w:hyperlink r:id="rId9" w:history="1">
@@ -5957,7 +5908,6 @@
                   <w:rFonts w:ascii="Times New Roman" w:eastAsia="Times New Roman" w:hAnsi="Times New Roman"/>
                   <w:sz w:val="20"/>
                   <w:szCs w:val="20"/>
-                  <w:lang w:val="en-US"/>
                 </w:rPr>
                 <w:t>://</w:t>
               </w:r>
@@ -5977,7 +5927,6 @@
                   <w:rFonts w:ascii="Times New Roman" w:eastAsia="Times New Roman" w:hAnsi="Times New Roman"/>
                   <w:sz w:val="20"/>
                   <w:szCs w:val="20"/>
-                  <w:lang w:val="en-US"/>
                 </w:rPr>
                 <w:t>.</w:t>
               </w:r>
@@ -6001,7 +5950,7 @@
                 <w:b/>
                 <w:sz w:val="20"/>
                 <w:szCs w:val="20"/>
-                <w:lang w:val="en-US" w:eastAsia="ru-RU"/>
+                <w:lang w:eastAsia="ru-RU"/>
               </w:rPr>
             </w:pPr>
           </w:p>
@@ -8859,6 +8808,7 @@
         <w:autoSpaceDE w:val="0"/>
         <w:autoSpaceDN w:val="0"/>
         <w:spacing w:after="0" w:line="240" w:lineRule="auto"/>
+        <w:ind w:firstLine="360"/>
         <w:jc w:val="both"/>
         <w:rPr>
           <w:rFonts w:ascii="Times New Roman" w:eastAsia="Times New Roman" w:hAnsi="Times New Roman"/>
@@ -8873,7 +8823,23 @@
           <w:sz w:val="20"/>
           <w:szCs w:val="20"/>
         </w:rPr>
-        <w:t xml:space="preserve">  5. Настоящее приложение составлено в двух экземплярах по одному для каждой из Сторон и является неотъемлемой частью Договора </w:t>
+        <w:t xml:space="preserve">Настоящее приложение составлено в </w:t>
+      </w:r>
+      <w:r>
+        <w:rPr>
+          <w:rFonts w:ascii="Times New Roman" w:hAnsi="Times New Roman"/>
+          <w:sz w:val="20"/>
+          <w:szCs w:val="20"/>
+        </w:rPr>
+        <w:t>трех</w:t>
+      </w:r>
+      <w:r>
+        <w:rPr>
+          <w:rFonts w:ascii="Times New Roman" w:hAnsi="Times New Roman"/>
+          <w:sz w:val="20"/>
+          <w:szCs w:val="20"/>
+        </w:rPr>
+        <w:t xml:space="preserve"> экземплярах по одному для каждой из Сторон и является неотъемлемой частью Договора </w:t>
       </w:r>
       <w:r>
         <w:rPr>
@@ -9768,6 +9734,7 @@
   <w:style w:type="character" w:default="1" w:styleId="a0">
     <w:name w:val="Default Paragraph Font"/>
     <w:uiPriority w:val="1"/>
+    <w:semiHidden/>
     <w:unhideWhenUsed/>
   </w:style>
   <w:style w:type="table" w:default="1" w:styleId="a1">
